--- a/report/CSA0312_Final_Assignment_Report.docx
+++ b/report/CSA0312_Final_Assignment_Report.docx
@@ -3018,7 +3018,15 @@
           <w:color w:val="000000"/>
           <w:sz w:val="24"/>
         </w:rPr>
-        <w:t>Each logical road is stored as two directed Edge records. graph_update_road_weight validates both endpoints, rejects a negative value, finds both edge records and changes both weights together. graph_set_road_status changes both active flags. A blocked road remains in the list with active = 0, preserving its weight for later reopening. Every routing-relevant mutation increments Graph.version because the best route may have changed.</w:t>
+        <w:t xml:space="preserve">Each logical road is stored as two directed Edge records. graph_update_road_weight validates both endpoints, rejects a negative value, finds both edge records and changes both weights together. </w:t>
+      </w:r>
+      <w:r>
+        <w:rPr>
+          <w:color w:val="000000"/>
+          <w:sz w:val="24"/>
+        </w:rPr>
+        <w:lastRenderedPageBreak/>
+        <w:t>graph_set_road_status changes both active flags. A blocked road remains in the list with active = 0, preserving its weight for later reopening. Every routing-relevant mutation increments Graph.version because the best route may have changed.</w:t>
       </w:r>
     </w:p>
     <w:tbl>
@@ -3486,6 +3494,7 @@
                 <w:color w:val="000000"/>
                 <w:sz w:val="18"/>
               </w:rPr>
+              <w:lastRenderedPageBreak/>
               <w:t>Dijkstra(G, src, dst):</w:t>
             </w:r>
           </w:p>
@@ -7487,7 +7496,14 @@
           <w:color w:val="000000"/>
           <w:sz w:val="20"/>
         </w:rPr>
-        <w:t>The following black-and-white captures are direct outputs from the verified Windows execution. Timing values can vary slightly between runs because of clock resolution, but all uncached queries remain far below the required 200 ms limit.</w:t>
+        <w:t>The following verified console-output excerpts are taken from the Windows execution of the program.</w:t>
+      </w:r>
+      <w:r>
+        <w:rPr>
+          <w:color w:val="000000"/>
+          <w:sz w:val="20"/>
+        </w:rPr>
+        <w:t xml:space="preserve"> Timing values can vary slightly between runs because of clock resolution, but all uncached queries remain far below the required 200 ms limit.</w:t>
       </w:r>
     </w:p>
     <w:tbl>
@@ -7580,7 +7596,15 @@
           <w:color w:val="000000"/>
           <w:sz w:val="18"/>
         </w:rPr>
-        <w:t>Figure 1. Demonstration output: multiple routes, unreachable and invalid-query handling, cache statistics, and 16/16 functional tests passed.</w:t>
+        <w:t xml:space="preserve">Figure 1. </w:t>
+      </w:r>
+      <w:r>
+        <w:rPr>
+          <w:i/>
+          <w:color w:val="000000"/>
+          <w:sz w:val="18"/>
+        </w:rPr>
+        <w:t>Console-output excerpt showing multiple routes, unreachable and invalid-query handling, cache statistics, and 16/16 functional tests passed.</w:t>
       </w:r>
     </w:p>
     <w:tbl>
@@ -7673,7 +7697,15 @@
           <w:color w:val="000000"/>
           <w:sz w:val="18"/>
         </w:rPr>
-        <w:t>Figure 2. Full-scale benchmark: deterministic city with 8,200 intersections, 21,000 logical roads and ten timed route queries.</w:t>
+        <w:t xml:space="preserve">Figure 2. </w:t>
+      </w:r>
+      <w:r>
+        <w:rPr>
+          <w:i/>
+          <w:color w:val="000000"/>
+          <w:sz w:val="18"/>
+        </w:rPr>
+        <w:t>Console-output excerpt from the full-scale benchmark with 8,200 intersections, 21,000 logical roads and ten timed route queries.</w:t>
       </w:r>
     </w:p>
     <w:tbl>
@@ -7766,7 +7798,15 @@
           <w:color w:val="000000"/>
           <w:sz w:val="18"/>
         </w:rPr>
-        <w:t>Figure 3. Road-failure experiment: exactly 6,300 of 21,000 logical roads were blocked and the analysis file was written.</w:t>
+        <w:t xml:space="preserve">Figure 3. </w:t>
+      </w:r>
+      <w:r>
+        <w:rPr>
+          <w:i/>
+          <w:color w:val="000000"/>
+          <w:sz w:val="18"/>
+        </w:rPr>
+        <w:t>Console-output excerpt from the road-failure experiment, where exactly 6,300 of 21,000 logical roads were blocked and the analysis file was written.</w:t>
       </w:r>
     </w:p>
     <w:p>

--- a/report/CSA0312_Final_Assignment_Report.docx
+++ b/report/CSA0312_Final_Assignment_Report.docx
@@ -3018,15 +3018,7 @@
           <w:color w:val="000000"/>
           <w:sz w:val="24"/>
         </w:rPr>
-        <w:t xml:space="preserve">Each logical road is stored as two directed Edge records. graph_update_road_weight validates both endpoints, rejects a negative value, finds both edge records and changes both weights together. </w:t>
-      </w:r>
-      <w:r>
-        <w:rPr>
-          <w:color w:val="000000"/>
-          <w:sz w:val="24"/>
-        </w:rPr>
-        <w:lastRenderedPageBreak/>
-        <w:t>graph_set_road_status changes both active flags. A blocked road remains in the list with active = 0, preserving its weight for later reopening. Every routing-relevant mutation increments Graph.version because the best route may have changed.</w:t>
+        <w:t>Each logical road is stored as two directed Edge records. graph_update_road_weight validates both endpoints, rejects a negative value, finds both edge records and changes both weights together. graph_set_road_status changes both active flags. A blocked road remains in the list with active = 0, preserving its weight for later reopening. Every routing-relevant mutation increments Graph.version because the best route may have changed.</w:t>
       </w:r>
     </w:p>
     <w:tbl>
@@ -3494,7 +3486,6 @@
                 <w:color w:val="000000"/>
                 <w:sz w:val="18"/>
               </w:rPr>
-              <w:lastRenderedPageBreak/>
               <w:t>Dijkstra(G, src, dst):</w:t>
             </w:r>
           </w:p>
@@ -7496,7 +7487,7 @@
           <w:color w:val="000000"/>
           <w:sz w:val="20"/>
         </w:rPr>
-        <w:t>The following verified console-output excerpts are taken from the Windows execution of the program.</w:t>
+        <w:t>The following screenshots were captured from the Windows terminal while running the verified program.</w:t>
       </w:r>
       <w:r>
         <w:rPr>
@@ -7542,25 +7533,28 @@
             <w:r>
               <w:rPr>
                 <w:noProof/>
-                <w:color w:val="000000"/>
               </w:rPr>
               <w:drawing>
-                <wp:inline distT="0" distB="0" distL="0" distR="0" wp14:anchorId="53D32A73" wp14:editId="67104FC0">
-                  <wp:extent cx="5897880" cy="1443599"/>
+                <wp:inline distT="0" distB="0" distL="0" distR="0" wp14:anchorId="7652BF0D" wp14:editId="2A533A5B">
+                  <wp:extent cx="6350000" cy="4728418"/>
                   <wp:effectExtent l="0" t="0" r="0" b="0"/>
-                  <wp:docPr id="1" name="Picture 1"/>
-                  <wp:cNvGraphicFramePr>
-                    <a:graphicFrameLocks xmlns:a="http://schemas.openxmlformats.org/drawingml/2006/main" noChangeAspect="1"/>
-                  </wp:cNvGraphicFramePr>
+                  <wp:docPr id="142600549" name="Picture 3"/>
+                  <wp:cNvGraphicFramePr/>
                   <a:graphic xmlns:a="http://schemas.openxmlformats.org/drawingml/2006/main">
                     <a:graphicData uri="http://schemas.openxmlformats.org/drawingml/2006/picture">
                       <pic:pic xmlns:pic="http://schemas.openxmlformats.org/drawingml/2006/picture">
                         <pic:nvPicPr>
-                          <pic:cNvPr id="0" name="verification_demo_and_tests.png"/>
+                          <pic:cNvPr id="142600549" name=""/>
                           <pic:cNvPicPr/>
                         </pic:nvPicPr>
                         <pic:blipFill>
-                          <a:blip r:embed="rId7"/>
+                          <a:blip r:embed="rId7">
+                            <a:extLst>
+                              <a:ext uri="{28A0092B-C50C-407E-A947-70E740481C1C}">
+                                <a14:useLocalDpi xmlns:a14="http://schemas.microsoft.com/office/drawing/2010/main" val="0"/>
+                              </a:ext>
+                            </a:extLst>
+                          </a:blip>
                           <a:stretch>
                             <a:fillRect/>
                           </a:stretch>
@@ -7568,7 +7562,7 @@
                         <pic:spPr>
                           <a:xfrm>
                             <a:off x="0" y="0"/>
-                            <a:ext cx="5897880" cy="1443599"/>
+                            <a:ext cx="6350000" cy="4728418"/>
                           </a:xfrm>
                           <a:prstGeom prst="rect">
                             <a:avLst/>
@@ -7586,7 +7580,7 @@
     </w:tbl>
     <w:p>
       <w:pPr>
-        <w:keepNext/>
+        <w:keepLines/>
         <w:spacing w:before="20" w:after="120" w:line="259" w:lineRule="auto"/>
         <w:jc w:val="center"/>
       </w:pPr>
@@ -7604,7 +7598,15 @@
           <w:color w:val="000000"/>
           <w:sz w:val="18"/>
         </w:rPr>
-        <w:t>Console-output excerpt showing multiple routes, unreachable and invalid-query handling, cache statistics, and 16/16 functional tests passed.</w:t>
+        <w:t>Windows terminal screenshot showing</w:t>
+      </w:r>
+      <w:r>
+        <w:rPr>
+          <w:i/>
+          <w:color w:val="000000"/>
+          <w:sz w:val="18"/>
+        </w:rPr>
+        <w:t xml:space="preserve"> multiple routes, unreachable and invalid-query handling, cache statistics, and 16/16 functional tests passed.</w:t>
       </w:r>
     </w:p>
     <w:tbl>
@@ -7643,25 +7645,28 @@
             <w:r>
               <w:rPr>
                 <w:noProof/>
-                <w:color w:val="000000"/>
               </w:rPr>
               <w:drawing>
-                <wp:inline distT="0" distB="0" distL="0" distR="0" wp14:anchorId="77D05EA6" wp14:editId="0FCC07B6">
-                  <wp:extent cx="5897880" cy="1090784"/>
+                <wp:inline distT="0" distB="0" distL="0" distR="0" wp14:anchorId="728C795A" wp14:editId="6C745796">
+                  <wp:extent cx="6350000" cy="5285688"/>
                   <wp:effectExtent l="0" t="0" r="0" b="0"/>
-                  <wp:docPr id="2" name="Picture 2"/>
-                  <wp:cNvGraphicFramePr>
-                    <a:graphicFrameLocks xmlns:a="http://schemas.openxmlformats.org/drawingml/2006/main" noChangeAspect="1"/>
-                  </wp:cNvGraphicFramePr>
+                  <wp:docPr id="863743179" name="Picture 2"/>
+                  <wp:cNvGraphicFramePr/>
                   <a:graphic xmlns:a="http://schemas.openxmlformats.org/drawingml/2006/main">
                     <a:graphicData uri="http://schemas.openxmlformats.org/drawingml/2006/picture">
                       <pic:pic xmlns:pic="http://schemas.openxmlformats.org/drawingml/2006/picture">
                         <pic:nvPicPr>
-                          <pic:cNvPr id="0" name="verification_benchmark.png"/>
+                          <pic:cNvPr id="863743179" name=""/>
                           <pic:cNvPicPr/>
                         </pic:nvPicPr>
                         <pic:blipFill>
-                          <a:blip r:embed="rId8"/>
+                          <a:blip r:embed="rId8">
+                            <a:extLst>
+                              <a:ext uri="{28A0092B-C50C-407E-A947-70E740481C1C}">
+                                <a14:useLocalDpi xmlns:a14="http://schemas.microsoft.com/office/drawing/2010/main" val="0"/>
+                              </a:ext>
+                            </a:extLst>
+                          </a:blip>
                           <a:stretch>
                             <a:fillRect/>
                           </a:stretch>
@@ -7669,7 +7674,7 @@
                         <pic:spPr>
                           <a:xfrm>
                             <a:off x="0" y="0"/>
-                            <a:ext cx="5897880" cy="1090784"/>
+                            <a:ext cx="6350000" cy="5285688"/>
                           </a:xfrm>
                           <a:prstGeom prst="rect">
                             <a:avLst/>
@@ -7687,7 +7692,7 @@
     </w:tbl>
     <w:p>
       <w:pPr>
-        <w:keepNext/>
+        <w:keepLines/>
         <w:spacing w:before="20" w:after="120" w:line="259" w:lineRule="auto"/>
         <w:jc w:val="center"/>
       </w:pPr>
@@ -7705,7 +7710,15 @@
           <w:color w:val="000000"/>
           <w:sz w:val="18"/>
         </w:rPr>
-        <w:t>Console-output excerpt from the full-scale benchmark with 8,200 intersections, 21,000 logical roads and ten timed route queries.</w:t>
+        <w:t>Windows terminal screenshot from the full-scale benchmark</w:t>
+      </w:r>
+      <w:r>
+        <w:rPr>
+          <w:i/>
+          <w:color w:val="000000"/>
+          <w:sz w:val="18"/>
+        </w:rPr>
+        <w:t xml:space="preserve"> with 8,200 intersections, 21,000 logical roads and ten timed route queries.</w:t>
       </w:r>
     </w:p>
     <w:tbl>
@@ -7744,25 +7757,28 @@
             <w:r>
               <w:rPr>
                 <w:noProof/>
-                <w:color w:val="000000"/>
               </w:rPr>
               <w:drawing>
-                <wp:inline distT="0" distB="0" distL="0" distR="0" wp14:anchorId="215078E8" wp14:editId="273B2111">
-                  <wp:extent cx="5897880" cy="332993"/>
-                  <wp:effectExtent l="0" t="0" r="0" b="0"/>
-                  <wp:docPr id="3" name="Picture 3"/>
-                  <wp:cNvGraphicFramePr>
-                    <a:graphicFrameLocks xmlns:a="http://schemas.openxmlformats.org/drawingml/2006/main" noChangeAspect="1"/>
-                  </wp:cNvGraphicFramePr>
+                <wp:inline distT="0" distB="0" distL="0" distR="0" wp14:anchorId="1B651A5C" wp14:editId="13C829C9">
+                  <wp:extent cx="6350000" cy="1725024"/>
+                  <wp:effectExtent l="0" t="0" r="0" b="8890"/>
+                  <wp:docPr id="1267694762" name="Picture 1"/>
+                  <wp:cNvGraphicFramePr/>
                   <a:graphic xmlns:a="http://schemas.openxmlformats.org/drawingml/2006/main">
                     <a:graphicData uri="http://schemas.openxmlformats.org/drawingml/2006/picture">
                       <pic:pic xmlns:pic="http://schemas.openxmlformats.org/drawingml/2006/picture">
                         <pic:nvPicPr>
-                          <pic:cNvPr id="0" name="verification_failure.png"/>
+                          <pic:cNvPr id="1267694762" name=""/>
                           <pic:cNvPicPr/>
                         </pic:nvPicPr>
                         <pic:blipFill>
-                          <a:blip r:embed="rId9"/>
+                          <a:blip r:embed="rId9">
+                            <a:extLst>
+                              <a:ext uri="{28A0092B-C50C-407E-A947-70E740481C1C}">
+                                <a14:useLocalDpi xmlns:a14="http://schemas.microsoft.com/office/drawing/2010/main" val="0"/>
+                              </a:ext>
+                            </a:extLst>
+                          </a:blip>
                           <a:stretch>
                             <a:fillRect/>
                           </a:stretch>
@@ -7770,7 +7786,7 @@
                         <pic:spPr>
                           <a:xfrm>
                             <a:off x="0" y="0"/>
-                            <a:ext cx="5897880" cy="332993"/>
+                            <a:ext cx="6350000" cy="1725024"/>
                           </a:xfrm>
                           <a:prstGeom prst="rect">
                             <a:avLst/>
@@ -7788,7 +7804,7 @@
     </w:tbl>
     <w:p>
       <w:pPr>
-        <w:keepNext/>
+        <w:keepLines/>
         <w:spacing w:before="20" w:after="120" w:line="259" w:lineRule="auto"/>
         <w:jc w:val="center"/>
       </w:pPr>
@@ -7806,12 +7822,21 @@
           <w:color w:val="000000"/>
           <w:sz w:val="18"/>
         </w:rPr>
-        <w:t>Console-output excerpt from the road-failure experiment, where exactly 6,300 of 21,000 logical roads were blocked and the analysis file was written.</w:t>
+        <w:t>Windows terminal screenshot from the road-failure experiment</w:t>
+      </w:r>
+      <w:r>
+        <w:rPr>
+          <w:i/>
+          <w:color w:val="000000"/>
+          <w:sz w:val="18"/>
+        </w:rPr>
+        <w:t>, where exactly 6,300 of 21,000 logical roads were blocked and the analysis file was written.</w:t>
       </w:r>
     </w:p>
     <w:p>
       <w:pPr>
         <w:keepNext/>
+        <w:pageBreakBefore/>
         <w:spacing w:after="100" w:line="259" w:lineRule="auto"/>
       </w:pPr>
       <w:r>

--- a/report/CSA0312_Final_Assignment_Report.docx
+++ b/report/CSA0312_Final_Assignment_Report.docx
@@ -3018,7 +3018,15 @@
           <w:color w:val="000000"/>
           <w:sz w:val="24"/>
         </w:rPr>
-        <w:t>Each logical road is stored as two directed Edge records. graph_update_road_weight validates both endpoints, rejects a negative value, finds both edge records and changes both weights together. graph_set_road_status changes both active flags. A blocked road remains in the list with active = 0, preserving its weight for later reopening. Every routing-relevant mutation increments Graph.version because the best route may have changed.</w:t>
+        <w:t xml:space="preserve">Each logical road is stored as two directed Edge records. graph_update_road_weight validates both endpoints, rejects a negative value, finds both edge records and changes both weights together. </w:t>
+      </w:r>
+      <w:r>
+        <w:rPr>
+          <w:color w:val="000000"/>
+          <w:sz w:val="24"/>
+        </w:rPr>
+        <w:lastRenderedPageBreak/>
+        <w:t>graph_set_road_status changes both active flags. A blocked road remains in the list with active = 0, preserving its weight for later reopening. Every routing-relevant mutation increments Graph.version because the best route may have changed.</w:t>
       </w:r>
     </w:p>
     <w:tbl>
@@ -3486,6 +3494,7 @@
                 <w:color w:val="000000"/>
                 <w:sz w:val="18"/>
               </w:rPr>
+              <w:lastRenderedPageBreak/>
               <w:t>Dijkstra(G, src, dst):</w:t>
             </w:r>
           </w:p>
@@ -4282,6 +4291,7 @@
                 <w:color w:val="000000"/>
                 <w:sz w:val="19"/>
               </w:rPr>
+              <w:lastRenderedPageBreak/>
               <w:t>Reopened road</w:t>
             </w:r>
           </w:p>
@@ -5796,7 +5806,15 @@
           <w:color w:val="000000"/>
           <w:sz w:val="24"/>
         </w:rPr>
-        <w:t xml:space="preserve">The deterministic benchmark uses 8,200 intersections and 21,000 logical bidirectional roads, represented internally by 42,000 directed edge records. Ten fixed source-to-destination queries were executed. The measured uncached average was approximately </w:t>
+        <w:t xml:space="preserve">The deterministic benchmark uses 8,200 intersections and 21,000 logical bidirectional roads, represented </w:t>
+      </w:r>
+      <w:r>
+        <w:rPr>
+          <w:color w:val="000000"/>
+          <w:sz w:val="24"/>
+        </w:rPr>
+        <w:lastRenderedPageBreak/>
+        <w:t xml:space="preserve">internally by 42,000 directed edge records. Ten fixed source-to-destination queries were executed. The measured uncached average was approximately </w:t>
       </w:r>
       <w:r>
         <w:rPr>
@@ -6749,6 +6767,7 @@
           <w:color w:val="000000"/>
           <w:sz w:val="28"/>
         </w:rPr>
+        <w:lastRenderedPageBreak/>
         <w:t>Test Cases and Results</w:t>
       </w:r>
     </w:p>
@@ -7475,6 +7494,7 @@
           <w:color w:val="000000"/>
           <w:sz w:val="28"/>
         </w:rPr>
+        <w:lastRenderedPageBreak/>
         <w:t>Verified Execution Evidence</w:t>
       </w:r>
     </w:p>
@@ -7646,6 +7666,7 @@
               <w:rPr>
                 <w:noProof/>
               </w:rPr>
+              <w:lastRenderedPageBreak/>
               <w:drawing>
                 <wp:inline distT="0" distB="0" distL="0" distR="0" wp14:anchorId="728C795A" wp14:editId="6C745796">
                   <wp:extent cx="6350000" cy="5285688"/>
@@ -7845,6 +7866,7 @@
           <w:color w:val="000000"/>
           <w:sz w:val="28"/>
         </w:rPr>
+        <w:lastRenderedPageBreak/>
         <w:t>Implementation and Submission Evidence</w:t>
       </w:r>
     </w:p>
@@ -7876,11 +7898,1379 @@
     <w:p>
       <w:pPr>
         <w:keepNext/>
-        <w:pageBreakBefore/>
+        <w:ind w:left="720"/>
+        <w:rPr>
+          <w:b/>
+          <w:color w:val="000000"/>
+          <w:sz w:val="28"/>
+        </w:rPr>
+      </w:pPr>
+      <w:r>
+        <w:rPr>
+          <w:b/>
+          <w:color w:val="000000"/>
+          <w:sz w:val="28"/>
+        </w:rPr>
+        <w:t>Modern Tools Used</w:t>
+      </w:r>
+    </w:p>
+    <w:p>
+      <w:pPr>
+        <w:ind w:left="720"/>
+        <w:rPr>
+          <w:color w:val="000000"/>
+          <w:sz w:val="24"/>
+        </w:rPr>
+      </w:pPr>
+      <w:r>
+        <w:rPr>
+          <w:color w:val="000000"/>
+          <w:sz w:val="24"/>
+        </w:rPr>
+        <w:t>• GCC compiler for building the modular C implementation with strict warnings enabled.</w:t>
+      </w:r>
+    </w:p>
+    <w:p>
+      <w:pPr>
+        <w:ind w:left="720"/>
+        <w:rPr>
+          <w:color w:val="000000"/>
+          <w:sz w:val="24"/>
+        </w:rPr>
+      </w:pPr>
+      <w:r>
+        <w:rPr>
+          <w:color w:val="000000"/>
+          <w:sz w:val="24"/>
+        </w:rPr>
+        <w:t>• Windows Command Prompt for running the demo, functional tests, benchmark and road-failure experiment.</w:t>
+      </w:r>
+    </w:p>
+    <w:p>
+      <w:pPr>
+        <w:ind w:left="720"/>
+        <w:rPr>
+          <w:color w:val="000000"/>
+          <w:sz w:val="24"/>
+        </w:rPr>
+      </w:pPr>
+      <w:r>
+        <w:rPr>
+          <w:color w:val="000000"/>
+          <w:sz w:val="24"/>
+        </w:rPr>
+        <w:t>• GitHub repository for version control and submission hosting.</w:t>
+      </w:r>
+    </w:p>
+    <w:p>
+      <w:pPr>
+        <w:ind w:left="720"/>
+        <w:rPr>
+          <w:color w:val="000000"/>
+          <w:sz w:val="24"/>
+        </w:rPr>
+      </w:pPr>
+      <w:r>
+        <w:rPr>
+          <w:color w:val="000000"/>
+          <w:sz w:val="24"/>
+        </w:rPr>
+        <w:t>• Microsoft Word and PDF export for preparing this report.</w:t>
+      </w:r>
+    </w:p>
+    <w:p>
+      <w:pPr>
+        <w:ind w:left="720"/>
+        <w:rPr>
+          <w:color w:val="000000"/>
+          <w:sz w:val="24"/>
+        </w:rPr>
+      </w:pPr>
+      <w:r>
+        <w:rPr>
+          <w:color w:val="000000"/>
+          <w:sz w:val="24"/>
+        </w:rPr>
+        <w:t>• Deterministic result files kept in results/ (test_results.txt, benchmark_results.csv, road_failure_analysis.txt) so every reported number can be re-checked.</w:t>
+      </w:r>
+    </w:p>
+    <w:p>
+      <w:pPr>
+        <w:keepNext/>
+        <w:ind w:left="720"/>
+        <w:rPr>
+          <w:b/>
+          <w:color w:val="000000"/>
+          <w:sz w:val="28"/>
+        </w:rPr>
+      </w:pPr>
+      <w:r>
+        <w:rPr>
+          <w:b/>
+          <w:color w:val="000000"/>
+          <w:sz w:val="28"/>
+        </w:rPr>
+        <w:t>Requirement Traceability Table</w:t>
+      </w:r>
+    </w:p>
+    <w:p>
+      <w:pPr>
+        <w:ind w:left="720"/>
+        <w:rPr>
+          <w:color w:val="000000"/>
+          <w:sz w:val="24"/>
+        </w:rPr>
+      </w:pPr>
+      <w:r>
+        <w:rPr>
+          <w:color w:val="000000"/>
+          <w:sz w:val="24"/>
+        </w:rPr>
+        <w:t>Each assignment requirement is mapped to the report section that addresses it and the evidence that proves it.</w:t>
+      </w:r>
+    </w:p>
+    <w:tbl>
+      <w:tblPr>
+        <w:tblW w:w="5000" w:type="pct"/>
+        <w:tblBorders>
+          <w:top w:val="single" w:sz="4" w:space="0" w:color="auto"/>
+          <w:left w:val="single" w:sz="4" w:space="0" w:color="auto"/>
+          <w:bottom w:val="single" w:sz="4" w:space="0" w:color="auto"/>
+          <w:right w:val="single" w:sz="4" w:space="0" w:color="auto"/>
+          <w:insideH w:val="single" w:sz="4" w:space="0" w:color="auto"/>
+          <w:insideV w:val="single" w:sz="4" w:space="0" w:color="auto"/>
+        </w:tblBorders>
+        <w:tblLook w:val="0000" w:firstRow="0" w:lastRow="0" w:firstColumn="0" w:lastColumn="0" w:noHBand="0" w:noVBand="0"/>
+      </w:tblPr>
+      <w:tblGrid>
+        <w:gridCol w:w="3672"/>
+        <w:gridCol w:w="3673"/>
+        <w:gridCol w:w="3671"/>
+      </w:tblGrid>
+      <w:tr>
+        <w:tblPrEx>
+          <w:tblCellMar>
+            <w:top w:w="0" w:type="dxa"/>
+            <w:bottom w:w="0" w:type="dxa"/>
+          </w:tblCellMar>
+        </w:tblPrEx>
+        <w:trPr>
+          <w:cantSplit/>
+          <w:tblHeader/>
+        </w:trPr>
+        <w:tc>
+          <w:tcPr>
+            <w:tcW w:w="1667" w:type="pct"/>
+          </w:tcPr>
+          <w:p>
+            <w:pPr>
+              <w:jc w:val="both"/>
+              <w:rPr>
+                <w:b/>
+                <w:color w:val="000000"/>
+                <w:sz w:val="20"/>
+              </w:rPr>
+            </w:pPr>
+            <w:r>
+              <w:rPr>
+                <w:b/>
+                <w:color w:val="000000"/>
+                <w:sz w:val="20"/>
+              </w:rPr>
+              <w:lastRenderedPageBreak/>
+              <w:t>Requirement</w:t>
+            </w:r>
+          </w:p>
+        </w:tc>
+        <w:tc>
+          <w:tcPr>
+            <w:tcW w:w="1667" w:type="pct"/>
+          </w:tcPr>
+          <w:p>
+            <w:pPr>
+              <w:jc w:val="both"/>
+              <w:rPr>
+                <w:b/>
+                <w:color w:val="000000"/>
+                <w:sz w:val="20"/>
+              </w:rPr>
+            </w:pPr>
+            <w:r>
+              <w:rPr>
+                <w:b/>
+                <w:color w:val="000000"/>
+                <w:sz w:val="20"/>
+              </w:rPr>
+              <w:t>Where Addressed</w:t>
+            </w:r>
+          </w:p>
+        </w:tc>
+        <w:tc>
+          <w:tcPr>
+            <w:tcW w:w="1667" w:type="pct"/>
+          </w:tcPr>
+          <w:p>
+            <w:pPr>
+              <w:jc w:val="both"/>
+              <w:rPr>
+                <w:b/>
+                <w:color w:val="000000"/>
+                <w:sz w:val="20"/>
+              </w:rPr>
+            </w:pPr>
+            <w:r>
+              <w:rPr>
+                <w:b/>
+                <w:color w:val="000000"/>
+                <w:sz w:val="20"/>
+              </w:rPr>
+              <w:t>Evidence</w:t>
+            </w:r>
+          </w:p>
+        </w:tc>
+      </w:tr>
+      <w:tr>
+        <w:tblPrEx>
+          <w:tblCellMar>
+            <w:top w:w="0" w:type="dxa"/>
+            <w:bottom w:w="0" w:type="dxa"/>
+          </w:tblCellMar>
+        </w:tblPrEx>
+        <w:trPr>
+          <w:cantSplit/>
+        </w:trPr>
+        <w:tc>
+          <w:tcPr>
+            <w:tcW w:w="1667" w:type="pct"/>
+          </w:tcPr>
+          <w:p>
+            <w:pPr>
+              <w:jc w:val="both"/>
+              <w:rPr>
+                <w:color w:val="000000"/>
+                <w:sz w:val="20"/>
+              </w:rPr>
+            </w:pPr>
+            <w:r>
+              <w:rPr>
+                <w:color w:val="000000"/>
+                <w:sz w:val="20"/>
+              </w:rPr>
+              <w:lastRenderedPageBreak/>
+              <w:t>8000+ vertices and 20000+ weighted roads</w:t>
+            </w:r>
+          </w:p>
+        </w:tc>
+        <w:tc>
+          <w:tcPr>
+            <w:tcW w:w="1667" w:type="pct"/>
+          </w:tcPr>
+          <w:p>
+            <w:pPr>
+              <w:jc w:val="both"/>
+              <w:rPr>
+                <w:color w:val="000000"/>
+                <w:sz w:val="20"/>
+              </w:rPr>
+            </w:pPr>
+            <w:r>
+              <w:rPr>
+                <w:color w:val="000000"/>
+                <w:sz w:val="20"/>
+              </w:rPr>
+              <w:t>Section 11 (benchmark city)</w:t>
+            </w:r>
+          </w:p>
+        </w:tc>
+        <w:tc>
+          <w:tcPr>
+            <w:tcW w:w="1667" w:type="pct"/>
+          </w:tcPr>
+          <w:p>
+            <w:pPr>
+              <w:jc w:val="both"/>
+              <w:rPr>
+                <w:color w:val="000000"/>
+                <w:sz w:val="20"/>
+              </w:rPr>
+            </w:pPr>
+            <w:r>
+              <w:rPr>
+                <w:color w:val="000000"/>
+                <w:sz w:val="20"/>
+              </w:rPr>
+              <w:t>Figure 2; results/benchmark_results.csv (8,200 / 21,000)</w:t>
+            </w:r>
+          </w:p>
+        </w:tc>
+      </w:tr>
+      <w:tr>
+        <w:tblPrEx>
+          <w:tblCellMar>
+            <w:top w:w="0" w:type="dxa"/>
+            <w:bottom w:w="0" w:type="dxa"/>
+          </w:tblCellMar>
+        </w:tblPrEx>
+        <w:trPr>
+          <w:cantSplit/>
+        </w:trPr>
+        <w:tc>
+          <w:tcPr>
+            <w:tcW w:w="1667" w:type="pct"/>
+          </w:tcPr>
+          <w:p>
+            <w:pPr>
+              <w:jc w:val="both"/>
+              <w:rPr>
+                <w:color w:val="000000"/>
+                <w:sz w:val="20"/>
+              </w:rPr>
+            </w:pPr>
+            <w:r>
+              <w:rPr>
+                <w:color w:val="000000"/>
+                <w:sz w:val="20"/>
+              </w:rPr>
+              <w:lastRenderedPageBreak/>
+              <w:t>Dynamic road-weight updates</w:t>
+            </w:r>
+          </w:p>
+        </w:tc>
+        <w:tc>
+          <w:tcPr>
+            <w:tcW w:w="1667" w:type="pct"/>
+          </w:tcPr>
+          <w:p>
+            <w:pPr>
+              <w:jc w:val="both"/>
+              <w:rPr>
+                <w:color w:val="000000"/>
+                <w:sz w:val="20"/>
+              </w:rPr>
+            </w:pPr>
+            <w:r>
+              <w:rPr>
+                <w:color w:val="000000"/>
+                <w:sz w:val="20"/>
+              </w:rPr>
+              <w:t>Section 3</w:t>
+            </w:r>
+          </w:p>
+        </w:tc>
+        <w:tc>
+          <w:tcPr>
+            <w:tcW w:w="1667" w:type="pct"/>
+          </w:tcPr>
+          <w:p>
+            <w:pPr>
+              <w:jc w:val="both"/>
+              <w:rPr>
+                <w:color w:val="000000"/>
+                <w:sz w:val="20"/>
+              </w:rPr>
+            </w:pPr>
+            <w:r>
+              <w:rPr>
+                <w:color w:val="000000"/>
+                <w:sz w:val="20"/>
+              </w:rPr>
+              <w:t>Test 3 in results/test_results.txt</w:t>
+            </w:r>
+          </w:p>
+        </w:tc>
+      </w:tr>
+      <w:tr>
+        <w:tblPrEx>
+          <w:tblCellMar>
+            <w:top w:w="0" w:type="dxa"/>
+            <w:bottom w:w="0" w:type="dxa"/>
+          </w:tblCellMar>
+        </w:tblPrEx>
+        <w:trPr>
+          <w:cantSplit/>
+        </w:trPr>
+        <w:tc>
+          <w:tcPr>
+            <w:tcW w:w="1667" w:type="pct"/>
+          </w:tcPr>
+          <w:p>
+            <w:pPr>
+              <w:jc w:val="both"/>
+              <w:rPr>
+                <w:color w:val="000000"/>
+                <w:sz w:val="20"/>
+              </w:rPr>
+            </w:pPr>
+            <w:r>
+              <w:rPr>
+                <w:color w:val="000000"/>
+                <w:sz w:val="20"/>
+              </w:rPr>
+              <w:lastRenderedPageBreak/>
+              <w:t>Blocked and reopened roads</w:t>
+            </w:r>
+          </w:p>
+        </w:tc>
+        <w:tc>
+          <w:tcPr>
+            <w:tcW w:w="1667" w:type="pct"/>
+          </w:tcPr>
+          <w:p>
+            <w:pPr>
+              <w:jc w:val="both"/>
+              <w:rPr>
+                <w:color w:val="000000"/>
+                <w:sz w:val="20"/>
+              </w:rPr>
+            </w:pPr>
+            <w:r>
+              <w:rPr>
+                <w:color w:val="000000"/>
+                <w:sz w:val="20"/>
+              </w:rPr>
+              <w:t>Section 3</w:t>
+            </w:r>
+          </w:p>
+        </w:tc>
+        <w:tc>
+          <w:tcPr>
+            <w:tcW w:w="1667" w:type="pct"/>
+          </w:tcPr>
+          <w:p>
+            <w:pPr>
+              <w:jc w:val="both"/>
+              <w:rPr>
+                <w:color w:val="000000"/>
+                <w:sz w:val="20"/>
+              </w:rPr>
+            </w:pPr>
+            <w:r>
+              <w:rPr>
+                <w:color w:val="000000"/>
+                <w:sz w:val="20"/>
+              </w:rPr>
+              <w:t>Tests 4 and 5; demo steps in Figure 1</w:t>
+            </w:r>
+          </w:p>
+        </w:tc>
+      </w:tr>
+      <w:tr>
+        <w:tblPrEx>
+          <w:tblCellMar>
+            <w:top w:w="0" w:type="dxa"/>
+            <w:bottom w:w="0" w:type="dxa"/>
+          </w:tblCellMar>
+        </w:tblPrEx>
+        <w:trPr>
+          <w:cantSplit/>
+        </w:trPr>
+        <w:tc>
+          <w:tcPr>
+            <w:tcW w:w="1667" w:type="pct"/>
+          </w:tcPr>
+          <w:p>
+            <w:pPr>
+              <w:jc w:val="both"/>
+              <w:rPr>
+                <w:color w:val="000000"/>
+                <w:sz w:val="20"/>
+              </w:rPr>
+            </w:pPr>
+            <w:r>
+              <w:rPr>
+                <w:color w:val="000000"/>
+                <w:sz w:val="20"/>
+              </w:rPr>
+              <w:t>Multiple source-to-destination queries</w:t>
+            </w:r>
+          </w:p>
+        </w:tc>
+        <w:tc>
+          <w:tcPr>
+            <w:tcW w:w="1667" w:type="pct"/>
+          </w:tcPr>
+          <w:p>
+            <w:pPr>
+              <w:jc w:val="both"/>
+              <w:rPr>
+                <w:color w:val="000000"/>
+                <w:sz w:val="20"/>
+              </w:rPr>
+            </w:pPr>
+            <w:r>
+              <w:rPr>
+                <w:color w:val="000000"/>
+                <w:sz w:val="20"/>
+              </w:rPr>
+              <w:t>Sections 6 and 11</w:t>
+            </w:r>
+          </w:p>
+        </w:tc>
+        <w:tc>
+          <w:tcPr>
+            <w:tcW w:w="1667" w:type="pct"/>
+          </w:tcPr>
+          <w:p>
+            <w:pPr>
+              <w:jc w:val="both"/>
+              <w:rPr>
+                <w:color w:val="000000"/>
+                <w:sz w:val="20"/>
+              </w:rPr>
+            </w:pPr>
+            <w:r>
+              <w:rPr>
+                <w:color w:val="000000"/>
+                <w:sz w:val="20"/>
+              </w:rPr>
+              <w:t>Figure 1 block [8]; ten timed queries in Figure 2</w:t>
+            </w:r>
+          </w:p>
+        </w:tc>
+      </w:tr>
+      <w:tr>
+        <w:tblPrEx>
+          <w:tblCellMar>
+            <w:top w:w="0" w:type="dxa"/>
+            <w:bottom w:w="0" w:type="dxa"/>
+          </w:tblCellMar>
+        </w:tblPrEx>
+        <w:trPr>
+          <w:cantSplit/>
+        </w:trPr>
+        <w:tc>
+          <w:tcPr>
+            <w:tcW w:w="1667" w:type="pct"/>
+          </w:tcPr>
+          <w:p>
+            <w:pPr>
+              <w:jc w:val="both"/>
+              <w:rPr>
+                <w:color w:val="000000"/>
+                <w:sz w:val="20"/>
+              </w:rPr>
+            </w:pPr>
+            <w:r>
+              <w:rPr>
+                <w:color w:val="000000"/>
+                <w:sz w:val="20"/>
+              </w:rPr>
+              <w:t>Repeated-query caching</w:t>
+            </w:r>
+          </w:p>
+        </w:tc>
+        <w:tc>
+          <w:tcPr>
+            <w:tcW w:w="1667" w:type="pct"/>
+          </w:tcPr>
+          <w:p>
+            <w:pPr>
+              <w:jc w:val="both"/>
+              <w:rPr>
+                <w:color w:val="000000"/>
+                <w:sz w:val="20"/>
+              </w:rPr>
+            </w:pPr>
+            <w:r>
+              <w:rPr>
+                <w:color w:val="000000"/>
+                <w:sz w:val="20"/>
+              </w:rPr>
+              <w:t>Section 7</w:t>
+            </w:r>
+          </w:p>
+        </w:tc>
+        <w:tc>
+          <w:tcPr>
+            <w:tcW w:w="1667" w:type="pct"/>
+          </w:tcPr>
+          <w:p>
+            <w:pPr>
+              <w:jc w:val="both"/>
+              <w:rPr>
+                <w:color w:val="000000"/>
+                <w:sz w:val="20"/>
+              </w:rPr>
+            </w:pPr>
+            <w:r>
+              <w:rPr>
+                <w:color w:val="000000"/>
+                <w:sz w:val="20"/>
+              </w:rPr>
+              <w:t>Tests 12-14; cache statistics in Figures 1 and 2</w:t>
+            </w:r>
+          </w:p>
+        </w:tc>
+      </w:tr>
+      <w:tr>
+        <w:tblPrEx>
+          <w:tblCellMar>
+            <w:top w:w="0" w:type="dxa"/>
+            <w:bottom w:w="0" w:type="dxa"/>
+          </w:tblCellMar>
+        </w:tblPrEx>
+        <w:trPr>
+          <w:cantSplit/>
+        </w:trPr>
+        <w:tc>
+          <w:tcPr>
+            <w:tcW w:w="1667" w:type="pct"/>
+          </w:tcPr>
+          <w:p>
+            <w:pPr>
+              <w:jc w:val="both"/>
+              <w:rPr>
+                <w:color w:val="000000"/>
+                <w:sz w:val="20"/>
+              </w:rPr>
+            </w:pPr>
+            <w:r>
+              <w:rPr>
+                <w:color w:val="000000"/>
+                <w:sz w:val="20"/>
+              </w:rPr>
+              <w:t>Moderate memory via adjacency list</w:t>
+            </w:r>
+          </w:p>
+        </w:tc>
+        <w:tc>
+          <w:tcPr>
+            <w:tcW w:w="1667" w:type="pct"/>
+          </w:tcPr>
+          <w:p>
+            <w:pPr>
+              <w:jc w:val="both"/>
+              <w:rPr>
+                <w:color w:val="000000"/>
+                <w:sz w:val="20"/>
+              </w:rPr>
+            </w:pPr>
+            <w:r>
+              <w:rPr>
+                <w:color w:val="000000"/>
+                <w:sz w:val="20"/>
+              </w:rPr>
+              <w:t>Sections 1 and 10</w:t>
+            </w:r>
+          </w:p>
+        </w:tc>
+        <w:tc>
+          <w:tcPr>
+            <w:tcW w:w="1667" w:type="pct"/>
+          </w:tcPr>
+          <w:p>
+            <w:pPr>
+              <w:jc w:val="both"/>
+              <w:rPr>
+                <w:color w:val="000000"/>
+                <w:sz w:val="20"/>
+              </w:rPr>
+            </w:pPr>
+            <w:r>
+              <w:rPr>
+                <w:color w:val="000000"/>
+                <w:sz w:val="20"/>
+              </w:rPr>
+              <w:t>O(V+E) storage analysis; representation table</w:t>
+            </w:r>
+          </w:p>
+        </w:tc>
+      </w:tr>
+      <w:tr>
+        <w:tblPrEx>
+          <w:tblCellMar>
+            <w:top w:w="0" w:type="dxa"/>
+            <w:bottom w:w="0" w:type="dxa"/>
+          </w:tblCellMar>
+        </w:tblPrEx>
+        <w:trPr>
+          <w:cantSplit/>
+        </w:trPr>
+        <w:tc>
+          <w:tcPr>
+            <w:tcW w:w="1667" w:type="pct"/>
+          </w:tcPr>
+          <w:p>
+            <w:pPr>
+              <w:jc w:val="both"/>
+              <w:rPr>
+                <w:color w:val="000000"/>
+                <w:sz w:val="20"/>
+              </w:rPr>
+            </w:pPr>
+            <w:r>
+              <w:rPr>
+                <w:color w:val="000000"/>
+                <w:sz w:val="20"/>
+              </w:rPr>
+              <w:t>HashSet tracking of processed intersections</w:t>
+            </w:r>
+          </w:p>
+        </w:tc>
+        <w:tc>
+          <w:tcPr>
+            <w:tcW w:w="1667" w:type="pct"/>
+          </w:tcPr>
+          <w:p>
+            <w:pPr>
+              <w:jc w:val="both"/>
+              <w:rPr>
+                <w:color w:val="000000"/>
+                <w:sz w:val="20"/>
+              </w:rPr>
+            </w:pPr>
+            <w:r>
+              <w:rPr>
+                <w:color w:val="000000"/>
+                <w:sz w:val="20"/>
+              </w:rPr>
+              <w:t>Section 5</w:t>
+            </w:r>
+          </w:p>
+        </w:tc>
+        <w:tc>
+          <w:tcPr>
+            <w:tcW w:w="1667" w:type="pct"/>
+          </w:tcPr>
+          <w:p>
+            <w:pPr>
+              <w:jc w:val="both"/>
+              <w:rPr>
+                <w:color w:val="000000"/>
+                <w:sz w:val="20"/>
+              </w:rPr>
+            </w:pPr>
+            <w:r>
+              <w:rPr>
+                <w:color w:val="000000"/>
+                <w:sz w:val="20"/>
+              </w:rPr>
+              <w:t>Test 15 (cyclic graph, no repeated finalization)</w:t>
+            </w:r>
+          </w:p>
+        </w:tc>
+      </w:tr>
+      <w:tr>
+        <w:tblPrEx>
+          <w:tblCellMar>
+            <w:top w:w="0" w:type="dxa"/>
+            <w:bottom w:w="0" w:type="dxa"/>
+          </w:tblCellMar>
+        </w:tblPrEx>
+        <w:trPr>
+          <w:cantSplit/>
+        </w:trPr>
+        <w:tc>
+          <w:tcPr>
+            <w:tcW w:w="1667" w:type="pct"/>
+          </w:tcPr>
+          <w:p>
+            <w:pPr>
+              <w:jc w:val="both"/>
+              <w:rPr>
+                <w:color w:val="000000"/>
+                <w:sz w:val="20"/>
+              </w:rPr>
+            </w:pPr>
+            <w:r>
+              <w:rPr>
+                <w:color w:val="000000"/>
+                <w:sz w:val="20"/>
+              </w:rPr>
+              <w:t>Minimum-cost routing</w:t>
+            </w:r>
+          </w:p>
+        </w:tc>
+        <w:tc>
+          <w:tcPr>
+            <w:tcW w:w="1667" w:type="pct"/>
+          </w:tcPr>
+          <w:p>
+            <w:pPr>
+              <w:jc w:val="both"/>
+              <w:rPr>
+                <w:color w:val="000000"/>
+                <w:sz w:val="20"/>
+              </w:rPr>
+            </w:pPr>
+            <w:r>
+              <w:rPr>
+                <w:color w:val="000000"/>
+                <w:sz w:val="20"/>
+              </w:rPr>
+              <w:t>Section 6</w:t>
+            </w:r>
+          </w:p>
+        </w:tc>
+        <w:tc>
+          <w:tcPr>
+            <w:tcW w:w="1667" w:type="pct"/>
+          </w:tcPr>
+          <w:p>
+            <w:pPr>
+              <w:jc w:val="both"/>
+              <w:rPr>
+                <w:color w:val="000000"/>
+                <w:sz w:val="20"/>
+              </w:rPr>
+            </w:pPr>
+            <w:r>
+              <w:rPr>
+                <w:color w:val="000000"/>
+                <w:sz w:val="20"/>
+              </w:rPr>
+              <w:t>Tests 1 and 2 (hand-verified route and cost)</w:t>
+            </w:r>
+          </w:p>
+        </w:tc>
+      </w:tr>
+      <w:tr>
+        <w:tblPrEx>
+          <w:tblCellMar>
+            <w:top w:w="0" w:type="dxa"/>
+            <w:bottom w:w="0" w:type="dxa"/>
+          </w:tblCellMar>
+        </w:tblPrEx>
+        <w:trPr>
+          <w:cantSplit/>
+        </w:trPr>
+        <w:tc>
+          <w:tcPr>
+            <w:tcW w:w="1667" w:type="pct"/>
+          </w:tcPr>
+          <w:p>
+            <w:pPr>
+              <w:jc w:val="both"/>
+              <w:rPr>
+                <w:color w:val="000000"/>
+                <w:sz w:val="20"/>
+              </w:rPr>
+            </w:pPr>
+            <w:r>
+              <w:rPr>
+                <w:color w:val="000000"/>
+                <w:sz w:val="20"/>
+              </w:rPr>
+              <w:t>Unreachable destination handling</w:t>
+            </w:r>
+          </w:p>
+        </w:tc>
+        <w:tc>
+          <w:tcPr>
+            <w:tcW w:w="1667" w:type="pct"/>
+          </w:tcPr>
+          <w:p>
+            <w:pPr>
+              <w:jc w:val="both"/>
+              <w:rPr>
+                <w:color w:val="000000"/>
+                <w:sz w:val="20"/>
+              </w:rPr>
+            </w:pPr>
+            <w:r>
+              <w:rPr>
+                <w:color w:val="000000"/>
+                <w:sz w:val="20"/>
+              </w:rPr>
+              <w:t>Sections 6 and 8</w:t>
+            </w:r>
+          </w:p>
+        </w:tc>
+        <w:tc>
+          <w:tcPr>
+            <w:tcW w:w="1667" w:type="pct"/>
+          </w:tcPr>
+          <w:p>
+            <w:pPr>
+              <w:jc w:val="both"/>
+              <w:rPr>
+                <w:color w:val="000000"/>
+                <w:sz w:val="20"/>
+              </w:rPr>
+            </w:pPr>
+            <w:r>
+              <w:rPr>
+                <w:color w:val="000000"/>
+                <w:sz w:val="20"/>
+              </w:rPr>
+              <w:t>Tests 10 and 16; Figure 1 block [9]</w:t>
+            </w:r>
+          </w:p>
+        </w:tc>
+      </w:tr>
+      <w:tr>
+        <w:tblPrEx>
+          <w:tblCellMar>
+            <w:top w:w="0" w:type="dxa"/>
+            <w:bottom w:w="0" w:type="dxa"/>
+          </w:tblCellMar>
+        </w:tblPrEx>
+        <w:trPr>
+          <w:cantSplit/>
+        </w:trPr>
+        <w:tc>
+          <w:tcPr>
+            <w:tcW w:w="1667" w:type="pct"/>
+          </w:tcPr>
+          <w:p>
+            <w:pPr>
+              <w:jc w:val="both"/>
+              <w:rPr>
+                <w:color w:val="000000"/>
+                <w:sz w:val="20"/>
+              </w:rPr>
+            </w:pPr>
+            <w:r>
+              <w:rPr>
+                <w:color w:val="000000"/>
+                <w:sz w:val="20"/>
+              </w:rPr>
+              <w:t>Implementation in C</w:t>
+            </w:r>
+          </w:p>
+        </w:tc>
+        <w:tc>
+          <w:tcPr>
+            <w:tcW w:w="1667" w:type="pct"/>
+          </w:tcPr>
+          <w:p>
+            <w:pPr>
+              <w:jc w:val="both"/>
+              <w:rPr>
+                <w:color w:val="000000"/>
+                <w:sz w:val="20"/>
+              </w:rPr>
+            </w:pPr>
+            <w:r>
+              <w:rPr>
+                <w:color w:val="000000"/>
+                <w:sz w:val="20"/>
+              </w:rPr>
+              <w:t>Section 2; src/ modules</w:t>
+            </w:r>
+          </w:p>
+        </w:tc>
+        <w:tc>
+          <w:tcPr>
+            <w:tcW w:w="1667" w:type="pct"/>
+          </w:tcPr>
+          <w:p>
+            <w:pPr>
+              <w:jc w:val="both"/>
+              <w:rPr>
+                <w:color w:val="000000"/>
+                <w:sz w:val="20"/>
+              </w:rPr>
+            </w:pPr>
+            <w:r>
+              <w:rPr>
+                <w:color w:val="000000"/>
+                <w:sz w:val="20"/>
+              </w:rPr>
+              <w:t>graph.c, hashmap.c, hashset.c, minheap.c, dijkstra.c, route_cache.c, main.c</w:t>
+            </w:r>
+          </w:p>
+        </w:tc>
+      </w:tr>
+      <w:tr>
+        <w:tblPrEx>
+          <w:tblCellMar>
+            <w:top w:w="0" w:type="dxa"/>
+            <w:bottom w:w="0" w:type="dxa"/>
+          </w:tblCellMar>
+        </w:tblPrEx>
+        <w:trPr>
+          <w:cantSplit/>
+        </w:trPr>
+        <w:tc>
+          <w:tcPr>
+            <w:tcW w:w="1667" w:type="pct"/>
+          </w:tcPr>
+          <w:p>
+            <w:pPr>
+              <w:jc w:val="both"/>
+              <w:rPr>
+                <w:color w:val="000000"/>
+                <w:sz w:val="20"/>
+              </w:rPr>
+            </w:pPr>
+            <w:r>
+              <w:rPr>
+                <w:color w:val="000000"/>
+                <w:sz w:val="20"/>
+              </w:rPr>
+              <w:t>Dijkstra versus Floyd-Warshall comparison</w:t>
+            </w:r>
+          </w:p>
+        </w:tc>
+        <w:tc>
+          <w:tcPr>
+            <w:tcW w:w="1667" w:type="pct"/>
+          </w:tcPr>
+          <w:p>
+            <w:pPr>
+              <w:jc w:val="both"/>
+              <w:rPr>
+                <w:color w:val="000000"/>
+                <w:sz w:val="20"/>
+              </w:rPr>
+            </w:pPr>
+            <w:r>
+              <w:rPr>
+                <w:color w:val="000000"/>
+                <w:sz w:val="20"/>
+              </w:rPr>
+              <w:t>Section 9</w:t>
+            </w:r>
+          </w:p>
+        </w:tc>
+        <w:tc>
+          <w:tcPr>
+            <w:tcW w:w="1667" w:type="pct"/>
+          </w:tcPr>
+          <w:p>
+            <w:pPr>
+              <w:jc w:val="both"/>
+              <w:rPr>
+                <w:color w:val="000000"/>
+                <w:sz w:val="20"/>
+              </w:rPr>
+            </w:pPr>
+            <w:r>
+              <w:rPr>
+                <w:color w:val="000000"/>
+                <w:sz w:val="20"/>
+              </w:rPr>
+              <w:t>Comparison table; 5.5 x 10^11 operation estimate</w:t>
+            </w:r>
+          </w:p>
+        </w:tc>
+      </w:tr>
+      <w:tr>
+        <w:tblPrEx>
+          <w:tblCellMar>
+            <w:top w:w="0" w:type="dxa"/>
+            <w:bottom w:w="0" w:type="dxa"/>
+          </w:tblCellMar>
+        </w:tblPrEx>
+        <w:trPr>
+          <w:cantSplit/>
+        </w:trPr>
+        <w:tc>
+          <w:tcPr>
+            <w:tcW w:w="1667" w:type="pct"/>
+          </w:tcPr>
+          <w:p>
+            <w:pPr>
+              <w:jc w:val="both"/>
+              <w:rPr>
+                <w:color w:val="000000"/>
+                <w:sz w:val="20"/>
+              </w:rPr>
+            </w:pPr>
+            <w:r>
+              <w:rPr>
+                <w:color w:val="000000"/>
+                <w:sz w:val="20"/>
+              </w:rPr>
+              <w:t>200 ms routing evaluation</w:t>
+            </w:r>
+          </w:p>
+        </w:tc>
+        <w:tc>
+          <w:tcPr>
+            <w:tcW w:w="1667" w:type="pct"/>
+          </w:tcPr>
+          <w:p>
+            <w:pPr>
+              <w:jc w:val="both"/>
+              <w:rPr>
+                <w:color w:val="000000"/>
+                <w:sz w:val="20"/>
+              </w:rPr>
+            </w:pPr>
+            <w:r>
+              <w:rPr>
+                <w:color w:val="000000"/>
+                <w:sz w:val="20"/>
+              </w:rPr>
+              <w:t>Section 11</w:t>
+            </w:r>
+          </w:p>
+        </w:tc>
+        <w:tc>
+          <w:tcPr>
+            <w:tcW w:w="1667" w:type="pct"/>
+          </w:tcPr>
+          <w:p>
+            <w:pPr>
+              <w:jc w:val="both"/>
+              <w:rPr>
+                <w:color w:val="000000"/>
+                <w:sz w:val="20"/>
+              </w:rPr>
+            </w:pPr>
+            <w:r>
+              <w:rPr>
+                <w:color w:val="000000"/>
+                <w:sz w:val="20"/>
+              </w:rPr>
+              <w:t>3.91 ms average and 7.000 ms worst uncached query</w:t>
+            </w:r>
+          </w:p>
+        </w:tc>
+      </w:tr>
+      <w:tr>
+        <w:tblPrEx>
+          <w:tblCellMar>
+            <w:top w:w="0" w:type="dxa"/>
+            <w:bottom w:w="0" w:type="dxa"/>
+          </w:tblCellMar>
+        </w:tblPrEx>
+        <w:trPr>
+          <w:cantSplit/>
+        </w:trPr>
+        <w:tc>
+          <w:tcPr>
+            <w:tcW w:w="1667" w:type="pct"/>
+          </w:tcPr>
+          <w:p>
+            <w:pPr>
+              <w:jc w:val="both"/>
+              <w:rPr>
+                <w:color w:val="000000"/>
+                <w:sz w:val="20"/>
+              </w:rPr>
+            </w:pPr>
+            <w:r>
+              <w:rPr>
+                <w:color w:val="000000"/>
+                <w:sz w:val="20"/>
+              </w:rPr>
+              <w:t>30% road-failure analysis</w:t>
+            </w:r>
+          </w:p>
+        </w:tc>
+        <w:tc>
+          <w:tcPr>
+            <w:tcW w:w="1667" w:type="pct"/>
+          </w:tcPr>
+          <w:p>
+            <w:pPr>
+              <w:jc w:val="both"/>
+              <w:rPr>
+                <w:color w:val="000000"/>
+                <w:sz w:val="20"/>
+              </w:rPr>
+            </w:pPr>
+            <w:r>
+              <w:rPr>
+                <w:color w:val="000000"/>
+                <w:sz w:val="20"/>
+              </w:rPr>
+              <w:t>Section 12</w:t>
+            </w:r>
+          </w:p>
+        </w:tc>
+        <w:tc>
+          <w:tcPr>
+            <w:tcW w:w="1667" w:type="pct"/>
+          </w:tcPr>
+          <w:p>
+            <w:pPr>
+              <w:jc w:val="both"/>
+              <w:rPr>
+                <w:color w:val="000000"/>
+                <w:sz w:val="20"/>
+              </w:rPr>
+            </w:pPr>
+            <w:r>
+              <w:rPr>
+                <w:color w:val="000000"/>
+                <w:sz w:val="20"/>
+              </w:rPr>
+              <w:t>Figure 3; results/road_failure_analysis.txt (6,300 blocked; 8,026 reachable)</w:t>
+            </w:r>
+          </w:p>
+        </w:tc>
+      </w:tr>
+    </w:tbl>
+    <w:p>
+      <w:pPr>
+        <w:keepNext/>
+        <w:ind w:left="720"/>
+        <w:rPr>
+          <w:b/>
+          <w:color w:val="000000"/>
+          <w:sz w:val="28"/>
+        </w:rPr>
+      </w:pPr>
+      <w:r>
+        <w:rPr>
+          <w:b/>
+          <w:color w:val="000000"/>
+          <w:sz w:val="28"/>
+        </w:rPr>
+        <w:t>Conclusion</w:t>
+      </w:r>
+    </w:p>
+    <w:p>
+      <w:pPr>
+        <w:ind w:left="720"/>
+        <w:rPr>
+          <w:color w:val="000000"/>
+          <w:sz w:val="24"/>
+        </w:rPr>
+      </w:pPr>
+      <w:r>
+        <w:rPr>
+          <w:color w:val="000000"/>
+          <w:sz w:val="24"/>
+        </w:rPr>
+        <w:t>The proposed solution models the city as a HashMap-based adjacency list and answers evacuation queries with a binary min-heap Dijkstra, a HashSet of finalized intersections and a version-stamped route cache, implemented as modular C.</w:t>
+      </w:r>
+    </w:p>
+    <w:p>
+      <w:pPr>
+        <w:ind w:left="720"/>
+        <w:rPr>
+          <w:color w:val="000000"/>
+          <w:sz w:val="24"/>
+        </w:rPr>
+      </w:pPr>
+      <w:r>
+        <w:rPr>
+          <w:color w:val="000000"/>
+          <w:sz w:val="24"/>
+        </w:rPr>
+        <w:t>The major findings are that all 16 functional tests pass, an uncached query on the 8,200-intersection / 21,000-road city averages about 3.91 ms with a worst case of 7.000 ms, a cached hit averages about 0.00003 ms, and blocking 6,300 roads still leaves 8,026 of 8,200 intersections reachable while 174 become isolated and route costs rise by +3 to +175.</w:t>
+      </w:r>
+    </w:p>
+    <w:p>
+      <w:pPr>
+        <w:ind w:left="720"/>
+        <w:rPr>
+          <w:color w:val="000000"/>
+          <w:sz w:val="24"/>
+        </w:rPr>
+      </w:pPr>
+      <w:r>
+        <w:rPr>
+          <w:color w:val="000000"/>
+          <w:sz w:val="24"/>
+        </w:rPr>
+        <w:t>Every stated requirement is achieved, as summarised in the traceability table above. The main limitations are the single scalar road cost, global cache invalidation, a single-threaded design, roughly 1 ms clock resolution and evaluation on synthetic data only. Possible improvements include an A* or bidirectional search, finer-grained cache invalidation, multi-criteria routing and importing real road-map data.</w:t>
+      </w:r>
+    </w:p>
+    <w:p>
+      <w:pPr>
+        <w:keepNext/>
+        <w:ind w:left="720"/>
+        <w:rPr>
+          <w:b/>
+          <w:color w:val="000000"/>
+          <w:sz w:val="28"/>
+        </w:rPr>
+      </w:pPr>
+      <w:r>
+        <w:rPr>
+          <w:b/>
+          <w:color w:val="000000"/>
+          <w:sz w:val="28"/>
+        </w:rPr>
+        <w:t>References / Sources and Tools</w:t>
+      </w:r>
+    </w:p>
+    <w:p>
+      <w:pPr>
+        <w:ind w:left="720"/>
+        <w:rPr>
+          <w:color w:val="000000"/>
+          <w:sz w:val="24"/>
+        </w:rPr>
+      </w:pPr>
+      <w:r>
+        <w:rPr>
+          <w:color w:val="000000"/>
+          <w:sz w:val="24"/>
+        </w:rPr>
+        <w:t>1. CSA0312 assignment problem statement and assessment rubric (course handout).</w:t>
+      </w:r>
+    </w:p>
+    <w:p>
+      <w:pPr>
+        <w:ind w:left="720"/>
+        <w:rPr>
+          <w:color w:val="000000"/>
+          <w:sz w:val="24"/>
+        </w:rPr>
+      </w:pPr>
+      <w:r>
+        <w:rPr>
+          <w:color w:val="000000"/>
+          <w:sz w:val="24"/>
+        </w:rPr>
+        <w:t>2. C standard library concepts used for structures, pointers, arrays and dynamic memory management.</w:t>
+      </w:r>
+    </w:p>
+    <w:p>
+      <w:pPr>
+        <w:ind w:left="720"/>
+        <w:rPr>
+          <w:color w:val="000000"/>
+          <w:sz w:val="24"/>
+        </w:rPr>
+      </w:pPr>
+      <w:r>
+        <w:rPr>
+          <w:color w:val="000000"/>
+          <w:sz w:val="24"/>
+        </w:rPr>
+        <w:t>3. GCC compiler and the Windows Command Prompt as the build and execution environment.</w:t>
+      </w:r>
+    </w:p>
+    <w:p>
+      <w:pPr>
+        <w:ind w:left="720"/>
+        <w:rPr>
+          <w:color w:val="000000"/>
+          <w:sz w:val="24"/>
+        </w:rPr>
+      </w:pPr>
+      <w:r>
+        <w:rPr>
+          <w:color w:val="000000"/>
+          <w:sz w:val="24"/>
+        </w:rPr>
+        <w:t>4. GitHub repository and version control: https://github.com/athisayaprema2007-hue/CSA0312-Intelligent-Evacuation-Routing-System</w:t>
+      </w:r>
+    </w:p>
+    <w:p>
+      <w:pPr>
+        <w:keepNext/>
         <w:ind w:left="720"/>
         <w:jc w:val="both"/>
         <w:rPr>
           <w:b/>
+          <w:color w:val="000000"/>
+          <w:sz w:val="24"/>
+        </w:rPr>
+        <w:sectPr>
+          <w:headerReference w:type="default" r:id="rId10"/>
+          <w:footerReference w:type="default" r:id="rId11"/>
+          <w:pgSz w:w="12240" w:h="15840"/>
+          <w:pgMar w:top="1420" w:right="720" w:bottom="280" w:left="720" w:header="360" w:footer="360" w:gutter="0"/>
+          <w:cols w:space="720"/>
+        </w:sectPr>
+      </w:pPr>
+    </w:p>
+    <w:p>
+      <w:pPr>
+        <w:keepNext/>
+        <w:ind w:left="720"/>
+        <w:jc w:val="both"/>
+        <w:rPr>
+          <w:b/>
           <w:sz w:val="24"/>
         </w:rPr>
       </w:pPr>
@@ -7932,8 +9322,7 @@
     </w:p>
     <w:tbl>
       <w:tblPr>
-        <w:tblW w:w="0" w:type="auto"/>
-        <w:tblInd w:w="27" w:type="dxa"/>
+        <w:tblW w:w="5000" w:type="pct"/>
         <w:tblBorders>
           <w:top w:val="single" w:sz="6" w:space="0" w:color="000000"/>
           <w:left w:val="single" w:sz="6" w:space="0" w:color="000000"/>
@@ -7942,7 +9331,6 @@
           <w:insideH w:val="single" w:sz="6" w:space="0" w:color="000000"/>
           <w:insideV w:val="single" w:sz="6" w:space="0" w:color="000000"/>
         </w:tblBorders>
-        <w:tblLayout w:type="fixed"/>
         <w:tblCellMar>
           <w:left w:w="0" w:type="dxa"/>
           <w:right w:w="0" w:type="dxa"/>
@@ -7950,12 +9338,12 @@
         <w:tblLook w:val="01E0" w:firstRow="1" w:lastRow="1" w:firstColumn="1" w:lastColumn="1" w:noHBand="0" w:noVBand="0"/>
       </w:tblPr>
       <w:tblGrid>
-        <w:gridCol w:w="1966"/>
-        <w:gridCol w:w="1021"/>
-        <w:gridCol w:w="1980"/>
-        <w:gridCol w:w="1635"/>
-        <w:gridCol w:w="1892"/>
-        <w:gridCol w:w="2009"/>
+        <w:gridCol w:w="2684"/>
+        <w:gridCol w:w="1394"/>
+        <w:gridCol w:w="2705"/>
+        <w:gridCol w:w="2231"/>
+        <w:gridCol w:w="2584"/>
+        <w:gridCol w:w="2742"/>
       </w:tblGrid>
       <w:tr>
         <w:trPr>
@@ -7964,7 +9352,7 @@
         </w:trPr>
         <w:tc>
           <w:tcPr>
-            <w:tcW w:w="1966" w:type="dxa"/>
+            <w:tcW w:w="936" w:type="pct"/>
             <w:tcMar>
               <w:top w:w="90" w:type="dxa"/>
               <w:left w:w="100" w:type="dxa"/>
@@ -8040,7 +9428,7 @@
         </w:tc>
         <w:tc>
           <w:tcPr>
-            <w:tcW w:w="1021" w:type="dxa"/>
+            <w:tcW w:w="486" w:type="pct"/>
             <w:tcMar>
               <w:top w:w="90" w:type="dxa"/>
               <w:left w:w="100" w:type="dxa"/>
@@ -8103,7 +9491,7 @@
         </w:tc>
         <w:tc>
           <w:tcPr>
-            <w:tcW w:w="1980" w:type="dxa"/>
+            <w:tcW w:w="943" w:type="pct"/>
             <w:tcMar>
               <w:top w:w="90" w:type="dxa"/>
               <w:left w:w="100" w:type="dxa"/>
@@ -8162,7 +9550,7 @@
         </w:tc>
         <w:tc>
           <w:tcPr>
-            <w:tcW w:w="1635" w:type="dxa"/>
+            <w:tcW w:w="778" w:type="pct"/>
             <w:tcMar>
               <w:top w:w="90" w:type="dxa"/>
               <w:left w:w="100" w:type="dxa"/>
@@ -8221,7 +9609,7 @@
         </w:tc>
         <w:tc>
           <w:tcPr>
-            <w:tcW w:w="1892" w:type="dxa"/>
+            <w:tcW w:w="901" w:type="pct"/>
             <w:tcMar>
               <w:top w:w="90" w:type="dxa"/>
               <w:left w:w="100" w:type="dxa"/>
@@ -8280,7 +9668,7 @@
         </w:tc>
         <w:tc>
           <w:tcPr>
-            <w:tcW w:w="2009" w:type="dxa"/>
+            <w:tcW w:w="956" w:type="pct"/>
             <w:tcMar>
               <w:top w:w="90" w:type="dxa"/>
               <w:left w:w="100" w:type="dxa"/>
@@ -8346,7 +9734,7 @@
         </w:trPr>
         <w:tc>
           <w:tcPr>
-            <w:tcW w:w="1966" w:type="dxa"/>
+            <w:tcW w:w="936" w:type="pct"/>
             <w:tcBorders>
               <w:top w:val="single" w:sz="6" w:space="0" w:color="000000"/>
               <w:left w:val="single" w:sz="6" w:space="0" w:color="000000"/>
@@ -8396,7 +9784,7 @@
         </w:tc>
         <w:tc>
           <w:tcPr>
-            <w:tcW w:w="1021" w:type="dxa"/>
+            <w:tcW w:w="486" w:type="pct"/>
             <w:tcBorders>
               <w:top w:val="single" w:sz="6" w:space="0" w:color="000000"/>
               <w:left w:val="single" w:sz="6" w:space="0" w:color="000000"/>
@@ -8432,7 +9820,7 @@
         </w:tc>
         <w:tc>
           <w:tcPr>
-            <w:tcW w:w="1980" w:type="dxa"/>
+            <w:tcW w:w="943" w:type="pct"/>
             <w:tcBorders>
               <w:top w:val="single" w:sz="6" w:space="0" w:color="000000"/>
               <w:left w:val="single" w:sz="6" w:space="0" w:color="000000"/>
@@ -8467,7 +9855,7 @@
         </w:tc>
         <w:tc>
           <w:tcPr>
-            <w:tcW w:w="1635" w:type="dxa"/>
+            <w:tcW w:w="778" w:type="pct"/>
             <w:tcBorders>
               <w:top w:val="single" w:sz="6" w:space="0" w:color="000000"/>
               <w:left w:val="single" w:sz="6" w:space="0" w:color="000000"/>
@@ -8502,7 +9890,7 @@
         </w:tc>
         <w:tc>
           <w:tcPr>
-            <w:tcW w:w="1892" w:type="dxa"/>
+            <w:tcW w:w="901" w:type="pct"/>
             <w:tcBorders>
               <w:top w:val="single" w:sz="6" w:space="0" w:color="000000"/>
               <w:left w:val="single" w:sz="6" w:space="0" w:color="000000"/>
@@ -8537,7 +9925,7 @@
         </w:tc>
         <w:tc>
           <w:tcPr>
-            <w:tcW w:w="2009" w:type="dxa"/>
+            <w:tcW w:w="956" w:type="pct"/>
             <w:tcBorders>
               <w:top w:val="single" w:sz="6" w:space="0" w:color="000000"/>
               <w:left w:val="single" w:sz="6" w:space="0" w:color="000000"/>
@@ -8578,7 +9966,7 @@
         </w:trPr>
         <w:tc>
           <w:tcPr>
-            <w:tcW w:w="1966" w:type="dxa"/>
+            <w:tcW w:w="936" w:type="pct"/>
             <w:tcBorders>
               <w:top w:val="single" w:sz="6" w:space="0" w:color="000000"/>
               <w:left w:val="single" w:sz="6" w:space="0" w:color="000000"/>
@@ -8636,7 +10024,7 @@
         </w:tc>
         <w:tc>
           <w:tcPr>
-            <w:tcW w:w="1021" w:type="dxa"/>
+            <w:tcW w:w="486" w:type="pct"/>
             <w:tcBorders>
               <w:top w:val="single" w:sz="6" w:space="0" w:color="000000"/>
               <w:left w:val="single" w:sz="6" w:space="0" w:color="000000"/>
@@ -8672,7 +10060,7 @@
         </w:tc>
         <w:tc>
           <w:tcPr>
-            <w:tcW w:w="1980" w:type="dxa"/>
+            <w:tcW w:w="943" w:type="pct"/>
             <w:tcBorders>
               <w:top w:val="single" w:sz="6" w:space="0" w:color="000000"/>
               <w:left w:val="single" w:sz="6" w:space="0" w:color="000000"/>
@@ -8707,7 +10095,7 @@
         </w:tc>
         <w:tc>
           <w:tcPr>
-            <w:tcW w:w="1635" w:type="dxa"/>
+            <w:tcW w:w="778" w:type="pct"/>
             <w:tcBorders>
               <w:top w:val="single" w:sz="6" w:space="0" w:color="000000"/>
               <w:left w:val="single" w:sz="6" w:space="0" w:color="000000"/>
@@ -8742,7 +10130,7 @@
         </w:tc>
         <w:tc>
           <w:tcPr>
-            <w:tcW w:w="1892" w:type="dxa"/>
+            <w:tcW w:w="901" w:type="pct"/>
             <w:tcBorders>
               <w:top w:val="single" w:sz="6" w:space="0" w:color="000000"/>
               <w:left w:val="single" w:sz="6" w:space="0" w:color="000000"/>
@@ -8777,7 +10165,7 @@
         </w:tc>
         <w:tc>
           <w:tcPr>
-            <w:tcW w:w="2009" w:type="dxa"/>
+            <w:tcW w:w="956" w:type="pct"/>
             <w:tcBorders>
               <w:top w:val="single" w:sz="6" w:space="0" w:color="000000"/>
               <w:left w:val="single" w:sz="6" w:space="0" w:color="000000"/>
@@ -8818,7 +10206,7 @@
         </w:trPr>
         <w:tc>
           <w:tcPr>
-            <w:tcW w:w="1966" w:type="dxa"/>
+            <w:tcW w:w="936" w:type="pct"/>
             <w:tcBorders>
               <w:top w:val="single" w:sz="6" w:space="0" w:color="000000"/>
               <w:left w:val="single" w:sz="6" w:space="0" w:color="000000"/>
@@ -8876,7 +10264,7 @@
         </w:tc>
         <w:tc>
           <w:tcPr>
-            <w:tcW w:w="1021" w:type="dxa"/>
+            <w:tcW w:w="486" w:type="pct"/>
             <w:tcBorders>
               <w:top w:val="single" w:sz="6" w:space="0" w:color="000000"/>
               <w:left w:val="single" w:sz="6" w:space="0" w:color="000000"/>
@@ -8912,7 +10300,7 @@
         </w:tc>
         <w:tc>
           <w:tcPr>
-            <w:tcW w:w="1980" w:type="dxa"/>
+            <w:tcW w:w="943" w:type="pct"/>
             <w:tcBorders>
               <w:top w:val="single" w:sz="6" w:space="0" w:color="000000"/>
               <w:left w:val="single" w:sz="6" w:space="0" w:color="000000"/>
@@ -8947,7 +10335,7 @@
         </w:tc>
         <w:tc>
           <w:tcPr>
-            <w:tcW w:w="1635" w:type="dxa"/>
+            <w:tcW w:w="778" w:type="pct"/>
             <w:tcBorders>
               <w:top w:val="single" w:sz="6" w:space="0" w:color="000000"/>
               <w:left w:val="single" w:sz="6" w:space="0" w:color="000000"/>
@@ -8982,7 +10370,7 @@
         </w:tc>
         <w:tc>
           <w:tcPr>
-            <w:tcW w:w="1892" w:type="dxa"/>
+            <w:tcW w:w="901" w:type="pct"/>
             <w:tcBorders>
               <w:top w:val="single" w:sz="6" w:space="0" w:color="000000"/>
               <w:left w:val="single" w:sz="6" w:space="0" w:color="000000"/>
@@ -9017,7 +10405,7 @@
         </w:tc>
         <w:tc>
           <w:tcPr>
-            <w:tcW w:w="2009" w:type="dxa"/>
+            <w:tcW w:w="956" w:type="pct"/>
             <w:tcBorders>
               <w:top w:val="single" w:sz="6" w:space="0" w:color="000000"/>
               <w:left w:val="single" w:sz="6" w:space="0" w:color="000000"/>
@@ -9058,7 +10446,7 @@
         </w:trPr>
         <w:tc>
           <w:tcPr>
-            <w:tcW w:w="1966" w:type="dxa"/>
+            <w:tcW w:w="936" w:type="pct"/>
             <w:tcBorders>
               <w:top w:val="single" w:sz="6" w:space="0" w:color="000000"/>
               <w:left w:val="single" w:sz="6" w:space="0" w:color="000000"/>
@@ -9109,7 +10497,7 @@
         </w:tc>
         <w:tc>
           <w:tcPr>
-            <w:tcW w:w="1021" w:type="dxa"/>
+            <w:tcW w:w="486" w:type="pct"/>
             <w:tcBorders>
               <w:top w:val="single" w:sz="6" w:space="0" w:color="000000"/>
               <w:left w:val="single" w:sz="6" w:space="0" w:color="000000"/>
@@ -9145,7 +10533,7 @@
         </w:tc>
         <w:tc>
           <w:tcPr>
-            <w:tcW w:w="1980" w:type="dxa"/>
+            <w:tcW w:w="943" w:type="pct"/>
             <w:tcBorders>
               <w:top w:val="single" w:sz="6" w:space="0" w:color="000000"/>
               <w:left w:val="single" w:sz="6" w:space="0" w:color="000000"/>
@@ -9180,7 +10568,7 @@
         </w:tc>
         <w:tc>
           <w:tcPr>
-            <w:tcW w:w="1635" w:type="dxa"/>
+            <w:tcW w:w="778" w:type="pct"/>
             <w:tcBorders>
               <w:top w:val="single" w:sz="6" w:space="0" w:color="000000"/>
               <w:left w:val="single" w:sz="6" w:space="0" w:color="000000"/>
@@ -9215,7 +10603,7 @@
         </w:tc>
         <w:tc>
           <w:tcPr>
-            <w:tcW w:w="1892" w:type="dxa"/>
+            <w:tcW w:w="901" w:type="pct"/>
             <w:tcBorders>
               <w:top w:val="single" w:sz="6" w:space="0" w:color="000000"/>
               <w:left w:val="single" w:sz="6" w:space="0" w:color="000000"/>
@@ -9250,7 +10638,7 @@
         </w:tc>
         <w:tc>
           <w:tcPr>
-            <w:tcW w:w="2009" w:type="dxa"/>
+            <w:tcW w:w="956" w:type="pct"/>
             <w:tcBorders>
               <w:top w:val="single" w:sz="6" w:space="0" w:color="000000"/>
               <w:left w:val="single" w:sz="6" w:space="0" w:color="000000"/>
@@ -9291,7 +10679,7 @@
         </w:trPr>
         <w:tc>
           <w:tcPr>
-            <w:tcW w:w="1966" w:type="dxa"/>
+            <w:tcW w:w="936" w:type="pct"/>
             <w:tcBorders>
               <w:top w:val="single" w:sz="6" w:space="0" w:color="000000"/>
               <w:left w:val="single" w:sz="6" w:space="0" w:color="000000"/>
@@ -9334,7 +10722,7 @@
         </w:tc>
         <w:tc>
           <w:tcPr>
-            <w:tcW w:w="1021" w:type="dxa"/>
+            <w:tcW w:w="486" w:type="pct"/>
             <w:tcBorders>
               <w:top w:val="single" w:sz="6" w:space="0" w:color="000000"/>
               <w:left w:val="single" w:sz="6" w:space="0" w:color="000000"/>
@@ -9370,7 +10758,7 @@
         </w:tc>
         <w:tc>
           <w:tcPr>
-            <w:tcW w:w="1980" w:type="dxa"/>
+            <w:tcW w:w="943" w:type="pct"/>
             <w:tcBorders>
               <w:top w:val="single" w:sz="6" w:space="0" w:color="000000"/>
               <w:left w:val="single" w:sz="6" w:space="0" w:color="000000"/>
@@ -9405,7 +10793,7 @@
         </w:tc>
         <w:tc>
           <w:tcPr>
-            <w:tcW w:w="1635" w:type="dxa"/>
+            <w:tcW w:w="778" w:type="pct"/>
             <w:tcBorders>
               <w:top w:val="single" w:sz="6" w:space="0" w:color="000000"/>
               <w:left w:val="single" w:sz="6" w:space="0" w:color="000000"/>
@@ -9440,7 +10828,7 @@
         </w:tc>
         <w:tc>
           <w:tcPr>
-            <w:tcW w:w="1892" w:type="dxa"/>
+            <w:tcW w:w="901" w:type="pct"/>
             <w:tcBorders>
               <w:top w:val="single" w:sz="6" w:space="0" w:color="000000"/>
               <w:left w:val="single" w:sz="6" w:space="0" w:color="000000"/>
@@ -9475,7 +10863,7 @@
         </w:tc>
         <w:tc>
           <w:tcPr>
-            <w:tcW w:w="2009" w:type="dxa"/>
+            <w:tcW w:w="956" w:type="pct"/>
             <w:tcBorders>
               <w:top w:val="single" w:sz="6" w:space="0" w:color="000000"/>
               <w:left w:val="single" w:sz="6" w:space="0" w:color="000000"/>
@@ -9516,7 +10904,7 @@
         </w:trPr>
         <w:tc>
           <w:tcPr>
-            <w:tcW w:w="1966" w:type="dxa"/>
+            <w:tcW w:w="936" w:type="pct"/>
             <w:tcBorders>
               <w:top w:val="single" w:sz="6" w:space="0" w:color="000000"/>
               <w:left w:val="single" w:sz="6" w:space="0" w:color="000000"/>
@@ -9559,7 +10947,7 @@
         </w:tc>
         <w:tc>
           <w:tcPr>
-            <w:tcW w:w="1021" w:type="dxa"/>
+            <w:tcW w:w="486" w:type="pct"/>
             <w:tcBorders>
               <w:top w:val="single" w:sz="6" w:space="0" w:color="000000"/>
               <w:left w:val="single" w:sz="6" w:space="0" w:color="000000"/>
@@ -9595,7 +10983,7 @@
         </w:tc>
         <w:tc>
           <w:tcPr>
-            <w:tcW w:w="1980" w:type="dxa"/>
+            <w:tcW w:w="943" w:type="pct"/>
             <w:tcBorders>
               <w:top w:val="single" w:sz="6" w:space="0" w:color="000000"/>
               <w:left w:val="single" w:sz="6" w:space="0" w:color="000000"/>
@@ -9630,7 +11018,7 @@
         </w:tc>
         <w:tc>
           <w:tcPr>
-            <w:tcW w:w="1635" w:type="dxa"/>
+            <w:tcW w:w="778" w:type="pct"/>
             <w:tcBorders>
               <w:top w:val="single" w:sz="6" w:space="0" w:color="000000"/>
               <w:left w:val="single" w:sz="6" w:space="0" w:color="000000"/>
@@ -9665,7 +11053,7 @@
         </w:tc>
         <w:tc>
           <w:tcPr>
-            <w:tcW w:w="1892" w:type="dxa"/>
+            <w:tcW w:w="901" w:type="pct"/>
             <w:tcBorders>
               <w:top w:val="single" w:sz="6" w:space="0" w:color="000000"/>
               <w:left w:val="single" w:sz="6" w:space="0" w:color="000000"/>
@@ -9700,7 +11088,7 @@
         </w:tc>
         <w:tc>
           <w:tcPr>
-            <w:tcW w:w="2009" w:type="dxa"/>
+            <w:tcW w:w="956" w:type="pct"/>
             <w:tcBorders>
               <w:top w:val="single" w:sz="6" w:space="0" w:color="000000"/>
               <w:left w:val="single" w:sz="6" w:space="0" w:color="000000"/>
@@ -10001,11 +11389,10 @@
       </w:r>
     </w:p>
     <w:sectPr>
-      <w:headerReference w:type="default" r:id="rId10"/>
-      <w:footerReference w:type="default" r:id="rId11"/>
-      <w:pgSz w:w="12240" w:h="15840"/>
-      <w:pgMar w:top="1420" w:right="720" w:bottom="280" w:left="720" w:header="360" w:footer="360" w:gutter="0"/>
+      <w:pgSz w:w="15840" w:h="12240" w:orient="landscape"/>
+      <w:pgMar w:top="720" w:right="1420" w:bottom="720" w:left="280" w:header="360" w:footer="360" w:gutter="0"/>
       <w:cols w:space="720"/>
+      <w:docGrid w:linePitch="299"/>
     </w:sectPr>
   </w:body>
 </w:document>

--- a/report/CSA0312_Final_Assignment_Report.docx
+++ b/report/CSA0312_Final_Assignment_Report.docx
@@ -8010,6 +8010,635 @@
           <w:color w:val="000000"/>
           <w:sz w:val="28"/>
         </w:rPr>
+        <w:t>System Architecture Flow</w:t>
+      </w:r>
+    </w:p>
+    <w:tbl>
+      <w:tblPr>
+        <w:tblW w:w="5000" w:type="pct"/>
+        <w:tblBorders>
+          <w:top w:val="single" w:sz="4" w:space="0" w:color="auto"/>
+          <w:left w:val="single" w:sz="4" w:space="0" w:color="auto"/>
+          <w:bottom w:val="single" w:sz="4" w:space="0" w:color="auto"/>
+          <w:right w:val="single" w:sz="4" w:space="0" w:color="auto"/>
+          <w:insideH w:val="single" w:sz="4" w:space="0" w:color="auto"/>
+          <w:insideV w:val="single" w:sz="4" w:space="0" w:color="auto"/>
+        </w:tblBorders>
+        <w:tblLook w:val="0000" w:firstRow="0" w:lastRow="0" w:firstColumn="0" w:lastColumn="0" w:noHBand="0" w:noVBand="0"/>
+      </w:tblPr>
+      <w:tblGrid>
+        <w:gridCol w:w="1082"/>
+        <w:gridCol w:w="4967"/>
+        <w:gridCol w:w="4967"/>
+      </w:tblGrid>
+      <w:tr>
+        <w:tblPrEx>
+          <w:tblCellMar>
+            <w:top w:w="0" w:type="dxa"/>
+            <w:bottom w:w="0" w:type="dxa"/>
+          </w:tblCellMar>
+        </w:tblPrEx>
+        <w:trPr>
+          <w:cantSplit/>
+          <w:tblHeader/>
+        </w:trPr>
+        <w:tc>
+          <w:tcPr>
+            <w:tcW w:w="800" w:type="dxa"/>
+          </w:tcPr>
+          <w:p>
+            <w:pPr>
+              <w:rPr>
+                <w:b/>
+                <w:color w:val="000000"/>
+                <w:sz w:val="20"/>
+              </w:rPr>
+            </w:pPr>
+            <w:r>
+              <w:rPr>
+                <w:b/>
+                <w:color w:val="000000"/>
+                <w:sz w:val="20"/>
+              </w:rPr>
+              <w:t>Stage</w:t>
+            </w:r>
+          </w:p>
+        </w:tc>
+        <w:tc>
+          <w:tcPr>
+            <w:tcW w:w="3672" w:type="dxa"/>
+          </w:tcPr>
+          <w:p>
+            <w:pPr>
+              <w:rPr>
+                <w:b/>
+                <w:color w:val="000000"/>
+                <w:sz w:val="20"/>
+              </w:rPr>
+            </w:pPr>
+            <w:r>
+              <w:rPr>
+                <w:b/>
+                <w:color w:val="000000"/>
+                <w:sz w:val="20"/>
+              </w:rPr>
+              <w:t>Component</w:t>
+            </w:r>
+          </w:p>
+        </w:tc>
+        <w:tc>
+          <w:tcPr>
+            <w:tcW w:w="3672" w:type="dxa"/>
+          </w:tcPr>
+          <w:p>
+            <w:pPr>
+              <w:rPr>
+                <w:b/>
+                <w:color w:val="000000"/>
+                <w:sz w:val="20"/>
+              </w:rPr>
+            </w:pPr>
+            <w:r>
+              <w:rPr>
+                <w:b/>
+                <w:color w:val="000000"/>
+                <w:sz w:val="20"/>
+              </w:rPr>
+              <w:t>Purpose</w:t>
+            </w:r>
+          </w:p>
+        </w:tc>
+      </w:tr>
+      <w:tr>
+        <w:tblPrEx>
+          <w:tblCellMar>
+            <w:top w:w="0" w:type="dxa"/>
+            <w:bottom w:w="0" w:type="dxa"/>
+          </w:tblCellMar>
+        </w:tblPrEx>
+        <w:trPr>
+          <w:cantSplit/>
+        </w:trPr>
+        <w:tc>
+          <w:tcPr>
+            <w:tcW w:w="800" w:type="dxa"/>
+          </w:tcPr>
+          <w:p>
+            <w:pPr>
+              <w:rPr>
+                <w:color w:val="000000"/>
+                <w:sz w:val="20"/>
+              </w:rPr>
+            </w:pPr>
+            <w:r>
+              <w:rPr>
+                <w:color w:val="000000"/>
+                <w:sz w:val="20"/>
+              </w:rPr>
+              <w:t>1</w:t>
+            </w:r>
+          </w:p>
+        </w:tc>
+        <w:tc>
+          <w:tcPr>
+            <w:tcW w:w="3672" w:type="dxa"/>
+          </w:tcPr>
+          <w:p>
+            <w:pPr>
+              <w:rPr>
+                <w:color w:val="000000"/>
+                <w:sz w:val="20"/>
+              </w:rPr>
+            </w:pPr>
+            <w:r>
+              <w:rPr>
+                <w:color w:val="000000"/>
+                <w:sz w:val="20"/>
+              </w:rPr>
+              <w:t>Input Query / Road Update</w:t>
+            </w:r>
+          </w:p>
+        </w:tc>
+        <w:tc>
+          <w:tcPr>
+            <w:tcW w:w="3672" w:type="dxa"/>
+          </w:tcPr>
+          <w:p>
+            <w:pPr>
+              <w:rPr>
+                <w:color w:val="000000"/>
+                <w:sz w:val="20"/>
+              </w:rPr>
+            </w:pPr>
+            <w:r>
+              <w:rPr>
+                <w:color w:val="000000"/>
+                <w:sz w:val="20"/>
+              </w:rPr>
+              <w:t>Accepts source-destination queries, road-weight changes, blocked-road updates and reopen commands.</w:t>
+            </w:r>
+          </w:p>
+        </w:tc>
+      </w:tr>
+      <w:tr>
+        <w:tblPrEx>
+          <w:tblCellMar>
+            <w:top w:w="0" w:type="dxa"/>
+            <w:bottom w:w="0" w:type="dxa"/>
+          </w:tblCellMar>
+        </w:tblPrEx>
+        <w:trPr>
+          <w:cantSplit/>
+        </w:trPr>
+        <w:tc>
+          <w:tcPr>
+            <w:tcW w:w="800" w:type="dxa"/>
+          </w:tcPr>
+          <w:p>
+            <w:pPr>
+              <w:rPr>
+                <w:color w:val="000000"/>
+                <w:sz w:val="20"/>
+              </w:rPr>
+            </w:pPr>
+            <w:r>
+              <w:rPr>
+                <w:color w:val="000000"/>
+                <w:sz w:val="20"/>
+              </w:rPr>
+              <w:t>2</w:t>
+            </w:r>
+          </w:p>
+        </w:tc>
+        <w:tc>
+          <w:tcPr>
+            <w:tcW w:w="3672" w:type="dxa"/>
+          </w:tcPr>
+          <w:p>
+            <w:pPr>
+              <w:rPr>
+                <w:color w:val="000000"/>
+                <w:sz w:val="20"/>
+              </w:rPr>
+            </w:pPr>
+            <w:r>
+              <w:rPr>
+                <w:color w:val="000000"/>
+                <w:sz w:val="20"/>
+              </w:rPr>
+              <w:t>Graph ADT + HashMap Adjacency List</w:t>
+            </w:r>
+          </w:p>
+        </w:tc>
+        <w:tc>
+          <w:tcPr>
+            <w:tcW w:w="3672" w:type="dxa"/>
+          </w:tcPr>
+          <w:p>
+            <w:pPr>
+              <w:rPr>
+                <w:color w:val="000000"/>
+                <w:sz w:val="20"/>
+              </w:rPr>
+            </w:pPr>
+            <w:r>
+              <w:rPr>
+                <w:color w:val="000000"/>
+                <w:sz w:val="20"/>
+              </w:rPr>
+              <w:t>Stores intersections and weighted roads efficiently for a sparse city network.</w:t>
+            </w:r>
+          </w:p>
+        </w:tc>
+      </w:tr>
+      <w:tr>
+        <w:tblPrEx>
+          <w:tblCellMar>
+            <w:top w:w="0" w:type="dxa"/>
+            <w:bottom w:w="0" w:type="dxa"/>
+          </w:tblCellMar>
+        </w:tblPrEx>
+        <w:trPr>
+          <w:cantSplit/>
+        </w:trPr>
+        <w:tc>
+          <w:tcPr>
+            <w:tcW w:w="800" w:type="dxa"/>
+          </w:tcPr>
+          <w:p>
+            <w:pPr>
+              <w:rPr>
+                <w:color w:val="000000"/>
+                <w:sz w:val="20"/>
+              </w:rPr>
+            </w:pPr>
+            <w:r>
+              <w:rPr>
+                <w:color w:val="000000"/>
+                <w:sz w:val="20"/>
+              </w:rPr>
+              <w:t>3</w:t>
+            </w:r>
+          </w:p>
+        </w:tc>
+        <w:tc>
+          <w:tcPr>
+            <w:tcW w:w="3672" w:type="dxa"/>
+          </w:tcPr>
+          <w:p>
+            <w:pPr>
+              <w:rPr>
+                <w:color w:val="000000"/>
+                <w:sz w:val="20"/>
+              </w:rPr>
+            </w:pPr>
+            <w:r>
+              <w:rPr>
+                <w:color w:val="000000"/>
+                <w:sz w:val="20"/>
+              </w:rPr>
+              <w:t>Dijkstra + Min-Heap</w:t>
+            </w:r>
+          </w:p>
+        </w:tc>
+        <w:tc>
+          <w:tcPr>
+            <w:tcW w:w="3672" w:type="dxa"/>
+          </w:tcPr>
+          <w:p>
+            <w:pPr>
+              <w:rPr>
+                <w:color w:val="000000"/>
+                <w:sz w:val="20"/>
+              </w:rPr>
+            </w:pPr>
+            <w:r>
+              <w:rPr>
+                <w:color w:val="000000"/>
+                <w:sz w:val="20"/>
+              </w:rPr>
+              <w:t>Selects the next minimum-cost intersection and computes the shortest available route.</w:t>
+            </w:r>
+          </w:p>
+        </w:tc>
+      </w:tr>
+      <w:tr>
+        <w:tblPrEx>
+          <w:tblCellMar>
+            <w:top w:w="0" w:type="dxa"/>
+            <w:bottom w:w="0" w:type="dxa"/>
+          </w:tblCellMar>
+        </w:tblPrEx>
+        <w:trPr>
+          <w:cantSplit/>
+        </w:trPr>
+        <w:tc>
+          <w:tcPr>
+            <w:tcW w:w="800" w:type="dxa"/>
+          </w:tcPr>
+          <w:p>
+            <w:pPr>
+              <w:rPr>
+                <w:color w:val="000000"/>
+                <w:sz w:val="20"/>
+              </w:rPr>
+            </w:pPr>
+            <w:r>
+              <w:rPr>
+                <w:color w:val="000000"/>
+                <w:sz w:val="20"/>
+              </w:rPr>
+              <w:t>4</w:t>
+            </w:r>
+          </w:p>
+        </w:tc>
+        <w:tc>
+          <w:tcPr>
+            <w:tcW w:w="3672" w:type="dxa"/>
+          </w:tcPr>
+          <w:p>
+            <w:pPr>
+              <w:rPr>
+                <w:color w:val="000000"/>
+                <w:sz w:val="20"/>
+              </w:rPr>
+            </w:pPr>
+            <w:r>
+              <w:rPr>
+                <w:color w:val="000000"/>
+                <w:sz w:val="20"/>
+              </w:rPr>
+              <w:t>HashSet Processed Tracker</w:t>
+            </w:r>
+          </w:p>
+        </w:tc>
+        <w:tc>
+          <w:tcPr>
+            <w:tcW w:w="3672" w:type="dxa"/>
+          </w:tcPr>
+          <w:p>
+            <w:pPr>
+              <w:rPr>
+                <w:color w:val="000000"/>
+                <w:sz w:val="20"/>
+              </w:rPr>
+            </w:pPr>
+            <w:r>
+              <w:rPr>
+                <w:color w:val="000000"/>
+                <w:sz w:val="20"/>
+              </w:rPr>
+              <w:t>Prevents the same intersection from being finalized repeatedly, especially in cyclic graphs.</w:t>
+            </w:r>
+          </w:p>
+        </w:tc>
+      </w:tr>
+      <w:tr>
+        <w:tblPrEx>
+          <w:tblCellMar>
+            <w:top w:w="0" w:type="dxa"/>
+            <w:bottom w:w="0" w:type="dxa"/>
+          </w:tblCellMar>
+        </w:tblPrEx>
+        <w:trPr>
+          <w:cantSplit/>
+        </w:trPr>
+        <w:tc>
+          <w:tcPr>
+            <w:tcW w:w="800" w:type="dxa"/>
+          </w:tcPr>
+          <w:p>
+            <w:pPr>
+              <w:rPr>
+                <w:color w:val="000000"/>
+                <w:sz w:val="20"/>
+              </w:rPr>
+            </w:pPr>
+            <w:r>
+              <w:rPr>
+                <w:color w:val="000000"/>
+                <w:sz w:val="20"/>
+              </w:rPr>
+              <w:t>5</w:t>
+            </w:r>
+          </w:p>
+        </w:tc>
+        <w:tc>
+          <w:tcPr>
+            <w:tcW w:w="3672" w:type="dxa"/>
+          </w:tcPr>
+          <w:p>
+            <w:pPr>
+              <w:rPr>
+                <w:color w:val="000000"/>
+                <w:sz w:val="20"/>
+              </w:rPr>
+            </w:pPr>
+            <w:r>
+              <w:rPr>
+                <w:color w:val="000000"/>
+                <w:sz w:val="20"/>
+              </w:rPr>
+              <w:t>Route Reconstruction</w:t>
+            </w:r>
+          </w:p>
+        </w:tc>
+        <w:tc>
+          <w:tcPr>
+            <w:tcW w:w="3672" w:type="dxa"/>
+          </w:tcPr>
+          <w:p>
+            <w:pPr>
+              <w:rPr>
+                <w:color w:val="000000"/>
+                <w:sz w:val="20"/>
+              </w:rPr>
+            </w:pPr>
+            <w:r>
+              <w:rPr>
+                <w:color w:val="000000"/>
+                <w:sz w:val="20"/>
+              </w:rPr>
+              <w:t>Uses predecessor information to build the final source-to-destination route.</w:t>
+            </w:r>
+          </w:p>
+        </w:tc>
+      </w:tr>
+      <w:tr>
+        <w:tblPrEx>
+          <w:tblCellMar>
+            <w:top w:w="0" w:type="dxa"/>
+            <w:bottom w:w="0" w:type="dxa"/>
+          </w:tblCellMar>
+        </w:tblPrEx>
+        <w:trPr>
+          <w:cantSplit/>
+        </w:trPr>
+        <w:tc>
+          <w:tcPr>
+            <w:tcW w:w="800" w:type="dxa"/>
+          </w:tcPr>
+          <w:p>
+            <w:pPr>
+              <w:rPr>
+                <w:color w:val="000000"/>
+                <w:sz w:val="20"/>
+              </w:rPr>
+            </w:pPr>
+            <w:r>
+              <w:rPr>
+                <w:color w:val="000000"/>
+                <w:sz w:val="20"/>
+              </w:rPr>
+              <w:t>6</w:t>
+            </w:r>
+          </w:p>
+        </w:tc>
+        <w:tc>
+          <w:tcPr>
+            <w:tcW w:w="3672" w:type="dxa"/>
+          </w:tcPr>
+          <w:p>
+            <w:pPr>
+              <w:rPr>
+                <w:color w:val="000000"/>
+                <w:sz w:val="20"/>
+              </w:rPr>
+            </w:pPr>
+            <w:r>
+              <w:rPr>
+                <w:color w:val="000000"/>
+                <w:sz w:val="20"/>
+              </w:rPr>
+              <w:t>Versioned Route Cache</w:t>
+            </w:r>
+          </w:p>
+        </w:tc>
+        <w:tc>
+          <w:tcPr>
+            <w:tcW w:w="3672" w:type="dxa"/>
+          </w:tcPr>
+          <w:p>
+            <w:pPr>
+              <w:rPr>
+                <w:color w:val="000000"/>
+                <w:sz w:val="20"/>
+              </w:rPr>
+            </w:pPr>
+            <w:r>
+              <w:rPr>
+                <w:color w:val="000000"/>
+                <w:sz w:val="20"/>
+              </w:rPr>
+              <w:t>Returns repeated queries quickly and invalidates stale routes after graph changes.</w:t>
+            </w:r>
+          </w:p>
+        </w:tc>
+      </w:tr>
+      <w:tr>
+        <w:tblPrEx>
+          <w:tblCellMar>
+            <w:top w:w="0" w:type="dxa"/>
+            <w:bottom w:w="0" w:type="dxa"/>
+          </w:tblCellMar>
+        </w:tblPrEx>
+        <w:trPr>
+          <w:cantSplit/>
+        </w:trPr>
+        <w:tc>
+          <w:tcPr>
+            <w:tcW w:w="800" w:type="dxa"/>
+          </w:tcPr>
+          <w:p>
+            <w:pPr>
+              <w:rPr>
+                <w:color w:val="000000"/>
+                <w:sz w:val="20"/>
+              </w:rPr>
+            </w:pPr>
+            <w:r>
+              <w:rPr>
+                <w:color w:val="000000"/>
+                <w:sz w:val="20"/>
+              </w:rPr>
+              <w:t>7</w:t>
+            </w:r>
+          </w:p>
+        </w:tc>
+        <w:tc>
+          <w:tcPr>
+            <w:tcW w:w="3672" w:type="dxa"/>
+          </w:tcPr>
+          <w:p>
+            <w:pPr>
+              <w:rPr>
+                <w:color w:val="000000"/>
+                <w:sz w:val="20"/>
+              </w:rPr>
+            </w:pPr>
+            <w:r>
+              <w:rPr>
+                <w:color w:val="000000"/>
+                <w:sz w:val="20"/>
+              </w:rPr>
+              <w:t>Output Layer</w:t>
+            </w:r>
+          </w:p>
+        </w:tc>
+        <w:tc>
+          <w:tcPr>
+            <w:tcW w:w="3672" w:type="dxa"/>
+          </w:tcPr>
+          <w:p>
+            <w:pPr>
+              <w:rPr>
+                <w:color w:val="000000"/>
+                <w:sz w:val="20"/>
+              </w:rPr>
+            </w:pPr>
+            <w:r>
+              <w:rPr>
+                <w:color w:val="000000"/>
+                <w:sz w:val="20"/>
+              </w:rPr>
+              <w:t>Displays the route, travel cost, unreachable message, validation error or cache statistics.</w:t>
+            </w:r>
+          </w:p>
+        </w:tc>
+      </w:tr>
+    </w:tbl>
+    <w:p>
+      <w:pPr>
+        <w:ind w:left="720"/>
+        <w:rPr>
+          <w:color w:val="000000"/>
+          <w:sz w:val="24"/>
+        </w:rPr>
+      </w:pPr>
+      <w:r>
+        <w:rPr>
+          <w:color w:val="000000"/>
+          <w:sz w:val="24"/>
+        </w:rPr>
+        <w:t>Input / Update → Graph ADT + HashMap → Dijkstra + Min-Heap + HashSet → Route Reconstruction → Versioned Cache → Output</w:t>
+      </w:r>
+    </w:p>
+    <w:p>
+      <w:pPr>
+        <w:keepNext/>
+        <w:ind w:left="720"/>
+        <w:rPr>
+          <w:b/>
+          <w:color w:val="000000"/>
+          <w:sz w:val="28"/>
+        </w:rPr>
+      </w:pPr>
+      <w:r>
+        <w:rPr>
+          <w:b/>
+          <w:color w:val="000000"/>
+          <w:sz w:val="28"/>
+        </w:rPr>
         <w:t>Requirement Traceability Table</w:t>
       </w:r>
     </w:p>
@@ -8048,12 +8677,6 @@
         <w:gridCol w:w="3671"/>
       </w:tblGrid>
       <w:tr>
-        <w:tblPrEx>
-          <w:tblCellMar>
-            <w:top w:w="0" w:type="dxa"/>
-            <w:bottom w:w="0" w:type="dxa"/>
-          </w:tblCellMar>
-        </w:tblPrEx>
         <w:trPr>
           <w:cantSplit/>
           <w:tblHeader/>
@@ -8077,7 +8700,6 @@
                 <w:color w:val="000000"/>
                 <w:sz w:val="20"/>
               </w:rPr>
-              <w:lastRenderedPageBreak/>
               <w:t>Requirement</w:t>
             </w:r>
           </w:p>
@@ -8130,12 +8752,6 @@
         </w:tc>
       </w:tr>
       <w:tr>
-        <w:tblPrEx>
-          <w:tblCellMar>
-            <w:top w:w="0" w:type="dxa"/>
-            <w:bottom w:w="0" w:type="dxa"/>
-          </w:tblCellMar>
-        </w:tblPrEx>
         <w:trPr>
           <w:cantSplit/>
         </w:trPr>
@@ -8156,7 +8772,6 @@
                 <w:color w:val="000000"/>
                 <w:sz w:val="20"/>
               </w:rPr>
-              <w:lastRenderedPageBreak/>
               <w:t>8000+ vertices and 20000+ weighted roads</w:t>
             </w:r>
           </w:p>
@@ -8205,12 +8820,6 @@
         </w:tc>
       </w:tr>
       <w:tr>
-        <w:tblPrEx>
-          <w:tblCellMar>
-            <w:top w:w="0" w:type="dxa"/>
-            <w:bottom w:w="0" w:type="dxa"/>
-          </w:tblCellMar>
-        </w:tblPrEx>
         <w:trPr>
           <w:cantSplit/>
         </w:trPr>
@@ -8231,7 +8840,6 @@
                 <w:color w:val="000000"/>
                 <w:sz w:val="20"/>
               </w:rPr>
-              <w:lastRenderedPageBreak/>
               <w:t>Dynamic road-weight updates</w:t>
             </w:r>
           </w:p>
@@ -8280,12 +8888,6 @@
         </w:tc>
       </w:tr>
       <w:tr>
-        <w:tblPrEx>
-          <w:tblCellMar>
-            <w:top w:w="0" w:type="dxa"/>
-            <w:bottom w:w="0" w:type="dxa"/>
-          </w:tblCellMar>
-        </w:tblPrEx>
         <w:trPr>
           <w:cantSplit/>
         </w:trPr>
@@ -8306,7 +8908,6 @@
                 <w:color w:val="000000"/>
                 <w:sz w:val="20"/>
               </w:rPr>
-              <w:lastRenderedPageBreak/>
               <w:t>Blocked and reopened roads</w:t>
             </w:r>
           </w:p>
@@ -8355,12 +8956,6 @@
         </w:tc>
       </w:tr>
       <w:tr>
-        <w:tblPrEx>
-          <w:tblCellMar>
-            <w:top w:w="0" w:type="dxa"/>
-            <w:bottom w:w="0" w:type="dxa"/>
-          </w:tblCellMar>
-        </w:tblPrEx>
         <w:trPr>
           <w:cantSplit/>
         </w:trPr>
@@ -8429,12 +9024,6 @@
         </w:tc>
       </w:tr>
       <w:tr>
-        <w:tblPrEx>
-          <w:tblCellMar>
-            <w:top w:w="0" w:type="dxa"/>
-            <w:bottom w:w="0" w:type="dxa"/>
-          </w:tblCellMar>
-        </w:tblPrEx>
         <w:trPr>
           <w:cantSplit/>
         </w:trPr>
@@ -8503,12 +9092,6 @@
         </w:tc>
       </w:tr>
       <w:tr>
-        <w:tblPrEx>
-          <w:tblCellMar>
-            <w:top w:w="0" w:type="dxa"/>
-            <w:bottom w:w="0" w:type="dxa"/>
-          </w:tblCellMar>
-        </w:tblPrEx>
         <w:trPr>
           <w:cantSplit/>
         </w:trPr>
@@ -8577,12 +9160,6 @@
         </w:tc>
       </w:tr>
       <w:tr>
-        <w:tblPrEx>
-          <w:tblCellMar>
-            <w:top w:w="0" w:type="dxa"/>
-            <w:bottom w:w="0" w:type="dxa"/>
-          </w:tblCellMar>
-        </w:tblPrEx>
         <w:trPr>
           <w:cantSplit/>
         </w:trPr>
@@ -8651,12 +9228,6 @@
         </w:tc>
       </w:tr>
       <w:tr>
-        <w:tblPrEx>
-          <w:tblCellMar>
-            <w:top w:w="0" w:type="dxa"/>
-            <w:bottom w:w="0" w:type="dxa"/>
-          </w:tblCellMar>
-        </w:tblPrEx>
         <w:trPr>
           <w:cantSplit/>
         </w:trPr>
@@ -8725,12 +9296,6 @@
         </w:tc>
       </w:tr>
       <w:tr>
-        <w:tblPrEx>
-          <w:tblCellMar>
-            <w:top w:w="0" w:type="dxa"/>
-            <w:bottom w:w="0" w:type="dxa"/>
-          </w:tblCellMar>
-        </w:tblPrEx>
         <w:trPr>
           <w:cantSplit/>
         </w:trPr>
@@ -8799,12 +9364,6 @@
         </w:tc>
       </w:tr>
       <w:tr>
-        <w:tblPrEx>
-          <w:tblCellMar>
-            <w:top w:w="0" w:type="dxa"/>
-            <w:bottom w:w="0" w:type="dxa"/>
-          </w:tblCellMar>
-        </w:tblPrEx>
         <w:trPr>
           <w:cantSplit/>
         </w:trPr>
@@ -8873,12 +9432,6 @@
         </w:tc>
       </w:tr>
       <w:tr>
-        <w:tblPrEx>
-          <w:tblCellMar>
-            <w:top w:w="0" w:type="dxa"/>
-            <w:bottom w:w="0" w:type="dxa"/>
-          </w:tblCellMar>
-        </w:tblPrEx>
         <w:trPr>
           <w:cantSplit/>
         </w:trPr>
@@ -8947,12 +9500,6 @@
         </w:tc>
       </w:tr>
       <w:tr>
-        <w:tblPrEx>
-          <w:tblCellMar>
-            <w:top w:w="0" w:type="dxa"/>
-            <w:bottom w:w="0" w:type="dxa"/>
-          </w:tblCellMar>
-        </w:tblPrEx>
         <w:trPr>
           <w:cantSplit/>
         </w:trPr>
@@ -9021,12 +9568,6 @@
         </w:tc>
       </w:tr>
       <w:tr>
-        <w:tblPrEx>
-          <w:tblCellMar>
-            <w:top w:w="0" w:type="dxa"/>
-            <w:bottom w:w="0" w:type="dxa"/>
-          </w:tblCellMar>
-        </w:tblPrEx>
         <w:trPr>
           <w:cantSplit/>
         </w:trPr>
@@ -9047,6 +9588,7 @@
                 <w:color w:val="000000"/>
                 <w:sz w:val="20"/>
               </w:rPr>
+              <w:lastRenderedPageBreak/>
               <w:t>30% road-failure analysis</w:t>
             </w:r>
           </w:p>
@@ -9280,6 +9822,7 @@
           <w:color w:val="000000"/>
           <w:sz w:val="24"/>
         </w:rPr>
+        <w:lastRenderedPageBreak/>
         <w:t>Assessment</w:t>
       </w:r>
       <w:r>
@@ -10475,6 +11018,7 @@
                 <w:color w:val="000000"/>
                 <w:sz w:val="24"/>
               </w:rPr>
+              <w:lastRenderedPageBreak/>
               <w:t>Dijkstra &amp; Route Reconstruction</w:t>
             </w:r>
             <w:r>
@@ -11186,6 +11730,7 @@
           <w:spacing w:val="-2"/>
           <w:lang w:val="en-IN"/>
         </w:rPr>
+        <w:lastRenderedPageBreak/>
         <w:t xml:space="preserve">Pseudocode </w:t>
       </w:r>
     </w:p>

--- a/report/CSA0312_Final_Assignment_Report.docx
+++ b/report/CSA0312_Final_Assignment_Report.docx
@@ -8010,617 +8010,66 @@
           <w:color w:val="000000"/>
           <w:sz w:val="28"/>
         </w:rPr>
-        <w:t>System Architecture Flow</w:t>
-      </w:r>
-    </w:p>
-    <w:tbl>
-      <w:tblPr>
-        <w:tblW w:w="5000" w:type="pct"/>
-        <w:tblBorders>
-          <w:top w:val="single" w:sz="4" w:space="0" w:color="auto"/>
-          <w:left w:val="single" w:sz="4" w:space="0" w:color="auto"/>
-          <w:bottom w:val="single" w:sz="4" w:space="0" w:color="auto"/>
-          <w:right w:val="single" w:sz="4" w:space="0" w:color="auto"/>
-          <w:insideH w:val="single" w:sz="4" w:space="0" w:color="auto"/>
-          <w:insideV w:val="single" w:sz="4" w:space="0" w:color="auto"/>
-        </w:tblBorders>
-        <w:tblLook w:val="0000" w:firstRow="0" w:lastRow="0" w:firstColumn="0" w:lastColumn="0" w:noHBand="0" w:noVBand="0"/>
-      </w:tblPr>
-      <w:tblGrid>
-        <w:gridCol w:w="1082"/>
-        <w:gridCol w:w="4967"/>
-        <w:gridCol w:w="4967"/>
-      </w:tblGrid>
-      <w:tr>
-        <w:tblPrEx>
-          <w:tblCellMar>
-            <w:top w:w="0" w:type="dxa"/>
-            <w:bottom w:w="0" w:type="dxa"/>
-          </w:tblCellMar>
-        </w:tblPrEx>
-        <w:trPr>
-          <w:cantSplit/>
-          <w:tblHeader/>
-        </w:trPr>
-        <w:tc>
-          <w:tcPr>
-            <w:tcW w:w="800" w:type="dxa"/>
-          </w:tcPr>
-          <w:p>
-            <w:pPr>
-              <w:rPr>
-                <w:b/>
-                <w:color w:val="000000"/>
-                <w:sz w:val="20"/>
-              </w:rPr>
-            </w:pPr>
-            <w:r>
-              <w:rPr>
-                <w:b/>
-                <w:color w:val="000000"/>
-                <w:sz w:val="20"/>
-              </w:rPr>
-              <w:t>Stage</w:t>
-            </w:r>
-          </w:p>
-        </w:tc>
-        <w:tc>
-          <w:tcPr>
-            <w:tcW w:w="3672" w:type="dxa"/>
-          </w:tcPr>
-          <w:p>
-            <w:pPr>
-              <w:rPr>
-                <w:b/>
-                <w:color w:val="000000"/>
-                <w:sz w:val="20"/>
-              </w:rPr>
-            </w:pPr>
-            <w:r>
-              <w:rPr>
-                <w:b/>
-                <w:color w:val="000000"/>
-                <w:sz w:val="20"/>
-              </w:rPr>
-              <w:t>Component</w:t>
-            </w:r>
-          </w:p>
-        </w:tc>
-        <w:tc>
-          <w:tcPr>
-            <w:tcW w:w="3672" w:type="dxa"/>
-          </w:tcPr>
-          <w:p>
-            <w:pPr>
-              <w:rPr>
-                <w:b/>
-                <w:color w:val="000000"/>
-                <w:sz w:val="20"/>
-              </w:rPr>
-            </w:pPr>
-            <w:r>
-              <w:rPr>
-                <w:b/>
-                <w:color w:val="000000"/>
-                <w:sz w:val="20"/>
-              </w:rPr>
-              <w:t>Purpose</w:t>
-            </w:r>
-          </w:p>
-        </w:tc>
-      </w:tr>
-      <w:tr>
-        <w:tblPrEx>
-          <w:tblCellMar>
-            <w:top w:w="0" w:type="dxa"/>
-            <w:bottom w:w="0" w:type="dxa"/>
-          </w:tblCellMar>
-        </w:tblPrEx>
-        <w:trPr>
-          <w:cantSplit/>
-        </w:trPr>
-        <w:tc>
-          <w:tcPr>
-            <w:tcW w:w="800" w:type="dxa"/>
-          </w:tcPr>
-          <w:p>
-            <w:pPr>
-              <w:rPr>
-                <w:color w:val="000000"/>
-                <w:sz w:val="20"/>
-              </w:rPr>
-            </w:pPr>
-            <w:r>
-              <w:rPr>
-                <w:color w:val="000000"/>
-                <w:sz w:val="20"/>
-              </w:rPr>
-              <w:t>1</w:t>
-            </w:r>
-          </w:p>
-        </w:tc>
-        <w:tc>
-          <w:tcPr>
-            <w:tcW w:w="3672" w:type="dxa"/>
-          </w:tcPr>
-          <w:p>
-            <w:pPr>
-              <w:rPr>
-                <w:color w:val="000000"/>
-                <w:sz w:val="20"/>
-              </w:rPr>
-            </w:pPr>
-            <w:r>
-              <w:rPr>
-                <w:color w:val="000000"/>
-                <w:sz w:val="20"/>
-              </w:rPr>
-              <w:t>Input Query / Road Update</w:t>
-            </w:r>
-          </w:p>
-        </w:tc>
-        <w:tc>
-          <w:tcPr>
-            <w:tcW w:w="3672" w:type="dxa"/>
-          </w:tcPr>
-          <w:p>
-            <w:pPr>
-              <w:rPr>
-                <w:color w:val="000000"/>
-                <w:sz w:val="20"/>
-              </w:rPr>
-            </w:pPr>
-            <w:r>
-              <w:rPr>
-                <w:color w:val="000000"/>
-                <w:sz w:val="20"/>
-              </w:rPr>
-              <w:t>Accepts source-destination queries, road-weight changes, blocked-road updates and reopen commands.</w:t>
-            </w:r>
-          </w:p>
-        </w:tc>
-      </w:tr>
-      <w:tr>
-        <w:tblPrEx>
-          <w:tblCellMar>
-            <w:top w:w="0" w:type="dxa"/>
-            <w:bottom w:w="0" w:type="dxa"/>
-          </w:tblCellMar>
-        </w:tblPrEx>
-        <w:trPr>
-          <w:cantSplit/>
-        </w:trPr>
-        <w:tc>
-          <w:tcPr>
-            <w:tcW w:w="800" w:type="dxa"/>
-          </w:tcPr>
-          <w:p>
-            <w:pPr>
-              <w:rPr>
-                <w:color w:val="000000"/>
-                <w:sz w:val="20"/>
-              </w:rPr>
-            </w:pPr>
-            <w:r>
-              <w:rPr>
-                <w:color w:val="000000"/>
-                <w:sz w:val="20"/>
-              </w:rPr>
-              <w:t>2</w:t>
-            </w:r>
-          </w:p>
-        </w:tc>
-        <w:tc>
-          <w:tcPr>
-            <w:tcW w:w="3672" w:type="dxa"/>
-          </w:tcPr>
-          <w:p>
-            <w:pPr>
-              <w:rPr>
-                <w:color w:val="000000"/>
-                <w:sz w:val="20"/>
-              </w:rPr>
-            </w:pPr>
-            <w:r>
-              <w:rPr>
-                <w:color w:val="000000"/>
-                <w:sz w:val="20"/>
-              </w:rPr>
-              <w:t>Graph ADT + HashMap Adjacency List</w:t>
-            </w:r>
-          </w:p>
-        </w:tc>
-        <w:tc>
-          <w:tcPr>
-            <w:tcW w:w="3672" w:type="dxa"/>
-          </w:tcPr>
-          <w:p>
-            <w:pPr>
-              <w:rPr>
-                <w:color w:val="000000"/>
-                <w:sz w:val="20"/>
-              </w:rPr>
-            </w:pPr>
-            <w:r>
-              <w:rPr>
-                <w:color w:val="000000"/>
-                <w:sz w:val="20"/>
-              </w:rPr>
-              <w:t>Stores intersections and weighted roads efficiently for a sparse city network.</w:t>
-            </w:r>
-          </w:p>
-        </w:tc>
-      </w:tr>
-      <w:tr>
-        <w:tblPrEx>
-          <w:tblCellMar>
-            <w:top w:w="0" w:type="dxa"/>
-            <w:bottom w:w="0" w:type="dxa"/>
-          </w:tblCellMar>
-        </w:tblPrEx>
-        <w:trPr>
-          <w:cantSplit/>
-        </w:trPr>
-        <w:tc>
-          <w:tcPr>
-            <w:tcW w:w="800" w:type="dxa"/>
-          </w:tcPr>
-          <w:p>
-            <w:pPr>
-              <w:rPr>
-                <w:color w:val="000000"/>
-                <w:sz w:val="20"/>
-              </w:rPr>
-            </w:pPr>
-            <w:r>
-              <w:rPr>
-                <w:color w:val="000000"/>
-                <w:sz w:val="20"/>
-              </w:rPr>
-              <w:t>3</w:t>
-            </w:r>
-          </w:p>
-        </w:tc>
-        <w:tc>
-          <w:tcPr>
-            <w:tcW w:w="3672" w:type="dxa"/>
-          </w:tcPr>
-          <w:p>
-            <w:pPr>
-              <w:rPr>
-                <w:color w:val="000000"/>
-                <w:sz w:val="20"/>
-              </w:rPr>
-            </w:pPr>
-            <w:r>
-              <w:rPr>
-                <w:color w:val="000000"/>
-                <w:sz w:val="20"/>
-              </w:rPr>
-              <w:t>Dijkstra + Min-Heap</w:t>
-            </w:r>
-          </w:p>
-        </w:tc>
-        <w:tc>
-          <w:tcPr>
-            <w:tcW w:w="3672" w:type="dxa"/>
-          </w:tcPr>
-          <w:p>
-            <w:pPr>
-              <w:rPr>
-                <w:color w:val="000000"/>
-                <w:sz w:val="20"/>
-              </w:rPr>
-            </w:pPr>
-            <w:r>
-              <w:rPr>
-                <w:color w:val="000000"/>
-                <w:sz w:val="20"/>
-              </w:rPr>
-              <w:t>Selects the next minimum-cost intersection and computes the shortest available route.</w:t>
-            </w:r>
-          </w:p>
-        </w:tc>
-      </w:tr>
-      <w:tr>
-        <w:tblPrEx>
-          <w:tblCellMar>
-            <w:top w:w="0" w:type="dxa"/>
-            <w:bottom w:w="0" w:type="dxa"/>
-          </w:tblCellMar>
-        </w:tblPrEx>
-        <w:trPr>
-          <w:cantSplit/>
-        </w:trPr>
-        <w:tc>
-          <w:tcPr>
-            <w:tcW w:w="800" w:type="dxa"/>
-          </w:tcPr>
-          <w:p>
-            <w:pPr>
-              <w:rPr>
-                <w:color w:val="000000"/>
-                <w:sz w:val="20"/>
-              </w:rPr>
-            </w:pPr>
-            <w:r>
-              <w:rPr>
-                <w:color w:val="000000"/>
-                <w:sz w:val="20"/>
-              </w:rPr>
-              <w:t>4</w:t>
-            </w:r>
-          </w:p>
-        </w:tc>
-        <w:tc>
-          <w:tcPr>
-            <w:tcW w:w="3672" w:type="dxa"/>
-          </w:tcPr>
-          <w:p>
-            <w:pPr>
-              <w:rPr>
-                <w:color w:val="000000"/>
-                <w:sz w:val="20"/>
-              </w:rPr>
-            </w:pPr>
-            <w:r>
-              <w:rPr>
-                <w:color w:val="000000"/>
-                <w:sz w:val="20"/>
-              </w:rPr>
-              <w:t>HashSet Processed Tracker</w:t>
-            </w:r>
-          </w:p>
-        </w:tc>
-        <w:tc>
-          <w:tcPr>
-            <w:tcW w:w="3672" w:type="dxa"/>
-          </w:tcPr>
-          <w:p>
-            <w:pPr>
-              <w:rPr>
-                <w:color w:val="000000"/>
-                <w:sz w:val="20"/>
-              </w:rPr>
-            </w:pPr>
-            <w:r>
-              <w:rPr>
-                <w:color w:val="000000"/>
-                <w:sz w:val="20"/>
-              </w:rPr>
-              <w:t>Prevents the same intersection from being finalized repeatedly, especially in cyclic graphs.</w:t>
-            </w:r>
-          </w:p>
-        </w:tc>
-      </w:tr>
-      <w:tr>
-        <w:tblPrEx>
-          <w:tblCellMar>
-            <w:top w:w="0" w:type="dxa"/>
-            <w:bottom w:w="0" w:type="dxa"/>
-          </w:tblCellMar>
-        </w:tblPrEx>
-        <w:trPr>
-          <w:cantSplit/>
-        </w:trPr>
-        <w:tc>
-          <w:tcPr>
-            <w:tcW w:w="800" w:type="dxa"/>
-          </w:tcPr>
-          <w:p>
-            <w:pPr>
-              <w:rPr>
-                <w:color w:val="000000"/>
-                <w:sz w:val="20"/>
-              </w:rPr>
-            </w:pPr>
-            <w:r>
-              <w:rPr>
-                <w:color w:val="000000"/>
-                <w:sz w:val="20"/>
-              </w:rPr>
-              <w:t>5</w:t>
-            </w:r>
-          </w:p>
-        </w:tc>
-        <w:tc>
-          <w:tcPr>
-            <w:tcW w:w="3672" w:type="dxa"/>
-          </w:tcPr>
-          <w:p>
-            <w:pPr>
-              <w:rPr>
-                <w:color w:val="000000"/>
-                <w:sz w:val="20"/>
-              </w:rPr>
-            </w:pPr>
-            <w:r>
-              <w:rPr>
-                <w:color w:val="000000"/>
-                <w:sz w:val="20"/>
-              </w:rPr>
-              <w:t>Route Reconstruction</w:t>
-            </w:r>
-          </w:p>
-        </w:tc>
-        <w:tc>
-          <w:tcPr>
-            <w:tcW w:w="3672" w:type="dxa"/>
-          </w:tcPr>
-          <w:p>
-            <w:pPr>
-              <w:rPr>
-                <w:color w:val="000000"/>
-                <w:sz w:val="20"/>
-              </w:rPr>
-            </w:pPr>
-            <w:r>
-              <w:rPr>
-                <w:color w:val="000000"/>
-                <w:sz w:val="20"/>
-              </w:rPr>
-              <w:t>Uses predecessor information to build the final source-to-destination route.</w:t>
-            </w:r>
-          </w:p>
-        </w:tc>
-      </w:tr>
-      <w:tr>
-        <w:tblPrEx>
-          <w:tblCellMar>
-            <w:top w:w="0" w:type="dxa"/>
-            <w:bottom w:w="0" w:type="dxa"/>
-          </w:tblCellMar>
-        </w:tblPrEx>
-        <w:trPr>
-          <w:cantSplit/>
-        </w:trPr>
-        <w:tc>
-          <w:tcPr>
-            <w:tcW w:w="800" w:type="dxa"/>
-          </w:tcPr>
-          <w:p>
-            <w:pPr>
-              <w:rPr>
-                <w:color w:val="000000"/>
-                <w:sz w:val="20"/>
-              </w:rPr>
-            </w:pPr>
-            <w:r>
-              <w:rPr>
-                <w:color w:val="000000"/>
-                <w:sz w:val="20"/>
-              </w:rPr>
-              <w:t>6</w:t>
-            </w:r>
-          </w:p>
-        </w:tc>
-        <w:tc>
-          <w:tcPr>
-            <w:tcW w:w="3672" w:type="dxa"/>
-          </w:tcPr>
-          <w:p>
-            <w:pPr>
-              <w:rPr>
-                <w:color w:val="000000"/>
-                <w:sz w:val="20"/>
-              </w:rPr>
-            </w:pPr>
-            <w:r>
-              <w:rPr>
-                <w:color w:val="000000"/>
-                <w:sz w:val="20"/>
-              </w:rPr>
-              <w:t>Versioned Route Cache</w:t>
-            </w:r>
-          </w:p>
-        </w:tc>
-        <w:tc>
-          <w:tcPr>
-            <w:tcW w:w="3672" w:type="dxa"/>
-          </w:tcPr>
-          <w:p>
-            <w:pPr>
-              <w:rPr>
-                <w:color w:val="000000"/>
-                <w:sz w:val="20"/>
-              </w:rPr>
-            </w:pPr>
-            <w:r>
-              <w:rPr>
-                <w:color w:val="000000"/>
-                <w:sz w:val="20"/>
-              </w:rPr>
-              <w:t>Returns repeated queries quickly and invalidates stale routes after graph changes.</w:t>
-            </w:r>
-          </w:p>
-        </w:tc>
-      </w:tr>
-      <w:tr>
-        <w:tblPrEx>
-          <w:tblCellMar>
-            <w:top w:w="0" w:type="dxa"/>
-            <w:bottom w:w="0" w:type="dxa"/>
-          </w:tblCellMar>
-        </w:tblPrEx>
-        <w:trPr>
-          <w:cantSplit/>
-        </w:trPr>
-        <w:tc>
-          <w:tcPr>
-            <w:tcW w:w="800" w:type="dxa"/>
-          </w:tcPr>
-          <w:p>
-            <w:pPr>
-              <w:rPr>
-                <w:color w:val="000000"/>
-                <w:sz w:val="20"/>
-              </w:rPr>
-            </w:pPr>
-            <w:r>
-              <w:rPr>
-                <w:color w:val="000000"/>
-                <w:sz w:val="20"/>
-              </w:rPr>
-              <w:t>7</w:t>
-            </w:r>
-          </w:p>
-        </w:tc>
-        <w:tc>
-          <w:tcPr>
-            <w:tcW w:w="3672" w:type="dxa"/>
-          </w:tcPr>
-          <w:p>
-            <w:pPr>
-              <w:rPr>
-                <w:color w:val="000000"/>
-                <w:sz w:val="20"/>
-              </w:rPr>
-            </w:pPr>
-            <w:r>
-              <w:rPr>
-                <w:color w:val="000000"/>
-                <w:sz w:val="20"/>
-              </w:rPr>
-              <w:t>Output Layer</w:t>
-            </w:r>
-          </w:p>
-        </w:tc>
-        <w:tc>
-          <w:tcPr>
-            <w:tcW w:w="3672" w:type="dxa"/>
-          </w:tcPr>
-          <w:p>
-            <w:pPr>
-              <w:rPr>
-                <w:color w:val="000000"/>
-                <w:sz w:val="20"/>
-              </w:rPr>
-            </w:pPr>
-            <w:r>
-              <w:rPr>
-                <w:color w:val="000000"/>
-                <w:sz w:val="20"/>
-              </w:rPr>
-              <w:t>Displays the route, travel cost, unreachable message, validation error or cache statistics.</w:t>
-            </w:r>
-          </w:p>
-        </w:tc>
-      </w:tr>
-    </w:tbl>
+        <w:lastRenderedPageBreak/>
+        <w:t>System Architecture Diagram</w:t>
+      </w:r>
+    </w:p>
     <w:p>
       <w:pPr>
         <w:ind w:left="720"/>
-        <w:rPr>
-          <w:color w:val="000000"/>
-          <w:sz w:val="24"/>
-        </w:rPr>
-      </w:pPr>
-      <w:r>
-        <w:rPr>
-          <w:color w:val="000000"/>
-          <w:sz w:val="24"/>
-        </w:rPr>
-        <w:t>Input / Update → Graph ADT + HashMap → Dijkstra + Min-Heap + HashSet → Route Reconstruction → Versioned Cache → Output</w:t>
+        <w:jc w:val="center"/>
+        <w:rPr>
+          <w:b/>
+          <w:color w:val="000000"/>
+          <w:sz w:val="28"/>
+        </w:rPr>
+      </w:pPr>
+      <w:r>
+        <w:rPr>
+          <w:b/>
+          <w:noProof/>
+          <w:color w:val="000000"/>
+          <w:sz w:val="28"/>
+        </w:rPr>
+        <w:drawing>
+          <wp:inline distT="0" distB="0" distL="0" distR="0" wp14:anchorId="410A1F2A" wp14:editId="65BA3ABE">
+            <wp:extent cx="5842000" cy="6131936"/>
+            <wp:effectExtent l="0" t="0" r="6350" b="2540"/>
+            <wp:docPr id="1781014231" name="Picture 1"/>
+            <wp:cNvGraphicFramePr/>
+            <a:graphic xmlns:a="http://schemas.openxmlformats.org/drawingml/2006/main">
+              <a:graphicData uri="http://schemas.openxmlformats.org/drawingml/2006/picture">
+                <pic:pic xmlns:pic="http://schemas.openxmlformats.org/drawingml/2006/picture">
+                  <pic:nvPicPr>
+                    <pic:cNvPr id="1781014231" name=""/>
+                    <pic:cNvPicPr/>
+                  </pic:nvPicPr>
+                  <pic:blipFill>
+                    <a:blip r:embed="rId10" cstate="print">
+                      <a:extLst>
+                        <a:ext uri="{28A0092B-C50C-407E-A947-70E740481C1C}">
+                          <a14:useLocalDpi xmlns:a14="http://schemas.microsoft.com/office/drawing/2010/main" val="0"/>
+                        </a:ext>
+                      </a:extLst>
+                    </a:blip>
+                    <a:stretch>
+                      <a:fillRect/>
+                    </a:stretch>
+                  </pic:blipFill>
+                  <pic:spPr>
+                    <a:xfrm>
+                      <a:off x="0" y="0"/>
+                      <a:ext cx="5842000" cy="6131936"/>
+                    </a:xfrm>
+                    <a:prstGeom prst="rect">
+                      <a:avLst/>
+                    </a:prstGeom>
+                  </pic:spPr>
+                </pic:pic>
+              </a:graphicData>
+            </a:graphic>
+          </wp:inline>
+        </w:drawing>
       </w:r>
     </w:p>
     <w:p>
@@ -9180,6 +8629,7 @@
                 <w:color w:val="000000"/>
                 <w:sz w:val="20"/>
               </w:rPr>
+              <w:lastRenderedPageBreak/>
               <w:t>HashSet tracking of processed intersections</w:t>
             </w:r>
           </w:p>
@@ -9588,7 +9038,6 @@
                 <w:color w:val="000000"/>
                 <w:sz w:val="20"/>
               </w:rPr>
-              <w:lastRenderedPageBreak/>
               <w:t>30% road-failure analysis</w:t>
             </w:r>
           </w:p>
@@ -9798,8 +9247,8 @@
           <w:sz w:val="24"/>
         </w:rPr>
         <w:sectPr>
-          <w:headerReference w:type="default" r:id="rId10"/>
-          <w:footerReference w:type="default" r:id="rId11"/>
+          <w:headerReference w:type="default" r:id="rId11"/>
+          <w:footerReference w:type="default" r:id="rId12"/>
           <w:pgSz w:w="12240" w:h="15840"/>
           <w:pgMar w:top="1420" w:right="720" w:bottom="280" w:left="720" w:header="360" w:footer="360" w:gutter="0"/>
           <w:cols w:space="720"/>
@@ -11018,7 +10467,6 @@
                 <w:color w:val="000000"/>
                 <w:sz w:val="24"/>
               </w:rPr>
-              <w:lastRenderedPageBreak/>
               <w:t>Dijkstra &amp; Route Reconstruction</w:t>
             </w:r>
             <w:r>
@@ -11730,7 +11178,6 @@
           <w:spacing w:val="-2"/>
           <w:lang w:val="en-IN"/>
         </w:rPr>
-        <w:lastRenderedPageBreak/>
         <w:t xml:space="preserve">Pseudocode </w:t>
       </w:r>
     </w:p>

--- a/report/CSA0312_Final_Assignment_Report.docx
+++ b/report/CSA0312_Final_Assignment_Report.docx
@@ -6,7 +6,7 @@
       <w:pPr>
         <w:pStyle w:val="Heading1"/>
         <w:keepNext/>
-        <w:spacing w:before="78" w:line="276" w:lineRule="auto"/>
+        <w:spacing w:before="78" w:line="360" w:lineRule="auto"/>
         <w:ind w:left="4073" w:right="1032" w:hanging="1705"/>
       </w:pPr>
       <w:r>
@@ -84,7 +84,7 @@
     <w:p>
       <w:pPr>
         <w:keepNext/>
-        <w:spacing w:line="321" w:lineRule="exact"/>
+        <w:spacing w:line="360" w:lineRule="auto"/>
         <w:ind w:left="720"/>
         <w:rPr>
           <w:b/>
@@ -282,7 +282,7 @@
     <w:p>
       <w:pPr>
         <w:pStyle w:val="BodyText"/>
-        <w:spacing w:before="6"/>
+        <w:spacing w:before="6" w:line="360" w:lineRule="auto"/>
         <w:rPr>
           <w:b/>
           <w:sz w:val="18"/>
@@ -960,7 +960,7 @@
     <w:p>
       <w:pPr>
         <w:pStyle w:val="BodyText"/>
-        <w:spacing w:before="14"/>
+        <w:spacing w:before="14" w:line="360" w:lineRule="auto"/>
         <w:rPr>
           <w:b/>
         </w:rPr>
@@ -970,6 +970,7 @@
       <w:pPr>
         <w:pStyle w:val="Heading1"/>
         <w:keepNext/>
+        <w:spacing w:line="360" w:lineRule="auto"/>
         <w:ind w:left="0"/>
       </w:pPr>
       <w:r>
@@ -996,10 +997,11 @@
     <w:p>
       <w:pPr>
         <w:pStyle w:val="BodyText"/>
-        <w:spacing w:before="52"/>
+        <w:spacing w:before="52" w:line="360" w:lineRule="auto"/>
         <w:jc w:val="both"/>
         <w:rPr>
           <w:bCs/>
+          <w:sz w:val="24"/>
           <w:lang w:val="en-IN"/>
         </w:rPr>
       </w:pPr>
@@ -1007,6 +1009,7 @@
         <w:rPr>
           <w:bCs/>
           <w:color w:val="000000"/>
+          <w:sz w:val="24"/>
           <w:lang w:val="en-IN"/>
         </w:rPr>
         <w:t>A smart-city disaster management authority is developing an Intelligent Emergency Evacuation Routing System for a city containing more than 8000 intersections and 20,000 weighted roads. During floods, earthquakes, industrial accidents, or large-scale fires, road travel costs change dynamically because of congestion, road blockages, damaged infrastructure, and emergency restrictions.</w:t>
@@ -1015,10 +1018,11 @@
     <w:p>
       <w:pPr>
         <w:pStyle w:val="BodyText"/>
-        <w:spacing w:before="52"/>
+        <w:spacing w:before="52" w:line="360" w:lineRule="auto"/>
         <w:jc w:val="both"/>
         <w:rPr>
           <w:bCs/>
+          <w:sz w:val="24"/>
           <w:lang w:val="en-IN"/>
         </w:rPr>
       </w:pPr>
@@ -1026,6 +1030,7 @@
         <w:rPr>
           <w:bCs/>
           <w:color w:val="000000"/>
+          <w:sz w:val="24"/>
           <w:lang w:val="en-IN"/>
         </w:rPr>
         <w:t>The system receives continuous updates containing intersections, roads, travel costs, road status, evacuation centers, and emergency vehicle locations. It must identify the safest and shortest available route from multiple disaster locations to designated evacuation centers while operating under the following constraints:</w:t>
@@ -1038,9 +1043,10 @@
           <w:ilvl w:val="0"/>
           <w:numId w:val="2"/>
         </w:numPr>
-        <w:spacing w:before="52"/>
+        <w:spacing w:before="52" w:line="360" w:lineRule="auto"/>
         <w:rPr>
           <w:bCs/>
+          <w:sz w:val="24"/>
           <w:lang w:val="en-IN"/>
         </w:rPr>
       </w:pPr>
@@ -1048,6 +1054,7 @@
         <w:rPr>
           <w:bCs/>
           <w:color w:val="000000"/>
+          <w:sz w:val="24"/>
           <w:lang w:val="en-IN"/>
         </w:rPr>
         <w:t xml:space="preserve">The network contains 8000+ vertices and 20,000+ weighted edges. </w:t>
@@ -1060,9 +1067,10 @@
           <w:ilvl w:val="0"/>
           <w:numId w:val="2"/>
         </w:numPr>
-        <w:spacing w:before="52"/>
+        <w:spacing w:before="52" w:line="360" w:lineRule="auto"/>
         <w:rPr>
           <w:bCs/>
+          <w:sz w:val="24"/>
           <w:lang w:val="en-IN"/>
         </w:rPr>
       </w:pPr>
@@ -1070,6 +1078,7 @@
         <w:rPr>
           <w:bCs/>
           <w:color w:val="000000"/>
+          <w:sz w:val="24"/>
           <w:lang w:val="en-IN"/>
         </w:rPr>
         <w:t xml:space="preserve">Road weights change frequently because of disaster conditions. </w:t>
@@ -1082,9 +1091,10 @@
           <w:ilvl w:val="0"/>
           <w:numId w:val="2"/>
         </w:numPr>
-        <w:spacing w:before="52"/>
+        <w:spacing w:before="52" w:line="360" w:lineRule="auto"/>
         <w:rPr>
           <w:bCs/>
+          <w:sz w:val="24"/>
           <w:lang w:val="en-IN"/>
         </w:rPr>
       </w:pPr>
@@ -1092,8 +1102,10 @@
         <w:rPr>
           <w:bCs/>
           <w:color w:val="000000"/>
+          <w:sz w:val="24"/>
           <w:lang w:val="en-IN"/>
         </w:rPr>
+        <w:lastRenderedPageBreak/>
         <w:t xml:space="preserve">Blocked roads must be removed or temporarily disabled. </w:t>
       </w:r>
     </w:p>
@@ -1104,9 +1116,10 @@
           <w:ilvl w:val="0"/>
           <w:numId w:val="2"/>
         </w:numPr>
-        <w:spacing w:before="52"/>
+        <w:spacing w:before="52" w:line="360" w:lineRule="auto"/>
         <w:rPr>
           <w:bCs/>
+          <w:sz w:val="24"/>
           <w:lang w:val="en-IN"/>
         </w:rPr>
       </w:pPr>
@@ -1114,6 +1127,7 @@
         <w:rPr>
           <w:bCs/>
           <w:color w:val="000000"/>
+          <w:sz w:val="24"/>
           <w:lang w:val="en-IN"/>
         </w:rPr>
         <w:t xml:space="preserve">The system should support multiple source-to-destination queries. </w:t>
@@ -1126,9 +1140,10 @@
           <w:ilvl w:val="0"/>
           <w:numId w:val="2"/>
         </w:numPr>
-        <w:spacing w:before="52"/>
+        <w:spacing w:before="52" w:line="360" w:lineRule="auto"/>
         <w:rPr>
           <w:bCs/>
+          <w:sz w:val="24"/>
           <w:lang w:val="en-IN"/>
         </w:rPr>
       </w:pPr>
@@ -1136,9 +1151,9 @@
         <w:rPr>
           <w:bCs/>
           <w:color w:val="000000"/>
+          <w:sz w:val="24"/>
           <w:lang w:val="en-IN"/>
         </w:rPr>
-        <w:lastRenderedPageBreak/>
         <w:t xml:space="preserve">Repeated evacuation queries should be answered efficiently. </w:t>
       </w:r>
     </w:p>
@@ -1149,9 +1164,10 @@
           <w:ilvl w:val="0"/>
           <w:numId w:val="2"/>
         </w:numPr>
-        <w:spacing w:before="52"/>
+        <w:spacing w:before="52" w:line="360" w:lineRule="auto"/>
         <w:rPr>
           <w:bCs/>
+          <w:sz w:val="24"/>
           <w:lang w:val="en-IN"/>
         </w:rPr>
       </w:pPr>
@@ -1159,6 +1175,7 @@
         <w:rPr>
           <w:bCs/>
           <w:color w:val="000000"/>
+          <w:sz w:val="24"/>
           <w:lang w:val="en-IN"/>
         </w:rPr>
         <w:t xml:space="preserve">Memory consumption should remain within moderate computational resources. </w:t>
@@ -1171,9 +1188,10 @@
           <w:ilvl w:val="0"/>
           <w:numId w:val="2"/>
         </w:numPr>
-        <w:spacing w:before="52"/>
+        <w:spacing w:before="52" w:line="360" w:lineRule="auto"/>
         <w:rPr>
           <w:bCs/>
+          <w:sz w:val="24"/>
           <w:lang w:val="en-IN"/>
         </w:rPr>
       </w:pPr>
@@ -1181,6 +1199,7 @@
         <w:rPr>
           <w:bCs/>
           <w:color w:val="000000"/>
+          <w:sz w:val="24"/>
           <w:lang w:val="en-IN"/>
         </w:rPr>
         <w:t xml:space="preserve">The system should avoid repeatedly processing the same intersections. </w:t>
@@ -1193,9 +1212,10 @@
           <w:ilvl w:val="0"/>
           <w:numId w:val="2"/>
         </w:numPr>
-        <w:spacing w:before="52"/>
+        <w:spacing w:before="52" w:line="360" w:lineRule="auto"/>
         <w:rPr>
           <w:bCs/>
+          <w:sz w:val="24"/>
           <w:lang w:val="en-IN"/>
         </w:rPr>
       </w:pPr>
@@ -1203,6 +1223,7 @@
         <w:rPr>
           <w:bCs/>
           <w:color w:val="000000"/>
+          <w:sz w:val="24"/>
           <w:lang w:val="en-IN"/>
         </w:rPr>
         <w:t xml:space="preserve">The routing system should prioritize routes with minimum travel cost. </w:t>
@@ -1215,9 +1236,10 @@
           <w:ilvl w:val="0"/>
           <w:numId w:val="2"/>
         </w:numPr>
-        <w:spacing w:before="52"/>
+        <w:spacing w:before="52" w:line="360" w:lineRule="auto"/>
         <w:rPr>
           <w:bCs/>
+          <w:sz w:val="24"/>
           <w:lang w:val="en-IN"/>
         </w:rPr>
       </w:pPr>
@@ -1225,6 +1247,7 @@
         <w:rPr>
           <w:bCs/>
           <w:color w:val="000000"/>
+          <w:sz w:val="24"/>
           <w:lang w:val="en-IN"/>
         </w:rPr>
         <w:t xml:space="preserve">The system should identify unreachable evacuation centers. </w:t>
@@ -1237,9 +1260,10 @@
           <w:ilvl w:val="0"/>
           <w:numId w:val="2"/>
         </w:numPr>
-        <w:spacing w:before="52"/>
+        <w:spacing w:before="52" w:line="360" w:lineRule="auto"/>
         <w:rPr>
           <w:bCs/>
+          <w:sz w:val="24"/>
           <w:lang w:val="en-IN"/>
         </w:rPr>
       </w:pPr>
@@ -1247,6 +1271,7 @@
         <w:rPr>
           <w:bCs/>
           <w:color w:val="000000"/>
+          <w:sz w:val="24"/>
           <w:lang w:val="en-IN"/>
         </w:rPr>
         <w:t xml:space="preserve">The implementation must be developed in C. </w:t>
@@ -1255,9 +1280,10 @@
     <w:p>
       <w:pPr>
         <w:pStyle w:val="BodyText"/>
-        <w:spacing w:before="52"/>
+        <w:spacing w:before="52" w:line="360" w:lineRule="auto"/>
         <w:rPr>
           <w:bCs/>
+          <w:sz w:val="24"/>
           <w:lang w:val="en-IN"/>
         </w:rPr>
       </w:pPr>
@@ -1265,6 +1291,7 @@
         <w:rPr>
           <w:bCs/>
           <w:color w:val="000000"/>
+          <w:sz w:val="24"/>
           <w:lang w:val="en-IN"/>
         </w:rPr>
         <w:t>The engineering team is considering Adjacency Matrix, HashMap-based Adjacency List, HashSet, Min-Heap, Priority Queue, Dijkstra's Algorithm, Floyd-Warshall, and route caching.</w:t>
@@ -1274,7 +1301,7 @@
       <w:pPr>
         <w:pStyle w:val="BodyText"/>
         <w:keepNext/>
-        <w:spacing w:before="52"/>
+        <w:spacing w:before="52" w:line="360" w:lineRule="auto"/>
         <w:rPr>
           <w:b/>
           <w:lang w:val="en-IN"/>
@@ -1296,9 +1323,10 @@
           <w:ilvl w:val="0"/>
           <w:numId w:val="4"/>
         </w:numPr>
-        <w:spacing w:before="52"/>
+        <w:spacing w:before="52" w:line="360" w:lineRule="auto"/>
         <w:rPr>
           <w:bCs/>
+          <w:sz w:val="24"/>
           <w:lang w:val="en-IN"/>
         </w:rPr>
       </w:pPr>
@@ -1306,6 +1334,7 @@
         <w:rPr>
           <w:bCs/>
           <w:color w:val="000000"/>
+          <w:sz w:val="24"/>
           <w:lang w:val="en-IN"/>
         </w:rPr>
         <w:t xml:space="preserve">Analyze and justify the choice of graph ADT and graph representation. </w:t>
@@ -1318,9 +1347,10 @@
           <w:ilvl w:val="0"/>
           <w:numId w:val="4"/>
         </w:numPr>
-        <w:spacing w:before="52"/>
+        <w:spacing w:before="52" w:line="360" w:lineRule="auto"/>
         <w:rPr>
           <w:bCs/>
+          <w:sz w:val="24"/>
           <w:lang w:val="en-IN"/>
         </w:rPr>
       </w:pPr>
@@ -1328,6 +1358,7 @@
         <w:rPr>
           <w:bCs/>
           <w:color w:val="000000"/>
+          <w:sz w:val="24"/>
           <w:lang w:val="en-IN"/>
         </w:rPr>
         <w:t xml:space="preserve">Design suitable C structures for vertices, edges, hash entries, heap nodes, and routes. </w:t>
@@ -1340,9 +1371,10 @@
           <w:ilvl w:val="0"/>
           <w:numId w:val="4"/>
         </w:numPr>
-        <w:spacing w:before="52"/>
+        <w:spacing w:before="52" w:line="360" w:lineRule="auto"/>
         <w:rPr>
           <w:bCs/>
+          <w:sz w:val="24"/>
           <w:lang w:val="en-IN"/>
         </w:rPr>
       </w:pPr>
@@ -1350,6 +1382,7 @@
         <w:rPr>
           <w:bCs/>
           <w:color w:val="000000"/>
+          <w:sz w:val="24"/>
           <w:lang w:val="en-IN"/>
         </w:rPr>
         <w:t xml:space="preserve">Implement dynamic road-weight and road-status updates. </w:t>
@@ -1362,9 +1395,10 @@
           <w:ilvl w:val="0"/>
           <w:numId w:val="4"/>
         </w:numPr>
-        <w:spacing w:before="52"/>
+        <w:spacing w:before="52" w:line="360" w:lineRule="auto"/>
         <w:rPr>
           <w:bCs/>
+          <w:sz w:val="24"/>
           <w:lang w:val="en-IN"/>
         </w:rPr>
       </w:pPr>
@@ -1372,6 +1406,7 @@
         <w:rPr>
           <w:bCs/>
           <w:color w:val="000000"/>
+          <w:sz w:val="24"/>
           <w:lang w:val="en-IN"/>
         </w:rPr>
         <w:t xml:space="preserve">Use a Min-Heap to optimize Dijkstra's algorithm. </w:t>
@@ -1384,9 +1419,10 @@
           <w:ilvl w:val="0"/>
           <w:numId w:val="4"/>
         </w:numPr>
-        <w:spacing w:before="52"/>
+        <w:spacing w:before="52" w:line="360" w:lineRule="auto"/>
         <w:rPr>
           <w:bCs/>
+          <w:sz w:val="24"/>
           <w:lang w:val="en-IN"/>
         </w:rPr>
       </w:pPr>
@@ -1394,6 +1430,7 @@
         <w:rPr>
           <w:bCs/>
           <w:color w:val="000000"/>
+          <w:sz w:val="24"/>
           <w:lang w:val="en-IN"/>
         </w:rPr>
         <w:t xml:space="preserve">Use a HashSet to track processed intersections. </w:t>
@@ -1406,9 +1443,10 @@
           <w:ilvl w:val="0"/>
           <w:numId w:val="4"/>
         </w:numPr>
-        <w:spacing w:before="52"/>
+        <w:spacing w:before="52" w:line="360" w:lineRule="auto"/>
         <w:rPr>
           <w:bCs/>
+          <w:sz w:val="24"/>
           <w:lang w:val="en-IN"/>
         </w:rPr>
       </w:pPr>
@@ -1416,6 +1454,7 @@
         <w:rPr>
           <w:bCs/>
           <w:color w:val="000000"/>
+          <w:sz w:val="24"/>
           <w:lang w:val="en-IN"/>
         </w:rPr>
         <w:t xml:space="preserve">Implement route reconstruction. </w:t>
@@ -1428,9 +1467,10 @@
           <w:ilvl w:val="0"/>
           <w:numId w:val="4"/>
         </w:numPr>
-        <w:spacing w:before="52"/>
+        <w:spacing w:before="52" w:line="360" w:lineRule="auto"/>
         <w:rPr>
           <w:bCs/>
+          <w:sz w:val="24"/>
           <w:lang w:val="en-IN"/>
         </w:rPr>
       </w:pPr>
@@ -1438,6 +1478,7 @@
         <w:rPr>
           <w:bCs/>
           <w:color w:val="000000"/>
+          <w:sz w:val="24"/>
           <w:lang w:val="en-IN"/>
         </w:rPr>
         <w:t xml:space="preserve">Implement route caching for repeated queries. </w:t>
@@ -1450,9 +1491,10 @@
           <w:ilvl w:val="0"/>
           <w:numId w:val="4"/>
         </w:numPr>
-        <w:spacing w:before="52"/>
+        <w:spacing w:before="52" w:line="360" w:lineRule="auto"/>
         <w:rPr>
           <w:bCs/>
+          <w:sz w:val="24"/>
           <w:lang w:val="en-IN"/>
         </w:rPr>
       </w:pPr>
@@ -1460,6 +1502,7 @@
         <w:rPr>
           <w:bCs/>
           <w:color w:val="000000"/>
+          <w:sz w:val="24"/>
           <w:lang w:val="en-IN"/>
         </w:rPr>
         <w:t xml:space="preserve">Handle blocked roads, invalid vertices, duplicate roads, and unreachable destinations. </w:t>
@@ -1472,9 +1515,10 @@
           <w:ilvl w:val="0"/>
           <w:numId w:val="4"/>
         </w:numPr>
-        <w:spacing w:before="52"/>
+        <w:spacing w:before="52" w:line="360" w:lineRule="auto"/>
         <w:rPr>
           <w:bCs/>
+          <w:sz w:val="24"/>
           <w:lang w:val="en-IN"/>
         </w:rPr>
       </w:pPr>
@@ -1482,6 +1526,7 @@
         <w:rPr>
           <w:bCs/>
           <w:color w:val="000000"/>
+          <w:sz w:val="24"/>
           <w:lang w:val="en-IN"/>
         </w:rPr>
         <w:t xml:space="preserve">Compare Dijkstra's algorithm with Floyd-Warshall for the given network. </w:t>
@@ -1494,9 +1539,10 @@
           <w:ilvl w:val="0"/>
           <w:numId w:val="4"/>
         </w:numPr>
-        <w:spacing w:before="52"/>
+        <w:spacing w:before="52" w:line="360" w:lineRule="auto"/>
         <w:rPr>
           <w:bCs/>
+          <w:sz w:val="24"/>
           <w:lang w:val="en-IN"/>
         </w:rPr>
       </w:pPr>
@@ -1504,6 +1550,7 @@
         <w:rPr>
           <w:bCs/>
           <w:color w:val="000000"/>
+          <w:sz w:val="24"/>
           <w:lang w:val="en-IN"/>
         </w:rPr>
         <w:t xml:space="preserve">Analyze the time and space complexity of the complete system. </w:t>
@@ -1516,9 +1563,10 @@
           <w:ilvl w:val="0"/>
           <w:numId w:val="4"/>
         </w:numPr>
-        <w:spacing w:before="52"/>
+        <w:spacing w:before="52" w:line="360" w:lineRule="auto"/>
         <w:rPr>
           <w:bCs/>
+          <w:sz w:val="24"/>
           <w:lang w:val="en-IN"/>
         </w:rPr>
       </w:pPr>
@@ -1526,6 +1574,7 @@
         <w:rPr>
           <w:bCs/>
           <w:color w:val="000000"/>
+          <w:sz w:val="24"/>
           <w:lang w:val="en-IN"/>
         </w:rPr>
         <w:t xml:space="preserve">Evaluate whether the design can satisfy a 200 ms routing requirement. </w:t>
@@ -1538,9 +1587,10 @@
           <w:ilvl w:val="0"/>
           <w:numId w:val="4"/>
         </w:numPr>
-        <w:spacing w:before="52"/>
+        <w:spacing w:before="52" w:line="360" w:lineRule="auto"/>
         <w:rPr>
           <w:bCs/>
+          <w:sz w:val="24"/>
           <w:lang w:val="en-IN"/>
         </w:rPr>
       </w:pPr>
@@ -1548,6 +1598,7 @@
         <w:rPr>
           <w:bCs/>
           <w:color w:val="000000"/>
+          <w:sz w:val="24"/>
           <w:lang w:val="en-IN"/>
         </w:rPr>
         <w:t>Analyze how the system behaves when 30% of the roads become unavailable during a disaster</w:t>
@@ -1556,7 +1607,7 @@
     <w:p>
       <w:pPr>
         <w:pStyle w:val="BodyText"/>
-        <w:spacing w:before="52"/>
+        <w:spacing w:before="52" w:line="360" w:lineRule="auto"/>
         <w:rPr>
           <w:b/>
         </w:rPr>
@@ -1565,13 +1616,16 @@
     <w:p>
       <w:pPr>
         <w:pStyle w:val="BodyText"/>
-        <w:spacing w:before="17"/>
+        <w:spacing w:before="17" w:line="360" w:lineRule="auto"/>
+        <w:rPr>
+          <w:sz w:val="24"/>
+        </w:rPr>
       </w:pPr>
     </w:p>
     <w:p>
       <w:pPr>
         <w:keepNext/>
-        <w:spacing w:after="160" w:line="259" w:lineRule="auto"/>
+        <w:spacing w:after="160" w:line="360" w:lineRule="auto"/>
         <w:jc w:val="center"/>
       </w:pPr>
       <w:r>
@@ -1799,17 +1853,23 @@
     </w:tbl>
     <w:p>
       <w:pPr>
-        <w:spacing w:after="40"/>
-      </w:pPr>
-    </w:p>
-    <w:p>
-      <w:pPr>
-        <w:spacing w:after="200" w:line="259" w:lineRule="auto"/>
-      </w:pPr>
-      <w:r>
-        <w:rPr>
-          <w:color w:val="000000"/>
-          <w:sz w:val="20"/>
+        <w:spacing w:after="40" w:line="360" w:lineRule="auto"/>
+        <w:rPr>
+          <w:sz w:val="24"/>
+        </w:rPr>
+      </w:pPr>
+    </w:p>
+    <w:p>
+      <w:pPr>
+        <w:spacing w:after="200" w:line="360" w:lineRule="auto"/>
+        <w:rPr>
+          <w:sz w:val="24"/>
+        </w:rPr>
+      </w:pPr>
+      <w:r>
+        <w:rPr>
+          <w:color w:val="000000"/>
+          <w:sz w:val="24"/>
         </w:rPr>
         <w:t>GitHub Repository: https://github.com/athisayaprema2007-hue/CSA0312-Intelligent-Evacuation-Routing-System</w:t>
       </w:r>
@@ -1817,7 +1877,7 @@
     <w:p>
       <w:pPr>
         <w:keepNext/>
-        <w:spacing w:after="100" w:line="259" w:lineRule="auto"/>
+        <w:spacing w:after="100" w:line="360" w:lineRule="auto"/>
       </w:pPr>
       <w:r>
         <w:rPr>
@@ -1831,7 +1891,7 @@
     <w:p>
       <w:pPr>
         <w:keepNext/>
-        <w:spacing w:before="160" w:after="100" w:line="259" w:lineRule="auto"/>
+        <w:spacing w:before="160" w:after="100" w:line="360" w:lineRule="auto"/>
       </w:pPr>
       <w:r>
         <w:rPr>
@@ -1844,8 +1904,11 @@
     </w:p>
     <w:p>
       <w:pPr>
-        <w:spacing w:after="120" w:line="259" w:lineRule="auto"/>
+        <w:spacing w:after="120" w:line="360" w:lineRule="auto"/>
         <w:ind w:firstLine="360"/>
+        <w:rPr>
+          <w:sz w:val="24"/>
+        </w:rPr>
       </w:pPr>
       <w:r>
         <w:rPr>
@@ -1858,7 +1921,7 @@
     <w:p>
       <w:pPr>
         <w:keepNext/>
-        <w:spacing w:before="160" w:after="100" w:line="259" w:lineRule="auto"/>
+        <w:spacing w:before="160" w:after="100" w:line="360" w:lineRule="auto"/>
       </w:pPr>
       <w:r>
         <w:rPr>
@@ -1866,14 +1929,16 @@
           <w:color w:val="000000"/>
           <w:sz w:val="24"/>
         </w:rPr>
-        <w:lastRenderedPageBreak/>
         <w:t>Selected Representation</w:t>
       </w:r>
     </w:p>
     <w:p>
       <w:pPr>
-        <w:spacing w:after="120" w:line="259" w:lineRule="auto"/>
+        <w:spacing w:after="120" w:line="360" w:lineRule="auto"/>
         <w:ind w:firstLine="360"/>
+        <w:rPr>
+          <w:sz w:val="24"/>
+        </w:rPr>
       </w:pPr>
       <w:r>
         <w:rPr>
@@ -2176,13 +2241,16 @@
     </w:tbl>
     <w:p>
       <w:pPr>
-        <w:spacing w:after="40"/>
+        <w:spacing w:after="40" w:line="360" w:lineRule="auto"/>
+        <w:rPr>
+          <w:sz w:val="24"/>
+        </w:rPr>
       </w:pPr>
     </w:p>
     <w:p>
       <w:pPr>
         <w:keepNext/>
-        <w:spacing w:after="100" w:line="259" w:lineRule="auto"/>
+        <w:spacing w:after="100" w:line="360" w:lineRule="auto"/>
       </w:pPr>
       <w:r>
         <w:rPr>
@@ -2195,8 +2263,11 @@
     </w:p>
     <w:p>
       <w:pPr>
-        <w:spacing w:after="120" w:line="259" w:lineRule="auto"/>
+        <w:spacing w:after="120" w:line="360" w:lineRule="auto"/>
         <w:ind w:firstLine="360"/>
+        <w:rPr>
+          <w:sz w:val="24"/>
+        </w:rPr>
       </w:pPr>
       <w:r>
         <w:rPr>
@@ -2824,7 +2895,10 @@
     </w:tbl>
     <w:p>
       <w:pPr>
-        <w:spacing w:after="40"/>
+        <w:spacing w:after="40" w:line="360" w:lineRule="auto"/>
+        <w:rPr>
+          <w:sz w:val="24"/>
+        </w:rPr>
       </w:pPr>
     </w:p>
     <w:tbl>
@@ -2991,13 +3065,16 @@
     </w:tbl>
     <w:p>
       <w:pPr>
-        <w:spacing w:after="40"/>
+        <w:spacing w:after="40" w:line="360" w:lineRule="auto"/>
+        <w:rPr>
+          <w:sz w:val="24"/>
+        </w:rPr>
       </w:pPr>
     </w:p>
     <w:p>
       <w:pPr>
         <w:keepNext/>
-        <w:spacing w:after="100" w:line="259" w:lineRule="auto"/>
+        <w:spacing w:after="100" w:line="360" w:lineRule="auto"/>
       </w:pPr>
       <w:r>
         <w:rPr>
@@ -3010,23 +3087,18 @@
     </w:p>
     <w:p>
       <w:pPr>
-        <w:spacing w:after="120" w:line="259" w:lineRule="auto"/>
+        <w:spacing w:after="120" w:line="360" w:lineRule="auto"/>
         <w:ind w:firstLine="360"/>
-      </w:pPr>
-      <w:r>
-        <w:rPr>
-          <w:color w:val="000000"/>
-          <w:sz w:val="24"/>
-        </w:rPr>
-        <w:t xml:space="preserve">Each logical road is stored as two directed Edge records. graph_update_road_weight validates both endpoints, rejects a negative value, finds both edge records and changes both weights together. </w:t>
-      </w:r>
-      <w:r>
-        <w:rPr>
-          <w:color w:val="000000"/>
-          <w:sz w:val="24"/>
-        </w:rPr>
-        <w:lastRenderedPageBreak/>
-        <w:t>graph_set_road_status changes both active flags. A blocked road remains in the list with active = 0, preserving its weight for later reopening. Every routing-relevant mutation increments Graph.version because the best route may have changed.</w:t>
+        <w:rPr>
+          <w:sz w:val="24"/>
+        </w:rPr>
+      </w:pPr>
+      <w:r>
+        <w:rPr>
+          <w:color w:val="000000"/>
+          <w:sz w:val="24"/>
+        </w:rPr>
+        <w:t>Each logical road is stored as two directed Edge records. graph_update_road_weight validates both endpoints, rejects a negative value, finds both edge records and changes both weights together. graph_set_road_status changes both active flags. A blocked road remains in the list with active = 0, preserving its weight for later reopening. Every routing-relevant mutation increments Graph.version because the best route may have changed.</w:t>
       </w:r>
     </w:p>
     <w:tbl>
@@ -3193,13 +3265,16 @@
     </w:tbl>
     <w:p>
       <w:pPr>
-        <w:spacing w:after="40"/>
+        <w:spacing w:after="40" w:line="360" w:lineRule="auto"/>
+        <w:rPr>
+          <w:sz w:val="24"/>
+        </w:rPr>
       </w:pPr>
     </w:p>
     <w:p>
       <w:pPr>
         <w:keepNext/>
-        <w:spacing w:after="100" w:line="259" w:lineRule="auto"/>
+        <w:spacing w:after="100" w:line="360" w:lineRule="auto"/>
       </w:pPr>
       <w:r>
         <w:rPr>
@@ -3212,8 +3287,11 @@
     </w:p>
     <w:p>
       <w:pPr>
-        <w:spacing w:after="120" w:line="259" w:lineRule="auto"/>
+        <w:spacing w:after="120" w:line="360" w:lineRule="auto"/>
         <w:ind w:firstLine="360"/>
+        <w:rPr>
+          <w:sz w:val="24"/>
+        </w:rPr>
       </w:pPr>
       <w:r>
         <w:rPr>
@@ -3316,7 +3394,10 @@
     </w:tbl>
     <w:p>
       <w:pPr>
-        <w:spacing w:after="40"/>
+        <w:spacing w:after="40" w:line="360" w:lineRule="auto"/>
+        <w:rPr>
+          <w:sz w:val="24"/>
+        </w:rPr>
       </w:pPr>
     </w:p>
     <w:tbl>
@@ -3402,13 +3483,16 @@
     </w:tbl>
     <w:p>
       <w:pPr>
-        <w:spacing w:after="40"/>
+        <w:spacing w:after="40" w:line="360" w:lineRule="auto"/>
+        <w:rPr>
+          <w:sz w:val="24"/>
+        </w:rPr>
       </w:pPr>
     </w:p>
     <w:p>
       <w:pPr>
         <w:keepNext/>
-        <w:spacing w:after="100" w:line="259" w:lineRule="auto"/>
+        <w:spacing w:after="100" w:line="360" w:lineRule="auto"/>
       </w:pPr>
       <w:r>
         <w:rPr>
@@ -3421,8 +3505,11 @@
     </w:p>
     <w:p>
       <w:pPr>
-        <w:spacing w:after="120" w:line="259" w:lineRule="auto"/>
+        <w:spacing w:after="120" w:line="360" w:lineRule="auto"/>
         <w:ind w:firstLine="360"/>
+        <w:rPr>
+          <w:sz w:val="24"/>
+        </w:rPr>
       </w:pPr>
       <w:r>
         <w:rPr>
@@ -3435,7 +3522,7 @@
     <w:p>
       <w:pPr>
         <w:keepNext/>
-        <w:spacing w:after="100" w:line="259" w:lineRule="auto"/>
+        <w:spacing w:after="100" w:line="360" w:lineRule="auto"/>
       </w:pPr>
       <w:r>
         <w:rPr>
@@ -3448,8 +3535,11 @@
     </w:p>
     <w:p>
       <w:pPr>
-        <w:spacing w:after="120" w:line="259" w:lineRule="auto"/>
+        <w:spacing w:after="120" w:line="360" w:lineRule="auto"/>
         <w:ind w:firstLine="360"/>
+        <w:rPr>
+          <w:sz w:val="24"/>
+        </w:rPr>
       </w:pPr>
       <w:r>
         <w:rPr>
@@ -3494,7 +3584,6 @@
                 <w:color w:val="000000"/>
                 <w:sz w:val="18"/>
               </w:rPr>
-              <w:lastRenderedPageBreak/>
               <w:t>Dijkstra(G, src, dst):</w:t>
             </w:r>
           </w:p>
@@ -3643,13 +3732,16 @@
     </w:tbl>
     <w:p>
       <w:pPr>
-        <w:spacing w:after="40"/>
+        <w:spacing w:after="40" w:line="360" w:lineRule="auto"/>
+        <w:rPr>
+          <w:sz w:val="24"/>
+        </w:rPr>
       </w:pPr>
     </w:p>
     <w:p>
       <w:pPr>
         <w:keepNext/>
-        <w:spacing w:before="160" w:after="100" w:line="259" w:lineRule="auto"/>
+        <w:spacing w:before="160" w:after="100" w:line="360" w:lineRule="auto"/>
       </w:pPr>
       <w:r>
         <w:rPr>
@@ -3662,8 +3754,11 @@
     </w:p>
     <w:p>
       <w:pPr>
-        <w:spacing w:after="120" w:line="259" w:lineRule="auto"/>
+        <w:spacing w:after="120" w:line="360" w:lineRule="auto"/>
         <w:ind w:firstLine="360"/>
+        <w:rPr>
+          <w:sz w:val="24"/>
+        </w:rPr>
       </w:pPr>
       <w:r>
         <w:rPr>
@@ -3766,13 +3861,16 @@
     </w:tbl>
     <w:p>
       <w:pPr>
-        <w:spacing w:after="40"/>
+        <w:spacing w:after="40" w:line="360" w:lineRule="auto"/>
+        <w:rPr>
+          <w:sz w:val="24"/>
+        </w:rPr>
       </w:pPr>
     </w:p>
     <w:p>
       <w:pPr>
         <w:keepNext/>
-        <w:spacing w:after="100" w:line="259" w:lineRule="auto"/>
+        <w:spacing w:after="100" w:line="360" w:lineRule="auto"/>
       </w:pPr>
       <w:r>
         <w:rPr>
@@ -3785,8 +3883,11 @@
     </w:p>
     <w:p>
       <w:pPr>
-        <w:spacing w:after="120" w:line="259" w:lineRule="auto"/>
+        <w:spacing w:after="120" w:line="360" w:lineRule="auto"/>
         <w:ind w:firstLine="360"/>
+        <w:rPr>
+          <w:sz w:val="24"/>
+        </w:rPr>
       </w:pPr>
       <w:r>
         <w:rPr>
@@ -3899,13 +4000,16 @@
     </w:tbl>
     <w:p>
       <w:pPr>
-        <w:spacing w:after="40"/>
+        <w:spacing w:after="40" w:line="360" w:lineRule="auto"/>
+        <w:rPr>
+          <w:sz w:val="24"/>
+        </w:rPr>
       </w:pPr>
     </w:p>
     <w:p>
       <w:pPr>
         <w:keepNext/>
-        <w:spacing w:after="100" w:line="259" w:lineRule="auto"/>
+        <w:spacing w:after="100" w:line="360" w:lineRule="auto"/>
       </w:pPr>
       <w:r>
         <w:rPr>
@@ -4291,7 +4395,6 @@
                 <w:color w:val="000000"/>
                 <w:sz w:val="19"/>
               </w:rPr>
-              <w:lastRenderedPageBreak/>
               <w:t>Reopened road</w:t>
             </w:r>
           </w:p>
@@ -4535,13 +4638,19 @@
     </w:tbl>
     <w:p>
       <w:pPr>
-        <w:spacing w:after="40"/>
-      </w:pPr>
-    </w:p>
-    <w:p>
-      <w:pPr>
-        <w:spacing w:after="120" w:line="259" w:lineRule="auto"/>
+        <w:spacing w:after="40" w:line="360" w:lineRule="auto"/>
+        <w:rPr>
+          <w:sz w:val="24"/>
+        </w:rPr>
+      </w:pPr>
+    </w:p>
+    <w:p>
+      <w:pPr>
+        <w:spacing w:after="120" w:line="360" w:lineRule="auto"/>
         <w:ind w:firstLine="360"/>
+        <w:rPr>
+          <w:sz w:val="24"/>
+        </w:rPr>
       </w:pPr>
       <w:r>
         <w:rPr>
@@ -4554,7 +4663,7 @@
     <w:p>
       <w:pPr>
         <w:keepNext/>
-        <w:spacing w:after="100" w:line="259" w:lineRule="auto"/>
+        <w:spacing w:after="100" w:line="360" w:lineRule="auto"/>
       </w:pPr>
       <w:r>
         <w:rPr>
@@ -5118,13 +5227,19 @@
     </w:tbl>
     <w:p>
       <w:pPr>
-        <w:spacing w:after="40"/>
-      </w:pPr>
-    </w:p>
-    <w:p>
-      <w:pPr>
-        <w:spacing w:after="120" w:line="259" w:lineRule="auto"/>
+        <w:spacing w:after="40" w:line="360" w:lineRule="auto"/>
+        <w:rPr>
+          <w:sz w:val="24"/>
+        </w:rPr>
+      </w:pPr>
+    </w:p>
+    <w:p>
+      <w:pPr>
+        <w:spacing w:after="120" w:line="360" w:lineRule="auto"/>
         <w:ind w:firstLine="360"/>
+        <w:rPr>
+          <w:sz w:val="24"/>
+        </w:rPr>
       </w:pPr>
       <w:r>
         <w:rPr>
@@ -5137,7 +5252,7 @@
     <w:p>
       <w:pPr>
         <w:keepNext/>
-        <w:spacing w:after="100" w:line="259" w:lineRule="auto"/>
+        <w:spacing w:after="100" w:line="360" w:lineRule="auto"/>
       </w:pPr>
       <w:r>
         <w:rPr>
@@ -5766,13 +5881,19 @@
     </w:tbl>
     <w:p>
       <w:pPr>
-        <w:spacing w:after="40"/>
-      </w:pPr>
-    </w:p>
-    <w:p>
-      <w:pPr>
-        <w:spacing w:after="120" w:line="259" w:lineRule="auto"/>
+        <w:spacing w:after="40" w:line="360" w:lineRule="auto"/>
+        <w:rPr>
+          <w:sz w:val="24"/>
+        </w:rPr>
+      </w:pPr>
+    </w:p>
+    <w:p>
+      <w:pPr>
+        <w:spacing w:after="120" w:line="360" w:lineRule="auto"/>
         <w:ind w:firstLine="360"/>
+        <w:rPr>
+          <w:sz w:val="24"/>
+        </w:rPr>
       </w:pPr>
       <w:r>
         <w:rPr>
@@ -5785,7 +5906,7 @@
     <w:p>
       <w:pPr>
         <w:keepNext/>
-        <w:spacing w:after="100" w:line="259" w:lineRule="auto"/>
+        <w:spacing w:after="100" w:line="360" w:lineRule="auto"/>
       </w:pPr>
       <w:r>
         <w:rPr>
@@ -5798,23 +5919,18 @@
     </w:p>
     <w:p>
       <w:pPr>
-        <w:spacing w:after="120" w:line="259" w:lineRule="auto"/>
+        <w:spacing w:after="120" w:line="360" w:lineRule="auto"/>
         <w:ind w:firstLine="360"/>
-      </w:pPr>
-      <w:r>
-        <w:rPr>
-          <w:color w:val="000000"/>
-          <w:sz w:val="24"/>
-        </w:rPr>
-        <w:t xml:space="preserve">The deterministic benchmark uses 8,200 intersections and 21,000 logical bidirectional roads, represented </w:t>
-      </w:r>
-      <w:r>
-        <w:rPr>
-          <w:color w:val="000000"/>
-          <w:sz w:val="24"/>
-        </w:rPr>
-        <w:lastRenderedPageBreak/>
-        <w:t xml:space="preserve">internally by 42,000 directed edge records. Ten fixed source-to-destination queries were executed. The measured uncached average was approximately </w:t>
+        <w:rPr>
+          <w:sz w:val="24"/>
+        </w:rPr>
+      </w:pPr>
+      <w:r>
+        <w:rPr>
+          <w:color w:val="000000"/>
+          <w:sz w:val="24"/>
+        </w:rPr>
+        <w:t xml:space="preserve">The deterministic benchmark uses 8,200 intersections and 21,000 logical bidirectional roads, represented internally by 42,000 directed edge records. Ten fixed source-to-destination queries were executed. The measured uncached average was approximately </w:t>
       </w:r>
       <w:r>
         <w:rPr>
@@ -5847,12 +5963,15 @@
     </w:p>
     <w:p>
       <w:pPr>
-        <w:spacing w:after="120" w:line="259" w:lineRule="auto"/>
-      </w:pPr>
-      <w:r>
-        <w:rPr>
-          <w:color w:val="000000"/>
-          <w:sz w:val="20"/>
+        <w:spacing w:after="120" w:line="360" w:lineRule="auto"/>
+        <w:rPr>
+          <w:sz w:val="24"/>
+        </w:rPr>
+      </w:pPr>
+      <w:r>
+        <w:rPr>
+          <w:color w:val="000000"/>
+          <w:sz w:val="24"/>
         </w:rPr>
         <w:t>The recorded configuration was Windows 11 on an Intel Core Ultra 7 255H system with 31.4 GB usable RAM, using GCC 3.4.2 with -O2 optimisation.</w:t>
       </w:r>
@@ -6208,13 +6327,19 @@
     </w:tbl>
     <w:p>
       <w:pPr>
-        <w:spacing w:after="40"/>
-      </w:pPr>
-    </w:p>
-    <w:p>
-      <w:pPr>
-        <w:spacing w:after="120" w:line="259" w:lineRule="auto"/>
+        <w:spacing w:after="40" w:line="360" w:lineRule="auto"/>
+        <w:rPr>
+          <w:sz w:val="24"/>
+        </w:rPr>
+      </w:pPr>
+    </w:p>
+    <w:p>
+      <w:pPr>
+        <w:spacing w:after="120" w:line="360" w:lineRule="auto"/>
         <w:ind w:firstLine="360"/>
+        <w:rPr>
+          <w:sz w:val="24"/>
+        </w:rPr>
       </w:pPr>
       <w:r>
         <w:rPr>
@@ -6227,7 +6352,7 @@
     <w:p>
       <w:pPr>
         <w:keepNext/>
-        <w:spacing w:after="100" w:line="259" w:lineRule="auto"/>
+        <w:spacing w:after="100" w:line="360" w:lineRule="auto"/>
       </w:pPr>
       <w:r>
         <w:rPr>
@@ -6240,8 +6365,11 @@
     </w:p>
     <w:p>
       <w:pPr>
-        <w:spacing w:after="120" w:line="259" w:lineRule="auto"/>
+        <w:spacing w:after="120" w:line="360" w:lineRule="auto"/>
         <w:ind w:firstLine="360"/>
+        <w:rPr>
+          <w:sz w:val="24"/>
+        </w:rPr>
       </w:pPr>
       <w:r>
         <w:rPr>
@@ -6739,13 +6867,20 @@
     </w:tbl>
     <w:p>
       <w:pPr>
-        <w:spacing w:after="40"/>
-      </w:pPr>
-    </w:p>
-    <w:p>
-      <w:pPr>
-        <w:spacing w:after="120" w:line="259" w:lineRule="auto"/>
+        <w:spacing w:after="40" w:line="360" w:lineRule="auto"/>
+        <w:rPr>
+          <w:sz w:val="24"/>
+        </w:rPr>
+      </w:pPr>
+    </w:p>
+    <w:p>
+      <w:pPr>
+        <w:keepLines/>
+        <w:spacing w:after="120" w:line="360" w:lineRule="auto"/>
         <w:ind w:firstLine="360"/>
+        <w:rPr>
+          <w:sz w:val="24"/>
+        </w:rPr>
       </w:pPr>
       <w:r>
         <w:rPr>
@@ -6759,7 +6894,7 @@
       <w:pPr>
         <w:keepNext/>
         <w:pageBreakBefore/>
-        <w:spacing w:after="100" w:line="259" w:lineRule="auto"/>
+        <w:spacing w:after="100" w:line="360" w:lineRule="auto"/>
       </w:pPr>
       <w:r>
         <w:rPr>
@@ -6767,7 +6902,6 @@
           <w:color w:val="000000"/>
           <w:sz w:val="28"/>
         </w:rPr>
-        <w:lastRenderedPageBreak/>
         <w:t>Test Cases and Results</w:t>
       </w:r>
     </w:p>
@@ -7324,13 +7458,16 @@
     </w:tbl>
     <w:p>
       <w:pPr>
-        <w:spacing w:after="40"/>
+        <w:spacing w:after="40" w:line="360" w:lineRule="auto"/>
+        <w:rPr>
+          <w:sz w:val="24"/>
+        </w:rPr>
       </w:pPr>
     </w:p>
     <w:p>
       <w:pPr>
         <w:keepNext/>
-        <w:spacing w:after="100" w:line="259" w:lineRule="auto"/>
+        <w:spacing w:after="100" w:line="360" w:lineRule="auto"/>
       </w:pPr>
       <w:r>
         <w:rPr>
@@ -7343,8 +7480,11 @@
     </w:p>
     <w:p>
       <w:pPr>
-        <w:spacing w:after="120" w:line="259" w:lineRule="auto"/>
+        <w:spacing w:after="120" w:line="360" w:lineRule="auto"/>
         <w:ind w:firstLine="360"/>
+        <w:rPr>
+          <w:sz w:val="24"/>
+        </w:rPr>
       </w:pPr>
       <w:r>
         <w:rPr>
@@ -7357,12 +7497,16 @@
     <w:p>
       <w:pPr>
         <w:pStyle w:val="ListParagraph"/>
-        <w:spacing w:after="60" w:line="252" w:lineRule="auto"/>
+        <w:spacing w:after="60" w:line="360" w:lineRule="auto"/>
         <w:ind w:left="403" w:hanging="259"/>
-      </w:pPr>
-      <w:r>
-        <w:rPr>
-          <w:rFonts w:ascii="Times New Roman" w:eastAsia="Times New Roman" w:hAnsi="Times New Roman"/>
+        <w:rPr>
+          <w:rFonts w:ascii="Times New Roman" w:hAnsi="Times New Roman" w:cs="Times New Roman"/>
+          <w:sz w:val="24"/>
+        </w:rPr>
+      </w:pPr>
+      <w:r>
+        <w:rPr>
+          <w:rFonts w:ascii="Times New Roman" w:eastAsia="Times New Roman" w:hAnsi="Times New Roman" w:cs="Times New Roman"/>
           <w:color w:val="000000"/>
           <w:sz w:val="24"/>
         </w:rPr>
@@ -7370,7 +7514,7 @@
       </w:r>
       <w:r>
         <w:rPr>
-          <w:rFonts w:ascii="Times New Roman" w:eastAsia="Times New Roman" w:hAnsi="Times New Roman"/>
+          <w:rFonts w:ascii="Times New Roman" w:eastAsia="Times New Roman" w:hAnsi="Times New Roman" w:cs="Times New Roman"/>
           <w:color w:val="000000"/>
           <w:sz w:val="24"/>
         </w:rPr>
@@ -7381,12 +7525,16 @@
     <w:p>
       <w:pPr>
         <w:pStyle w:val="ListParagraph"/>
-        <w:spacing w:after="60" w:line="252" w:lineRule="auto"/>
+        <w:spacing w:after="60" w:line="360" w:lineRule="auto"/>
         <w:ind w:left="403" w:hanging="259"/>
-      </w:pPr>
-      <w:r>
-        <w:rPr>
-          <w:rFonts w:ascii="Times New Roman" w:eastAsia="Times New Roman" w:hAnsi="Times New Roman"/>
+        <w:rPr>
+          <w:rFonts w:ascii="Times New Roman" w:hAnsi="Times New Roman" w:cs="Times New Roman"/>
+          <w:sz w:val="24"/>
+        </w:rPr>
+      </w:pPr>
+      <w:r>
+        <w:rPr>
+          <w:rFonts w:ascii="Times New Roman" w:eastAsia="Times New Roman" w:hAnsi="Times New Roman" w:cs="Times New Roman"/>
           <w:color w:val="000000"/>
           <w:sz w:val="24"/>
         </w:rPr>
@@ -7394,7 +7542,7 @@
       </w:r>
       <w:r>
         <w:rPr>
-          <w:rFonts w:ascii="Times New Roman" w:eastAsia="Times New Roman" w:hAnsi="Times New Roman"/>
+          <w:rFonts w:ascii="Times New Roman" w:eastAsia="Times New Roman" w:hAnsi="Times New Roman" w:cs="Times New Roman"/>
           <w:color w:val="000000"/>
           <w:sz w:val="24"/>
         </w:rPr>
@@ -7402,7 +7550,7 @@
       </w:r>
       <w:r>
         <w:rPr>
-          <w:rFonts w:ascii="Times New Roman" w:eastAsia="Times New Roman" w:hAnsi="Times New Roman"/>
+          <w:rFonts w:ascii="Times New Roman" w:eastAsia="Times New Roman" w:hAnsi="Times New Roman" w:cs="Times New Roman"/>
           <w:b/>
           <w:color w:val="000000"/>
           <w:sz w:val="24"/>
@@ -7411,7 +7559,7 @@
       </w:r>
       <w:r>
         <w:rPr>
-          <w:rFonts w:ascii="Times New Roman" w:eastAsia="Times New Roman" w:hAnsi="Times New Roman"/>
+          <w:rFonts w:ascii="Times New Roman" w:eastAsia="Times New Roman" w:hAnsi="Times New Roman" w:cs="Times New Roman"/>
           <w:color w:val="000000"/>
           <w:sz w:val="24"/>
         </w:rPr>
@@ -7421,12 +7569,16 @@
     <w:p>
       <w:pPr>
         <w:pStyle w:val="ListParagraph"/>
-        <w:spacing w:after="60" w:line="252" w:lineRule="auto"/>
+        <w:spacing w:after="60" w:line="360" w:lineRule="auto"/>
         <w:ind w:left="403" w:hanging="259"/>
-      </w:pPr>
-      <w:r>
-        <w:rPr>
-          <w:rFonts w:ascii="Times New Roman" w:eastAsia="Times New Roman" w:hAnsi="Times New Roman"/>
+        <w:rPr>
+          <w:rFonts w:ascii="Times New Roman" w:hAnsi="Times New Roman" w:cs="Times New Roman"/>
+          <w:sz w:val="24"/>
+        </w:rPr>
+      </w:pPr>
+      <w:r>
+        <w:rPr>
+          <w:rFonts w:ascii="Times New Roman" w:eastAsia="Times New Roman" w:hAnsi="Times New Roman" w:cs="Times New Roman"/>
           <w:color w:val="000000"/>
           <w:sz w:val="24"/>
         </w:rPr>
@@ -7434,7 +7586,7 @@
       </w:r>
       <w:r>
         <w:rPr>
-          <w:rFonts w:ascii="Times New Roman" w:eastAsia="Times New Roman" w:hAnsi="Times New Roman"/>
+          <w:rFonts w:ascii="Times New Roman" w:eastAsia="Times New Roman" w:hAnsi="Times New Roman" w:cs="Times New Roman"/>
           <w:color w:val="000000"/>
           <w:sz w:val="24"/>
         </w:rPr>
@@ -7445,7 +7597,7 @@
     <w:p>
       <w:pPr>
         <w:keepNext/>
-        <w:spacing w:after="100" w:line="259" w:lineRule="auto"/>
+        <w:spacing w:after="100" w:line="360" w:lineRule="auto"/>
       </w:pPr>
       <w:r>
         <w:rPr>
@@ -7458,8 +7610,11 @@
     </w:p>
     <w:p>
       <w:pPr>
-        <w:spacing w:after="120" w:line="259" w:lineRule="auto"/>
+        <w:spacing w:after="120" w:line="360" w:lineRule="auto"/>
         <w:ind w:firstLine="360"/>
+        <w:rPr>
+          <w:sz w:val="24"/>
+        </w:rPr>
       </w:pPr>
       <w:r>
         <w:rPr>
@@ -7471,8 +7626,12 @@
     </w:p>
     <w:p>
       <w:pPr>
-        <w:spacing w:after="120" w:line="259" w:lineRule="auto"/>
+        <w:keepLines/>
+        <w:spacing w:after="120" w:line="360" w:lineRule="auto"/>
         <w:ind w:firstLine="360"/>
+        <w:rPr>
+          <w:sz w:val="24"/>
+        </w:rPr>
       </w:pPr>
       <w:r>
         <w:rPr>
@@ -7486,7 +7645,7 @@
       <w:pPr>
         <w:keepNext/>
         <w:pageBreakBefore/>
-        <w:spacing w:after="100" w:line="259" w:lineRule="auto"/>
+        <w:spacing w:after="100" w:line="360" w:lineRule="auto"/>
       </w:pPr>
       <w:r>
         <w:rPr>
@@ -7494,25 +7653,27 @@
           <w:color w:val="000000"/>
           <w:sz w:val="28"/>
         </w:rPr>
-        <w:lastRenderedPageBreak/>
         <w:t>Verified Execution Evidence</w:t>
       </w:r>
     </w:p>
     <w:p>
       <w:pPr>
-        <w:spacing w:after="120" w:line="259" w:lineRule="auto"/>
-      </w:pPr>
-      <w:r>
-        <w:rPr>
-          <w:color w:val="000000"/>
-          <w:sz w:val="20"/>
+        <w:spacing w:after="120" w:line="360" w:lineRule="auto"/>
+        <w:rPr>
+          <w:sz w:val="24"/>
+        </w:rPr>
+      </w:pPr>
+      <w:r>
+        <w:rPr>
+          <w:color w:val="000000"/>
+          <w:sz w:val="24"/>
         </w:rPr>
         <w:t>The following screenshots were captured from the Windows terminal while running the verified program.</w:t>
       </w:r>
       <w:r>
         <w:rPr>
           <w:color w:val="000000"/>
-          <w:sz w:val="20"/>
+          <w:sz w:val="24"/>
         </w:rPr>
         <w:t xml:space="preserve"> Timing values can vary slightly between runs because of clock resolution, but all uncached queries remain far below the required 200 ms limit.</w:t>
       </w:r>
@@ -7666,7 +7827,6 @@
               <w:rPr>
                 <w:noProof/>
               </w:rPr>
-              <w:lastRenderedPageBreak/>
               <w:drawing>
                 <wp:inline distT="0" distB="0" distL="0" distR="0" wp14:anchorId="728C795A" wp14:editId="6C745796">
                   <wp:extent cx="6350000" cy="5285688"/>
@@ -7858,7 +8018,7 @@
       <w:pPr>
         <w:keepNext/>
         <w:pageBreakBefore/>
-        <w:spacing w:after="100" w:line="259" w:lineRule="auto"/>
+        <w:spacing w:after="100" w:line="360" w:lineRule="auto"/>
       </w:pPr>
       <w:r>
         <w:rPr>
@@ -7866,14 +8026,16 @@
           <w:color w:val="000000"/>
           <w:sz w:val="28"/>
         </w:rPr>
-        <w:lastRenderedPageBreak/>
         <w:t>Implementation and Submission Evidence</w:t>
       </w:r>
     </w:p>
     <w:p>
       <w:pPr>
-        <w:spacing w:after="120" w:line="259" w:lineRule="auto"/>
+        <w:spacing w:after="120" w:line="360" w:lineRule="auto"/>
         <w:ind w:firstLine="360"/>
+        <w:rPr>
+          <w:sz w:val="24"/>
+        </w:rPr>
       </w:pPr>
       <w:r>
         <w:rPr>
@@ -7885,7 +8047,10 @@
     </w:p>
     <w:p>
       <w:pPr>
-        <w:spacing w:after="120" w:line="259" w:lineRule="auto"/>
+        <w:spacing w:after="120" w:line="360" w:lineRule="auto"/>
+        <w:rPr>
+          <w:sz w:val="24"/>
+        </w:rPr>
       </w:pPr>
       <w:r>
         <w:rPr>
@@ -7898,6 +8063,7 @@
     <w:p>
       <w:pPr>
         <w:keepNext/>
+        <w:spacing w:line="360" w:lineRule="auto"/>
         <w:ind w:left="720"/>
         <w:rPr>
           <w:b/>
@@ -7916,6 +8082,7 @@
     </w:p>
     <w:p>
       <w:pPr>
+        <w:spacing w:line="360" w:lineRule="auto"/>
         <w:ind w:left="720"/>
         <w:rPr>
           <w:color w:val="000000"/>
@@ -7932,6 +8099,7 @@
     </w:p>
     <w:p>
       <w:pPr>
+        <w:spacing w:line="360" w:lineRule="auto"/>
         <w:ind w:left="720"/>
         <w:rPr>
           <w:color w:val="000000"/>
@@ -7948,6 +8116,7 @@
     </w:p>
     <w:p>
       <w:pPr>
+        <w:spacing w:line="360" w:lineRule="auto"/>
         <w:ind w:left="720"/>
         <w:rPr>
           <w:color w:val="000000"/>
@@ -7964,6 +8133,7 @@
     </w:p>
     <w:p>
       <w:pPr>
+        <w:spacing w:line="360" w:lineRule="auto"/>
         <w:ind w:left="720"/>
         <w:rPr>
           <w:color w:val="000000"/>
@@ -7980,6 +8150,7 @@
     </w:p>
     <w:p>
       <w:pPr>
+        <w:spacing w:line="360" w:lineRule="auto"/>
         <w:ind w:left="720"/>
         <w:rPr>
           <w:color w:val="000000"/>
@@ -7997,6 +8168,7 @@
     <w:p>
       <w:pPr>
         <w:keepNext/>
+        <w:spacing w:line="360" w:lineRule="auto"/>
         <w:ind w:left="720"/>
         <w:rPr>
           <w:b/>
@@ -8010,12 +8182,12 @@
           <w:color w:val="000000"/>
           <w:sz w:val="28"/>
         </w:rPr>
-        <w:lastRenderedPageBreak/>
         <w:t>System Architecture Diagram</w:t>
       </w:r>
     </w:p>
     <w:p>
       <w:pPr>
+        <w:spacing w:line="360" w:lineRule="auto"/>
         <w:ind w:left="720"/>
         <w:jc w:val="center"/>
         <w:rPr>
@@ -8075,6 +8247,7 @@
     <w:p>
       <w:pPr>
         <w:keepNext/>
+        <w:spacing w:line="360" w:lineRule="auto"/>
         <w:ind w:left="720"/>
         <w:rPr>
           <w:b/>
@@ -8093,6 +8266,7 @@
     </w:p>
     <w:p>
       <w:pPr>
+        <w:spacing w:line="360" w:lineRule="auto"/>
         <w:ind w:left="720"/>
         <w:rPr>
           <w:color w:val="000000"/>
@@ -8629,7 +8803,6 @@
                 <w:color w:val="000000"/>
                 <w:sz w:val="20"/>
               </w:rPr>
-              <w:lastRenderedPageBreak/>
               <w:t>HashSet tracking of processed intersections</w:t>
             </w:r>
           </w:p>
@@ -9089,6 +9262,7 @@
     <w:p>
       <w:pPr>
         <w:keepNext/>
+        <w:spacing w:line="360" w:lineRule="auto"/>
         <w:ind w:left="720"/>
         <w:rPr>
           <w:b/>
@@ -9107,6 +9281,7 @@
     </w:p>
     <w:p>
       <w:pPr>
+        <w:spacing w:line="360" w:lineRule="auto"/>
         <w:ind w:left="720"/>
         <w:rPr>
           <w:color w:val="000000"/>
@@ -9123,6 +9298,7 @@
     </w:p>
     <w:p>
       <w:pPr>
+        <w:spacing w:line="360" w:lineRule="auto"/>
         <w:ind w:left="720"/>
         <w:rPr>
           <w:color w:val="000000"/>
@@ -9139,6 +9315,7 @@
     </w:p>
     <w:p>
       <w:pPr>
+        <w:spacing w:line="360" w:lineRule="auto"/>
         <w:ind w:left="720"/>
         <w:rPr>
           <w:color w:val="000000"/>
@@ -9156,6 +9333,7 @@
     <w:p>
       <w:pPr>
         <w:keepNext/>
+        <w:spacing w:line="360" w:lineRule="auto"/>
         <w:ind w:left="720"/>
         <w:rPr>
           <w:b/>
@@ -9174,6 +9352,7 @@
     </w:p>
     <w:p>
       <w:pPr>
+        <w:spacing w:line="360" w:lineRule="auto"/>
         <w:ind w:left="720"/>
         <w:rPr>
           <w:color w:val="000000"/>
@@ -9190,6 +9369,7 @@
     </w:p>
     <w:p>
       <w:pPr>
+        <w:spacing w:line="360" w:lineRule="auto"/>
         <w:ind w:left="720"/>
         <w:rPr>
           <w:color w:val="000000"/>
@@ -9206,6 +9386,7 @@
     </w:p>
     <w:p>
       <w:pPr>
+        <w:spacing w:line="360" w:lineRule="auto"/>
         <w:ind w:left="720"/>
         <w:rPr>
           <w:color w:val="000000"/>
@@ -9222,6 +9403,7 @@
     </w:p>
     <w:p>
       <w:pPr>
+        <w:spacing w:line="360" w:lineRule="auto"/>
         <w:ind w:left="720"/>
         <w:rPr>
           <w:color w:val="000000"/>
@@ -9239,6 +9421,7 @@
     <w:p>
       <w:pPr>
         <w:keepNext/>
+        <w:spacing w:line="360" w:lineRule="auto"/>
         <w:ind w:left="720"/>
         <w:jc w:val="both"/>
         <w:rPr>
@@ -9258,6 +9441,7 @@
     <w:p>
       <w:pPr>
         <w:keepNext/>
+        <w:spacing w:line="360" w:lineRule="auto"/>
         <w:ind w:left="720"/>
         <w:jc w:val="both"/>
         <w:rPr>
@@ -9271,7 +9455,6 @@
           <w:color w:val="000000"/>
           <w:sz w:val="24"/>
         </w:rPr>
-        <w:lastRenderedPageBreak/>
         <w:t>Assessment</w:t>
       </w:r>
       <w:r>
@@ -9296,6 +9479,7 @@
     <w:p>
       <w:pPr>
         <w:pStyle w:val="BodyText"/>
+        <w:spacing w:line="360" w:lineRule="auto"/>
         <w:rPr>
           <w:b/>
           <w:sz w:val="20"/>
@@ -9305,7 +9489,7 @@
     <w:p>
       <w:pPr>
         <w:pStyle w:val="BodyText"/>
-        <w:spacing w:before="130"/>
+        <w:spacing w:before="130" w:line="360" w:lineRule="auto"/>
         <w:rPr>
           <w:b/>
           <w:sz w:val="20"/>
@@ -11119,7 +11303,7 @@
       <w:pPr>
         <w:pStyle w:val="Heading1"/>
         <w:keepNext/>
-        <w:spacing w:before="320"/>
+        <w:spacing w:before="320" w:line="360" w:lineRule="auto"/>
         <w:rPr>
           <w:spacing w:val="-2"/>
           <w:lang w:val="en-IN"/>
@@ -11137,11 +11321,12 @@
     <w:p>
       <w:pPr>
         <w:pStyle w:val="Heading1"/>
-        <w:spacing w:before="320"/>
+        <w:spacing w:before="320" w:line="360" w:lineRule="auto"/>
         <w:rPr>
           <w:b w:val="0"/>
           <w:bCs w:val="0"/>
           <w:spacing w:val="-2"/>
+          <w:sz w:val="24"/>
           <w:lang w:val="en-IN"/>
         </w:rPr>
       </w:pPr>
@@ -11151,6 +11336,7 @@
           <w:bCs w:val="0"/>
           <w:color w:val="000000"/>
           <w:spacing w:val="-2"/>
+          <w:sz w:val="24"/>
         </w:rPr>
         <w:t>To receive full credit, each submission must include the following deliverables:</w:t>
       </w:r>
@@ -11163,10 +11349,12 @@
           <w:ilvl w:val="0"/>
           <w:numId w:val="3"/>
         </w:numPr>
+        <w:spacing w:line="360" w:lineRule="auto"/>
         <w:rPr>
           <w:b w:val="0"/>
           <w:bCs w:val="0"/>
           <w:spacing w:val="-2"/>
+          <w:sz w:val="24"/>
           <w:lang w:val="en-IN"/>
         </w:rPr>
       </w:pPr>
@@ -11176,6 +11364,7 @@
           <w:bCs w:val="0"/>
           <w:color w:val="000000"/>
           <w:spacing w:val="-2"/>
+          <w:sz w:val="24"/>
           <w:lang w:val="en-IN"/>
         </w:rPr>
         <w:t xml:space="preserve">Pseudocode </w:t>
@@ -11189,10 +11378,12 @@
           <w:ilvl w:val="0"/>
           <w:numId w:val="3"/>
         </w:numPr>
+        <w:spacing w:line="360" w:lineRule="auto"/>
         <w:rPr>
           <w:b w:val="0"/>
           <w:bCs w:val="0"/>
           <w:spacing w:val="-2"/>
+          <w:sz w:val="24"/>
           <w:lang w:val="en-IN"/>
         </w:rPr>
       </w:pPr>
@@ -11202,6 +11393,7 @@
           <w:bCs w:val="0"/>
           <w:color w:val="000000"/>
           <w:spacing w:val="-2"/>
+          <w:sz w:val="24"/>
           <w:lang w:val="en-IN"/>
         </w:rPr>
         <w:t xml:space="preserve">Complete modular C implementation </w:t>
@@ -11215,10 +11407,12 @@
           <w:ilvl w:val="0"/>
           <w:numId w:val="3"/>
         </w:numPr>
+        <w:spacing w:line="360" w:lineRule="auto"/>
         <w:rPr>
           <w:b w:val="0"/>
           <w:bCs w:val="0"/>
           <w:spacing w:val="-2"/>
+          <w:sz w:val="24"/>
           <w:lang w:val="en-IN"/>
         </w:rPr>
       </w:pPr>
@@ -11228,6 +11422,7 @@
           <w:bCs w:val="0"/>
           <w:color w:val="000000"/>
           <w:spacing w:val="-2"/>
+          <w:sz w:val="24"/>
           <w:lang w:val="en-IN"/>
         </w:rPr>
         <w:t xml:space="preserve">Test cases and results </w:t>
@@ -11241,10 +11436,12 @@
           <w:ilvl w:val="0"/>
           <w:numId w:val="3"/>
         </w:numPr>
+        <w:spacing w:line="360" w:lineRule="auto"/>
         <w:rPr>
           <w:b w:val="0"/>
           <w:bCs w:val="0"/>
           <w:spacing w:val="-2"/>
+          <w:sz w:val="24"/>
           <w:lang w:val="en-IN"/>
         </w:rPr>
       </w:pPr>
@@ -11254,6 +11451,7 @@
           <w:bCs w:val="0"/>
           <w:color w:val="000000"/>
           <w:spacing w:val="-2"/>
+          <w:sz w:val="24"/>
           <w:lang w:val="en-IN"/>
         </w:rPr>
         <w:t xml:space="preserve">Complexity analysis </w:t>
@@ -11267,10 +11465,12 @@
           <w:ilvl w:val="0"/>
           <w:numId w:val="3"/>
         </w:numPr>
+        <w:spacing w:line="360" w:lineRule="auto"/>
         <w:rPr>
           <w:b w:val="0"/>
           <w:bCs w:val="0"/>
           <w:spacing w:val="-2"/>
+          <w:sz w:val="24"/>
           <w:lang w:val="en-IN"/>
         </w:rPr>
       </w:pPr>
@@ -11280,6 +11480,7 @@
           <w:bCs w:val="0"/>
           <w:color w:val="000000"/>
           <w:spacing w:val="-2"/>
+          <w:sz w:val="24"/>
           <w:lang w:val="en-IN"/>
         </w:rPr>
         <w:t xml:space="preserve">Dijkstra vs Floyd-Warshall comparison </w:t>
@@ -11293,10 +11494,12 @@
           <w:ilvl w:val="0"/>
           <w:numId w:val="3"/>
         </w:numPr>
+        <w:spacing w:line="360" w:lineRule="auto"/>
         <w:rPr>
           <w:b w:val="0"/>
           <w:bCs w:val="0"/>
           <w:spacing w:val="-2"/>
+          <w:sz w:val="24"/>
           <w:lang w:val="en-IN"/>
         </w:rPr>
       </w:pPr>
@@ -11306,6 +11509,7 @@
           <w:bCs w:val="0"/>
           <w:color w:val="000000"/>
           <w:spacing w:val="-2"/>
+          <w:sz w:val="24"/>
           <w:lang w:val="en-IN"/>
         </w:rPr>
         <w:t xml:space="preserve">Performance analysis </w:t>
@@ -11319,10 +11523,12 @@
           <w:ilvl w:val="0"/>
           <w:numId w:val="3"/>
         </w:numPr>
+        <w:spacing w:line="360" w:lineRule="auto"/>
         <w:rPr>
           <w:b w:val="0"/>
           <w:bCs w:val="0"/>
           <w:spacing w:val="-2"/>
+          <w:sz w:val="24"/>
           <w:lang w:val="en-IN"/>
         </w:rPr>
       </w:pPr>
@@ -11332,6 +11538,7 @@
           <w:bCs w:val="0"/>
           <w:color w:val="000000"/>
           <w:spacing w:val="-2"/>
+          <w:sz w:val="24"/>
           <w:lang w:val="en-IN"/>
         </w:rPr>
         <w:t xml:space="preserve">GitHub repository </w:t>
@@ -11345,10 +11552,12 @@
           <w:ilvl w:val="0"/>
           <w:numId w:val="3"/>
         </w:numPr>
+        <w:spacing w:line="360" w:lineRule="auto"/>
         <w:rPr>
           <w:b w:val="0"/>
           <w:bCs w:val="0"/>
           <w:spacing w:val="-2"/>
+          <w:sz w:val="24"/>
           <w:lang w:val="en-IN"/>
         </w:rPr>
       </w:pPr>
@@ -11358,6 +11567,7 @@
           <w:bCs w:val="0"/>
           <w:color w:val="000000"/>
           <w:spacing w:val="-2"/>
+          <w:sz w:val="24"/>
           <w:lang w:val="en-IN"/>
         </w:rPr>
         <w:t>Reflection on design decisions and SDG relevance</w:t>
@@ -11366,16 +11576,24 @@
     <w:p>
       <w:pPr>
         <w:pStyle w:val="Heading1"/>
-        <w:spacing w:before="320"/>
+        <w:spacing w:before="320" w:line="360" w:lineRule="auto"/>
         <w:rPr>
           <w:b w:val="0"/>
-        </w:rPr>
-      </w:pPr>
-    </w:p>
-    <w:p>
-      <w:r>
-        <w:rPr>
-          <w:color w:val="000000"/>
+          <w:sz w:val="24"/>
+        </w:rPr>
+      </w:pPr>
+    </w:p>
+    <w:p>
+      <w:pPr>
+        <w:spacing w:line="360" w:lineRule="auto"/>
+        <w:rPr>
+          <w:sz w:val="24"/>
+        </w:rPr>
+      </w:pPr>
+      <w:r>
+        <w:rPr>
+          <w:color w:val="000000"/>
+          <w:sz w:val="24"/>
         </w:rPr>
         <w:br/>
       </w:r>

--- a/report/CSA0312_Final_Assignment_Report.docx
+++ b/report/CSA0312_Final_Assignment_Report.docx
@@ -2782,6 +2782,7 @@
                 <w:color w:val="000000"/>
                 <w:sz w:val="19"/>
               </w:rPr>
+              <w:lastRenderedPageBreak/>
               <w:t>Route</w:t>
             </w:r>
           </w:p>
@@ -3298,7 +3299,15 @@
           <w:color w:val="000000"/>
           <w:sz w:val="24"/>
         </w:rPr>
-        <w:t>The priority queue is an array-based binary min-heap ordered by tentative distance. Insert appends a node and sifts upward. Extract-min removes the root, moves the last node to the root and heapifies downward. Decrease-key lowers the distance of a vertex already in the heap and sifts it upward. A reverse pos[vertex_index] array locates each heap node in O(1), making decrease-key O(log V). Every heap swap updates both reverse positions.</w:t>
+        <w:t xml:space="preserve">The priority queue is an array-based binary min-heap ordered by tentative distance. Insert appends a node and sifts upward. Extract-min removes the root, moves the last node to the root and heapifies downward. Decrease-key lowers the distance of a vertex already in the heap and sifts it upward. A reverse pos[vertex_index] array locates each heap node in O(1), making decrease-key O(log V). Every heap swap </w:t>
+      </w:r>
+      <w:r>
+        <w:rPr>
+          <w:color w:val="000000"/>
+          <w:sz w:val="24"/>
+        </w:rPr>
+        <w:lastRenderedPageBreak/>
+        <w:t>updates both reverse positions.</w:t>
       </w:r>
     </w:p>
     <w:tbl>
@@ -3749,6 +3758,7 @@
           <w:color w:val="000000"/>
           <w:sz w:val="24"/>
         </w:rPr>
+        <w:lastRenderedPageBreak/>
         <w:t>Route Reconstruction</w:t>
       </w:r>
     </w:p>
@@ -4657,6 +4667,7 @@
           <w:color w:val="000000"/>
           <w:sz w:val="24"/>
         </w:rPr>
+        <w:lastRenderedPageBreak/>
         <w:t>Every allocation is checked. Cleanup functions release graphs, maps, sets, heaps, routes and cache entries. Partial road insertion is rolled back if the second directed edge cannot be allocated.</w:t>
       </w:r>
     </w:p>
@@ -5930,7 +5941,15 @@
           <w:color w:val="000000"/>
           <w:sz w:val="24"/>
         </w:rPr>
-        <w:t xml:space="preserve">The deterministic benchmark uses 8,200 intersections and 21,000 logical bidirectional roads, represented internally by 42,000 directed edge records. Ten fixed source-to-destination queries were executed. The measured uncached average was approximately </w:t>
+        <w:t xml:space="preserve">The deterministic benchmark uses 8,200 intersections and 21,000 logical bidirectional roads, represented internally by 42,000 directed edge records. Ten fixed source-to-destination queries were executed. The </w:t>
+      </w:r>
+      <w:r>
+        <w:rPr>
+          <w:color w:val="000000"/>
+          <w:sz w:val="24"/>
+        </w:rPr>
+        <w:lastRenderedPageBreak/>
+        <w:t xml:space="preserve">measured uncached average was approximately </w:t>
       </w:r>
       <w:r>
         <w:rPr>
@@ -6875,7 +6894,6 @@
     </w:p>
     <w:p>
       <w:pPr>
-        <w:keepLines/>
         <w:spacing w:after="120" w:line="360" w:lineRule="auto"/>
         <w:ind w:firstLine="360"/>
         <w:rPr>
@@ -6887,13 +6905,13 @@
           <w:color w:val="000000"/>
           <w:sz w:val="24"/>
         </w:rPr>
+        <w:lastRenderedPageBreak/>
         <w:t>Route lengths usually increase because blocked segments force detours. Runtime remains in the same few-millisecond range because the algorithm still scans adjacency lists and checks the active flag. The graph version changes after blocking, so all ten cached routes are correctly recognized as stale and recomputed. The experiment shows graceful degradation: most of the city remains routable, while isolated neighbourhoods are explicitly identified.</w:t>
       </w:r>
     </w:p>
     <w:p>
       <w:pPr>
         <w:keepNext/>
-        <w:pageBreakBefore/>
         <w:spacing w:after="100" w:line="360" w:lineRule="auto"/>
       </w:pPr>
       <w:r>
@@ -6926,6 +6944,7 @@
       <w:tr>
         <w:trPr>
           <w:cantSplit/>
+          <w:tblHeader/>
         </w:trPr>
         <w:tc>
           <w:tcPr>
@@ -7621,12 +7640,19 @@
           <w:color w:val="000000"/>
           <w:sz w:val="24"/>
         </w:rPr>
-        <w:t>I analysed the implementation as a dynamic shortest-path system rather than as a static map. The key design decision was selecting a HashMap-based adjacency list because the city is sparse: storing 21,000 logical roads is substantially more suitable than reserving an adjacency matrix for every possible pair of 8,200 intersections. I also traced how every road update changes Graph.version, making an older cached route stale and forcing a fresh Dijkstra computation when needed.</w:t>
-      </w:r>
-    </w:p>
-    <w:p>
-      <w:pPr>
-        <w:keepLines/>
+        <w:t xml:space="preserve">I analysed the implementation as a dynamic shortest-path system rather than as a static map. The key design decision was selecting a HashMap-based adjacency list because the city is sparse: storing 21,000 logical roads is substantially more suitable than reserving an adjacency matrix for every possible pair of 8,200 intersections. I also traced how every road update changes Graph.version, making an older cached route stale and forcing a </w:t>
+      </w:r>
+      <w:r>
+        <w:rPr>
+          <w:color w:val="000000"/>
+          <w:sz w:val="24"/>
+        </w:rPr>
+        <w:lastRenderedPageBreak/>
+        <w:t>fresh Dijkstra computation when needed.</w:t>
+      </w:r>
+    </w:p>
+    <w:p>
+      <w:pPr>
         <w:spacing w:after="120" w:line="360" w:lineRule="auto"/>
         <w:ind w:firstLine="360"/>
         <w:rPr>
@@ -7644,7 +7670,6 @@
     <w:p>
       <w:pPr>
         <w:keepNext/>
-        <w:pageBreakBefore/>
         <w:spacing w:after="100" w:line="360" w:lineRule="auto"/>
       </w:pPr>
       <w:r>
@@ -7658,6 +7683,7 @@
     </w:p>
     <w:p>
       <w:pPr>
+        <w:keepNext/>
         <w:spacing w:after="120" w:line="360" w:lineRule="auto"/>
         <w:rPr>
           <w:sz w:val="24"/>
@@ -7827,6 +7853,7 @@
               <w:rPr>
                 <w:noProof/>
               </w:rPr>
+              <w:lastRenderedPageBreak/>
               <w:drawing>
                 <wp:inline distT="0" distB="0" distL="0" distR="0" wp14:anchorId="728C795A" wp14:editId="6C745796">
                   <wp:extent cx="6350000" cy="5285688"/>
@@ -8017,7 +8044,6 @@
     <w:p>
       <w:pPr>
         <w:keepNext/>
-        <w:pageBreakBefore/>
         <w:spacing w:after="100" w:line="360" w:lineRule="auto"/>
       </w:pPr>
       <w:r>
@@ -8026,6 +8052,7 @@
           <w:color w:val="000000"/>
           <w:sz w:val="28"/>
         </w:rPr>
+        <w:lastRenderedPageBreak/>
         <w:t>Implementation and Submission Evidence</w:t>
       </w:r>
     </w:p>
@@ -8182,6 +8209,7 @@
           <w:color w:val="000000"/>
           <w:sz w:val="28"/>
         </w:rPr>
+        <w:lastRenderedPageBreak/>
         <w:t>System Architecture Diagram</w:t>
       </w:r>
     </w:p>
@@ -8735,6 +8763,7 @@
                 <w:color w:val="000000"/>
                 <w:sz w:val="20"/>
               </w:rPr>
+              <w:lastRenderedPageBreak/>
               <w:t>Moderate memory via adjacency list</w:t>
             </w:r>
           </w:p>
@@ -9455,6 +9484,7 @@
           <w:color w:val="000000"/>
           <w:sz w:val="24"/>
         </w:rPr>
+        <w:lastRenderedPageBreak/>
         <w:t>Assessment</w:t>
       </w:r>
       <w:r>

--- a/report/CSA0312_Final_Assignment_Report.docx
+++ b/report/CSA0312_Final_Assignment_Report.docx
@@ -1878,14 +1878,247 @@
       <w:pPr>
         <w:keepNext/>
         <w:spacing w:after="100" w:line="360" w:lineRule="auto"/>
-      </w:pPr>
-      <w:r>
         <w:rPr>
           <w:b/>
           <w:color w:val="000000"/>
+          <w:sz w:val="30"/>
+        </w:rPr>
+      </w:pPr>
+      <w:r>
+        <w:rPr>
+          <w:b/>
+          <w:color w:val="000000"/>
+          <w:sz w:val="30"/>
+        </w:rPr>
+        <w:t>A. Student Work</w:t>
+      </w:r>
+    </w:p>
+    <w:p>
+      <w:pPr>
+        <w:keepNext/>
+        <w:spacing w:after="100" w:line="360" w:lineRule="auto"/>
+        <w:rPr>
+          <w:b/>
+          <w:color w:val="000000"/>
           <w:sz w:val="28"/>
         </w:rPr>
-        <w:t>1. Graph ADT and Graph Representation</w:t>
+      </w:pPr>
+      <w:r>
+        <w:rPr>
+          <w:b/>
+          <w:color w:val="000000"/>
+          <w:sz w:val="28"/>
+        </w:rPr>
+        <w:t>1. Problem Understanding and Formulation</w:t>
+      </w:r>
+    </w:p>
+    <w:p>
+      <w:pPr>
+        <w:keepNext/>
+        <w:spacing w:after="100" w:line="360" w:lineRule="auto"/>
+        <w:rPr>
+          <w:b/>
+          <w:color w:val="000000"/>
+          <w:sz w:val="24"/>
+        </w:rPr>
+      </w:pPr>
+      <w:r>
+        <w:rPr>
+          <w:b/>
+          <w:color w:val="000000"/>
+          <w:sz w:val="24"/>
+        </w:rPr>
+        <w:t>Problem</w:t>
+      </w:r>
+    </w:p>
+    <w:p>
+      <w:pPr>
+        <w:spacing w:after="100" w:line="360" w:lineRule="auto"/>
+        <w:rPr>
+          <w:color w:val="000000"/>
+          <w:sz w:val="24"/>
+        </w:rPr>
+      </w:pPr>
+      <w:r>
+        <w:rPr>
+          <w:color w:val="000000"/>
+          <w:sz w:val="24"/>
+        </w:rPr>
+        <w:t>A smart-city disaster management authority needs an evacuation routing service for a city with more than 8,000 intersections and 20,000 weighted roads. During a disaster, travel costs change continuously and roads become blocked or reopen, and the system must repeatedly find the minimum-cost open route from a disaster location to an evacuation centre.</w:t>
+      </w:r>
+    </w:p>
+    <w:p>
+      <w:pPr>
+        <w:keepNext/>
+        <w:spacing w:after="100" w:line="360" w:lineRule="auto"/>
+        <w:rPr>
+          <w:b/>
+          <w:color w:val="000000"/>
+          <w:sz w:val="24"/>
+        </w:rPr>
+      </w:pPr>
+      <w:r>
+        <w:rPr>
+          <w:b/>
+          <w:color w:val="000000"/>
+          <w:sz w:val="24"/>
+        </w:rPr>
+        <w:t>Expected Outcomes</w:t>
+      </w:r>
+    </w:p>
+    <w:p>
+      <w:pPr>
+        <w:spacing w:after="100" w:line="360" w:lineRule="auto"/>
+        <w:rPr>
+          <w:color w:val="000000"/>
+          <w:sz w:val="24"/>
+        </w:rPr>
+      </w:pPr>
+      <w:r>
+        <w:rPr>
+          <w:color w:val="000000"/>
+          <w:sz w:val="24"/>
+        </w:rPr>
+        <w:t>A working modular C program that answers source-to-destination queries with minimum total travel cost, applies road-weight and road-status updates immediately, answers repeated queries quickly through a cache, reports unreachable evacuation centres explicitly, and demonstrates all of this through functional tests, a large-network benchmark and a road-failure experiment.</w:t>
+      </w:r>
+    </w:p>
+    <w:p>
+      <w:pPr>
+        <w:keepNext/>
+        <w:spacing w:after="100" w:line="360" w:lineRule="auto"/>
+        <w:rPr>
+          <w:b/>
+          <w:color w:val="000000"/>
+          <w:sz w:val="24"/>
+        </w:rPr>
+      </w:pPr>
+      <w:r>
+        <w:rPr>
+          <w:b/>
+          <w:color w:val="000000"/>
+          <w:sz w:val="24"/>
+        </w:rPr>
+        <w:t>Available Information / Data</w:t>
+      </w:r>
+    </w:p>
+    <w:p>
+      <w:pPr>
+        <w:spacing w:after="100" w:line="360" w:lineRule="auto"/>
+        <w:rPr>
+          <w:color w:val="000000"/>
+          <w:sz w:val="24"/>
+        </w:rPr>
+      </w:pPr>
+      <w:r>
+        <w:rPr>
+          <w:color w:val="000000"/>
+          <w:sz w:val="24"/>
+        </w:rPr>
+        <w:t>No real map data is supplied, so a deterministic synthetic city with 8,200 intersections and 21,000 logical bidirectional roads (42,000 directed edge records) is generated from a fixed seed. Every number reported here is produced by the submitted program and retained in results/test_results.txt, results/benchmark_results.csv and results/road_failure_analysis.txt.</w:t>
+      </w:r>
+    </w:p>
+    <w:p>
+      <w:pPr>
+        <w:keepNext/>
+        <w:spacing w:after="100" w:line="360" w:lineRule="auto"/>
+        <w:rPr>
+          <w:b/>
+          <w:color w:val="000000"/>
+          <w:sz w:val="24"/>
+        </w:rPr>
+      </w:pPr>
+      <w:r>
+        <w:rPr>
+          <w:b/>
+          <w:color w:val="000000"/>
+          <w:sz w:val="24"/>
+        </w:rPr>
+        <w:t>Assumptions</w:t>
+      </w:r>
+    </w:p>
+    <w:p>
+      <w:pPr>
+        <w:spacing w:after="100" w:line="360" w:lineRule="auto"/>
+        <w:rPr>
+          <w:color w:val="000000"/>
+          <w:sz w:val="24"/>
+        </w:rPr>
+      </w:pPr>
+      <w:r>
+        <w:rPr>
+          <w:color w:val="000000"/>
+          <w:sz w:val="24"/>
+        </w:rPr>
+        <w:t>Roads are bidirectional; each road carries a single non-negative safety-adjusted travel cost; intersection identifiers are arbitrary integers; and a blocked road keeps its stored cost so that it can reopen unchanged.</w:t>
+      </w:r>
+    </w:p>
+    <w:p>
+      <w:pPr>
+        <w:keepNext/>
+        <w:spacing w:after="100" w:line="360" w:lineRule="auto"/>
+        <w:rPr>
+          <w:b/>
+          <w:color w:val="000000"/>
+          <w:sz w:val="24"/>
+        </w:rPr>
+      </w:pPr>
+      <w:r>
+        <w:rPr>
+          <w:b/>
+          <w:color w:val="000000"/>
+          <w:sz w:val="24"/>
+        </w:rPr>
+        <w:t>Constraints</w:t>
+      </w:r>
+    </w:p>
+    <w:p>
+      <w:pPr>
+        <w:spacing w:after="100" w:line="360" w:lineRule="auto"/>
+        <w:rPr>
+          <w:color w:val="000000"/>
+          <w:sz w:val="24"/>
+        </w:rPr>
+      </w:pPr>
+      <w:r>
+        <w:rPr>
+          <w:color w:val="000000"/>
+          <w:sz w:val="24"/>
+        </w:rPr>
+        <w:t>The network exceeds 8,000 vertices and 20,000 weighted roads; weights change frequently; blocked roads must be disabled and later reopened; multiple and repeated queries must be efficient; memory must remain moderate for a sparse network; no intersection may be processed repeatedly; routes must have minimum cost; unreachable destinations must be identified; the implementation must be in C; and routing should satisfy a 200 ms budget.</w:t>
+      </w:r>
+    </w:p>
+    <w:p>
+      <w:pPr>
+        <w:keepNext/>
+        <w:spacing w:after="100" w:line="360" w:lineRule="auto"/>
+        <w:rPr>
+          <w:b/>
+          <w:color w:val="000000"/>
+          <w:sz w:val="28"/>
+        </w:rPr>
+      </w:pPr>
+      <w:r>
+        <w:rPr>
+          <w:b/>
+          <w:color w:val="000000"/>
+          <w:sz w:val="28"/>
+        </w:rPr>
+        <w:lastRenderedPageBreak/>
+        <w:t>2. Application of Course Knowledge</w:t>
+      </w:r>
+    </w:p>
+    <w:p>
+      <w:pPr>
+        <w:keepNext/>
+        <w:spacing w:after="100" w:line="360" w:lineRule="auto"/>
+      </w:pPr>
+      <w:r>
+        <w:rPr>
+          <w:b/>
+          <w:color w:val="000000"/>
+          <w:sz w:val="28"/>
+        </w:rPr>
+        <w:t>2.1 Graph ADT and Graph Representation</w:t>
       </w:r>
     </w:p>
     <w:p>
@@ -2258,7 +2491,7 @@
           <w:color w:val="000000"/>
           <w:sz w:val="28"/>
         </w:rPr>
-        <w:t>2. C Structure Design</w:t>
+        <w:t>2.2 C Structure Design</w:t>
       </w:r>
     </w:p>
     <w:p>
@@ -2782,7 +3015,6 @@
                 <w:color w:val="000000"/>
                 <w:sz w:val="19"/>
               </w:rPr>
-              <w:lastRenderedPageBreak/>
               <w:t>Route</w:t>
             </w:r>
           </w:p>
@@ -3083,7 +3315,680 @@
           <w:color w:val="000000"/>
           <w:sz w:val="28"/>
         </w:rPr>
-        <w:t>3. Dynamic Road-Weight and Road-Status Updates</w:t>
+        <w:t>2.3 Time and Space Complexity</w:t>
+      </w:r>
+    </w:p>
+    <w:tbl>
+      <w:tblPr>
+        <w:tblW w:w="5000" w:type="pct"/>
+        <w:tblBorders>
+          <w:top w:val="single" w:sz="6" w:space="0" w:color="000000"/>
+          <w:left w:val="single" w:sz="6" w:space="0" w:color="000000"/>
+          <w:bottom w:val="single" w:sz="6" w:space="0" w:color="000000"/>
+          <w:right w:val="single" w:sz="6" w:space="0" w:color="000000"/>
+          <w:insideH w:val="single" w:sz="6" w:space="0" w:color="000000"/>
+          <w:insideV w:val="single" w:sz="6" w:space="0" w:color="000000"/>
+        </w:tblBorders>
+        <w:tblLook w:val="04A0" w:firstRow="1" w:lastRow="0" w:firstColumn="1" w:lastColumn="0" w:noHBand="0" w:noVBand="1"/>
+      </w:tblPr>
+      <w:tblGrid>
+        <w:gridCol w:w="3764"/>
+        <w:gridCol w:w="3619"/>
+        <w:gridCol w:w="3617"/>
+      </w:tblGrid>
+      <w:tr>
+        <w:trPr>
+          <w:cantSplit/>
+        </w:trPr>
+        <w:tc>
+          <w:tcPr>
+            <w:tcW w:w="1711" w:type="pct"/>
+            <w:tcMar>
+              <w:top w:w="90" w:type="dxa"/>
+              <w:left w:w="100" w:type="dxa"/>
+              <w:bottom w:w="90" w:type="dxa"/>
+              <w:right w:w="100" w:type="dxa"/>
+            </w:tcMar>
+          </w:tcPr>
+          <w:p>
+            <w:pPr>
+              <w:jc w:val="center"/>
+            </w:pPr>
+            <w:r>
+              <w:rPr>
+                <w:b/>
+                <w:color w:val="000000"/>
+                <w:sz w:val="19"/>
+              </w:rPr>
+              <w:t>Operation</w:t>
+            </w:r>
+          </w:p>
+        </w:tc>
+        <w:tc>
+          <w:tcPr>
+            <w:tcW w:w="1645" w:type="pct"/>
+            <w:tcMar>
+              <w:top w:w="90" w:type="dxa"/>
+              <w:left w:w="100" w:type="dxa"/>
+              <w:bottom w:w="90" w:type="dxa"/>
+              <w:right w:w="100" w:type="dxa"/>
+            </w:tcMar>
+          </w:tcPr>
+          <w:p>
+            <w:pPr>
+              <w:jc w:val="center"/>
+            </w:pPr>
+            <w:r>
+              <w:rPr>
+                <w:b/>
+                <w:color w:val="000000"/>
+                <w:sz w:val="19"/>
+              </w:rPr>
+              <w:t>Time Complexity</w:t>
+            </w:r>
+          </w:p>
+        </w:tc>
+        <w:tc>
+          <w:tcPr>
+            <w:tcW w:w="1645" w:type="pct"/>
+            <w:tcMar>
+              <w:top w:w="90" w:type="dxa"/>
+              <w:left w:w="100" w:type="dxa"/>
+              <w:bottom w:w="90" w:type="dxa"/>
+              <w:right w:w="100" w:type="dxa"/>
+            </w:tcMar>
+          </w:tcPr>
+          <w:p>
+            <w:pPr>
+              <w:jc w:val="center"/>
+            </w:pPr>
+            <w:r>
+              <w:rPr>
+                <w:b/>
+                <w:color w:val="000000"/>
+                <w:sz w:val="19"/>
+              </w:rPr>
+              <w:t>Space Complexity</w:t>
+            </w:r>
+          </w:p>
+        </w:tc>
+      </w:tr>
+      <w:tr>
+        <w:trPr>
+          <w:cantSplit/>
+        </w:trPr>
+        <w:tc>
+          <w:tcPr>
+            <w:tcW w:w="1711" w:type="pct"/>
+            <w:tcMar>
+              <w:top w:w="90" w:type="dxa"/>
+              <w:left w:w="100" w:type="dxa"/>
+              <w:bottom w:w="90" w:type="dxa"/>
+              <w:right w:w="100" w:type="dxa"/>
+            </w:tcMar>
+          </w:tcPr>
+          <w:p>
+            <w:r>
+              <w:rPr>
+                <w:color w:val="000000"/>
+                <w:sz w:val="19"/>
+              </w:rPr>
+              <w:t>HashMap / HashSet lookup</w:t>
+            </w:r>
+          </w:p>
+        </w:tc>
+        <w:tc>
+          <w:tcPr>
+            <w:tcW w:w="1645" w:type="pct"/>
+            <w:tcMar>
+              <w:top w:w="90" w:type="dxa"/>
+              <w:left w:w="100" w:type="dxa"/>
+              <w:bottom w:w="90" w:type="dxa"/>
+              <w:right w:w="100" w:type="dxa"/>
+            </w:tcMar>
+          </w:tcPr>
+          <w:p>
+            <w:r>
+              <w:rPr>
+                <w:color w:val="000000"/>
+                <w:sz w:val="19"/>
+              </w:rPr>
+              <w:t>O(1) average</w:t>
+            </w:r>
+          </w:p>
+        </w:tc>
+        <w:tc>
+          <w:tcPr>
+            <w:tcW w:w="1645" w:type="pct"/>
+            <w:tcMar>
+              <w:top w:w="90" w:type="dxa"/>
+              <w:left w:w="100" w:type="dxa"/>
+              <w:bottom w:w="90" w:type="dxa"/>
+              <w:right w:w="100" w:type="dxa"/>
+            </w:tcMar>
+          </w:tcPr>
+          <w:p>
+            <w:r>
+              <w:rPr>
+                <w:color w:val="000000"/>
+                <w:sz w:val="19"/>
+              </w:rPr>
+              <w:t>O(V) total</w:t>
+            </w:r>
+          </w:p>
+        </w:tc>
+      </w:tr>
+      <w:tr>
+        <w:trPr>
+          <w:cantSplit/>
+        </w:trPr>
+        <w:tc>
+          <w:tcPr>
+            <w:tcW w:w="1711" w:type="pct"/>
+            <w:tcMar>
+              <w:top w:w="90" w:type="dxa"/>
+              <w:left w:w="100" w:type="dxa"/>
+              <w:bottom w:w="90" w:type="dxa"/>
+              <w:right w:w="100" w:type="dxa"/>
+            </w:tcMar>
+          </w:tcPr>
+          <w:p>
+            <w:r>
+              <w:rPr>
+                <w:color w:val="000000"/>
+                <w:sz w:val="19"/>
+              </w:rPr>
+              <w:t>Add intersection</w:t>
+            </w:r>
+          </w:p>
+        </w:tc>
+        <w:tc>
+          <w:tcPr>
+            <w:tcW w:w="1645" w:type="pct"/>
+            <w:tcMar>
+              <w:top w:w="90" w:type="dxa"/>
+              <w:left w:w="100" w:type="dxa"/>
+              <w:bottom w:w="90" w:type="dxa"/>
+              <w:right w:w="100" w:type="dxa"/>
+            </w:tcMar>
+          </w:tcPr>
+          <w:p>
+            <w:r>
+              <w:rPr>
+                <w:color w:val="000000"/>
+                <w:sz w:val="19"/>
+              </w:rPr>
+              <w:t>O(1) average</w:t>
+            </w:r>
+          </w:p>
+        </w:tc>
+        <w:tc>
+          <w:tcPr>
+            <w:tcW w:w="1645" w:type="pct"/>
+            <w:tcMar>
+              <w:top w:w="90" w:type="dxa"/>
+              <w:left w:w="100" w:type="dxa"/>
+              <w:bottom w:w="90" w:type="dxa"/>
+              <w:right w:w="100" w:type="dxa"/>
+            </w:tcMar>
+          </w:tcPr>
+          <w:p>
+            <w:r>
+              <w:rPr>
+                <w:color w:val="000000"/>
+                <w:sz w:val="19"/>
+              </w:rPr>
+              <w:t>O(1) additional</w:t>
+            </w:r>
+          </w:p>
+        </w:tc>
+      </w:tr>
+      <w:tr>
+        <w:trPr>
+          <w:cantSplit/>
+        </w:trPr>
+        <w:tc>
+          <w:tcPr>
+            <w:tcW w:w="1711" w:type="pct"/>
+            <w:tcMar>
+              <w:top w:w="90" w:type="dxa"/>
+              <w:left w:w="100" w:type="dxa"/>
+              <w:bottom w:w="90" w:type="dxa"/>
+              <w:right w:w="100" w:type="dxa"/>
+            </w:tcMar>
+          </w:tcPr>
+          <w:p>
+            <w:r>
+              <w:rPr>
+                <w:color w:val="000000"/>
+                <w:sz w:val="19"/>
+              </w:rPr>
+              <w:t>Add / update / block road</w:t>
+            </w:r>
+          </w:p>
+        </w:tc>
+        <w:tc>
+          <w:tcPr>
+            <w:tcW w:w="1645" w:type="pct"/>
+            <w:tcMar>
+              <w:top w:w="90" w:type="dxa"/>
+              <w:left w:w="100" w:type="dxa"/>
+              <w:bottom w:w="90" w:type="dxa"/>
+              <w:right w:w="100" w:type="dxa"/>
+            </w:tcMar>
+          </w:tcPr>
+          <w:p>
+            <w:r>
+              <w:rPr>
+                <w:color w:val="000000"/>
+                <w:sz w:val="19"/>
+              </w:rPr>
+              <w:t>O(degree)</w:t>
+            </w:r>
+          </w:p>
+        </w:tc>
+        <w:tc>
+          <w:tcPr>
+            <w:tcW w:w="1645" w:type="pct"/>
+            <w:tcMar>
+              <w:top w:w="90" w:type="dxa"/>
+              <w:left w:w="100" w:type="dxa"/>
+              <w:bottom w:w="90" w:type="dxa"/>
+              <w:right w:w="100" w:type="dxa"/>
+            </w:tcMar>
+          </w:tcPr>
+          <w:p>
+            <w:r>
+              <w:rPr>
+                <w:color w:val="000000"/>
+                <w:sz w:val="19"/>
+              </w:rPr>
+              <w:t>O(1) additional</w:t>
+            </w:r>
+          </w:p>
+        </w:tc>
+      </w:tr>
+      <w:tr>
+        <w:trPr>
+          <w:cantSplit/>
+        </w:trPr>
+        <w:tc>
+          <w:tcPr>
+            <w:tcW w:w="1711" w:type="pct"/>
+            <w:tcMar>
+              <w:top w:w="90" w:type="dxa"/>
+              <w:left w:w="100" w:type="dxa"/>
+              <w:bottom w:w="90" w:type="dxa"/>
+              <w:right w:w="100" w:type="dxa"/>
+            </w:tcMar>
+          </w:tcPr>
+          <w:p>
+            <w:r>
+              <w:rPr>
+                <w:color w:val="000000"/>
+                <w:sz w:val="19"/>
+              </w:rPr>
+              <w:t>Heap insert / extract / decrease-key</w:t>
+            </w:r>
+          </w:p>
+        </w:tc>
+        <w:tc>
+          <w:tcPr>
+            <w:tcW w:w="1645" w:type="pct"/>
+            <w:tcMar>
+              <w:top w:w="90" w:type="dxa"/>
+              <w:left w:w="100" w:type="dxa"/>
+              <w:bottom w:w="90" w:type="dxa"/>
+              <w:right w:w="100" w:type="dxa"/>
+            </w:tcMar>
+          </w:tcPr>
+          <w:p>
+            <w:r>
+              <w:rPr>
+                <w:color w:val="000000"/>
+                <w:sz w:val="19"/>
+              </w:rPr>
+              <w:t>O(log V)</w:t>
+            </w:r>
+          </w:p>
+        </w:tc>
+        <w:tc>
+          <w:tcPr>
+            <w:tcW w:w="1645" w:type="pct"/>
+            <w:tcMar>
+              <w:top w:w="90" w:type="dxa"/>
+              <w:left w:w="100" w:type="dxa"/>
+              <w:bottom w:w="90" w:type="dxa"/>
+              <w:right w:w="100" w:type="dxa"/>
+            </w:tcMar>
+          </w:tcPr>
+          <w:p>
+            <w:r>
+              <w:rPr>
+                <w:color w:val="000000"/>
+                <w:sz w:val="19"/>
+              </w:rPr>
+              <w:t>O(V) heap total</w:t>
+            </w:r>
+          </w:p>
+        </w:tc>
+      </w:tr>
+      <w:tr>
+        <w:trPr>
+          <w:cantSplit/>
+        </w:trPr>
+        <w:tc>
+          <w:tcPr>
+            <w:tcW w:w="1711" w:type="pct"/>
+            <w:tcMar>
+              <w:top w:w="90" w:type="dxa"/>
+              <w:left w:w="100" w:type="dxa"/>
+              <w:bottom w:w="90" w:type="dxa"/>
+              <w:right w:w="100" w:type="dxa"/>
+            </w:tcMar>
+          </w:tcPr>
+          <w:p>
+            <w:r>
+              <w:rPr>
+                <w:color w:val="000000"/>
+                <w:sz w:val="19"/>
+              </w:rPr>
+              <w:t>Uncached Dijkstra</w:t>
+            </w:r>
+          </w:p>
+        </w:tc>
+        <w:tc>
+          <w:tcPr>
+            <w:tcW w:w="1645" w:type="pct"/>
+            <w:tcMar>
+              <w:top w:w="90" w:type="dxa"/>
+              <w:left w:w="100" w:type="dxa"/>
+              <w:bottom w:w="90" w:type="dxa"/>
+              <w:right w:w="100" w:type="dxa"/>
+            </w:tcMar>
+          </w:tcPr>
+          <w:p>
+            <w:r>
+              <w:rPr>
+                <w:color w:val="000000"/>
+                <w:sz w:val="19"/>
+              </w:rPr>
+              <w:t>O((V+E) log V)</w:t>
+            </w:r>
+          </w:p>
+        </w:tc>
+        <w:tc>
+          <w:tcPr>
+            <w:tcW w:w="1645" w:type="pct"/>
+            <w:tcMar>
+              <w:top w:w="90" w:type="dxa"/>
+              <w:left w:w="100" w:type="dxa"/>
+              <w:bottom w:w="90" w:type="dxa"/>
+              <w:right w:w="100" w:type="dxa"/>
+            </w:tcMar>
+          </w:tcPr>
+          <w:p>
+            <w:r>
+              <w:rPr>
+                <w:color w:val="000000"/>
+                <w:sz w:val="19"/>
+              </w:rPr>
+              <w:t>O(V) working</w:t>
+            </w:r>
+          </w:p>
+        </w:tc>
+      </w:tr>
+      <w:tr>
+        <w:trPr>
+          <w:cantSplit/>
+        </w:trPr>
+        <w:tc>
+          <w:tcPr>
+            <w:tcW w:w="1711" w:type="pct"/>
+            <w:tcMar>
+              <w:top w:w="90" w:type="dxa"/>
+              <w:left w:w="100" w:type="dxa"/>
+              <w:bottom w:w="90" w:type="dxa"/>
+              <w:right w:w="100" w:type="dxa"/>
+            </w:tcMar>
+          </w:tcPr>
+          <w:p>
+            <w:r>
+              <w:rPr>
+                <w:color w:val="000000"/>
+                <w:sz w:val="19"/>
+              </w:rPr>
+              <w:t>Route reconstruction</w:t>
+            </w:r>
+          </w:p>
+        </w:tc>
+        <w:tc>
+          <w:tcPr>
+            <w:tcW w:w="1645" w:type="pct"/>
+            <w:tcMar>
+              <w:top w:w="90" w:type="dxa"/>
+              <w:left w:w="100" w:type="dxa"/>
+              <w:bottom w:w="90" w:type="dxa"/>
+              <w:right w:w="100" w:type="dxa"/>
+            </w:tcMar>
+          </w:tcPr>
+          <w:p>
+            <w:r>
+              <w:rPr>
+                <w:color w:val="000000"/>
+                <w:sz w:val="19"/>
+              </w:rPr>
+              <w:t>O(L)</w:t>
+            </w:r>
+          </w:p>
+        </w:tc>
+        <w:tc>
+          <w:tcPr>
+            <w:tcW w:w="1645" w:type="pct"/>
+            <w:tcMar>
+              <w:top w:w="90" w:type="dxa"/>
+              <w:left w:w="100" w:type="dxa"/>
+              <w:bottom w:w="90" w:type="dxa"/>
+              <w:right w:w="100" w:type="dxa"/>
+            </w:tcMar>
+          </w:tcPr>
+          <w:p>
+            <w:r>
+              <w:rPr>
+                <w:color w:val="000000"/>
+                <w:sz w:val="19"/>
+              </w:rPr>
+              <w:t>O(L)</w:t>
+            </w:r>
+          </w:p>
+        </w:tc>
+      </w:tr>
+      <w:tr>
+        <w:trPr>
+          <w:cantSplit/>
+        </w:trPr>
+        <w:tc>
+          <w:tcPr>
+            <w:tcW w:w="1711" w:type="pct"/>
+            <w:tcMar>
+              <w:top w:w="90" w:type="dxa"/>
+              <w:left w:w="100" w:type="dxa"/>
+              <w:bottom w:w="90" w:type="dxa"/>
+              <w:right w:w="100" w:type="dxa"/>
+            </w:tcMar>
+          </w:tcPr>
+          <w:p>
+            <w:r>
+              <w:rPr>
+                <w:color w:val="000000"/>
+                <w:sz w:val="19"/>
+              </w:rPr>
+              <w:t>Cache lookup / store</w:t>
+            </w:r>
+          </w:p>
+        </w:tc>
+        <w:tc>
+          <w:tcPr>
+            <w:tcW w:w="1645" w:type="pct"/>
+            <w:tcMar>
+              <w:top w:w="90" w:type="dxa"/>
+              <w:left w:w="100" w:type="dxa"/>
+              <w:bottom w:w="90" w:type="dxa"/>
+              <w:right w:w="100" w:type="dxa"/>
+            </w:tcMar>
+          </w:tcPr>
+          <w:p>
+            <w:r>
+              <w:rPr>
+                <w:color w:val="000000"/>
+                <w:sz w:val="19"/>
+              </w:rPr>
+              <w:t>O(1) average</w:t>
+            </w:r>
+          </w:p>
+        </w:tc>
+        <w:tc>
+          <w:tcPr>
+            <w:tcW w:w="1645" w:type="pct"/>
+            <w:tcMar>
+              <w:top w:w="90" w:type="dxa"/>
+              <w:left w:w="100" w:type="dxa"/>
+              <w:bottom w:w="90" w:type="dxa"/>
+              <w:right w:w="100" w:type="dxa"/>
+            </w:tcMar>
+          </w:tcPr>
+          <w:p>
+            <w:r>
+              <w:rPr>
+                <w:color w:val="000000"/>
+                <w:sz w:val="19"/>
+              </w:rPr>
+              <w:t>O(C x average L)</w:t>
+            </w:r>
+          </w:p>
+        </w:tc>
+      </w:tr>
+      <w:tr>
+        <w:trPr>
+          <w:cantSplit/>
+        </w:trPr>
+        <w:tc>
+          <w:tcPr>
+            <w:tcW w:w="1711" w:type="pct"/>
+            <w:tcMar>
+              <w:top w:w="90" w:type="dxa"/>
+              <w:left w:w="100" w:type="dxa"/>
+              <w:bottom w:w="90" w:type="dxa"/>
+              <w:right w:w="100" w:type="dxa"/>
+            </w:tcMar>
+          </w:tcPr>
+          <w:p>
+            <w:r>
+              <w:rPr>
+                <w:color w:val="000000"/>
+                <w:sz w:val="19"/>
+              </w:rPr>
+              <w:t>Complete graph storage</w:t>
+            </w:r>
+          </w:p>
+        </w:tc>
+        <w:tc>
+          <w:tcPr>
+            <w:tcW w:w="1645" w:type="pct"/>
+            <w:tcMar>
+              <w:top w:w="90" w:type="dxa"/>
+              <w:left w:w="100" w:type="dxa"/>
+              <w:bottom w:w="90" w:type="dxa"/>
+              <w:right w:w="100" w:type="dxa"/>
+            </w:tcMar>
+          </w:tcPr>
+          <w:p>
+            <w:r>
+              <w:rPr>
+                <w:color w:val="000000"/>
+                <w:sz w:val="19"/>
+              </w:rPr>
+              <w:t>-</w:t>
+            </w:r>
+          </w:p>
+        </w:tc>
+        <w:tc>
+          <w:tcPr>
+            <w:tcW w:w="1645" w:type="pct"/>
+            <w:tcMar>
+              <w:top w:w="90" w:type="dxa"/>
+              <w:left w:w="100" w:type="dxa"/>
+              <w:bottom w:w="90" w:type="dxa"/>
+              <w:right w:w="100" w:type="dxa"/>
+            </w:tcMar>
+          </w:tcPr>
+          <w:p>
+            <w:r>
+              <w:rPr>
+                <w:color w:val="000000"/>
+                <w:sz w:val="19"/>
+              </w:rPr>
+              <w:t>O(V+E)</w:t>
+            </w:r>
+          </w:p>
+        </w:tc>
+      </w:tr>
+    </w:tbl>
+    <w:p>
+      <w:pPr>
+        <w:spacing w:after="40" w:line="360" w:lineRule="auto"/>
+        <w:rPr>
+          <w:sz w:val="24"/>
+        </w:rPr>
+      </w:pPr>
+    </w:p>
+    <w:p>
+      <w:pPr>
+        <w:spacing w:after="120" w:line="360" w:lineRule="auto"/>
+        <w:ind w:firstLine="360"/>
+        <w:rPr>
+          <w:sz w:val="24"/>
+        </w:rPr>
+      </w:pPr>
+      <w:r>
+        <w:rPr>
+          <w:color w:val="000000"/>
+          <w:sz w:val="24"/>
+        </w:rPr>
+        <w:t>V denotes intersections, E logical roads, L the route length and C cached routes. The complete system uses O(V+E+C x average L) memory, which is suitable for moderate computational resources.</w:t>
+      </w:r>
+    </w:p>
+    <w:p>
+      <w:pPr>
+        <w:keepNext/>
+        <w:spacing w:after="100" w:line="360" w:lineRule="auto"/>
+        <w:rPr>
+          <w:b/>
+          <w:color w:val="000000"/>
+          <w:sz w:val="28"/>
+        </w:rPr>
+      </w:pPr>
+      <w:r>
+        <w:rPr>
+          <w:b/>
+          <w:color w:val="000000"/>
+          <w:sz w:val="28"/>
+        </w:rPr>
+        <w:t>3. Solution / Design / Methodology</w:t>
+      </w:r>
+    </w:p>
+    <w:p>
+      <w:pPr>
+        <w:keepNext/>
+        <w:spacing w:after="100" w:line="360" w:lineRule="auto"/>
+      </w:pPr>
+      <w:r>
+        <w:rPr>
+          <w:b/>
+          <w:color w:val="000000"/>
+          <w:sz w:val="28"/>
+        </w:rPr>
+        <w:t>3.1 Dynamic Road-Weight and Road-Status Updates</w:t>
       </w:r>
     </w:p>
     <w:p>
@@ -3147,6 +4052,7 @@
                 <w:color w:val="000000"/>
                 <w:sz w:val="18"/>
               </w:rPr>
+              <w:lastRenderedPageBreak/>
               <w:t xml:space="preserve">    if u or v is invalid: return INVALID_VERTEX</w:t>
             </w:r>
           </w:p>
@@ -3283,7 +4189,7 @@
           <w:color w:val="000000"/>
           <w:sz w:val="28"/>
         </w:rPr>
-        <w:t>4. Min-Heap Optimisation of Dijkstra</w:t>
+        <w:t>3.2 Min-Heap Optimisation of Dijkstra</w:t>
       </w:r>
     </w:p>
     <w:p>
@@ -3299,15 +4205,7 @@
           <w:color w:val="000000"/>
           <w:sz w:val="24"/>
         </w:rPr>
-        <w:t xml:space="preserve">The priority queue is an array-based binary min-heap ordered by tentative distance. Insert appends a node and sifts upward. Extract-min removes the root, moves the last node to the root and heapifies downward. Decrease-key lowers the distance of a vertex already in the heap and sifts it upward. A reverse pos[vertex_index] array locates each heap node in O(1), making decrease-key O(log V). Every heap swap </w:t>
-      </w:r>
-      <w:r>
-        <w:rPr>
-          <w:color w:val="000000"/>
-          <w:sz w:val="24"/>
-        </w:rPr>
-        <w:lastRenderedPageBreak/>
-        <w:t>updates both reverse positions.</w:t>
+        <w:t>The priority queue is an array-based binary min-heap ordered by tentative distance. Insert appends a node and sifts upward. Extract-min removes the root, moves the last node to the root and heapifies downward. Decrease-key lowers the distance of a vertex already in the heap and sifts it upward. A reverse pos[vertex_index] array locates each heap node in O(1), making decrease-key O(log V). Every heap swap updates both reverse positions.</w:t>
       </w:r>
     </w:p>
     <w:tbl>
@@ -3509,7 +4407,7 @@
           <w:color w:val="000000"/>
           <w:sz w:val="28"/>
         </w:rPr>
-        <w:t>5. HashSet for Processed Intersections</w:t>
+        <w:t>3.3 HashSet for Processed Intersections</w:t>
       </w:r>
     </w:p>
     <w:p>
@@ -3539,7 +4437,7 @@
           <w:color w:val="000000"/>
           <w:sz w:val="28"/>
         </w:rPr>
-        <w:t>6. Dijkstra Algorithm and Route Reconstruction</w:t>
+        <w:t>3.4 Dijkstra Algorithm and Route Reconstruction</w:t>
       </w:r>
     </w:p>
     <w:p>
@@ -3555,7 +4453,15 @@
           <w:color w:val="000000"/>
           <w:sz w:val="24"/>
         </w:rPr>
-        <w:t>The source and destination are resolved through the graph HashMap. dist[] is initialized to infinity, prev[] to NONE and the source distance to zero. The source is inserted into the heap. The algorithm repeatedly extracts the smallest tentative distance, finalizes that vertex using the HashSet, and relaxes only active outgoing roads. With non-negative weights, the first extraction of the destination proves its distance is optimal.</w:t>
+        <w:t xml:space="preserve">The source and destination are resolved through the graph HashMap. dist[] is initialized to infinity, prev[] to </w:t>
+      </w:r>
+      <w:r>
+        <w:rPr>
+          <w:color w:val="000000"/>
+          <w:sz w:val="24"/>
+        </w:rPr>
+        <w:lastRenderedPageBreak/>
+        <w:t>NONE and the source distance to zero. The source is inserted into the heap. The algorithm repeatedly extracts the smallest tentative distance, finalizes that vertex using the HashSet, and relaxes only active outgoing roads. With non-negative weights, the first extraction of the destination proves its distance is optimal.</w:t>
       </w:r>
     </w:p>
     <w:tbl>
@@ -3758,7 +4664,6 @@
           <w:color w:val="000000"/>
           <w:sz w:val="24"/>
         </w:rPr>
-        <w:lastRenderedPageBreak/>
         <w:t>Route Reconstruction</w:t>
       </w:r>
     </w:p>
@@ -3888,7 +4793,7 @@
           <w:color w:val="000000"/>
           <w:sz w:val="28"/>
         </w:rPr>
-        <w:t>7. Route Caching for Repeated Queries</w:t>
+        <w:t>3.5 Route Caching for Repeated Queries</w:t>
       </w:r>
     </w:p>
     <w:p>
@@ -4027,7 +4932,7 @@
           <w:color w:val="000000"/>
           <w:sz w:val="28"/>
         </w:rPr>
-        <w:t>8. Exceptional and Failure Cases</w:t>
+        <w:t>3.6 Exceptional and Failure Cases</w:t>
       </w:r>
     </w:p>
     <w:tbl>
@@ -4667,8 +5572,192 @@
           <w:color w:val="000000"/>
           <w:sz w:val="24"/>
         </w:rPr>
+        <w:t>Every allocation is checked. Cleanup functions release graphs, maps, sets, heaps, routes and cache entries. Partial road insertion is rolled back if the second directed edge cannot be allocated.</w:t>
+      </w:r>
+    </w:p>
+    <w:p>
+      <w:pPr>
+        <w:keepNext/>
+        <w:spacing w:line="360" w:lineRule="auto"/>
+        <w:ind w:left="720"/>
+        <w:rPr>
+          <w:b/>
+          <w:color w:val="000000"/>
+          <w:sz w:val="28"/>
+        </w:rPr>
+      </w:pPr>
+      <w:r>
+        <w:rPr>
+          <w:b/>
+          <w:color w:val="000000"/>
+          <w:sz w:val="28"/>
+        </w:rPr>
         <w:lastRenderedPageBreak/>
-        <w:t>Every allocation is checked. Cleanup functions release graphs, maps, sets, heaps, routes and cache entries. Partial road insertion is rolled back if the second directed edge cannot be allocated.</w:t>
+        <w:t>3.7 System Architecture Diagram</w:t>
+      </w:r>
+    </w:p>
+    <w:p>
+      <w:pPr>
+        <w:spacing w:line="360" w:lineRule="auto"/>
+        <w:ind w:left="720"/>
+        <w:jc w:val="center"/>
+        <w:rPr>
+          <w:b/>
+          <w:color w:val="000000"/>
+          <w:sz w:val="28"/>
+        </w:rPr>
+      </w:pPr>
+      <w:r>
+        <w:rPr>
+          <w:b/>
+          <w:noProof/>
+          <w:color w:val="000000"/>
+          <w:sz w:val="28"/>
+        </w:rPr>
+        <w:drawing>
+          <wp:inline distT="0" distB="0" distL="0" distR="0" wp14:anchorId="01427097" wp14:editId="6CE5F7D1">
+            <wp:extent cx="5842000" cy="6131936"/>
+            <wp:effectExtent l="0" t="0" r="6350" b="2540"/>
+            <wp:docPr id="1781014231" name="Picture 1"/>
+            <wp:cNvGraphicFramePr/>
+            <a:graphic xmlns:a="http://schemas.openxmlformats.org/drawingml/2006/main">
+              <a:graphicData uri="http://schemas.openxmlformats.org/drawingml/2006/picture">
+                <pic:pic xmlns:pic="http://schemas.openxmlformats.org/drawingml/2006/picture">
+                  <pic:nvPicPr>
+                    <pic:cNvPr id="1781014231" name=""/>
+                    <pic:cNvPicPr/>
+                  </pic:nvPicPr>
+                  <pic:blipFill>
+                    <a:blip r:embed="rId7" cstate="print">
+                      <a:extLst>
+                        <a:ext uri="{28A0092B-C50C-407E-A947-70E740481C1C}">
+                          <a14:useLocalDpi xmlns:a14="http://schemas.microsoft.com/office/drawing/2010/main" val="0"/>
+                        </a:ext>
+                      </a:extLst>
+                    </a:blip>
+                    <a:stretch>
+                      <a:fillRect/>
+                    </a:stretch>
+                  </pic:blipFill>
+                  <pic:spPr>
+                    <a:xfrm>
+                      <a:off x="0" y="0"/>
+                      <a:ext cx="5842000" cy="6131936"/>
+                    </a:xfrm>
+                    <a:prstGeom prst="rect">
+                      <a:avLst/>
+                    </a:prstGeom>
+                  </pic:spPr>
+                </pic:pic>
+              </a:graphicData>
+            </a:graphic>
+          </wp:inline>
+        </w:drawing>
+      </w:r>
+    </w:p>
+    <w:p>
+      <w:pPr>
+        <w:keepNext/>
+        <w:spacing w:line="360" w:lineRule="auto"/>
+        <w:ind w:left="720"/>
+        <w:rPr>
+          <w:b/>
+          <w:color w:val="000000"/>
+          <w:sz w:val="28"/>
+        </w:rPr>
+      </w:pPr>
+      <w:r>
+        <w:rPr>
+          <w:b/>
+          <w:color w:val="000000"/>
+          <w:sz w:val="28"/>
+        </w:rPr>
+        <w:t>4. Use of Modern Tools</w:t>
+      </w:r>
+    </w:p>
+    <w:p>
+      <w:pPr>
+        <w:spacing w:line="360" w:lineRule="auto"/>
+        <w:ind w:left="720"/>
+        <w:rPr>
+          <w:color w:val="000000"/>
+          <w:sz w:val="24"/>
+        </w:rPr>
+      </w:pPr>
+      <w:r>
+        <w:rPr>
+          <w:color w:val="000000"/>
+          <w:sz w:val="24"/>
+        </w:rPr>
+        <w:t>• GCC compiler for building the modular C implementation with strict warnings enabled.</w:t>
+      </w:r>
+    </w:p>
+    <w:p>
+      <w:pPr>
+        <w:spacing w:line="360" w:lineRule="auto"/>
+        <w:ind w:left="720"/>
+        <w:rPr>
+          <w:color w:val="000000"/>
+          <w:sz w:val="24"/>
+        </w:rPr>
+      </w:pPr>
+      <w:r>
+        <w:rPr>
+          <w:color w:val="000000"/>
+          <w:sz w:val="24"/>
+        </w:rPr>
+        <w:t>• Windows Command Prompt for running the demo, functional tests, benchmark and road-failure experiment.</w:t>
+      </w:r>
+    </w:p>
+    <w:p>
+      <w:pPr>
+        <w:spacing w:line="360" w:lineRule="auto"/>
+        <w:ind w:left="720"/>
+        <w:rPr>
+          <w:color w:val="000000"/>
+          <w:sz w:val="24"/>
+        </w:rPr>
+      </w:pPr>
+      <w:r>
+        <w:rPr>
+          <w:color w:val="000000"/>
+          <w:sz w:val="24"/>
+        </w:rPr>
+        <w:t>• GitHub repository for version control and submission hosting.</w:t>
+      </w:r>
+    </w:p>
+    <w:p>
+      <w:pPr>
+        <w:spacing w:line="360" w:lineRule="auto"/>
+        <w:ind w:left="720"/>
+        <w:rPr>
+          <w:color w:val="000000"/>
+          <w:sz w:val="24"/>
+        </w:rPr>
+      </w:pPr>
+      <w:r>
+        <w:rPr>
+          <w:color w:val="000000"/>
+          <w:sz w:val="24"/>
+        </w:rPr>
+        <w:t>• Microsoft Word and PDF export for preparing this report.</w:t>
+      </w:r>
+    </w:p>
+    <w:p>
+      <w:pPr>
+        <w:spacing w:line="360" w:lineRule="auto"/>
+        <w:ind w:left="720"/>
+        <w:rPr>
+          <w:color w:val="000000"/>
+          <w:sz w:val="24"/>
+        </w:rPr>
+      </w:pPr>
+      <w:r>
+        <w:rPr>
+          <w:color w:val="000000"/>
+          <w:sz w:val="24"/>
+        </w:rPr>
+        <w:t>• Deterministic result files kept in results/ (test_results.txt, benchmark_results.csv, road_failure_analysis.txt) so every reported number can be re-checked.</w:t>
       </w:r>
     </w:p>
     <w:p>
@@ -4682,567 +5771,8 @@
           <w:color w:val="000000"/>
           <w:sz w:val="28"/>
         </w:rPr>
-        <w:t>9. Dijkstra versus Floyd-Warshall</w:t>
-      </w:r>
-    </w:p>
-    <w:tbl>
-      <w:tblPr>
-        <w:tblW w:w="5000" w:type="pct"/>
-        <w:tblBorders>
-          <w:top w:val="single" w:sz="6" w:space="0" w:color="000000"/>
-          <w:left w:val="single" w:sz="6" w:space="0" w:color="000000"/>
-          <w:bottom w:val="single" w:sz="6" w:space="0" w:color="000000"/>
-          <w:right w:val="single" w:sz="6" w:space="0" w:color="000000"/>
-          <w:insideH w:val="single" w:sz="6" w:space="0" w:color="000000"/>
-          <w:insideV w:val="single" w:sz="6" w:space="0" w:color="000000"/>
-        </w:tblBorders>
-        <w:tblLook w:val="04A0" w:firstRow="1" w:lastRow="0" w:firstColumn="1" w:lastColumn="0" w:noHBand="0" w:noVBand="1"/>
-      </w:tblPr>
-      <w:tblGrid>
-        <w:gridCol w:w="3527"/>
-        <w:gridCol w:w="3949"/>
-        <w:gridCol w:w="3524"/>
-      </w:tblGrid>
-      <w:tr>
-        <w:trPr>
-          <w:cantSplit/>
-        </w:trPr>
-        <w:tc>
-          <w:tcPr>
-            <w:tcW w:w="1603" w:type="pct"/>
-            <w:tcMar>
-              <w:top w:w="90" w:type="dxa"/>
-              <w:left w:w="100" w:type="dxa"/>
-              <w:bottom w:w="90" w:type="dxa"/>
-              <w:right w:w="100" w:type="dxa"/>
-            </w:tcMar>
-          </w:tcPr>
-          <w:p>
-            <w:pPr>
-              <w:jc w:val="center"/>
-            </w:pPr>
-            <w:r>
-              <w:rPr>
-                <w:b/>
-                <w:color w:val="000000"/>
-                <w:sz w:val="19"/>
-              </w:rPr>
-              <w:t>Aspect</w:t>
-            </w:r>
-          </w:p>
-        </w:tc>
-        <w:tc>
-          <w:tcPr>
-            <w:tcW w:w="1795" w:type="pct"/>
-            <w:tcMar>
-              <w:top w:w="90" w:type="dxa"/>
-              <w:left w:w="100" w:type="dxa"/>
-              <w:bottom w:w="90" w:type="dxa"/>
-              <w:right w:w="100" w:type="dxa"/>
-            </w:tcMar>
-          </w:tcPr>
-          <w:p>
-            <w:pPr>
-              <w:jc w:val="center"/>
-            </w:pPr>
-            <w:r>
-              <w:rPr>
-                <w:b/>
-                <w:color w:val="000000"/>
-                <w:sz w:val="19"/>
-              </w:rPr>
-              <w:t>Dijkstra with Binary Heap</w:t>
-            </w:r>
-          </w:p>
-        </w:tc>
-        <w:tc>
-          <w:tcPr>
-            <w:tcW w:w="1603" w:type="pct"/>
-            <w:tcMar>
-              <w:top w:w="90" w:type="dxa"/>
-              <w:left w:w="100" w:type="dxa"/>
-              <w:bottom w:w="90" w:type="dxa"/>
-              <w:right w:w="100" w:type="dxa"/>
-            </w:tcMar>
-          </w:tcPr>
-          <w:p>
-            <w:pPr>
-              <w:jc w:val="center"/>
-            </w:pPr>
-            <w:r>
-              <w:rPr>
-                <w:b/>
-                <w:color w:val="000000"/>
-                <w:sz w:val="19"/>
-              </w:rPr>
-              <w:t>Floyd-Warshall</w:t>
-            </w:r>
-          </w:p>
-        </w:tc>
-      </w:tr>
-      <w:tr>
-        <w:trPr>
-          <w:cantSplit/>
-        </w:trPr>
-        <w:tc>
-          <w:tcPr>
-            <w:tcW w:w="1603" w:type="pct"/>
-            <w:tcMar>
-              <w:top w:w="90" w:type="dxa"/>
-              <w:left w:w="100" w:type="dxa"/>
-              <w:bottom w:w="90" w:type="dxa"/>
-              <w:right w:w="100" w:type="dxa"/>
-            </w:tcMar>
-          </w:tcPr>
-          <w:p>
-            <w:r>
-              <w:rPr>
-                <w:color w:val="000000"/>
-                <w:sz w:val="19"/>
-              </w:rPr>
-              <w:t>Problem solved</w:t>
-            </w:r>
-          </w:p>
-        </w:tc>
-        <w:tc>
-          <w:tcPr>
-            <w:tcW w:w="1795" w:type="pct"/>
-            <w:tcMar>
-              <w:top w:w="90" w:type="dxa"/>
-              <w:left w:w="100" w:type="dxa"/>
-              <w:bottom w:w="90" w:type="dxa"/>
-              <w:right w:w="100" w:type="dxa"/>
-            </w:tcMar>
-          </w:tcPr>
-          <w:p>
-            <w:r>
-              <w:rPr>
-                <w:color w:val="000000"/>
-                <w:sz w:val="19"/>
-              </w:rPr>
-              <w:t>Single-source / single-pair</w:t>
-            </w:r>
-          </w:p>
-        </w:tc>
-        <w:tc>
-          <w:tcPr>
-            <w:tcW w:w="1603" w:type="pct"/>
-            <w:tcMar>
-              <w:top w:w="90" w:type="dxa"/>
-              <w:left w:w="100" w:type="dxa"/>
-              <w:bottom w:w="90" w:type="dxa"/>
-              <w:right w:w="100" w:type="dxa"/>
-            </w:tcMar>
-          </w:tcPr>
-          <w:p>
-            <w:r>
-              <w:rPr>
-                <w:color w:val="000000"/>
-                <w:sz w:val="19"/>
-              </w:rPr>
-              <w:t>All-pairs</w:t>
-            </w:r>
-          </w:p>
-        </w:tc>
-      </w:tr>
-      <w:tr>
-        <w:trPr>
-          <w:cantSplit/>
-        </w:trPr>
-        <w:tc>
-          <w:tcPr>
-            <w:tcW w:w="1603" w:type="pct"/>
-            <w:tcMar>
-              <w:top w:w="90" w:type="dxa"/>
-              <w:left w:w="100" w:type="dxa"/>
-              <w:bottom w:w="90" w:type="dxa"/>
-              <w:right w:w="100" w:type="dxa"/>
-            </w:tcMar>
-          </w:tcPr>
-          <w:p>
-            <w:r>
-              <w:rPr>
-                <w:color w:val="000000"/>
-                <w:sz w:val="19"/>
-              </w:rPr>
-              <w:t>Time</w:t>
-            </w:r>
-          </w:p>
-        </w:tc>
-        <w:tc>
-          <w:tcPr>
-            <w:tcW w:w="1795" w:type="pct"/>
-            <w:tcMar>
-              <w:top w:w="90" w:type="dxa"/>
-              <w:left w:w="100" w:type="dxa"/>
-              <w:bottom w:w="90" w:type="dxa"/>
-              <w:right w:w="100" w:type="dxa"/>
-            </w:tcMar>
-          </w:tcPr>
-          <w:p>
-            <w:r>
-              <w:rPr>
-                <w:color w:val="000000"/>
-                <w:sz w:val="19"/>
-              </w:rPr>
-              <w:t>O((V+E) log V) per query</w:t>
-            </w:r>
-          </w:p>
-        </w:tc>
-        <w:tc>
-          <w:tcPr>
-            <w:tcW w:w="1603" w:type="pct"/>
-            <w:tcMar>
-              <w:top w:w="90" w:type="dxa"/>
-              <w:left w:w="100" w:type="dxa"/>
-              <w:bottom w:w="90" w:type="dxa"/>
-              <w:right w:w="100" w:type="dxa"/>
-            </w:tcMar>
-          </w:tcPr>
-          <w:p>
-            <w:r>
-              <w:rPr>
-                <w:color w:val="000000"/>
-                <w:sz w:val="19"/>
-              </w:rPr>
-              <w:t>O(V^3)</w:t>
-            </w:r>
-          </w:p>
-        </w:tc>
-      </w:tr>
-      <w:tr>
-        <w:trPr>
-          <w:cantSplit/>
-        </w:trPr>
-        <w:tc>
-          <w:tcPr>
-            <w:tcW w:w="1603" w:type="pct"/>
-            <w:tcMar>
-              <w:top w:w="90" w:type="dxa"/>
-              <w:left w:w="100" w:type="dxa"/>
-              <w:bottom w:w="90" w:type="dxa"/>
-              <w:right w:w="100" w:type="dxa"/>
-            </w:tcMar>
-          </w:tcPr>
-          <w:p>
-            <w:r>
-              <w:rPr>
-                <w:color w:val="000000"/>
-                <w:sz w:val="19"/>
-              </w:rPr>
-              <w:t>Space</w:t>
-            </w:r>
-          </w:p>
-        </w:tc>
-        <w:tc>
-          <w:tcPr>
-            <w:tcW w:w="1795" w:type="pct"/>
-            <w:tcMar>
-              <w:top w:w="90" w:type="dxa"/>
-              <w:left w:w="100" w:type="dxa"/>
-              <w:bottom w:w="90" w:type="dxa"/>
-              <w:right w:w="100" w:type="dxa"/>
-            </w:tcMar>
-          </w:tcPr>
-          <w:p>
-            <w:r>
-              <w:rPr>
-                <w:color w:val="000000"/>
-                <w:sz w:val="19"/>
-              </w:rPr>
-              <w:t>O(V+E) graph + O(V) working</w:t>
-            </w:r>
-          </w:p>
-        </w:tc>
-        <w:tc>
-          <w:tcPr>
-            <w:tcW w:w="1603" w:type="pct"/>
-            <w:tcMar>
-              <w:top w:w="90" w:type="dxa"/>
-              <w:left w:w="100" w:type="dxa"/>
-              <w:bottom w:w="90" w:type="dxa"/>
-              <w:right w:w="100" w:type="dxa"/>
-            </w:tcMar>
-          </w:tcPr>
-          <w:p>
-            <w:r>
-              <w:rPr>
-                <w:color w:val="000000"/>
-                <w:sz w:val="19"/>
-              </w:rPr>
-              <w:t>O(V^2) matrix</w:t>
-            </w:r>
-          </w:p>
-        </w:tc>
-      </w:tr>
-      <w:tr>
-        <w:trPr>
-          <w:cantSplit/>
-        </w:trPr>
-        <w:tc>
-          <w:tcPr>
-            <w:tcW w:w="1603" w:type="pct"/>
-            <w:tcMar>
-              <w:top w:w="90" w:type="dxa"/>
-              <w:left w:w="100" w:type="dxa"/>
-              <w:bottom w:w="90" w:type="dxa"/>
-              <w:right w:w="100" w:type="dxa"/>
-            </w:tcMar>
-          </w:tcPr>
-          <w:p>
-            <w:r>
-              <w:rPr>
-                <w:color w:val="000000"/>
-                <w:sz w:val="19"/>
-              </w:rPr>
-              <w:t>Sparse graph</w:t>
-            </w:r>
-          </w:p>
-        </w:tc>
-        <w:tc>
-          <w:tcPr>
-            <w:tcW w:w="1795" w:type="pct"/>
-            <w:tcMar>
-              <w:top w:w="90" w:type="dxa"/>
-              <w:left w:w="100" w:type="dxa"/>
-              <w:bottom w:w="90" w:type="dxa"/>
-              <w:right w:w="100" w:type="dxa"/>
-            </w:tcMar>
-          </w:tcPr>
-          <w:p>
-            <w:r>
-              <w:rPr>
-                <w:color w:val="000000"/>
-                <w:sz w:val="19"/>
-              </w:rPr>
-              <w:t>Uses only existing edges</w:t>
-            </w:r>
-          </w:p>
-        </w:tc>
-        <w:tc>
-          <w:tcPr>
-            <w:tcW w:w="1603" w:type="pct"/>
-            <w:tcMar>
-              <w:top w:w="90" w:type="dxa"/>
-              <w:left w:w="100" w:type="dxa"/>
-              <w:bottom w:w="90" w:type="dxa"/>
-              <w:right w:w="100" w:type="dxa"/>
-            </w:tcMar>
-          </w:tcPr>
-          <w:p>
-            <w:r>
-              <w:rPr>
-                <w:color w:val="000000"/>
-                <w:sz w:val="19"/>
-              </w:rPr>
-              <w:t>Ignores sparsity</w:t>
-            </w:r>
-          </w:p>
-        </w:tc>
-      </w:tr>
-      <w:tr>
-        <w:trPr>
-          <w:cantSplit/>
-        </w:trPr>
-        <w:tc>
-          <w:tcPr>
-            <w:tcW w:w="1603" w:type="pct"/>
-            <w:tcMar>
-              <w:top w:w="90" w:type="dxa"/>
-              <w:left w:w="100" w:type="dxa"/>
-              <w:bottom w:w="90" w:type="dxa"/>
-              <w:right w:w="100" w:type="dxa"/>
-            </w:tcMar>
-          </w:tcPr>
-          <w:p>
-            <w:r>
-              <w:rPr>
-                <w:color w:val="000000"/>
-                <w:sz w:val="19"/>
-              </w:rPr>
-              <w:t>Road update</w:t>
-            </w:r>
-          </w:p>
-        </w:tc>
-        <w:tc>
-          <w:tcPr>
-            <w:tcW w:w="1795" w:type="pct"/>
-            <w:tcMar>
-              <w:top w:w="90" w:type="dxa"/>
-              <w:left w:w="100" w:type="dxa"/>
-              <w:bottom w:w="90" w:type="dxa"/>
-              <w:right w:w="100" w:type="dxa"/>
-            </w:tcMar>
-          </w:tcPr>
-          <w:p>
-            <w:r>
-              <w:rPr>
-                <w:color w:val="000000"/>
-                <w:sz w:val="19"/>
-              </w:rPr>
-              <w:t>Next query reads the new graph</w:t>
-            </w:r>
-          </w:p>
-        </w:tc>
-        <w:tc>
-          <w:tcPr>
-            <w:tcW w:w="1603" w:type="pct"/>
-            <w:tcMar>
-              <w:top w:w="90" w:type="dxa"/>
-              <w:left w:w="100" w:type="dxa"/>
-              <w:bottom w:w="90" w:type="dxa"/>
-              <w:right w:w="100" w:type="dxa"/>
-            </w:tcMar>
-          </w:tcPr>
-          <w:p>
-            <w:r>
-              <w:rPr>
-                <w:color w:val="000000"/>
-                <w:sz w:val="19"/>
-              </w:rPr>
-              <w:t>Matrix becomes stale</w:t>
-            </w:r>
-          </w:p>
-        </w:tc>
-      </w:tr>
-      <w:tr>
-        <w:trPr>
-          <w:cantSplit/>
-        </w:trPr>
-        <w:tc>
-          <w:tcPr>
-            <w:tcW w:w="1603" w:type="pct"/>
-            <w:tcMar>
-              <w:top w:w="90" w:type="dxa"/>
-              <w:left w:w="100" w:type="dxa"/>
-              <w:bottom w:w="90" w:type="dxa"/>
-              <w:right w:w="100" w:type="dxa"/>
-            </w:tcMar>
-          </w:tcPr>
-          <w:p>
-            <w:r>
-              <w:rPr>
-                <w:color w:val="000000"/>
-                <w:sz w:val="19"/>
-              </w:rPr>
-              <w:t>Repeated query</w:t>
-            </w:r>
-          </w:p>
-        </w:tc>
-        <w:tc>
-          <w:tcPr>
-            <w:tcW w:w="1795" w:type="pct"/>
-            <w:tcMar>
-              <w:top w:w="90" w:type="dxa"/>
-              <w:left w:w="100" w:type="dxa"/>
-              <w:bottom w:w="90" w:type="dxa"/>
-              <w:right w:w="100" w:type="dxa"/>
-            </w:tcMar>
-          </w:tcPr>
-          <w:p>
-            <w:r>
-              <w:rPr>
-                <w:color w:val="000000"/>
-                <w:sz w:val="19"/>
-              </w:rPr>
-              <w:t>Average O(1) cache hit</w:t>
-            </w:r>
-          </w:p>
-        </w:tc>
-        <w:tc>
-          <w:tcPr>
-            <w:tcW w:w="1603" w:type="pct"/>
-            <w:tcMar>
-              <w:top w:w="90" w:type="dxa"/>
-              <w:left w:w="100" w:type="dxa"/>
-              <w:bottom w:w="90" w:type="dxa"/>
-              <w:right w:w="100" w:type="dxa"/>
-            </w:tcMar>
-          </w:tcPr>
-          <w:p>
-            <w:r>
-              <w:rPr>
-                <w:color w:val="000000"/>
-                <w:sz w:val="19"/>
-              </w:rPr>
-              <w:t>O(1) only after costly preprocessing</w:t>
-            </w:r>
-          </w:p>
-        </w:tc>
-      </w:tr>
-      <w:tr>
-        <w:trPr>
-          <w:cantSplit/>
-        </w:trPr>
-        <w:tc>
-          <w:tcPr>
-            <w:tcW w:w="1603" w:type="pct"/>
-            <w:tcMar>
-              <w:top w:w="90" w:type="dxa"/>
-              <w:left w:w="100" w:type="dxa"/>
-              <w:bottom w:w="90" w:type="dxa"/>
-              <w:right w:w="100" w:type="dxa"/>
-            </w:tcMar>
-          </w:tcPr>
-          <w:p>
-            <w:r>
-              <w:rPr>
-                <w:color w:val="000000"/>
-                <w:sz w:val="19"/>
-              </w:rPr>
-              <w:t>Decision</w:t>
-            </w:r>
-          </w:p>
-        </w:tc>
-        <w:tc>
-          <w:tcPr>
-            <w:tcW w:w="1795" w:type="pct"/>
-            <w:tcMar>
-              <w:top w:w="90" w:type="dxa"/>
-              <w:left w:w="100" w:type="dxa"/>
-              <w:bottom w:w="90" w:type="dxa"/>
-              <w:right w:w="100" w:type="dxa"/>
-            </w:tcMar>
-          </w:tcPr>
-          <w:p>
-            <w:r>
-              <w:rPr>
-                <w:color w:val="000000"/>
-                <w:sz w:val="19"/>
-              </w:rPr>
-              <w:t>Selected</w:t>
-            </w:r>
-          </w:p>
-        </w:tc>
-        <w:tc>
-          <w:tcPr>
-            <w:tcW w:w="1603" w:type="pct"/>
-            <w:tcMar>
-              <w:top w:w="90" w:type="dxa"/>
-              <w:left w:w="100" w:type="dxa"/>
-              <w:bottom w:w="90" w:type="dxa"/>
-              <w:right w:w="100" w:type="dxa"/>
-            </w:tcMar>
-          </w:tcPr>
-          <w:p>
-            <w:r>
-              <w:rPr>
-                <w:color w:val="000000"/>
-                <w:sz w:val="19"/>
-              </w:rPr>
-              <w:t>Unsuitable at full scale</w:t>
-            </w:r>
-          </w:p>
-        </w:tc>
-      </w:tr>
-    </w:tbl>
-    <w:p>
-      <w:pPr>
-        <w:spacing w:after="40" w:line="360" w:lineRule="auto"/>
-        <w:rPr>
-          <w:sz w:val="24"/>
-        </w:rPr>
-      </w:pPr>
+        <w:t>Implementation and Submission Evidence</w:t>
+      </w:r>
     </w:p>
     <w:p>
       <w:pPr>
@@ -5257,661 +5787,41 @@
           <w:color w:val="000000"/>
           <w:sz w:val="24"/>
         </w:rPr>
-        <w:t>At V = 8,200, Floyd-Warshall requires approximately 5.5 x 10^11 updates and about 67.2 million distance cells. Its O(V^3) computation would also need to be repeated after important road changes. Dijkstra is therefore the appropriate choice for this sparse, dynamic network.</w:t>
+        <w:t>The complete modular C implementation is provided in the accompanying project ZIP and GitHub repository. The repository contains src/, tests/, results/, build files, the full technical report and the rubric checklist. The main modules are graph.c, hashmap.c, hashset.c, minheap.c, dijkstra.c, route_cache.c and main.c. The recorded benchmark and road-failure results are generated by the supplied program rather than manually entered.</w:t>
+      </w:r>
+    </w:p>
+    <w:p>
+      <w:pPr>
+        <w:spacing w:after="120" w:line="360" w:lineRule="auto"/>
+        <w:rPr>
+          <w:sz w:val="24"/>
+        </w:rPr>
+      </w:pPr>
+      <w:r>
+        <w:rPr>
+          <w:color w:val="000000"/>
+          <w:sz w:val="24"/>
+        </w:rPr>
+        <w:t>Repository: https://github.com/athisayaprema2007-hue/CSA0312-Intelligent-Evacuation-Routing-System</w:t>
       </w:r>
     </w:p>
     <w:p>
       <w:pPr>
         <w:keepNext/>
         <w:spacing w:after="100" w:line="360" w:lineRule="auto"/>
-      </w:pPr>
-      <w:r>
         <w:rPr>
           <w:b/>
           <w:color w:val="000000"/>
           <w:sz w:val="28"/>
         </w:rPr>
-        <w:t>10. Time and Space Complexity</w:t>
-      </w:r>
-    </w:p>
-    <w:tbl>
-      <w:tblPr>
-        <w:tblW w:w="5000" w:type="pct"/>
-        <w:tblBorders>
-          <w:top w:val="single" w:sz="6" w:space="0" w:color="000000"/>
-          <w:left w:val="single" w:sz="6" w:space="0" w:color="000000"/>
-          <w:bottom w:val="single" w:sz="6" w:space="0" w:color="000000"/>
-          <w:right w:val="single" w:sz="6" w:space="0" w:color="000000"/>
-          <w:insideH w:val="single" w:sz="6" w:space="0" w:color="000000"/>
-          <w:insideV w:val="single" w:sz="6" w:space="0" w:color="000000"/>
-        </w:tblBorders>
-        <w:tblLook w:val="04A0" w:firstRow="1" w:lastRow="0" w:firstColumn="1" w:lastColumn="0" w:noHBand="0" w:noVBand="1"/>
-      </w:tblPr>
-      <w:tblGrid>
-        <w:gridCol w:w="3764"/>
-        <w:gridCol w:w="3619"/>
-        <w:gridCol w:w="3617"/>
-      </w:tblGrid>
-      <w:tr>
-        <w:trPr>
-          <w:cantSplit/>
-        </w:trPr>
-        <w:tc>
-          <w:tcPr>
-            <w:tcW w:w="1711" w:type="pct"/>
-            <w:tcMar>
-              <w:top w:w="90" w:type="dxa"/>
-              <w:left w:w="100" w:type="dxa"/>
-              <w:bottom w:w="90" w:type="dxa"/>
-              <w:right w:w="100" w:type="dxa"/>
-            </w:tcMar>
-          </w:tcPr>
-          <w:p>
-            <w:pPr>
-              <w:jc w:val="center"/>
-            </w:pPr>
-            <w:r>
-              <w:rPr>
-                <w:b/>
-                <w:color w:val="000000"/>
-                <w:sz w:val="19"/>
-              </w:rPr>
-              <w:t>Operation</w:t>
-            </w:r>
-          </w:p>
-        </w:tc>
-        <w:tc>
-          <w:tcPr>
-            <w:tcW w:w="1645" w:type="pct"/>
-            <w:tcMar>
-              <w:top w:w="90" w:type="dxa"/>
-              <w:left w:w="100" w:type="dxa"/>
-              <w:bottom w:w="90" w:type="dxa"/>
-              <w:right w:w="100" w:type="dxa"/>
-            </w:tcMar>
-          </w:tcPr>
-          <w:p>
-            <w:pPr>
-              <w:jc w:val="center"/>
-            </w:pPr>
-            <w:r>
-              <w:rPr>
-                <w:b/>
-                <w:color w:val="000000"/>
-                <w:sz w:val="19"/>
-              </w:rPr>
-              <w:t>Time Complexity</w:t>
-            </w:r>
-          </w:p>
-        </w:tc>
-        <w:tc>
-          <w:tcPr>
-            <w:tcW w:w="1645" w:type="pct"/>
-            <w:tcMar>
-              <w:top w:w="90" w:type="dxa"/>
-              <w:left w:w="100" w:type="dxa"/>
-              <w:bottom w:w="90" w:type="dxa"/>
-              <w:right w:w="100" w:type="dxa"/>
-            </w:tcMar>
-          </w:tcPr>
-          <w:p>
-            <w:pPr>
-              <w:jc w:val="center"/>
-            </w:pPr>
-            <w:r>
-              <w:rPr>
-                <w:b/>
-                <w:color w:val="000000"/>
-                <w:sz w:val="19"/>
-              </w:rPr>
-              <w:t>Space Complexity</w:t>
-            </w:r>
-          </w:p>
-        </w:tc>
-      </w:tr>
-      <w:tr>
-        <w:trPr>
-          <w:cantSplit/>
-        </w:trPr>
-        <w:tc>
-          <w:tcPr>
-            <w:tcW w:w="1711" w:type="pct"/>
-            <w:tcMar>
-              <w:top w:w="90" w:type="dxa"/>
-              <w:left w:w="100" w:type="dxa"/>
-              <w:bottom w:w="90" w:type="dxa"/>
-              <w:right w:w="100" w:type="dxa"/>
-            </w:tcMar>
-          </w:tcPr>
-          <w:p>
-            <w:r>
-              <w:rPr>
-                <w:color w:val="000000"/>
-                <w:sz w:val="19"/>
-              </w:rPr>
-              <w:t>HashMap / HashSet lookup</w:t>
-            </w:r>
-          </w:p>
-        </w:tc>
-        <w:tc>
-          <w:tcPr>
-            <w:tcW w:w="1645" w:type="pct"/>
-            <w:tcMar>
-              <w:top w:w="90" w:type="dxa"/>
-              <w:left w:w="100" w:type="dxa"/>
-              <w:bottom w:w="90" w:type="dxa"/>
-              <w:right w:w="100" w:type="dxa"/>
-            </w:tcMar>
-          </w:tcPr>
-          <w:p>
-            <w:r>
-              <w:rPr>
-                <w:color w:val="000000"/>
-                <w:sz w:val="19"/>
-              </w:rPr>
-              <w:t>O(1) average</w:t>
-            </w:r>
-          </w:p>
-        </w:tc>
-        <w:tc>
-          <w:tcPr>
-            <w:tcW w:w="1645" w:type="pct"/>
-            <w:tcMar>
-              <w:top w:w="90" w:type="dxa"/>
-              <w:left w:w="100" w:type="dxa"/>
-              <w:bottom w:w="90" w:type="dxa"/>
-              <w:right w:w="100" w:type="dxa"/>
-            </w:tcMar>
-          </w:tcPr>
-          <w:p>
-            <w:r>
-              <w:rPr>
-                <w:color w:val="000000"/>
-                <w:sz w:val="19"/>
-              </w:rPr>
-              <w:t>O(V) total</w:t>
-            </w:r>
-          </w:p>
-        </w:tc>
-      </w:tr>
-      <w:tr>
-        <w:trPr>
-          <w:cantSplit/>
-        </w:trPr>
-        <w:tc>
-          <w:tcPr>
-            <w:tcW w:w="1711" w:type="pct"/>
-            <w:tcMar>
-              <w:top w:w="90" w:type="dxa"/>
-              <w:left w:w="100" w:type="dxa"/>
-              <w:bottom w:w="90" w:type="dxa"/>
-              <w:right w:w="100" w:type="dxa"/>
-            </w:tcMar>
-          </w:tcPr>
-          <w:p>
-            <w:r>
-              <w:rPr>
-                <w:color w:val="000000"/>
-                <w:sz w:val="19"/>
-              </w:rPr>
-              <w:t>Add intersection</w:t>
-            </w:r>
-          </w:p>
-        </w:tc>
-        <w:tc>
-          <w:tcPr>
-            <w:tcW w:w="1645" w:type="pct"/>
-            <w:tcMar>
-              <w:top w:w="90" w:type="dxa"/>
-              <w:left w:w="100" w:type="dxa"/>
-              <w:bottom w:w="90" w:type="dxa"/>
-              <w:right w:w="100" w:type="dxa"/>
-            </w:tcMar>
-          </w:tcPr>
-          <w:p>
-            <w:r>
-              <w:rPr>
-                <w:color w:val="000000"/>
-                <w:sz w:val="19"/>
-              </w:rPr>
-              <w:t>O(1) average</w:t>
-            </w:r>
-          </w:p>
-        </w:tc>
-        <w:tc>
-          <w:tcPr>
-            <w:tcW w:w="1645" w:type="pct"/>
-            <w:tcMar>
-              <w:top w:w="90" w:type="dxa"/>
-              <w:left w:w="100" w:type="dxa"/>
-              <w:bottom w:w="90" w:type="dxa"/>
-              <w:right w:w="100" w:type="dxa"/>
-            </w:tcMar>
-          </w:tcPr>
-          <w:p>
-            <w:r>
-              <w:rPr>
-                <w:color w:val="000000"/>
-                <w:sz w:val="19"/>
-              </w:rPr>
-              <w:t>O(1) additional</w:t>
-            </w:r>
-          </w:p>
-        </w:tc>
-      </w:tr>
-      <w:tr>
-        <w:trPr>
-          <w:cantSplit/>
-        </w:trPr>
-        <w:tc>
-          <w:tcPr>
-            <w:tcW w:w="1711" w:type="pct"/>
-            <w:tcMar>
-              <w:top w:w="90" w:type="dxa"/>
-              <w:left w:w="100" w:type="dxa"/>
-              <w:bottom w:w="90" w:type="dxa"/>
-              <w:right w:w="100" w:type="dxa"/>
-            </w:tcMar>
-          </w:tcPr>
-          <w:p>
-            <w:r>
-              <w:rPr>
-                <w:color w:val="000000"/>
-                <w:sz w:val="19"/>
-              </w:rPr>
-              <w:t>Add / update / block road</w:t>
-            </w:r>
-          </w:p>
-        </w:tc>
-        <w:tc>
-          <w:tcPr>
-            <w:tcW w:w="1645" w:type="pct"/>
-            <w:tcMar>
-              <w:top w:w="90" w:type="dxa"/>
-              <w:left w:w="100" w:type="dxa"/>
-              <w:bottom w:w="90" w:type="dxa"/>
-              <w:right w:w="100" w:type="dxa"/>
-            </w:tcMar>
-          </w:tcPr>
-          <w:p>
-            <w:r>
-              <w:rPr>
-                <w:color w:val="000000"/>
-                <w:sz w:val="19"/>
-              </w:rPr>
-              <w:t>O(degree)</w:t>
-            </w:r>
-          </w:p>
-        </w:tc>
-        <w:tc>
-          <w:tcPr>
-            <w:tcW w:w="1645" w:type="pct"/>
-            <w:tcMar>
-              <w:top w:w="90" w:type="dxa"/>
-              <w:left w:w="100" w:type="dxa"/>
-              <w:bottom w:w="90" w:type="dxa"/>
-              <w:right w:w="100" w:type="dxa"/>
-            </w:tcMar>
-          </w:tcPr>
-          <w:p>
-            <w:r>
-              <w:rPr>
-                <w:color w:val="000000"/>
-                <w:sz w:val="19"/>
-              </w:rPr>
-              <w:t>O(1) additional</w:t>
-            </w:r>
-          </w:p>
-        </w:tc>
-      </w:tr>
-      <w:tr>
-        <w:trPr>
-          <w:cantSplit/>
-        </w:trPr>
-        <w:tc>
-          <w:tcPr>
-            <w:tcW w:w="1711" w:type="pct"/>
-            <w:tcMar>
-              <w:top w:w="90" w:type="dxa"/>
-              <w:left w:w="100" w:type="dxa"/>
-              <w:bottom w:w="90" w:type="dxa"/>
-              <w:right w:w="100" w:type="dxa"/>
-            </w:tcMar>
-          </w:tcPr>
-          <w:p>
-            <w:r>
-              <w:rPr>
-                <w:color w:val="000000"/>
-                <w:sz w:val="19"/>
-              </w:rPr>
-              <w:t>Heap insert / extract / decrease-key</w:t>
-            </w:r>
-          </w:p>
-        </w:tc>
-        <w:tc>
-          <w:tcPr>
-            <w:tcW w:w="1645" w:type="pct"/>
-            <w:tcMar>
-              <w:top w:w="90" w:type="dxa"/>
-              <w:left w:w="100" w:type="dxa"/>
-              <w:bottom w:w="90" w:type="dxa"/>
-              <w:right w:w="100" w:type="dxa"/>
-            </w:tcMar>
-          </w:tcPr>
-          <w:p>
-            <w:r>
-              <w:rPr>
-                <w:color w:val="000000"/>
-                <w:sz w:val="19"/>
-              </w:rPr>
-              <w:t>O(log V)</w:t>
-            </w:r>
-          </w:p>
-        </w:tc>
-        <w:tc>
-          <w:tcPr>
-            <w:tcW w:w="1645" w:type="pct"/>
-            <w:tcMar>
-              <w:top w:w="90" w:type="dxa"/>
-              <w:left w:w="100" w:type="dxa"/>
-              <w:bottom w:w="90" w:type="dxa"/>
-              <w:right w:w="100" w:type="dxa"/>
-            </w:tcMar>
-          </w:tcPr>
-          <w:p>
-            <w:r>
-              <w:rPr>
-                <w:color w:val="000000"/>
-                <w:sz w:val="19"/>
-              </w:rPr>
-              <w:t>O(V) heap total</w:t>
-            </w:r>
-          </w:p>
-        </w:tc>
-      </w:tr>
-      <w:tr>
-        <w:trPr>
-          <w:cantSplit/>
-        </w:trPr>
-        <w:tc>
-          <w:tcPr>
-            <w:tcW w:w="1711" w:type="pct"/>
-            <w:tcMar>
-              <w:top w:w="90" w:type="dxa"/>
-              <w:left w:w="100" w:type="dxa"/>
-              <w:bottom w:w="90" w:type="dxa"/>
-              <w:right w:w="100" w:type="dxa"/>
-            </w:tcMar>
-          </w:tcPr>
-          <w:p>
-            <w:r>
-              <w:rPr>
-                <w:color w:val="000000"/>
-                <w:sz w:val="19"/>
-              </w:rPr>
-              <w:t>Uncached Dijkstra</w:t>
-            </w:r>
-          </w:p>
-        </w:tc>
-        <w:tc>
-          <w:tcPr>
-            <w:tcW w:w="1645" w:type="pct"/>
-            <w:tcMar>
-              <w:top w:w="90" w:type="dxa"/>
-              <w:left w:w="100" w:type="dxa"/>
-              <w:bottom w:w="90" w:type="dxa"/>
-              <w:right w:w="100" w:type="dxa"/>
-            </w:tcMar>
-          </w:tcPr>
-          <w:p>
-            <w:r>
-              <w:rPr>
-                <w:color w:val="000000"/>
-                <w:sz w:val="19"/>
-              </w:rPr>
-              <w:t>O((V+E) log V)</w:t>
-            </w:r>
-          </w:p>
-        </w:tc>
-        <w:tc>
-          <w:tcPr>
-            <w:tcW w:w="1645" w:type="pct"/>
-            <w:tcMar>
-              <w:top w:w="90" w:type="dxa"/>
-              <w:left w:w="100" w:type="dxa"/>
-              <w:bottom w:w="90" w:type="dxa"/>
-              <w:right w:w="100" w:type="dxa"/>
-            </w:tcMar>
-          </w:tcPr>
-          <w:p>
-            <w:r>
-              <w:rPr>
-                <w:color w:val="000000"/>
-                <w:sz w:val="19"/>
-              </w:rPr>
-              <w:t>O(V) working</w:t>
-            </w:r>
-          </w:p>
-        </w:tc>
-      </w:tr>
-      <w:tr>
-        <w:trPr>
-          <w:cantSplit/>
-        </w:trPr>
-        <w:tc>
-          <w:tcPr>
-            <w:tcW w:w="1711" w:type="pct"/>
-            <w:tcMar>
-              <w:top w:w="90" w:type="dxa"/>
-              <w:left w:w="100" w:type="dxa"/>
-              <w:bottom w:w="90" w:type="dxa"/>
-              <w:right w:w="100" w:type="dxa"/>
-            </w:tcMar>
-          </w:tcPr>
-          <w:p>
-            <w:r>
-              <w:rPr>
-                <w:color w:val="000000"/>
-                <w:sz w:val="19"/>
-              </w:rPr>
-              <w:t>Route reconstruction</w:t>
-            </w:r>
-          </w:p>
-        </w:tc>
-        <w:tc>
-          <w:tcPr>
-            <w:tcW w:w="1645" w:type="pct"/>
-            <w:tcMar>
-              <w:top w:w="90" w:type="dxa"/>
-              <w:left w:w="100" w:type="dxa"/>
-              <w:bottom w:w="90" w:type="dxa"/>
-              <w:right w:w="100" w:type="dxa"/>
-            </w:tcMar>
-          </w:tcPr>
-          <w:p>
-            <w:r>
-              <w:rPr>
-                <w:color w:val="000000"/>
-                <w:sz w:val="19"/>
-              </w:rPr>
-              <w:t>O(L)</w:t>
-            </w:r>
-          </w:p>
-        </w:tc>
-        <w:tc>
-          <w:tcPr>
-            <w:tcW w:w="1645" w:type="pct"/>
-            <w:tcMar>
-              <w:top w:w="90" w:type="dxa"/>
-              <w:left w:w="100" w:type="dxa"/>
-              <w:bottom w:w="90" w:type="dxa"/>
-              <w:right w:w="100" w:type="dxa"/>
-            </w:tcMar>
-          </w:tcPr>
-          <w:p>
-            <w:r>
-              <w:rPr>
-                <w:color w:val="000000"/>
-                <w:sz w:val="19"/>
-              </w:rPr>
-              <w:t>O(L)</w:t>
-            </w:r>
-          </w:p>
-        </w:tc>
-      </w:tr>
-      <w:tr>
-        <w:trPr>
-          <w:cantSplit/>
-        </w:trPr>
-        <w:tc>
-          <w:tcPr>
-            <w:tcW w:w="1711" w:type="pct"/>
-            <w:tcMar>
-              <w:top w:w="90" w:type="dxa"/>
-              <w:left w:w="100" w:type="dxa"/>
-              <w:bottom w:w="90" w:type="dxa"/>
-              <w:right w:w="100" w:type="dxa"/>
-            </w:tcMar>
-          </w:tcPr>
-          <w:p>
-            <w:r>
-              <w:rPr>
-                <w:color w:val="000000"/>
-                <w:sz w:val="19"/>
-              </w:rPr>
-              <w:t>Cache lookup / store</w:t>
-            </w:r>
-          </w:p>
-        </w:tc>
-        <w:tc>
-          <w:tcPr>
-            <w:tcW w:w="1645" w:type="pct"/>
-            <w:tcMar>
-              <w:top w:w="90" w:type="dxa"/>
-              <w:left w:w="100" w:type="dxa"/>
-              <w:bottom w:w="90" w:type="dxa"/>
-              <w:right w:w="100" w:type="dxa"/>
-            </w:tcMar>
-          </w:tcPr>
-          <w:p>
-            <w:r>
-              <w:rPr>
-                <w:color w:val="000000"/>
-                <w:sz w:val="19"/>
-              </w:rPr>
-              <w:t>O(1) average</w:t>
-            </w:r>
-          </w:p>
-        </w:tc>
-        <w:tc>
-          <w:tcPr>
-            <w:tcW w:w="1645" w:type="pct"/>
-            <w:tcMar>
-              <w:top w:w="90" w:type="dxa"/>
-              <w:left w:w="100" w:type="dxa"/>
-              <w:bottom w:w="90" w:type="dxa"/>
-              <w:right w:w="100" w:type="dxa"/>
-            </w:tcMar>
-          </w:tcPr>
-          <w:p>
-            <w:r>
-              <w:rPr>
-                <w:color w:val="000000"/>
-                <w:sz w:val="19"/>
-              </w:rPr>
-              <w:t>O(C x average L)</w:t>
-            </w:r>
-          </w:p>
-        </w:tc>
-      </w:tr>
-      <w:tr>
-        <w:trPr>
-          <w:cantSplit/>
-        </w:trPr>
-        <w:tc>
-          <w:tcPr>
-            <w:tcW w:w="1711" w:type="pct"/>
-            <w:tcMar>
-              <w:top w:w="90" w:type="dxa"/>
-              <w:left w:w="100" w:type="dxa"/>
-              <w:bottom w:w="90" w:type="dxa"/>
-              <w:right w:w="100" w:type="dxa"/>
-            </w:tcMar>
-          </w:tcPr>
-          <w:p>
-            <w:r>
-              <w:rPr>
-                <w:color w:val="000000"/>
-                <w:sz w:val="19"/>
-              </w:rPr>
-              <w:t>Complete graph storage</w:t>
-            </w:r>
-          </w:p>
-        </w:tc>
-        <w:tc>
-          <w:tcPr>
-            <w:tcW w:w="1645" w:type="pct"/>
-            <w:tcMar>
-              <w:top w:w="90" w:type="dxa"/>
-              <w:left w:w="100" w:type="dxa"/>
-              <w:bottom w:w="90" w:type="dxa"/>
-              <w:right w:w="100" w:type="dxa"/>
-            </w:tcMar>
-          </w:tcPr>
-          <w:p>
-            <w:r>
-              <w:rPr>
-                <w:color w:val="000000"/>
-                <w:sz w:val="19"/>
-              </w:rPr>
-              <w:t>-</w:t>
-            </w:r>
-          </w:p>
-        </w:tc>
-        <w:tc>
-          <w:tcPr>
-            <w:tcW w:w="1645" w:type="pct"/>
-            <w:tcMar>
-              <w:top w:w="90" w:type="dxa"/>
-              <w:left w:w="100" w:type="dxa"/>
-              <w:bottom w:w="90" w:type="dxa"/>
-              <w:right w:w="100" w:type="dxa"/>
-            </w:tcMar>
-          </w:tcPr>
-          <w:p>
-            <w:r>
-              <w:rPr>
-                <w:color w:val="000000"/>
-                <w:sz w:val="19"/>
-              </w:rPr>
-              <w:t>O(V+E)</w:t>
-            </w:r>
-          </w:p>
-        </w:tc>
-      </w:tr>
-    </w:tbl>
-    <w:p>
-      <w:pPr>
-        <w:spacing w:after="40" w:line="360" w:lineRule="auto"/>
-        <w:rPr>
-          <w:sz w:val="24"/>
-        </w:rPr>
-      </w:pPr>
-    </w:p>
-    <w:p>
-      <w:pPr>
-        <w:spacing w:after="120" w:line="360" w:lineRule="auto"/>
-        <w:ind w:firstLine="360"/>
-        <w:rPr>
-          <w:sz w:val="24"/>
-        </w:rPr>
-      </w:pPr>
-      <w:r>
-        <w:rPr>
-          <w:color w:val="000000"/>
-          <w:sz w:val="24"/>
-        </w:rPr>
-        <w:t>V denotes intersections, E logical roads, L the route length and C cached routes. The complete system uses O(V+E+C x average L) memory, which is suitable for moderate computational resources.</w:t>
+      </w:pPr>
+      <w:r>
+        <w:rPr>
+          <w:b/>
+          <w:color w:val="000000"/>
+          <w:sz w:val="28"/>
+        </w:rPr>
+        <w:t>5. Results and Validation</w:t>
       </w:r>
     </w:p>
     <w:p>
@@ -5925,1002 +5835,7 @@
           <w:color w:val="000000"/>
           <w:sz w:val="28"/>
         </w:rPr>
-        <w:t>11. Evaluation of the 200 ms Requirement</w:t>
-      </w:r>
-    </w:p>
-    <w:p>
-      <w:pPr>
-        <w:spacing w:after="120" w:line="360" w:lineRule="auto"/>
-        <w:ind w:firstLine="360"/>
-        <w:rPr>
-          <w:sz w:val="24"/>
-        </w:rPr>
-      </w:pPr>
-      <w:r>
-        <w:rPr>
-          <w:color w:val="000000"/>
-          <w:sz w:val="24"/>
-        </w:rPr>
-        <w:t xml:space="preserve">The deterministic benchmark uses 8,200 intersections and 21,000 logical bidirectional roads, represented internally by 42,000 directed edge records. Ten fixed source-to-destination queries were executed. The </w:t>
-      </w:r>
-      <w:r>
-        <w:rPr>
-          <w:color w:val="000000"/>
-          <w:sz w:val="24"/>
-        </w:rPr>
-        <w:lastRenderedPageBreak/>
-        <w:t xml:space="preserve">measured uncached average was approximately </w:t>
-      </w:r>
-      <w:r>
-        <w:rPr>
-          <w:color w:val="000000"/>
-          <w:sz w:val="24"/>
-        </w:rPr>
-        <w:t>3.91 ms</w:t>
-      </w:r>
-      <w:r>
-        <w:rPr>
-          <w:color w:val="000000"/>
-          <w:sz w:val="24"/>
-        </w:rPr>
-        <w:t xml:space="preserve"> per query and the worst observed query was </w:t>
-      </w:r>
-      <w:r>
-        <w:rPr>
-          <w:color w:val="000000"/>
-          <w:sz w:val="24"/>
-        </w:rPr>
-        <w:t>7.000 ms</w:t>
-      </w:r>
-      <w:r>
-        <w:rPr>
-          <w:color w:val="000000"/>
-          <w:sz w:val="24"/>
-        </w:rPr>
-        <w:t>. Cached hits averaged approximately 0.00003 ms.</w:t>
-      </w:r>
-    </w:p>
-    <w:p>
-      <w:pPr>
-        <w:spacing w:after="120" w:line="360" w:lineRule="auto"/>
-        <w:rPr>
-          <w:sz w:val="24"/>
-        </w:rPr>
-      </w:pPr>
-      <w:r>
-        <w:rPr>
-          <w:color w:val="000000"/>
-          <w:sz w:val="24"/>
-        </w:rPr>
-        <w:t>The recorded configuration was Windows 11 on an Intel Core Ultra 7 255H system with 31.4 GB usable RAM, using GCC 3.4.2 with -O2 optimisation.</w:t>
-      </w:r>
-    </w:p>
-    <w:tbl>
-      <w:tblPr>
-        <w:tblW w:w="0" w:type="auto"/>
-        <w:tblBorders>
-          <w:top w:val="single" w:sz="6" w:space="0" w:color="000000"/>
-          <w:left w:val="single" w:sz="6" w:space="0" w:color="000000"/>
-          <w:bottom w:val="single" w:sz="6" w:space="0" w:color="000000"/>
-          <w:right w:val="single" w:sz="6" w:space="0" w:color="000000"/>
-          <w:insideH w:val="single" w:sz="6" w:space="0" w:color="000000"/>
-          <w:insideV w:val="single" w:sz="6" w:space="0" w:color="000000"/>
-        </w:tblBorders>
-        <w:tblLayout w:type="fixed"/>
-        <w:tblLook w:val="04A0" w:firstRow="1" w:lastRow="0" w:firstColumn="1" w:lastColumn="0" w:noHBand="0" w:noVBand="1"/>
-      </w:tblPr>
-      <w:tblGrid>
-        <w:gridCol w:w="5400"/>
-        <w:gridCol w:w="5400"/>
-      </w:tblGrid>
-      <w:tr>
-        <w:trPr>
-          <w:cantSplit/>
-        </w:trPr>
-        <w:tc>
-          <w:tcPr>
-            <w:tcW w:w="5400" w:type="dxa"/>
-            <w:tcMar>
-              <w:top w:w="90" w:type="dxa"/>
-              <w:left w:w="100" w:type="dxa"/>
-              <w:bottom w:w="90" w:type="dxa"/>
-              <w:right w:w="100" w:type="dxa"/>
-            </w:tcMar>
-          </w:tcPr>
-          <w:p>
-            <w:pPr>
-              <w:jc w:val="center"/>
-            </w:pPr>
-            <w:r>
-              <w:rPr>
-                <w:b/>
-                <w:color w:val="000000"/>
-                <w:sz w:val="20"/>
-              </w:rPr>
-              <w:t>Metric</w:t>
-            </w:r>
-          </w:p>
-        </w:tc>
-        <w:tc>
-          <w:tcPr>
-            <w:tcW w:w="5400" w:type="dxa"/>
-            <w:tcMar>
-              <w:top w:w="90" w:type="dxa"/>
-              <w:left w:w="100" w:type="dxa"/>
-              <w:bottom w:w="90" w:type="dxa"/>
-              <w:right w:w="100" w:type="dxa"/>
-            </w:tcMar>
-          </w:tcPr>
-          <w:p>
-            <w:pPr>
-              <w:jc w:val="center"/>
-            </w:pPr>
-            <w:r>
-              <w:rPr>
-                <w:b/>
-                <w:color w:val="000000"/>
-                <w:sz w:val="20"/>
-              </w:rPr>
-              <w:t>Measured Result</w:t>
-            </w:r>
-          </w:p>
-        </w:tc>
-      </w:tr>
-      <w:tr>
-        <w:trPr>
-          <w:cantSplit/>
-        </w:trPr>
-        <w:tc>
-          <w:tcPr>
-            <w:tcW w:w="4464" w:type="dxa"/>
-            <w:tcMar>
-              <w:top w:w="90" w:type="dxa"/>
-              <w:left w:w="100" w:type="dxa"/>
-              <w:bottom w:w="90" w:type="dxa"/>
-              <w:right w:w="100" w:type="dxa"/>
-            </w:tcMar>
-          </w:tcPr>
-          <w:p>
-            <w:r>
-              <w:rPr>
-                <w:color w:val="000000"/>
-                <w:sz w:val="20"/>
-              </w:rPr>
-              <w:t>Intersections</w:t>
-            </w:r>
-          </w:p>
-        </w:tc>
-        <w:tc>
-          <w:tcPr>
-            <w:tcW w:w="5328" w:type="dxa"/>
-            <w:tcMar>
-              <w:top w:w="90" w:type="dxa"/>
-              <w:left w:w="100" w:type="dxa"/>
-              <w:bottom w:w="90" w:type="dxa"/>
-              <w:right w:w="100" w:type="dxa"/>
-            </w:tcMar>
-          </w:tcPr>
-          <w:p>
-            <w:r>
-              <w:rPr>
-                <w:color w:val="000000"/>
-                <w:sz w:val="20"/>
-              </w:rPr>
-              <w:t>8,200</w:t>
-            </w:r>
-          </w:p>
-        </w:tc>
-      </w:tr>
-      <w:tr>
-        <w:trPr>
-          <w:cantSplit/>
-        </w:trPr>
-        <w:tc>
-          <w:tcPr>
-            <w:tcW w:w="4464" w:type="dxa"/>
-            <w:tcMar>
-              <w:top w:w="90" w:type="dxa"/>
-              <w:left w:w="100" w:type="dxa"/>
-              <w:bottom w:w="90" w:type="dxa"/>
-              <w:right w:w="100" w:type="dxa"/>
-            </w:tcMar>
-          </w:tcPr>
-          <w:p>
-            <w:r>
-              <w:rPr>
-                <w:color w:val="000000"/>
-                <w:sz w:val="20"/>
-              </w:rPr>
-              <w:t>Logical roads</w:t>
-            </w:r>
-          </w:p>
-        </w:tc>
-        <w:tc>
-          <w:tcPr>
-            <w:tcW w:w="5328" w:type="dxa"/>
-            <w:tcMar>
-              <w:top w:w="90" w:type="dxa"/>
-              <w:left w:w="100" w:type="dxa"/>
-              <w:bottom w:w="90" w:type="dxa"/>
-              <w:right w:w="100" w:type="dxa"/>
-            </w:tcMar>
-          </w:tcPr>
-          <w:p>
-            <w:r>
-              <w:rPr>
-                <w:color w:val="000000"/>
-                <w:sz w:val="20"/>
-              </w:rPr>
-              <w:t>21,000</w:t>
-            </w:r>
-          </w:p>
-        </w:tc>
-      </w:tr>
-      <w:tr>
-        <w:trPr>
-          <w:cantSplit/>
-        </w:trPr>
-        <w:tc>
-          <w:tcPr>
-            <w:tcW w:w="4464" w:type="dxa"/>
-            <w:tcMar>
-              <w:top w:w="90" w:type="dxa"/>
-              <w:left w:w="100" w:type="dxa"/>
-              <w:bottom w:w="90" w:type="dxa"/>
-              <w:right w:w="100" w:type="dxa"/>
-            </w:tcMar>
-          </w:tcPr>
-          <w:p>
-            <w:r>
-              <w:rPr>
-                <w:color w:val="000000"/>
-                <w:sz w:val="20"/>
-              </w:rPr>
-              <w:t>Average uncached query</w:t>
-            </w:r>
-          </w:p>
-        </w:tc>
-        <w:tc>
-          <w:tcPr>
-            <w:tcW w:w="5328" w:type="dxa"/>
-            <w:tcMar>
-              <w:top w:w="90" w:type="dxa"/>
-              <w:left w:w="100" w:type="dxa"/>
-              <w:bottom w:w="90" w:type="dxa"/>
-              <w:right w:w="100" w:type="dxa"/>
-            </w:tcMar>
-          </w:tcPr>
-          <w:p>
-            <w:r>
-              <w:rPr>
-                <w:color w:val="000000"/>
-                <w:sz w:val="20"/>
-              </w:rPr>
-              <w:t xml:space="preserve">Approximately </w:t>
-            </w:r>
-            <w:r>
-              <w:rPr>
-                <w:color w:val="000000"/>
-                <w:sz w:val="20"/>
-              </w:rPr>
-              <w:t>3.91 ms</w:t>
-            </w:r>
-          </w:p>
-        </w:tc>
-      </w:tr>
-      <w:tr>
-        <w:trPr>
-          <w:cantSplit/>
-        </w:trPr>
-        <w:tc>
-          <w:tcPr>
-            <w:tcW w:w="4464" w:type="dxa"/>
-            <w:tcMar>
-              <w:top w:w="90" w:type="dxa"/>
-              <w:left w:w="100" w:type="dxa"/>
-              <w:bottom w:w="90" w:type="dxa"/>
-              <w:right w:w="100" w:type="dxa"/>
-            </w:tcMar>
-          </w:tcPr>
-          <w:p>
-            <w:r>
-              <w:rPr>
-                <w:color w:val="000000"/>
-                <w:sz w:val="20"/>
-              </w:rPr>
-              <w:t>Worst uncached query</w:t>
-            </w:r>
-          </w:p>
-        </w:tc>
-        <w:tc>
-          <w:tcPr>
-            <w:tcW w:w="5328" w:type="dxa"/>
-            <w:tcMar>
-              <w:top w:w="90" w:type="dxa"/>
-              <w:left w:w="100" w:type="dxa"/>
-              <w:bottom w:w="90" w:type="dxa"/>
-              <w:right w:w="100" w:type="dxa"/>
-            </w:tcMar>
-          </w:tcPr>
-          <w:p>
-            <w:r>
-              <w:rPr>
-                <w:color w:val="000000"/>
-                <w:sz w:val="20"/>
-              </w:rPr>
-              <w:t>7.000 ms</w:t>
-            </w:r>
-          </w:p>
-        </w:tc>
-      </w:tr>
-      <w:tr>
-        <w:trPr>
-          <w:cantSplit/>
-        </w:trPr>
-        <w:tc>
-          <w:tcPr>
-            <w:tcW w:w="4464" w:type="dxa"/>
-            <w:tcMar>
-              <w:top w:w="90" w:type="dxa"/>
-              <w:left w:w="100" w:type="dxa"/>
-              <w:bottom w:w="90" w:type="dxa"/>
-              <w:right w:w="100" w:type="dxa"/>
-            </w:tcMar>
-          </w:tcPr>
-          <w:p>
-            <w:r>
-              <w:rPr>
-                <w:color w:val="000000"/>
-                <w:sz w:val="20"/>
-              </w:rPr>
-              <w:t>Average cached hit</w:t>
-            </w:r>
-          </w:p>
-        </w:tc>
-        <w:tc>
-          <w:tcPr>
-            <w:tcW w:w="5328" w:type="dxa"/>
-            <w:tcMar>
-              <w:top w:w="90" w:type="dxa"/>
-              <w:left w:w="100" w:type="dxa"/>
-              <w:bottom w:w="90" w:type="dxa"/>
-              <w:right w:w="100" w:type="dxa"/>
-            </w:tcMar>
-          </w:tcPr>
-          <w:p>
-            <w:r>
-              <w:rPr>
-                <w:color w:val="000000"/>
-                <w:sz w:val="20"/>
-              </w:rPr>
-              <w:t>Approximately 0.00003 ms</w:t>
-            </w:r>
-          </w:p>
-        </w:tc>
-      </w:tr>
-      <w:tr>
-        <w:trPr>
-          <w:cantSplit/>
-        </w:trPr>
-        <w:tc>
-          <w:tcPr>
-            <w:tcW w:w="4464" w:type="dxa"/>
-            <w:tcMar>
-              <w:top w:w="90" w:type="dxa"/>
-              <w:left w:w="100" w:type="dxa"/>
-              <w:bottom w:w="90" w:type="dxa"/>
-              <w:right w:w="100" w:type="dxa"/>
-            </w:tcMar>
-          </w:tcPr>
-          <w:p>
-            <w:r>
-              <w:rPr>
-                <w:color w:val="000000"/>
-                <w:sz w:val="20"/>
-              </w:rPr>
-              <w:t>Functional tests</w:t>
-            </w:r>
-          </w:p>
-        </w:tc>
-        <w:tc>
-          <w:tcPr>
-            <w:tcW w:w="5328" w:type="dxa"/>
-            <w:tcMar>
-              <w:top w:w="90" w:type="dxa"/>
-              <w:left w:w="100" w:type="dxa"/>
-              <w:bottom w:w="90" w:type="dxa"/>
-              <w:right w:w="100" w:type="dxa"/>
-            </w:tcMar>
-          </w:tcPr>
-          <w:p>
-            <w:r>
-              <w:rPr>
-                <w:color w:val="000000"/>
-                <w:sz w:val="20"/>
-              </w:rPr>
-              <w:t>16 / 16 PASS</w:t>
-            </w:r>
-          </w:p>
-        </w:tc>
-      </w:tr>
-    </w:tbl>
-    <w:p>
-      <w:pPr>
-        <w:spacing w:after="40" w:line="360" w:lineRule="auto"/>
-        <w:rPr>
-          <w:sz w:val="24"/>
-        </w:rPr>
-      </w:pPr>
-    </w:p>
-    <w:p>
-      <w:pPr>
-        <w:spacing w:after="120" w:line="360" w:lineRule="auto"/>
-        <w:ind w:firstLine="360"/>
-        <w:rPr>
-          <w:sz w:val="24"/>
-        </w:rPr>
-      </w:pPr>
-      <w:r>
-        <w:rPr>
-          <w:color w:val="000000"/>
-          <w:sz w:val="24"/>
-        </w:rPr>
-        <w:t>The measured configuration therefore satisfies the 200 ms routing requirement with substantial margin. The conclusion is limited to the stated machine, compiler, deterministic dataset and clock resolution; it is not claimed as a universal hardware guarantee.</w:t>
-      </w:r>
-    </w:p>
-    <w:p>
-      <w:pPr>
-        <w:keepNext/>
-        <w:spacing w:after="100" w:line="360" w:lineRule="auto"/>
-      </w:pPr>
-      <w:r>
-        <w:rPr>
-          <w:b/>
-          <w:color w:val="000000"/>
-          <w:sz w:val="28"/>
-        </w:rPr>
-        <w:t>12. Analysis When 30% of Roads Become Unavailable</w:t>
-      </w:r>
-    </w:p>
-    <w:p>
-      <w:pPr>
-        <w:spacing w:after="120" w:line="360" w:lineRule="auto"/>
-        <w:ind w:firstLine="360"/>
-        <w:rPr>
-          <w:sz w:val="24"/>
-        </w:rPr>
-      </w:pPr>
-      <w:r>
-        <w:rPr>
-          <w:color w:val="000000"/>
-          <w:sz w:val="24"/>
-        </w:rPr>
-        <w:t>The failure experiment blocks exactly 6,300 of the 21,000 logical roads using a deterministic shuffle. All ten selected source-destination queries remain reachable, but global reachability from the reference intersection falls from 8,200/8,200 to 8,026/8,200. Therefore 174 intersections, approximately 2.1%, become disconnected from the main reachable region.</w:t>
-      </w:r>
-    </w:p>
-    <w:tbl>
-      <w:tblPr>
-        <w:tblW w:w="5000" w:type="pct"/>
-        <w:tblBorders>
-          <w:top w:val="single" w:sz="6" w:space="0" w:color="000000"/>
-          <w:left w:val="single" w:sz="6" w:space="0" w:color="000000"/>
-          <w:bottom w:val="single" w:sz="6" w:space="0" w:color="000000"/>
-          <w:right w:val="single" w:sz="6" w:space="0" w:color="000000"/>
-          <w:insideH w:val="single" w:sz="6" w:space="0" w:color="000000"/>
-          <w:insideV w:val="single" w:sz="6" w:space="0" w:color="000000"/>
-        </w:tblBorders>
-        <w:tblLook w:val="04A0" w:firstRow="1" w:lastRow="0" w:firstColumn="1" w:lastColumn="0" w:noHBand="0" w:noVBand="1"/>
-      </w:tblPr>
-      <w:tblGrid>
-        <w:gridCol w:w="3949"/>
-        <w:gridCol w:w="3527"/>
-        <w:gridCol w:w="3524"/>
-      </w:tblGrid>
-      <w:tr>
-        <w:trPr>
-          <w:cantSplit/>
-        </w:trPr>
-        <w:tc>
-          <w:tcPr>
-            <w:tcW w:w="1795" w:type="pct"/>
-            <w:tcMar>
-              <w:top w:w="90" w:type="dxa"/>
-              <w:left w:w="100" w:type="dxa"/>
-              <w:bottom w:w="90" w:type="dxa"/>
-              <w:right w:w="100" w:type="dxa"/>
-            </w:tcMar>
-          </w:tcPr>
-          <w:p>
-            <w:pPr>
-              <w:jc w:val="center"/>
-            </w:pPr>
-            <w:r>
-              <w:rPr>
-                <w:b/>
-                <w:color w:val="000000"/>
-                <w:sz w:val="20"/>
-              </w:rPr>
-              <w:t>Observation</w:t>
-            </w:r>
-          </w:p>
-        </w:tc>
-        <w:tc>
-          <w:tcPr>
-            <w:tcW w:w="1603" w:type="pct"/>
-            <w:tcMar>
-              <w:top w:w="90" w:type="dxa"/>
-              <w:left w:w="100" w:type="dxa"/>
-              <w:bottom w:w="90" w:type="dxa"/>
-              <w:right w:w="100" w:type="dxa"/>
-            </w:tcMar>
-          </w:tcPr>
-          <w:p>
-            <w:pPr>
-              <w:jc w:val="center"/>
-            </w:pPr>
-            <w:r>
-              <w:rPr>
-                <w:b/>
-                <w:color w:val="000000"/>
-                <w:sz w:val="20"/>
-              </w:rPr>
-              <w:t>Before Failure</w:t>
-            </w:r>
-          </w:p>
-        </w:tc>
-        <w:tc>
-          <w:tcPr>
-            <w:tcW w:w="1603" w:type="pct"/>
-            <w:tcMar>
-              <w:top w:w="90" w:type="dxa"/>
-              <w:left w:w="100" w:type="dxa"/>
-              <w:bottom w:w="90" w:type="dxa"/>
-              <w:right w:w="100" w:type="dxa"/>
-            </w:tcMar>
-          </w:tcPr>
-          <w:p>
-            <w:pPr>
-              <w:jc w:val="center"/>
-            </w:pPr>
-            <w:r>
-              <w:rPr>
-                <w:b/>
-                <w:color w:val="000000"/>
-                <w:sz w:val="20"/>
-              </w:rPr>
-              <w:t>After 30% Failure</w:t>
-            </w:r>
-          </w:p>
-        </w:tc>
-      </w:tr>
-      <w:tr>
-        <w:trPr>
-          <w:cantSplit/>
-        </w:trPr>
-        <w:tc>
-          <w:tcPr>
-            <w:tcW w:w="1795" w:type="pct"/>
-            <w:tcMar>
-              <w:top w:w="90" w:type="dxa"/>
-              <w:left w:w="100" w:type="dxa"/>
-              <w:bottom w:w="90" w:type="dxa"/>
-              <w:right w:w="100" w:type="dxa"/>
-            </w:tcMar>
-          </w:tcPr>
-          <w:p>
-            <w:r>
-              <w:rPr>
-                <w:color w:val="000000"/>
-                <w:sz w:val="20"/>
-              </w:rPr>
-              <w:t>Open logical roads</w:t>
-            </w:r>
-          </w:p>
-        </w:tc>
-        <w:tc>
-          <w:tcPr>
-            <w:tcW w:w="1603" w:type="pct"/>
-            <w:tcMar>
-              <w:top w:w="90" w:type="dxa"/>
-              <w:left w:w="100" w:type="dxa"/>
-              <w:bottom w:w="90" w:type="dxa"/>
-              <w:right w:w="100" w:type="dxa"/>
-            </w:tcMar>
-          </w:tcPr>
-          <w:p>
-            <w:r>
-              <w:rPr>
-                <w:color w:val="000000"/>
-                <w:sz w:val="20"/>
-              </w:rPr>
-              <w:t>21,000</w:t>
-            </w:r>
-          </w:p>
-        </w:tc>
-        <w:tc>
-          <w:tcPr>
-            <w:tcW w:w="1603" w:type="pct"/>
-            <w:tcMar>
-              <w:top w:w="90" w:type="dxa"/>
-              <w:left w:w="100" w:type="dxa"/>
-              <w:bottom w:w="90" w:type="dxa"/>
-              <w:right w:w="100" w:type="dxa"/>
-            </w:tcMar>
-          </w:tcPr>
-          <w:p>
-            <w:r>
-              <w:rPr>
-                <w:color w:val="000000"/>
-                <w:sz w:val="20"/>
-              </w:rPr>
-              <w:t>14,700</w:t>
-            </w:r>
-          </w:p>
-        </w:tc>
-      </w:tr>
-      <w:tr>
-        <w:trPr>
-          <w:cantSplit/>
-        </w:trPr>
-        <w:tc>
-          <w:tcPr>
-            <w:tcW w:w="1795" w:type="pct"/>
-            <w:tcMar>
-              <w:top w:w="90" w:type="dxa"/>
-              <w:left w:w="100" w:type="dxa"/>
-              <w:bottom w:w="90" w:type="dxa"/>
-              <w:right w:w="100" w:type="dxa"/>
-            </w:tcMar>
-          </w:tcPr>
-          <w:p>
-            <w:r>
-              <w:rPr>
-                <w:color w:val="000000"/>
-                <w:sz w:val="20"/>
-              </w:rPr>
-              <w:t>Globally reachable intersections</w:t>
-            </w:r>
-          </w:p>
-        </w:tc>
-        <w:tc>
-          <w:tcPr>
-            <w:tcW w:w="1603" w:type="pct"/>
-            <w:tcMar>
-              <w:top w:w="90" w:type="dxa"/>
-              <w:left w:w="100" w:type="dxa"/>
-              <w:bottom w:w="90" w:type="dxa"/>
-              <w:right w:w="100" w:type="dxa"/>
-            </w:tcMar>
-          </w:tcPr>
-          <w:p>
-            <w:r>
-              <w:rPr>
-                <w:color w:val="000000"/>
-                <w:sz w:val="20"/>
-              </w:rPr>
-              <w:t>8,200</w:t>
-            </w:r>
-          </w:p>
-        </w:tc>
-        <w:tc>
-          <w:tcPr>
-            <w:tcW w:w="1603" w:type="pct"/>
-            <w:tcMar>
-              <w:top w:w="90" w:type="dxa"/>
-              <w:left w:w="100" w:type="dxa"/>
-              <w:bottom w:w="90" w:type="dxa"/>
-              <w:right w:w="100" w:type="dxa"/>
-            </w:tcMar>
-          </w:tcPr>
-          <w:p>
-            <w:r>
-              <w:rPr>
-                <w:color w:val="000000"/>
-                <w:sz w:val="20"/>
-              </w:rPr>
-              <w:t>8,026</w:t>
-            </w:r>
-          </w:p>
-        </w:tc>
-      </w:tr>
-      <w:tr>
-        <w:trPr>
-          <w:cantSplit/>
-        </w:trPr>
-        <w:tc>
-          <w:tcPr>
-            <w:tcW w:w="1795" w:type="pct"/>
-            <w:tcMar>
-              <w:top w:w="90" w:type="dxa"/>
-              <w:left w:w="100" w:type="dxa"/>
-              <w:bottom w:w="90" w:type="dxa"/>
-              <w:right w:w="100" w:type="dxa"/>
-            </w:tcMar>
-          </w:tcPr>
-          <w:p>
-            <w:r>
-              <w:rPr>
-                <w:color w:val="000000"/>
-                <w:sz w:val="20"/>
-              </w:rPr>
-              <w:t>Isolated from reference source</w:t>
-            </w:r>
-          </w:p>
-        </w:tc>
-        <w:tc>
-          <w:tcPr>
-            <w:tcW w:w="1603" w:type="pct"/>
-            <w:tcMar>
-              <w:top w:w="90" w:type="dxa"/>
-              <w:left w:w="100" w:type="dxa"/>
-              <w:bottom w:w="90" w:type="dxa"/>
-              <w:right w:w="100" w:type="dxa"/>
-            </w:tcMar>
-          </w:tcPr>
-          <w:p>
-            <w:r>
-              <w:rPr>
-                <w:color w:val="000000"/>
-                <w:sz w:val="20"/>
-              </w:rPr>
-              <w:t>0</w:t>
-            </w:r>
-          </w:p>
-        </w:tc>
-        <w:tc>
-          <w:tcPr>
-            <w:tcW w:w="1603" w:type="pct"/>
-            <w:tcMar>
-              <w:top w:w="90" w:type="dxa"/>
-              <w:left w:w="100" w:type="dxa"/>
-              <w:bottom w:w="90" w:type="dxa"/>
-              <w:right w:w="100" w:type="dxa"/>
-            </w:tcMar>
-          </w:tcPr>
-          <w:p>
-            <w:r>
-              <w:rPr>
-                <w:color w:val="000000"/>
-                <w:sz w:val="20"/>
-              </w:rPr>
-              <w:t>174</w:t>
-            </w:r>
-          </w:p>
-        </w:tc>
-      </w:tr>
-      <w:tr>
-        <w:trPr>
-          <w:cantSplit/>
-        </w:trPr>
-        <w:tc>
-          <w:tcPr>
-            <w:tcW w:w="1795" w:type="pct"/>
-            <w:tcMar>
-              <w:top w:w="90" w:type="dxa"/>
-              <w:left w:w="100" w:type="dxa"/>
-              <w:bottom w:w="90" w:type="dxa"/>
-              <w:right w:w="100" w:type="dxa"/>
-            </w:tcMar>
-          </w:tcPr>
-          <w:p>
-            <w:r>
-              <w:rPr>
-                <w:color w:val="000000"/>
-                <w:sz w:val="20"/>
-              </w:rPr>
-              <w:t>Selected destinations reachable</w:t>
-            </w:r>
-          </w:p>
-        </w:tc>
-        <w:tc>
-          <w:tcPr>
-            <w:tcW w:w="1603" w:type="pct"/>
-            <w:tcMar>
-              <w:top w:w="90" w:type="dxa"/>
-              <w:left w:w="100" w:type="dxa"/>
-              <w:bottom w:w="90" w:type="dxa"/>
-              <w:right w:w="100" w:type="dxa"/>
-            </w:tcMar>
-          </w:tcPr>
-          <w:p>
-            <w:r>
-              <w:rPr>
-                <w:color w:val="000000"/>
-                <w:sz w:val="20"/>
-              </w:rPr>
-              <w:t>10 / 10</w:t>
-            </w:r>
-          </w:p>
-        </w:tc>
-        <w:tc>
-          <w:tcPr>
-            <w:tcW w:w="1603" w:type="pct"/>
-            <w:tcMar>
-              <w:top w:w="90" w:type="dxa"/>
-              <w:left w:w="100" w:type="dxa"/>
-              <w:bottom w:w="90" w:type="dxa"/>
-              <w:right w:w="100" w:type="dxa"/>
-            </w:tcMar>
-          </w:tcPr>
-          <w:p>
-            <w:r>
-              <w:rPr>
-                <w:color w:val="000000"/>
-                <w:sz w:val="20"/>
-              </w:rPr>
-              <w:t>10 / 10</w:t>
-            </w:r>
-          </w:p>
-        </w:tc>
-      </w:tr>
-      <w:tr>
-        <w:trPr>
-          <w:cantSplit/>
-        </w:trPr>
-        <w:tc>
-          <w:tcPr>
-            <w:tcW w:w="1795" w:type="pct"/>
-            <w:tcMar>
-              <w:top w:w="90" w:type="dxa"/>
-              <w:left w:w="100" w:type="dxa"/>
-              <w:bottom w:w="90" w:type="dxa"/>
-              <w:right w:w="100" w:type="dxa"/>
-            </w:tcMar>
-          </w:tcPr>
-          <w:p>
-            <w:r>
-              <w:rPr>
-                <w:color w:val="000000"/>
-                <w:sz w:val="20"/>
-              </w:rPr>
-              <w:t>Cached routes invalidated</w:t>
-            </w:r>
-          </w:p>
-        </w:tc>
-        <w:tc>
-          <w:tcPr>
-            <w:tcW w:w="1603" w:type="pct"/>
-            <w:tcMar>
-              <w:top w:w="90" w:type="dxa"/>
-              <w:left w:w="100" w:type="dxa"/>
-              <w:bottom w:w="90" w:type="dxa"/>
-              <w:right w:w="100" w:type="dxa"/>
-            </w:tcMar>
-          </w:tcPr>
-          <w:p>
-            <w:r>
-              <w:rPr>
-                <w:color w:val="000000"/>
-                <w:sz w:val="20"/>
-              </w:rPr>
-              <w:t>0</w:t>
-            </w:r>
-          </w:p>
-        </w:tc>
-        <w:tc>
-          <w:tcPr>
-            <w:tcW w:w="1603" w:type="pct"/>
-            <w:tcMar>
-              <w:top w:w="90" w:type="dxa"/>
-              <w:left w:w="100" w:type="dxa"/>
-              <w:bottom w:w="90" w:type="dxa"/>
-              <w:right w:w="100" w:type="dxa"/>
-            </w:tcMar>
-          </w:tcPr>
-          <w:p>
-            <w:r>
-              <w:rPr>
-                <w:color w:val="000000"/>
-                <w:sz w:val="20"/>
-              </w:rPr>
-              <w:t>10</w:t>
-            </w:r>
-          </w:p>
-        </w:tc>
-      </w:tr>
-      <w:tr>
-        <w:trPr>
-          <w:cantSplit/>
-        </w:trPr>
-        <w:tc>
-          <w:tcPr>
-            <w:tcW w:w="1795" w:type="pct"/>
-            <w:tcMar>
-              <w:top w:w="90" w:type="dxa"/>
-              <w:left w:w="100" w:type="dxa"/>
-              <w:bottom w:w="90" w:type="dxa"/>
-              <w:right w:w="100" w:type="dxa"/>
-            </w:tcMar>
-          </w:tcPr>
-          <w:p>
-            <w:r>
-              <w:rPr>
-                <w:color w:val="000000"/>
-                <w:sz w:val="20"/>
-              </w:rPr>
-              <w:t>Route-cost change</w:t>
-            </w:r>
-          </w:p>
-        </w:tc>
-        <w:tc>
-          <w:tcPr>
-            <w:tcW w:w="1603" w:type="pct"/>
-            <w:tcMar>
-              <w:top w:w="90" w:type="dxa"/>
-              <w:left w:w="100" w:type="dxa"/>
-              <w:bottom w:w="90" w:type="dxa"/>
-              <w:right w:w="100" w:type="dxa"/>
-            </w:tcMar>
-          </w:tcPr>
-          <w:p>
-            <w:r>
-              <w:rPr>
-                <w:color w:val="000000"/>
-                <w:sz w:val="20"/>
-              </w:rPr>
-              <w:t>Baseline</w:t>
-            </w:r>
-          </w:p>
-        </w:tc>
-        <w:tc>
-          <w:tcPr>
-            <w:tcW w:w="1603" w:type="pct"/>
-            <w:tcMar>
-              <w:top w:w="90" w:type="dxa"/>
-              <w:left w:w="100" w:type="dxa"/>
-              <w:bottom w:w="90" w:type="dxa"/>
-              <w:right w:w="100" w:type="dxa"/>
-            </w:tcMar>
-          </w:tcPr>
-          <w:p>
-            <w:r>
-              <w:rPr>
-                <w:color w:val="000000"/>
-                <w:sz w:val="20"/>
-              </w:rPr>
-              <w:t>+3 to +175</w:t>
-            </w:r>
-          </w:p>
-        </w:tc>
-      </w:tr>
-    </w:tbl>
-    <w:p>
-      <w:pPr>
-        <w:spacing w:after="40" w:line="360" w:lineRule="auto"/>
-        <w:rPr>
-          <w:sz w:val="24"/>
-        </w:rPr>
-      </w:pPr>
-    </w:p>
-    <w:p>
-      <w:pPr>
-        <w:spacing w:after="120" w:line="360" w:lineRule="auto"/>
-        <w:ind w:firstLine="360"/>
-        <w:rPr>
-          <w:sz w:val="24"/>
-        </w:rPr>
-      </w:pPr>
-      <w:r>
-        <w:rPr>
-          <w:color w:val="000000"/>
-          <w:sz w:val="24"/>
-        </w:rPr>
-        <w:lastRenderedPageBreak/>
-        <w:t>Route lengths usually increase because blocked segments force detours. Runtime remains in the same few-millisecond range because the algorithm still scans adjacency lists and checks the active flag. The graph version changes after blocking, so all ten cached routes are correctly recognized as stale and recomputed. The experiment shows graceful degradation: most of the city remains routable, while isolated neighbourhoods are explicitly identified.</w:t>
-      </w:r>
-    </w:p>
-    <w:p>
-      <w:pPr>
-        <w:keepNext/>
-        <w:spacing w:after="100" w:line="360" w:lineRule="auto"/>
-      </w:pPr>
-      <w:r>
-        <w:rPr>
-          <w:b/>
-          <w:color w:val="000000"/>
-          <w:sz w:val="28"/>
-        </w:rPr>
-        <w:t>Test Cases and Results</w:t>
+        <w:t>5.1 Test Cases and Results</w:t>
       </w:r>
     </w:p>
     <w:tbl>
@@ -7494,7 +6409,7 @@
           <w:color w:val="000000"/>
           <w:sz w:val="28"/>
         </w:rPr>
-        <w:t>Reflection and SDG Relevance</w:t>
+        <w:t>5.2 Evaluation of the 200 ms Requirement</w:t>
       </w:r>
     </w:p>
     <w:p>
@@ -7510,107 +6425,423 @@
           <w:color w:val="000000"/>
           <w:sz w:val="24"/>
         </w:rPr>
-        <w:t>The implementation demonstrates that the supporting ADTs determine whether Dijkstra scales in practice. The adjacency list avoids matrix waste, the binary heap avoids O(V) frontier scans, the HashSet prevents repeated processing, and the version-stamped cache makes invalidation reliable. Keeping blocked roads as inactive records makes blocking and reopening symmetric and prevents data loss.</w:t>
-      </w:r>
-    </w:p>
-    <w:p>
-      <w:pPr>
-        <w:pStyle w:val="ListParagraph"/>
-        <w:spacing w:after="60" w:line="360" w:lineRule="auto"/>
-        <w:ind w:left="403" w:hanging="259"/>
-        <w:rPr>
-          <w:rFonts w:ascii="Times New Roman" w:hAnsi="Times New Roman" w:cs="Times New Roman"/>
-          <w:sz w:val="24"/>
-        </w:rPr>
-      </w:pPr>
-      <w:r>
-        <w:rPr>
-          <w:rFonts w:ascii="Times New Roman" w:eastAsia="Times New Roman" w:hAnsi="Times New Roman" w:cs="Times New Roman"/>
-          <w:color w:val="000000"/>
-          <w:sz w:val="24"/>
-        </w:rPr>
-        <w:t>•</w:t>
-      </w:r>
-      <w:r>
-        <w:rPr>
-          <w:rFonts w:ascii="Times New Roman" w:eastAsia="Times New Roman" w:hAnsi="Times New Roman" w:cs="Times New Roman"/>
-          <w:color w:val="000000"/>
-          <w:sz w:val="24"/>
-        </w:rPr>
-        <w:tab/>
-        <w:t>SDG 9 - Industry, Innovation and Infrastructure: the system is resilient infrastructure software that remains responsive as road conditions change.</w:t>
-      </w:r>
-    </w:p>
-    <w:p>
-      <w:pPr>
-        <w:pStyle w:val="ListParagraph"/>
-        <w:spacing w:after="60" w:line="360" w:lineRule="auto"/>
-        <w:ind w:left="403" w:hanging="259"/>
-        <w:rPr>
-          <w:rFonts w:ascii="Times New Roman" w:hAnsi="Times New Roman" w:cs="Times New Roman"/>
-          <w:sz w:val="24"/>
-        </w:rPr>
-      </w:pPr>
-      <w:r>
-        <w:rPr>
-          <w:rFonts w:ascii="Times New Roman" w:eastAsia="Times New Roman" w:hAnsi="Times New Roman" w:cs="Times New Roman"/>
-          <w:color w:val="000000"/>
-          <w:sz w:val="24"/>
-        </w:rPr>
-        <w:t>•</w:t>
-      </w:r>
-      <w:r>
-        <w:rPr>
-          <w:rFonts w:ascii="Times New Roman" w:eastAsia="Times New Roman" w:hAnsi="Times New Roman" w:cs="Times New Roman"/>
-          <w:color w:val="000000"/>
-          <w:sz w:val="24"/>
-        </w:rPr>
-        <w:tab/>
-      </w:r>
-      <w:r>
-        <w:rPr>
-          <w:rFonts w:ascii="Times New Roman" w:eastAsia="Times New Roman" w:hAnsi="Times New Roman" w:cs="Times New Roman"/>
-          <w:b/>
-          <w:color w:val="000000"/>
-          <w:sz w:val="24"/>
-        </w:rPr>
-        <w:t>SDG 11:</w:t>
-      </w:r>
-      <w:r>
-        <w:rPr>
-          <w:rFonts w:ascii="Times New Roman" w:eastAsia="Times New Roman" w:hAnsi="Times New Roman" w:cs="Times New Roman"/>
-          <w:color w:val="000000"/>
-          <w:sz w:val="24"/>
-        </w:rPr>
-        <w:t xml:space="preserve"> This project connects to safer city planning because it shows how an evacuation system can reroute people when roads are blocked and can identify areas that become unreachable.</w:t>
-      </w:r>
-    </w:p>
-    <w:p>
-      <w:pPr>
-        <w:pStyle w:val="ListParagraph"/>
-        <w:spacing w:after="60" w:line="360" w:lineRule="auto"/>
-        <w:ind w:left="403" w:hanging="259"/>
-        <w:rPr>
-          <w:rFonts w:ascii="Times New Roman" w:hAnsi="Times New Roman" w:cs="Times New Roman"/>
-          <w:sz w:val="24"/>
-        </w:rPr>
-      </w:pPr>
-      <w:r>
-        <w:rPr>
-          <w:rFonts w:ascii="Times New Roman" w:eastAsia="Times New Roman" w:hAnsi="Times New Roman" w:cs="Times New Roman"/>
-          <w:color w:val="000000"/>
-          <w:sz w:val="24"/>
-        </w:rPr>
-        <w:t>•</w:t>
-      </w:r>
-      <w:r>
-        <w:rPr>
-          <w:rFonts w:ascii="Times New Roman" w:eastAsia="Times New Roman" w:hAnsi="Times New Roman" w:cs="Times New Roman"/>
-          <w:color w:val="000000"/>
-          <w:sz w:val="24"/>
-        </w:rPr>
-        <w:tab/>
-        <w:t>SDG 13 - Climate Action: adaptive routing is a practical response to road failures caused by floods, storms, fires and other climate-related emergencies.</w:t>
+        <w:t xml:space="preserve">The deterministic benchmark uses 8,200 intersections and 21,000 logical bidirectional roads, represented internally by 42,000 directed edge records. Ten fixed source-to-destination queries were executed. The measured uncached average was approximately </w:t>
+      </w:r>
+      <w:r>
+        <w:rPr>
+          <w:color w:val="000000"/>
+          <w:sz w:val="24"/>
+        </w:rPr>
+        <w:t>3.91 ms</w:t>
+      </w:r>
+      <w:r>
+        <w:rPr>
+          <w:color w:val="000000"/>
+          <w:sz w:val="24"/>
+        </w:rPr>
+        <w:t xml:space="preserve"> per query and the worst observed query was </w:t>
+      </w:r>
+      <w:r>
+        <w:rPr>
+          <w:color w:val="000000"/>
+          <w:sz w:val="24"/>
+        </w:rPr>
+        <w:t>7.000 ms</w:t>
+      </w:r>
+      <w:r>
+        <w:rPr>
+          <w:color w:val="000000"/>
+          <w:sz w:val="24"/>
+        </w:rPr>
+        <w:t>. Cached hits averaged approximately 0.00003 ms.</w:t>
+      </w:r>
+    </w:p>
+    <w:p>
+      <w:pPr>
+        <w:spacing w:after="120" w:line="360" w:lineRule="auto"/>
+        <w:rPr>
+          <w:sz w:val="24"/>
+        </w:rPr>
+      </w:pPr>
+      <w:r>
+        <w:rPr>
+          <w:color w:val="000000"/>
+          <w:sz w:val="24"/>
+        </w:rPr>
+        <w:t>The recorded configuration was Windows 11 on an Intel Core Ultra 7 255H system with 31.4 GB usable RAM, using GCC 3.4.2 with -O2 optimisation.</w:t>
+      </w:r>
+    </w:p>
+    <w:tbl>
+      <w:tblPr>
+        <w:tblW w:w="0" w:type="auto"/>
+        <w:tblBorders>
+          <w:top w:val="single" w:sz="6" w:space="0" w:color="000000"/>
+          <w:left w:val="single" w:sz="6" w:space="0" w:color="000000"/>
+          <w:bottom w:val="single" w:sz="6" w:space="0" w:color="000000"/>
+          <w:right w:val="single" w:sz="6" w:space="0" w:color="000000"/>
+          <w:insideH w:val="single" w:sz="6" w:space="0" w:color="000000"/>
+          <w:insideV w:val="single" w:sz="6" w:space="0" w:color="000000"/>
+        </w:tblBorders>
+        <w:tblLayout w:type="fixed"/>
+        <w:tblLook w:val="04A0" w:firstRow="1" w:lastRow="0" w:firstColumn="1" w:lastColumn="0" w:noHBand="0" w:noVBand="1"/>
+      </w:tblPr>
+      <w:tblGrid>
+        <w:gridCol w:w="5400"/>
+        <w:gridCol w:w="5400"/>
+      </w:tblGrid>
+      <w:tr>
+        <w:trPr>
+          <w:cantSplit/>
+        </w:trPr>
+        <w:tc>
+          <w:tcPr>
+            <w:tcW w:w="5400" w:type="dxa"/>
+            <w:tcMar>
+              <w:top w:w="90" w:type="dxa"/>
+              <w:left w:w="100" w:type="dxa"/>
+              <w:bottom w:w="90" w:type="dxa"/>
+              <w:right w:w="100" w:type="dxa"/>
+            </w:tcMar>
+          </w:tcPr>
+          <w:p>
+            <w:pPr>
+              <w:jc w:val="center"/>
+            </w:pPr>
+            <w:r>
+              <w:rPr>
+                <w:b/>
+                <w:color w:val="000000"/>
+                <w:sz w:val="20"/>
+              </w:rPr>
+              <w:t>Metric</w:t>
+            </w:r>
+          </w:p>
+        </w:tc>
+        <w:tc>
+          <w:tcPr>
+            <w:tcW w:w="5400" w:type="dxa"/>
+            <w:tcMar>
+              <w:top w:w="90" w:type="dxa"/>
+              <w:left w:w="100" w:type="dxa"/>
+              <w:bottom w:w="90" w:type="dxa"/>
+              <w:right w:w="100" w:type="dxa"/>
+            </w:tcMar>
+          </w:tcPr>
+          <w:p>
+            <w:pPr>
+              <w:jc w:val="center"/>
+            </w:pPr>
+            <w:r>
+              <w:rPr>
+                <w:b/>
+                <w:color w:val="000000"/>
+                <w:sz w:val="20"/>
+              </w:rPr>
+              <w:t>Measured Result</w:t>
+            </w:r>
+          </w:p>
+        </w:tc>
+      </w:tr>
+      <w:tr>
+        <w:trPr>
+          <w:cantSplit/>
+        </w:trPr>
+        <w:tc>
+          <w:tcPr>
+            <w:tcW w:w="4464" w:type="dxa"/>
+            <w:tcMar>
+              <w:top w:w="90" w:type="dxa"/>
+              <w:left w:w="100" w:type="dxa"/>
+              <w:bottom w:w="90" w:type="dxa"/>
+              <w:right w:w="100" w:type="dxa"/>
+            </w:tcMar>
+          </w:tcPr>
+          <w:p>
+            <w:r>
+              <w:rPr>
+                <w:color w:val="000000"/>
+                <w:sz w:val="20"/>
+              </w:rPr>
+              <w:t>Intersections</w:t>
+            </w:r>
+          </w:p>
+        </w:tc>
+        <w:tc>
+          <w:tcPr>
+            <w:tcW w:w="5328" w:type="dxa"/>
+            <w:tcMar>
+              <w:top w:w="90" w:type="dxa"/>
+              <w:left w:w="100" w:type="dxa"/>
+              <w:bottom w:w="90" w:type="dxa"/>
+              <w:right w:w="100" w:type="dxa"/>
+            </w:tcMar>
+          </w:tcPr>
+          <w:p>
+            <w:r>
+              <w:rPr>
+                <w:color w:val="000000"/>
+                <w:sz w:val="20"/>
+              </w:rPr>
+              <w:t>8,200</w:t>
+            </w:r>
+          </w:p>
+        </w:tc>
+      </w:tr>
+      <w:tr>
+        <w:trPr>
+          <w:cantSplit/>
+        </w:trPr>
+        <w:tc>
+          <w:tcPr>
+            <w:tcW w:w="4464" w:type="dxa"/>
+            <w:tcMar>
+              <w:top w:w="90" w:type="dxa"/>
+              <w:left w:w="100" w:type="dxa"/>
+              <w:bottom w:w="90" w:type="dxa"/>
+              <w:right w:w="100" w:type="dxa"/>
+            </w:tcMar>
+          </w:tcPr>
+          <w:p>
+            <w:r>
+              <w:rPr>
+                <w:color w:val="000000"/>
+                <w:sz w:val="20"/>
+              </w:rPr>
+              <w:t>Logical roads</w:t>
+            </w:r>
+          </w:p>
+        </w:tc>
+        <w:tc>
+          <w:tcPr>
+            <w:tcW w:w="5328" w:type="dxa"/>
+            <w:tcMar>
+              <w:top w:w="90" w:type="dxa"/>
+              <w:left w:w="100" w:type="dxa"/>
+              <w:bottom w:w="90" w:type="dxa"/>
+              <w:right w:w="100" w:type="dxa"/>
+            </w:tcMar>
+          </w:tcPr>
+          <w:p>
+            <w:r>
+              <w:rPr>
+                <w:color w:val="000000"/>
+                <w:sz w:val="20"/>
+              </w:rPr>
+              <w:t>21,000</w:t>
+            </w:r>
+          </w:p>
+        </w:tc>
+      </w:tr>
+      <w:tr>
+        <w:trPr>
+          <w:cantSplit/>
+        </w:trPr>
+        <w:tc>
+          <w:tcPr>
+            <w:tcW w:w="4464" w:type="dxa"/>
+            <w:tcMar>
+              <w:top w:w="90" w:type="dxa"/>
+              <w:left w:w="100" w:type="dxa"/>
+              <w:bottom w:w="90" w:type="dxa"/>
+              <w:right w:w="100" w:type="dxa"/>
+            </w:tcMar>
+          </w:tcPr>
+          <w:p>
+            <w:r>
+              <w:rPr>
+                <w:color w:val="000000"/>
+                <w:sz w:val="20"/>
+              </w:rPr>
+              <w:t>Average uncached query</w:t>
+            </w:r>
+          </w:p>
+        </w:tc>
+        <w:tc>
+          <w:tcPr>
+            <w:tcW w:w="5328" w:type="dxa"/>
+            <w:tcMar>
+              <w:top w:w="90" w:type="dxa"/>
+              <w:left w:w="100" w:type="dxa"/>
+              <w:bottom w:w="90" w:type="dxa"/>
+              <w:right w:w="100" w:type="dxa"/>
+            </w:tcMar>
+          </w:tcPr>
+          <w:p>
+            <w:r>
+              <w:rPr>
+                <w:color w:val="000000"/>
+                <w:sz w:val="20"/>
+              </w:rPr>
+              <w:t xml:space="preserve">Approximately </w:t>
+            </w:r>
+            <w:r>
+              <w:rPr>
+                <w:color w:val="000000"/>
+                <w:sz w:val="20"/>
+              </w:rPr>
+              <w:t>3.91 ms</w:t>
+            </w:r>
+          </w:p>
+        </w:tc>
+      </w:tr>
+      <w:tr>
+        <w:trPr>
+          <w:cantSplit/>
+        </w:trPr>
+        <w:tc>
+          <w:tcPr>
+            <w:tcW w:w="4464" w:type="dxa"/>
+            <w:tcMar>
+              <w:top w:w="90" w:type="dxa"/>
+              <w:left w:w="100" w:type="dxa"/>
+              <w:bottom w:w="90" w:type="dxa"/>
+              <w:right w:w="100" w:type="dxa"/>
+            </w:tcMar>
+          </w:tcPr>
+          <w:p>
+            <w:r>
+              <w:rPr>
+                <w:color w:val="000000"/>
+                <w:sz w:val="20"/>
+              </w:rPr>
+              <w:t>Worst uncached query</w:t>
+            </w:r>
+          </w:p>
+        </w:tc>
+        <w:tc>
+          <w:tcPr>
+            <w:tcW w:w="5328" w:type="dxa"/>
+            <w:tcMar>
+              <w:top w:w="90" w:type="dxa"/>
+              <w:left w:w="100" w:type="dxa"/>
+              <w:bottom w:w="90" w:type="dxa"/>
+              <w:right w:w="100" w:type="dxa"/>
+            </w:tcMar>
+          </w:tcPr>
+          <w:p>
+            <w:r>
+              <w:rPr>
+                <w:color w:val="000000"/>
+                <w:sz w:val="20"/>
+              </w:rPr>
+              <w:t>7.000 ms</w:t>
+            </w:r>
+          </w:p>
+        </w:tc>
+      </w:tr>
+      <w:tr>
+        <w:trPr>
+          <w:cantSplit/>
+        </w:trPr>
+        <w:tc>
+          <w:tcPr>
+            <w:tcW w:w="4464" w:type="dxa"/>
+            <w:tcMar>
+              <w:top w:w="90" w:type="dxa"/>
+              <w:left w:w="100" w:type="dxa"/>
+              <w:bottom w:w="90" w:type="dxa"/>
+              <w:right w:w="100" w:type="dxa"/>
+            </w:tcMar>
+          </w:tcPr>
+          <w:p>
+            <w:r>
+              <w:rPr>
+                <w:color w:val="000000"/>
+                <w:sz w:val="20"/>
+              </w:rPr>
+              <w:t>Average cached hit</w:t>
+            </w:r>
+          </w:p>
+        </w:tc>
+        <w:tc>
+          <w:tcPr>
+            <w:tcW w:w="5328" w:type="dxa"/>
+            <w:tcMar>
+              <w:top w:w="90" w:type="dxa"/>
+              <w:left w:w="100" w:type="dxa"/>
+              <w:bottom w:w="90" w:type="dxa"/>
+              <w:right w:w="100" w:type="dxa"/>
+            </w:tcMar>
+          </w:tcPr>
+          <w:p>
+            <w:r>
+              <w:rPr>
+                <w:color w:val="000000"/>
+                <w:sz w:val="20"/>
+              </w:rPr>
+              <w:t>Approximately 0.00003 ms</w:t>
+            </w:r>
+          </w:p>
+        </w:tc>
+      </w:tr>
+      <w:tr>
+        <w:trPr>
+          <w:cantSplit/>
+        </w:trPr>
+        <w:tc>
+          <w:tcPr>
+            <w:tcW w:w="4464" w:type="dxa"/>
+            <w:tcMar>
+              <w:top w:w="90" w:type="dxa"/>
+              <w:left w:w="100" w:type="dxa"/>
+              <w:bottom w:w="90" w:type="dxa"/>
+              <w:right w:w="100" w:type="dxa"/>
+            </w:tcMar>
+          </w:tcPr>
+          <w:p>
+            <w:r>
+              <w:rPr>
+                <w:color w:val="000000"/>
+                <w:sz w:val="20"/>
+              </w:rPr>
+              <w:t>Functional tests</w:t>
+            </w:r>
+          </w:p>
+        </w:tc>
+        <w:tc>
+          <w:tcPr>
+            <w:tcW w:w="5328" w:type="dxa"/>
+            <w:tcMar>
+              <w:top w:w="90" w:type="dxa"/>
+              <w:left w:w="100" w:type="dxa"/>
+              <w:bottom w:w="90" w:type="dxa"/>
+              <w:right w:w="100" w:type="dxa"/>
+            </w:tcMar>
+          </w:tcPr>
+          <w:p>
+            <w:r>
+              <w:rPr>
+                <w:color w:val="000000"/>
+                <w:sz w:val="20"/>
+              </w:rPr>
+              <w:t>16 / 16 PASS</w:t>
+            </w:r>
+          </w:p>
+        </w:tc>
+      </w:tr>
+    </w:tbl>
+    <w:p>
+      <w:pPr>
+        <w:spacing w:after="40" w:line="360" w:lineRule="auto"/>
+        <w:rPr>
+          <w:sz w:val="24"/>
+        </w:rPr>
+      </w:pPr>
+    </w:p>
+    <w:p>
+      <w:pPr>
+        <w:spacing w:after="120" w:line="360" w:lineRule="auto"/>
+        <w:ind w:firstLine="360"/>
+        <w:rPr>
+          <w:sz w:val="24"/>
+        </w:rPr>
+      </w:pPr>
+      <w:r>
+        <w:rPr>
+          <w:color w:val="000000"/>
+          <w:sz w:val="24"/>
+        </w:rPr>
+        <w:t>The measured configuration therefore satisfies the 200 ms routing requirement with substantial margin. The conclusion is limited to the stated machine, compiler, deterministic dataset and clock resolution; it is not claimed as a universal hardware guarantee.</w:t>
       </w:r>
     </w:p>
     <w:p>
@@ -7624,7 +6855,7 @@
           <w:color w:val="000000"/>
           <w:sz w:val="28"/>
         </w:rPr>
-        <w:t>Individual Technical Analysis</w:t>
+        <w:t>5.3 Analysis When 30% of Roads Become Unavailable</w:t>
       </w:r>
     </w:p>
     <w:p>
@@ -7640,16 +6871,502 @@
           <w:color w:val="000000"/>
           <w:sz w:val="24"/>
         </w:rPr>
-        <w:t xml:space="preserve">I analysed the implementation as a dynamic shortest-path system rather than as a static map. The key design decision was selecting a HashMap-based adjacency list because the city is sparse: storing 21,000 logical roads is substantially more suitable than reserving an adjacency matrix for every possible pair of 8,200 intersections. I also traced how every road update changes Graph.version, making an older cached route stale and forcing a </w:t>
-      </w:r>
-      <w:r>
-        <w:rPr>
-          <w:color w:val="000000"/>
-          <w:sz w:val="24"/>
-        </w:rPr>
-        <w:lastRenderedPageBreak/>
-        <w:t>fresh Dijkstra computation when needed.</w:t>
-      </w:r>
+        <w:t>The failure experiment blocks exactly 6,300 of the 21,000 logical roads using a deterministic shuffle. All ten selected source-destination queries remain reachable, but global reachability from the reference intersection falls from 8,200/8,200 to 8,026/8,200. Therefore 174 intersections, approximately 2.1%, become disconnected from the main reachable region.</w:t>
+      </w:r>
+    </w:p>
+    <w:tbl>
+      <w:tblPr>
+        <w:tblW w:w="5000" w:type="pct"/>
+        <w:tblBorders>
+          <w:top w:val="single" w:sz="6" w:space="0" w:color="000000"/>
+          <w:left w:val="single" w:sz="6" w:space="0" w:color="000000"/>
+          <w:bottom w:val="single" w:sz="6" w:space="0" w:color="000000"/>
+          <w:right w:val="single" w:sz="6" w:space="0" w:color="000000"/>
+          <w:insideH w:val="single" w:sz="6" w:space="0" w:color="000000"/>
+          <w:insideV w:val="single" w:sz="6" w:space="0" w:color="000000"/>
+        </w:tblBorders>
+        <w:tblLook w:val="04A0" w:firstRow="1" w:lastRow="0" w:firstColumn="1" w:lastColumn="0" w:noHBand="0" w:noVBand="1"/>
+      </w:tblPr>
+      <w:tblGrid>
+        <w:gridCol w:w="3949"/>
+        <w:gridCol w:w="3527"/>
+        <w:gridCol w:w="3524"/>
+      </w:tblGrid>
+      <w:tr>
+        <w:trPr>
+          <w:cantSplit/>
+        </w:trPr>
+        <w:tc>
+          <w:tcPr>
+            <w:tcW w:w="1795" w:type="pct"/>
+            <w:tcMar>
+              <w:top w:w="90" w:type="dxa"/>
+              <w:left w:w="100" w:type="dxa"/>
+              <w:bottom w:w="90" w:type="dxa"/>
+              <w:right w:w="100" w:type="dxa"/>
+            </w:tcMar>
+          </w:tcPr>
+          <w:p>
+            <w:pPr>
+              <w:jc w:val="center"/>
+            </w:pPr>
+            <w:r>
+              <w:rPr>
+                <w:b/>
+                <w:color w:val="000000"/>
+                <w:sz w:val="20"/>
+              </w:rPr>
+              <w:t>Observation</w:t>
+            </w:r>
+          </w:p>
+        </w:tc>
+        <w:tc>
+          <w:tcPr>
+            <w:tcW w:w="1603" w:type="pct"/>
+            <w:tcMar>
+              <w:top w:w="90" w:type="dxa"/>
+              <w:left w:w="100" w:type="dxa"/>
+              <w:bottom w:w="90" w:type="dxa"/>
+              <w:right w:w="100" w:type="dxa"/>
+            </w:tcMar>
+          </w:tcPr>
+          <w:p>
+            <w:pPr>
+              <w:jc w:val="center"/>
+            </w:pPr>
+            <w:r>
+              <w:rPr>
+                <w:b/>
+                <w:color w:val="000000"/>
+                <w:sz w:val="20"/>
+              </w:rPr>
+              <w:t>Before Failure</w:t>
+            </w:r>
+          </w:p>
+        </w:tc>
+        <w:tc>
+          <w:tcPr>
+            <w:tcW w:w="1603" w:type="pct"/>
+            <w:tcMar>
+              <w:top w:w="90" w:type="dxa"/>
+              <w:left w:w="100" w:type="dxa"/>
+              <w:bottom w:w="90" w:type="dxa"/>
+              <w:right w:w="100" w:type="dxa"/>
+            </w:tcMar>
+          </w:tcPr>
+          <w:p>
+            <w:pPr>
+              <w:jc w:val="center"/>
+            </w:pPr>
+            <w:r>
+              <w:rPr>
+                <w:b/>
+                <w:color w:val="000000"/>
+                <w:sz w:val="20"/>
+              </w:rPr>
+              <w:t>After 30% Failure</w:t>
+            </w:r>
+          </w:p>
+        </w:tc>
+      </w:tr>
+      <w:tr>
+        <w:trPr>
+          <w:cantSplit/>
+        </w:trPr>
+        <w:tc>
+          <w:tcPr>
+            <w:tcW w:w="1795" w:type="pct"/>
+            <w:tcMar>
+              <w:top w:w="90" w:type="dxa"/>
+              <w:left w:w="100" w:type="dxa"/>
+              <w:bottom w:w="90" w:type="dxa"/>
+              <w:right w:w="100" w:type="dxa"/>
+            </w:tcMar>
+          </w:tcPr>
+          <w:p>
+            <w:r>
+              <w:rPr>
+                <w:color w:val="000000"/>
+                <w:sz w:val="20"/>
+              </w:rPr>
+              <w:t>Open logical roads</w:t>
+            </w:r>
+          </w:p>
+        </w:tc>
+        <w:tc>
+          <w:tcPr>
+            <w:tcW w:w="1603" w:type="pct"/>
+            <w:tcMar>
+              <w:top w:w="90" w:type="dxa"/>
+              <w:left w:w="100" w:type="dxa"/>
+              <w:bottom w:w="90" w:type="dxa"/>
+              <w:right w:w="100" w:type="dxa"/>
+            </w:tcMar>
+          </w:tcPr>
+          <w:p>
+            <w:r>
+              <w:rPr>
+                <w:color w:val="000000"/>
+                <w:sz w:val="20"/>
+              </w:rPr>
+              <w:t>21,000</w:t>
+            </w:r>
+          </w:p>
+        </w:tc>
+        <w:tc>
+          <w:tcPr>
+            <w:tcW w:w="1603" w:type="pct"/>
+            <w:tcMar>
+              <w:top w:w="90" w:type="dxa"/>
+              <w:left w:w="100" w:type="dxa"/>
+              <w:bottom w:w="90" w:type="dxa"/>
+              <w:right w:w="100" w:type="dxa"/>
+            </w:tcMar>
+          </w:tcPr>
+          <w:p>
+            <w:r>
+              <w:rPr>
+                <w:color w:val="000000"/>
+                <w:sz w:val="20"/>
+              </w:rPr>
+              <w:t>14,700</w:t>
+            </w:r>
+          </w:p>
+        </w:tc>
+      </w:tr>
+      <w:tr>
+        <w:trPr>
+          <w:cantSplit/>
+        </w:trPr>
+        <w:tc>
+          <w:tcPr>
+            <w:tcW w:w="1795" w:type="pct"/>
+            <w:tcMar>
+              <w:top w:w="90" w:type="dxa"/>
+              <w:left w:w="100" w:type="dxa"/>
+              <w:bottom w:w="90" w:type="dxa"/>
+              <w:right w:w="100" w:type="dxa"/>
+            </w:tcMar>
+          </w:tcPr>
+          <w:p>
+            <w:r>
+              <w:rPr>
+                <w:color w:val="000000"/>
+                <w:sz w:val="20"/>
+              </w:rPr>
+              <w:t>Globally reachable intersections</w:t>
+            </w:r>
+          </w:p>
+        </w:tc>
+        <w:tc>
+          <w:tcPr>
+            <w:tcW w:w="1603" w:type="pct"/>
+            <w:tcMar>
+              <w:top w:w="90" w:type="dxa"/>
+              <w:left w:w="100" w:type="dxa"/>
+              <w:bottom w:w="90" w:type="dxa"/>
+              <w:right w:w="100" w:type="dxa"/>
+            </w:tcMar>
+          </w:tcPr>
+          <w:p>
+            <w:r>
+              <w:rPr>
+                <w:color w:val="000000"/>
+                <w:sz w:val="20"/>
+              </w:rPr>
+              <w:t>8,200</w:t>
+            </w:r>
+          </w:p>
+        </w:tc>
+        <w:tc>
+          <w:tcPr>
+            <w:tcW w:w="1603" w:type="pct"/>
+            <w:tcMar>
+              <w:top w:w="90" w:type="dxa"/>
+              <w:left w:w="100" w:type="dxa"/>
+              <w:bottom w:w="90" w:type="dxa"/>
+              <w:right w:w="100" w:type="dxa"/>
+            </w:tcMar>
+          </w:tcPr>
+          <w:p>
+            <w:r>
+              <w:rPr>
+                <w:color w:val="000000"/>
+                <w:sz w:val="20"/>
+              </w:rPr>
+              <w:t>8,026</w:t>
+            </w:r>
+          </w:p>
+        </w:tc>
+      </w:tr>
+      <w:tr>
+        <w:trPr>
+          <w:cantSplit/>
+        </w:trPr>
+        <w:tc>
+          <w:tcPr>
+            <w:tcW w:w="1795" w:type="pct"/>
+            <w:tcMar>
+              <w:top w:w="90" w:type="dxa"/>
+              <w:left w:w="100" w:type="dxa"/>
+              <w:bottom w:w="90" w:type="dxa"/>
+              <w:right w:w="100" w:type="dxa"/>
+            </w:tcMar>
+          </w:tcPr>
+          <w:p>
+            <w:r>
+              <w:rPr>
+                <w:color w:val="000000"/>
+                <w:sz w:val="20"/>
+              </w:rPr>
+              <w:t>Isolated from reference source</w:t>
+            </w:r>
+          </w:p>
+        </w:tc>
+        <w:tc>
+          <w:tcPr>
+            <w:tcW w:w="1603" w:type="pct"/>
+            <w:tcMar>
+              <w:top w:w="90" w:type="dxa"/>
+              <w:left w:w="100" w:type="dxa"/>
+              <w:bottom w:w="90" w:type="dxa"/>
+              <w:right w:w="100" w:type="dxa"/>
+            </w:tcMar>
+          </w:tcPr>
+          <w:p>
+            <w:r>
+              <w:rPr>
+                <w:color w:val="000000"/>
+                <w:sz w:val="20"/>
+              </w:rPr>
+              <w:t>0</w:t>
+            </w:r>
+          </w:p>
+        </w:tc>
+        <w:tc>
+          <w:tcPr>
+            <w:tcW w:w="1603" w:type="pct"/>
+            <w:tcMar>
+              <w:top w:w="90" w:type="dxa"/>
+              <w:left w:w="100" w:type="dxa"/>
+              <w:bottom w:w="90" w:type="dxa"/>
+              <w:right w:w="100" w:type="dxa"/>
+            </w:tcMar>
+          </w:tcPr>
+          <w:p>
+            <w:r>
+              <w:rPr>
+                <w:color w:val="000000"/>
+                <w:sz w:val="20"/>
+              </w:rPr>
+              <w:t>174</w:t>
+            </w:r>
+          </w:p>
+        </w:tc>
+      </w:tr>
+      <w:tr>
+        <w:trPr>
+          <w:cantSplit/>
+        </w:trPr>
+        <w:tc>
+          <w:tcPr>
+            <w:tcW w:w="1795" w:type="pct"/>
+            <w:tcMar>
+              <w:top w:w="90" w:type="dxa"/>
+              <w:left w:w="100" w:type="dxa"/>
+              <w:bottom w:w="90" w:type="dxa"/>
+              <w:right w:w="100" w:type="dxa"/>
+            </w:tcMar>
+          </w:tcPr>
+          <w:p>
+            <w:r>
+              <w:rPr>
+                <w:color w:val="000000"/>
+                <w:sz w:val="20"/>
+              </w:rPr>
+              <w:t>Selected destinations reachable</w:t>
+            </w:r>
+          </w:p>
+        </w:tc>
+        <w:tc>
+          <w:tcPr>
+            <w:tcW w:w="1603" w:type="pct"/>
+            <w:tcMar>
+              <w:top w:w="90" w:type="dxa"/>
+              <w:left w:w="100" w:type="dxa"/>
+              <w:bottom w:w="90" w:type="dxa"/>
+              <w:right w:w="100" w:type="dxa"/>
+            </w:tcMar>
+          </w:tcPr>
+          <w:p>
+            <w:r>
+              <w:rPr>
+                <w:color w:val="000000"/>
+                <w:sz w:val="20"/>
+              </w:rPr>
+              <w:t>10 / 10</w:t>
+            </w:r>
+          </w:p>
+        </w:tc>
+        <w:tc>
+          <w:tcPr>
+            <w:tcW w:w="1603" w:type="pct"/>
+            <w:tcMar>
+              <w:top w:w="90" w:type="dxa"/>
+              <w:left w:w="100" w:type="dxa"/>
+              <w:bottom w:w="90" w:type="dxa"/>
+              <w:right w:w="100" w:type="dxa"/>
+            </w:tcMar>
+          </w:tcPr>
+          <w:p>
+            <w:r>
+              <w:rPr>
+                <w:color w:val="000000"/>
+                <w:sz w:val="20"/>
+              </w:rPr>
+              <w:t>10 / 10</w:t>
+            </w:r>
+          </w:p>
+        </w:tc>
+      </w:tr>
+      <w:tr>
+        <w:trPr>
+          <w:cantSplit/>
+        </w:trPr>
+        <w:tc>
+          <w:tcPr>
+            <w:tcW w:w="1795" w:type="pct"/>
+            <w:tcMar>
+              <w:top w:w="90" w:type="dxa"/>
+              <w:left w:w="100" w:type="dxa"/>
+              <w:bottom w:w="90" w:type="dxa"/>
+              <w:right w:w="100" w:type="dxa"/>
+            </w:tcMar>
+          </w:tcPr>
+          <w:p>
+            <w:r>
+              <w:rPr>
+                <w:color w:val="000000"/>
+                <w:sz w:val="20"/>
+              </w:rPr>
+              <w:t>Cached routes invalidated</w:t>
+            </w:r>
+          </w:p>
+        </w:tc>
+        <w:tc>
+          <w:tcPr>
+            <w:tcW w:w="1603" w:type="pct"/>
+            <w:tcMar>
+              <w:top w:w="90" w:type="dxa"/>
+              <w:left w:w="100" w:type="dxa"/>
+              <w:bottom w:w="90" w:type="dxa"/>
+              <w:right w:w="100" w:type="dxa"/>
+            </w:tcMar>
+          </w:tcPr>
+          <w:p>
+            <w:r>
+              <w:rPr>
+                <w:color w:val="000000"/>
+                <w:sz w:val="20"/>
+              </w:rPr>
+              <w:t>0</w:t>
+            </w:r>
+          </w:p>
+        </w:tc>
+        <w:tc>
+          <w:tcPr>
+            <w:tcW w:w="1603" w:type="pct"/>
+            <w:tcMar>
+              <w:top w:w="90" w:type="dxa"/>
+              <w:left w:w="100" w:type="dxa"/>
+              <w:bottom w:w="90" w:type="dxa"/>
+              <w:right w:w="100" w:type="dxa"/>
+            </w:tcMar>
+          </w:tcPr>
+          <w:p>
+            <w:r>
+              <w:rPr>
+                <w:color w:val="000000"/>
+                <w:sz w:val="20"/>
+              </w:rPr>
+              <w:t>10</w:t>
+            </w:r>
+          </w:p>
+        </w:tc>
+      </w:tr>
+      <w:tr>
+        <w:trPr>
+          <w:cantSplit/>
+        </w:trPr>
+        <w:tc>
+          <w:tcPr>
+            <w:tcW w:w="1795" w:type="pct"/>
+            <w:tcMar>
+              <w:top w:w="90" w:type="dxa"/>
+              <w:left w:w="100" w:type="dxa"/>
+              <w:bottom w:w="90" w:type="dxa"/>
+              <w:right w:w="100" w:type="dxa"/>
+            </w:tcMar>
+          </w:tcPr>
+          <w:p>
+            <w:r>
+              <w:rPr>
+                <w:color w:val="000000"/>
+                <w:sz w:val="20"/>
+              </w:rPr>
+              <w:t>Route-cost change</w:t>
+            </w:r>
+          </w:p>
+        </w:tc>
+        <w:tc>
+          <w:tcPr>
+            <w:tcW w:w="1603" w:type="pct"/>
+            <w:tcMar>
+              <w:top w:w="90" w:type="dxa"/>
+              <w:left w:w="100" w:type="dxa"/>
+              <w:bottom w:w="90" w:type="dxa"/>
+              <w:right w:w="100" w:type="dxa"/>
+            </w:tcMar>
+          </w:tcPr>
+          <w:p>
+            <w:r>
+              <w:rPr>
+                <w:color w:val="000000"/>
+                <w:sz w:val="20"/>
+              </w:rPr>
+              <w:t>Baseline</w:t>
+            </w:r>
+          </w:p>
+        </w:tc>
+        <w:tc>
+          <w:tcPr>
+            <w:tcW w:w="1603" w:type="pct"/>
+            <w:tcMar>
+              <w:top w:w="90" w:type="dxa"/>
+              <w:left w:w="100" w:type="dxa"/>
+              <w:bottom w:w="90" w:type="dxa"/>
+              <w:right w:w="100" w:type="dxa"/>
+            </w:tcMar>
+          </w:tcPr>
+          <w:p>
+            <w:r>
+              <w:rPr>
+                <w:color w:val="000000"/>
+                <w:sz w:val="20"/>
+              </w:rPr>
+              <w:t>+3 to +175</w:t>
+            </w:r>
+          </w:p>
+        </w:tc>
+      </w:tr>
+    </w:tbl>
+    <w:p>
+      <w:pPr>
+        <w:spacing w:after="40" w:line="360" w:lineRule="auto"/>
+        <w:rPr>
+          <w:sz w:val="24"/>
+        </w:rPr>
+      </w:pPr>
     </w:p>
     <w:p>
       <w:pPr>
@@ -7664,7 +7381,7 @@
           <w:color w:val="000000"/>
           <w:sz w:val="24"/>
         </w:rPr>
-        <w:t>The observed outputs support the design decisions. The test run confirms validation, route reconstruction, cache invalidation and cyclic-graph handling. The benchmark confirms that the binary heap keeps route searches far below the 200 ms requirement. Finally, the 30% road-failure result shows a realistic trade-off: selected evacuation centres remain reachable, while disconnected intersections are explicitly reported instead of producing an incorrect route.</w:t>
+        <w:t>Route lengths usually increase because blocked segments force detours. Runtime remains in the same few-millisecond range because the algorithm still scans adjacency lists and checks the active flag. The graph version changes after blocking, so all ten cached routes are correctly recognized as stale and recomputed. The experiment shows graceful degradation: most of the city remains routable, while isolated neighbourhoods are explicitly identified.</w:t>
       </w:r>
     </w:p>
     <w:p>
@@ -7678,7 +7395,7 @@
           <w:color w:val="000000"/>
           <w:sz w:val="28"/>
         </w:rPr>
-        <w:t>Verified Execution Evidence</w:t>
+        <w:t>5.4 Verified Execution Evidence</w:t>
       </w:r>
     </w:p>
     <w:p>
@@ -7755,7 +7472,7 @@
                           <pic:cNvPicPr/>
                         </pic:nvPicPr>
                         <pic:blipFill>
-                          <a:blip r:embed="rId7">
+                          <a:blip r:embed="rId8">
                             <a:extLst>
                               <a:ext uri="{28A0092B-C50C-407E-A947-70E740481C1C}">
                                 <a14:useLocalDpi xmlns:a14="http://schemas.microsoft.com/office/drawing/2010/main" val="0"/>
@@ -7853,7 +7570,6 @@
               <w:rPr>
                 <w:noProof/>
               </w:rPr>
-              <w:lastRenderedPageBreak/>
               <w:drawing>
                 <wp:inline distT="0" distB="0" distL="0" distR="0" wp14:anchorId="728C795A" wp14:editId="6C745796">
                   <wp:extent cx="6350000" cy="5285688"/>
@@ -7868,7 +7584,7 @@
                           <pic:cNvPicPr/>
                         </pic:nvPicPr>
                         <pic:blipFill>
-                          <a:blip r:embed="rId8">
+                          <a:blip r:embed="rId9">
                             <a:extLst>
                               <a:ext uri="{28A0092B-C50C-407E-A947-70E740481C1C}">
                                 <a14:useLocalDpi xmlns:a14="http://schemas.microsoft.com/office/drawing/2010/main" val="0"/>
@@ -7980,7 +7696,7 @@
                           <pic:cNvPicPr/>
                         </pic:nvPicPr>
                         <pic:blipFill>
-                          <a:blip r:embed="rId9">
+                          <a:blip r:embed="rId10">
                             <a:extLst>
                               <a:ext uri="{28A0092B-C50C-407E-A947-70E740481C1C}">
                                 <a14:useLocalDpi xmlns:a14="http://schemas.microsoft.com/office/drawing/2010/main" val="0"/>
@@ -8044,52 +7760,6 @@
     <w:p>
       <w:pPr>
         <w:keepNext/>
-        <w:spacing w:after="100" w:line="360" w:lineRule="auto"/>
-      </w:pPr>
-      <w:r>
-        <w:rPr>
-          <w:b/>
-          <w:color w:val="000000"/>
-          <w:sz w:val="28"/>
-        </w:rPr>
-        <w:lastRenderedPageBreak/>
-        <w:t>Implementation and Submission Evidence</w:t>
-      </w:r>
-    </w:p>
-    <w:p>
-      <w:pPr>
-        <w:spacing w:after="120" w:line="360" w:lineRule="auto"/>
-        <w:ind w:firstLine="360"/>
-        <w:rPr>
-          <w:sz w:val="24"/>
-        </w:rPr>
-      </w:pPr>
-      <w:r>
-        <w:rPr>
-          <w:color w:val="000000"/>
-          <w:sz w:val="24"/>
-        </w:rPr>
-        <w:t>The complete modular C implementation is provided in the accompanying project ZIP and GitHub repository. The repository contains src/, tests/, results/, build files, the full technical report and the rubric checklist. The main modules are graph.c, hashmap.c, hashset.c, minheap.c, dijkstra.c, route_cache.c and main.c. The recorded benchmark and road-failure results are generated by the supplied program rather than manually entered.</w:t>
-      </w:r>
-    </w:p>
-    <w:p>
-      <w:pPr>
-        <w:spacing w:after="120" w:line="360" w:lineRule="auto"/>
-        <w:rPr>
-          <w:sz w:val="24"/>
-        </w:rPr>
-      </w:pPr>
-      <w:r>
-        <w:rPr>
-          <w:color w:val="000000"/>
-          <w:sz w:val="24"/>
-        </w:rPr>
-        <w:t>Repository: https://github.com/athisayaprema2007-hue/CSA0312-Intelligent-Evacuation-Routing-System</w:t>
-      </w:r>
-    </w:p>
-    <w:p>
-      <w:pPr>
-        <w:keepNext/>
         <w:spacing w:line="360" w:lineRule="auto"/>
         <w:ind w:left="720"/>
         <w:rPr>
@@ -8104,192 +7774,7 @@
           <w:color w:val="000000"/>
           <w:sz w:val="28"/>
         </w:rPr>
-        <w:t>Modern Tools Used</w:t>
-      </w:r>
-    </w:p>
-    <w:p>
-      <w:pPr>
-        <w:spacing w:line="360" w:lineRule="auto"/>
-        <w:ind w:left="720"/>
-        <w:rPr>
-          <w:color w:val="000000"/>
-          <w:sz w:val="24"/>
-        </w:rPr>
-      </w:pPr>
-      <w:r>
-        <w:rPr>
-          <w:color w:val="000000"/>
-          <w:sz w:val="24"/>
-        </w:rPr>
-        <w:t>• GCC compiler for building the modular C implementation with strict warnings enabled.</w:t>
-      </w:r>
-    </w:p>
-    <w:p>
-      <w:pPr>
-        <w:spacing w:line="360" w:lineRule="auto"/>
-        <w:ind w:left="720"/>
-        <w:rPr>
-          <w:color w:val="000000"/>
-          <w:sz w:val="24"/>
-        </w:rPr>
-      </w:pPr>
-      <w:r>
-        <w:rPr>
-          <w:color w:val="000000"/>
-          <w:sz w:val="24"/>
-        </w:rPr>
-        <w:t>• Windows Command Prompt for running the demo, functional tests, benchmark and road-failure experiment.</w:t>
-      </w:r>
-    </w:p>
-    <w:p>
-      <w:pPr>
-        <w:spacing w:line="360" w:lineRule="auto"/>
-        <w:ind w:left="720"/>
-        <w:rPr>
-          <w:color w:val="000000"/>
-          <w:sz w:val="24"/>
-        </w:rPr>
-      </w:pPr>
-      <w:r>
-        <w:rPr>
-          <w:color w:val="000000"/>
-          <w:sz w:val="24"/>
-        </w:rPr>
-        <w:t>• GitHub repository for version control and submission hosting.</w:t>
-      </w:r>
-    </w:p>
-    <w:p>
-      <w:pPr>
-        <w:spacing w:line="360" w:lineRule="auto"/>
-        <w:ind w:left="720"/>
-        <w:rPr>
-          <w:color w:val="000000"/>
-          <w:sz w:val="24"/>
-        </w:rPr>
-      </w:pPr>
-      <w:r>
-        <w:rPr>
-          <w:color w:val="000000"/>
-          <w:sz w:val="24"/>
-        </w:rPr>
-        <w:t>• Microsoft Word and PDF export for preparing this report.</w:t>
-      </w:r>
-    </w:p>
-    <w:p>
-      <w:pPr>
-        <w:spacing w:line="360" w:lineRule="auto"/>
-        <w:ind w:left="720"/>
-        <w:rPr>
-          <w:color w:val="000000"/>
-          <w:sz w:val="24"/>
-        </w:rPr>
-      </w:pPr>
-      <w:r>
-        <w:rPr>
-          <w:color w:val="000000"/>
-          <w:sz w:val="24"/>
-        </w:rPr>
-        <w:t>• Deterministic result files kept in results/ (test_results.txt, benchmark_results.csv, road_failure_analysis.txt) so every reported number can be re-checked.</w:t>
-      </w:r>
-    </w:p>
-    <w:p>
-      <w:pPr>
-        <w:keepNext/>
-        <w:spacing w:line="360" w:lineRule="auto"/>
-        <w:ind w:left="720"/>
-        <w:rPr>
-          <w:b/>
-          <w:color w:val="000000"/>
-          <w:sz w:val="28"/>
-        </w:rPr>
-      </w:pPr>
-      <w:r>
-        <w:rPr>
-          <w:b/>
-          <w:color w:val="000000"/>
-          <w:sz w:val="28"/>
-        </w:rPr>
-        <w:lastRenderedPageBreak/>
-        <w:t>System Architecture Diagram</w:t>
-      </w:r>
-    </w:p>
-    <w:p>
-      <w:pPr>
-        <w:spacing w:line="360" w:lineRule="auto"/>
-        <w:ind w:left="720"/>
-        <w:jc w:val="center"/>
-        <w:rPr>
-          <w:b/>
-          <w:color w:val="000000"/>
-          <w:sz w:val="28"/>
-        </w:rPr>
-      </w:pPr>
-      <w:r>
-        <w:rPr>
-          <w:b/>
-          <w:noProof/>
-          <w:color w:val="000000"/>
-          <w:sz w:val="28"/>
-        </w:rPr>
-        <w:drawing>
-          <wp:inline distT="0" distB="0" distL="0" distR="0" wp14:anchorId="410A1F2A" wp14:editId="65BA3ABE">
-            <wp:extent cx="5842000" cy="6131936"/>
-            <wp:effectExtent l="0" t="0" r="6350" b="2540"/>
-            <wp:docPr id="1781014231" name="Picture 1"/>
-            <wp:cNvGraphicFramePr/>
-            <a:graphic xmlns:a="http://schemas.openxmlformats.org/drawingml/2006/main">
-              <a:graphicData uri="http://schemas.openxmlformats.org/drawingml/2006/picture">
-                <pic:pic xmlns:pic="http://schemas.openxmlformats.org/drawingml/2006/picture">
-                  <pic:nvPicPr>
-                    <pic:cNvPr id="1781014231" name=""/>
-                    <pic:cNvPicPr/>
-                  </pic:nvPicPr>
-                  <pic:blipFill>
-                    <a:blip r:embed="rId10" cstate="print">
-                      <a:extLst>
-                        <a:ext uri="{28A0092B-C50C-407E-A947-70E740481C1C}">
-                          <a14:useLocalDpi xmlns:a14="http://schemas.microsoft.com/office/drawing/2010/main" val="0"/>
-                        </a:ext>
-                      </a:extLst>
-                    </a:blip>
-                    <a:stretch>
-                      <a:fillRect/>
-                    </a:stretch>
-                  </pic:blipFill>
-                  <pic:spPr>
-                    <a:xfrm>
-                      <a:off x="0" y="0"/>
-                      <a:ext cx="5842000" cy="6131936"/>
-                    </a:xfrm>
-                    <a:prstGeom prst="rect">
-                      <a:avLst/>
-                    </a:prstGeom>
-                  </pic:spPr>
-                </pic:pic>
-              </a:graphicData>
-            </a:graphic>
-          </wp:inline>
-        </w:drawing>
-      </w:r>
-    </w:p>
-    <w:p>
-      <w:pPr>
-        <w:keepNext/>
-        <w:spacing w:line="360" w:lineRule="auto"/>
-        <w:ind w:left="720"/>
-        <w:rPr>
-          <w:b/>
-          <w:color w:val="000000"/>
-          <w:sz w:val="28"/>
-        </w:rPr>
-      </w:pPr>
-      <w:r>
-        <w:rPr>
-          <w:b/>
-          <w:color w:val="000000"/>
-          <w:sz w:val="28"/>
-        </w:rPr>
-        <w:t>Requirement Traceability Table</w:t>
+        <w:t>5.5 Requirement Traceability Table</w:t>
       </w:r>
     </w:p>
     <w:p>
@@ -8380,7 +7865,7 @@
         </w:tc>
         <w:tc>
           <w:tcPr>
-            <w:tcW w:w="1667" w:type="pct"/>
+            <w:tcW w:w="1666" w:type="pct"/>
           </w:tcPr>
           <w:p>
             <w:pPr>
@@ -8444,13 +7929,13 @@
                 <w:color w:val="000000"/>
                 <w:sz w:val="20"/>
               </w:rPr>
-              <w:t>Section 11 (benchmark city)</w:t>
-            </w:r>
-          </w:p>
-        </w:tc>
-        <w:tc>
-          <w:tcPr>
-            <w:tcW w:w="1667" w:type="pct"/>
+              <w:t>Section 5.2 (benchmark city)</w:t>
+            </w:r>
+          </w:p>
+        </w:tc>
+        <w:tc>
+          <w:tcPr>
+            <w:tcW w:w="1666" w:type="pct"/>
           </w:tcPr>
           <w:p>
             <w:pPr>
@@ -8512,13 +7997,13 @@
                 <w:color w:val="000000"/>
                 <w:sz w:val="20"/>
               </w:rPr>
-              <w:t>Section 3</w:t>
-            </w:r>
-          </w:p>
-        </w:tc>
-        <w:tc>
-          <w:tcPr>
-            <w:tcW w:w="1667" w:type="pct"/>
+              <w:t>Section 3.1</w:t>
+            </w:r>
+          </w:p>
+        </w:tc>
+        <w:tc>
+          <w:tcPr>
+            <w:tcW w:w="1666" w:type="pct"/>
           </w:tcPr>
           <w:p>
             <w:pPr>
@@ -8580,13 +8065,13 @@
                 <w:color w:val="000000"/>
                 <w:sz w:val="20"/>
               </w:rPr>
-              <w:t>Section 3</w:t>
-            </w:r>
-          </w:p>
-        </w:tc>
-        <w:tc>
-          <w:tcPr>
-            <w:tcW w:w="1667" w:type="pct"/>
+              <w:t>Section 3.1</w:t>
+            </w:r>
+          </w:p>
+        </w:tc>
+        <w:tc>
+          <w:tcPr>
+            <w:tcW w:w="1666" w:type="pct"/>
           </w:tcPr>
           <w:p>
             <w:pPr>
@@ -8648,13 +8133,13 @@
                 <w:color w:val="000000"/>
                 <w:sz w:val="20"/>
               </w:rPr>
-              <w:t>Sections 6 and 11</w:t>
-            </w:r>
-          </w:p>
-        </w:tc>
-        <w:tc>
-          <w:tcPr>
-            <w:tcW w:w="1667" w:type="pct"/>
+              <w:t>Sections 3.4 and 5.2</w:t>
+            </w:r>
+          </w:p>
+        </w:tc>
+        <w:tc>
+          <w:tcPr>
+            <w:tcW w:w="1666" w:type="pct"/>
           </w:tcPr>
           <w:p>
             <w:pPr>
@@ -8716,13 +8201,13 @@
                 <w:color w:val="000000"/>
                 <w:sz w:val="20"/>
               </w:rPr>
-              <w:t>Section 7</w:t>
-            </w:r>
-          </w:p>
-        </w:tc>
-        <w:tc>
-          <w:tcPr>
-            <w:tcW w:w="1667" w:type="pct"/>
+              <w:t>Section 3.5</w:t>
+            </w:r>
+          </w:p>
+        </w:tc>
+        <w:tc>
+          <w:tcPr>
+            <w:tcW w:w="1666" w:type="pct"/>
           </w:tcPr>
           <w:p>
             <w:pPr>
@@ -8763,7 +8248,6 @@
                 <w:color w:val="000000"/>
                 <w:sz w:val="20"/>
               </w:rPr>
-              <w:lastRenderedPageBreak/>
               <w:t>Moderate memory via adjacency list</w:t>
             </w:r>
           </w:p>
@@ -8785,13 +8269,13 @@
                 <w:color w:val="000000"/>
                 <w:sz w:val="20"/>
               </w:rPr>
-              <w:t>Sections 1 and 10</w:t>
-            </w:r>
-          </w:p>
-        </w:tc>
-        <w:tc>
-          <w:tcPr>
-            <w:tcW w:w="1667" w:type="pct"/>
+              <w:t>Sections 2.1 and 2.3</w:t>
+            </w:r>
+          </w:p>
+        </w:tc>
+        <w:tc>
+          <w:tcPr>
+            <w:tcW w:w="1666" w:type="pct"/>
           </w:tcPr>
           <w:p>
             <w:pPr>
@@ -8853,13 +8337,13 @@
                 <w:color w:val="000000"/>
                 <w:sz w:val="20"/>
               </w:rPr>
-              <w:t>Section 5</w:t>
-            </w:r>
-          </w:p>
-        </w:tc>
-        <w:tc>
-          <w:tcPr>
-            <w:tcW w:w="1667" w:type="pct"/>
+              <w:t>Section 3.3</w:t>
+            </w:r>
+          </w:p>
+        </w:tc>
+        <w:tc>
+          <w:tcPr>
+            <w:tcW w:w="1666" w:type="pct"/>
           </w:tcPr>
           <w:p>
             <w:pPr>
@@ -8921,13 +8405,13 @@
                 <w:color w:val="000000"/>
                 <w:sz w:val="20"/>
               </w:rPr>
-              <w:t>Section 6</w:t>
-            </w:r>
-          </w:p>
-        </w:tc>
-        <w:tc>
-          <w:tcPr>
-            <w:tcW w:w="1667" w:type="pct"/>
+              <w:t>Section 3.4</w:t>
+            </w:r>
+          </w:p>
+        </w:tc>
+        <w:tc>
+          <w:tcPr>
+            <w:tcW w:w="1666" w:type="pct"/>
           </w:tcPr>
           <w:p>
             <w:pPr>
@@ -8989,13 +8473,13 @@
                 <w:color w:val="000000"/>
                 <w:sz w:val="20"/>
               </w:rPr>
-              <w:t>Sections 6 and 8</w:t>
-            </w:r>
-          </w:p>
-        </w:tc>
-        <w:tc>
-          <w:tcPr>
-            <w:tcW w:w="1667" w:type="pct"/>
+              <w:t>Sections 3.4 and 3.6</w:t>
+            </w:r>
+          </w:p>
+        </w:tc>
+        <w:tc>
+          <w:tcPr>
+            <w:tcW w:w="1666" w:type="pct"/>
           </w:tcPr>
           <w:p>
             <w:pPr>
@@ -9057,13 +8541,13 @@
                 <w:color w:val="000000"/>
                 <w:sz w:val="20"/>
               </w:rPr>
-              <w:t>Section 2; src/ modules</w:t>
-            </w:r>
-          </w:p>
-        </w:tc>
-        <w:tc>
-          <w:tcPr>
-            <w:tcW w:w="1667" w:type="pct"/>
+              <w:t>Section 2.2; src/ modules</w:t>
+            </w:r>
+          </w:p>
+        </w:tc>
+        <w:tc>
+          <w:tcPr>
+            <w:tcW w:w="1666" w:type="pct"/>
           </w:tcPr>
           <w:p>
             <w:pPr>
@@ -9125,13 +8609,13 @@
                 <w:color w:val="000000"/>
                 <w:sz w:val="20"/>
               </w:rPr>
-              <w:t>Section 9</w:t>
-            </w:r>
-          </w:p>
-        </w:tc>
-        <w:tc>
-          <w:tcPr>
-            <w:tcW w:w="1667" w:type="pct"/>
+              <w:t>Section 6.1</w:t>
+            </w:r>
+          </w:p>
+        </w:tc>
+        <w:tc>
+          <w:tcPr>
+            <w:tcW w:w="1666" w:type="pct"/>
           </w:tcPr>
           <w:p>
             <w:pPr>
@@ -9193,13 +8677,13 @@
                 <w:color w:val="000000"/>
                 <w:sz w:val="20"/>
               </w:rPr>
-              <w:t>Section 11</w:t>
-            </w:r>
-          </w:p>
-        </w:tc>
-        <w:tc>
-          <w:tcPr>
-            <w:tcW w:w="1667" w:type="pct"/>
+              <w:t>Section 5.2</w:t>
+            </w:r>
+          </w:p>
+        </w:tc>
+        <w:tc>
+          <w:tcPr>
+            <w:tcW w:w="1666" w:type="pct"/>
           </w:tcPr>
           <w:p>
             <w:pPr>
@@ -9261,13 +8745,13 @@
                 <w:color w:val="000000"/>
                 <w:sz w:val="20"/>
               </w:rPr>
-              <w:t>Section 12</w:t>
-            </w:r>
-          </w:p>
-        </w:tc>
-        <w:tc>
-          <w:tcPr>
-            <w:tcW w:w="1667" w:type="pct"/>
+              <w:t>Section 5.3</w:t>
+            </w:r>
+          </w:p>
+        </w:tc>
+        <w:tc>
+          <w:tcPr>
+            <w:tcW w:w="1666" w:type="pct"/>
           </w:tcPr>
           <w:p>
             <w:pPr>
@@ -9288,6 +8772,802 @@
         </w:tc>
       </w:tr>
     </w:tbl>
+    <w:p>
+      <w:pPr>
+        <w:keepNext/>
+        <w:spacing w:after="100" w:line="360" w:lineRule="auto"/>
+        <w:rPr>
+          <w:b/>
+          <w:color w:val="000000"/>
+          <w:sz w:val="28"/>
+        </w:rPr>
+      </w:pPr>
+      <w:r>
+        <w:rPr>
+          <w:b/>
+          <w:color w:val="000000"/>
+          <w:sz w:val="28"/>
+        </w:rPr>
+        <w:t>6. Analysis and Engineering Decision</w:t>
+      </w:r>
+    </w:p>
+    <w:p>
+      <w:pPr>
+        <w:keepNext/>
+        <w:spacing w:after="100" w:line="360" w:lineRule="auto"/>
+      </w:pPr>
+      <w:r>
+        <w:rPr>
+          <w:b/>
+          <w:color w:val="000000"/>
+          <w:sz w:val="28"/>
+        </w:rPr>
+        <w:t>6.1 Dijkstra versus Floyd-Warshall</w:t>
+      </w:r>
+    </w:p>
+    <w:tbl>
+      <w:tblPr>
+        <w:tblW w:w="5000" w:type="pct"/>
+        <w:tblBorders>
+          <w:top w:val="single" w:sz="6" w:space="0" w:color="000000"/>
+          <w:left w:val="single" w:sz="6" w:space="0" w:color="000000"/>
+          <w:bottom w:val="single" w:sz="6" w:space="0" w:color="000000"/>
+          <w:right w:val="single" w:sz="6" w:space="0" w:color="000000"/>
+          <w:insideH w:val="single" w:sz="6" w:space="0" w:color="000000"/>
+          <w:insideV w:val="single" w:sz="6" w:space="0" w:color="000000"/>
+        </w:tblBorders>
+        <w:tblLook w:val="04A0" w:firstRow="1" w:lastRow="0" w:firstColumn="1" w:lastColumn="0" w:noHBand="0" w:noVBand="1"/>
+      </w:tblPr>
+      <w:tblGrid>
+        <w:gridCol w:w="3527"/>
+        <w:gridCol w:w="3949"/>
+        <w:gridCol w:w="3524"/>
+      </w:tblGrid>
+      <w:tr>
+        <w:trPr>
+          <w:cantSplit/>
+        </w:trPr>
+        <w:tc>
+          <w:tcPr>
+            <w:tcW w:w="1603" w:type="pct"/>
+            <w:tcMar>
+              <w:top w:w="90" w:type="dxa"/>
+              <w:left w:w="100" w:type="dxa"/>
+              <w:bottom w:w="90" w:type="dxa"/>
+              <w:right w:w="100" w:type="dxa"/>
+            </w:tcMar>
+          </w:tcPr>
+          <w:p>
+            <w:pPr>
+              <w:jc w:val="center"/>
+            </w:pPr>
+            <w:r>
+              <w:rPr>
+                <w:b/>
+                <w:color w:val="000000"/>
+                <w:sz w:val="19"/>
+              </w:rPr>
+              <w:t>Aspect</w:t>
+            </w:r>
+          </w:p>
+        </w:tc>
+        <w:tc>
+          <w:tcPr>
+            <w:tcW w:w="1795" w:type="pct"/>
+            <w:tcMar>
+              <w:top w:w="90" w:type="dxa"/>
+              <w:left w:w="100" w:type="dxa"/>
+              <w:bottom w:w="90" w:type="dxa"/>
+              <w:right w:w="100" w:type="dxa"/>
+            </w:tcMar>
+          </w:tcPr>
+          <w:p>
+            <w:pPr>
+              <w:jc w:val="center"/>
+            </w:pPr>
+            <w:r>
+              <w:rPr>
+                <w:b/>
+                <w:color w:val="000000"/>
+                <w:sz w:val="19"/>
+              </w:rPr>
+              <w:t>Dijkstra with Binary Heap</w:t>
+            </w:r>
+          </w:p>
+        </w:tc>
+        <w:tc>
+          <w:tcPr>
+            <w:tcW w:w="1603" w:type="pct"/>
+            <w:tcMar>
+              <w:top w:w="90" w:type="dxa"/>
+              <w:left w:w="100" w:type="dxa"/>
+              <w:bottom w:w="90" w:type="dxa"/>
+              <w:right w:w="100" w:type="dxa"/>
+            </w:tcMar>
+          </w:tcPr>
+          <w:p>
+            <w:pPr>
+              <w:jc w:val="center"/>
+            </w:pPr>
+            <w:r>
+              <w:rPr>
+                <w:b/>
+                <w:color w:val="000000"/>
+                <w:sz w:val="19"/>
+              </w:rPr>
+              <w:t>Floyd-Warshall</w:t>
+            </w:r>
+          </w:p>
+        </w:tc>
+      </w:tr>
+      <w:tr>
+        <w:trPr>
+          <w:cantSplit/>
+        </w:trPr>
+        <w:tc>
+          <w:tcPr>
+            <w:tcW w:w="1603" w:type="pct"/>
+            <w:tcMar>
+              <w:top w:w="90" w:type="dxa"/>
+              <w:left w:w="100" w:type="dxa"/>
+              <w:bottom w:w="90" w:type="dxa"/>
+              <w:right w:w="100" w:type="dxa"/>
+            </w:tcMar>
+          </w:tcPr>
+          <w:p>
+            <w:r>
+              <w:rPr>
+                <w:color w:val="000000"/>
+                <w:sz w:val="19"/>
+              </w:rPr>
+              <w:t>Problem solved</w:t>
+            </w:r>
+          </w:p>
+        </w:tc>
+        <w:tc>
+          <w:tcPr>
+            <w:tcW w:w="1795" w:type="pct"/>
+            <w:tcMar>
+              <w:top w:w="90" w:type="dxa"/>
+              <w:left w:w="100" w:type="dxa"/>
+              <w:bottom w:w="90" w:type="dxa"/>
+              <w:right w:w="100" w:type="dxa"/>
+            </w:tcMar>
+          </w:tcPr>
+          <w:p>
+            <w:r>
+              <w:rPr>
+                <w:color w:val="000000"/>
+                <w:sz w:val="19"/>
+              </w:rPr>
+              <w:t>Single-source / single-pair</w:t>
+            </w:r>
+          </w:p>
+        </w:tc>
+        <w:tc>
+          <w:tcPr>
+            <w:tcW w:w="1603" w:type="pct"/>
+            <w:tcMar>
+              <w:top w:w="90" w:type="dxa"/>
+              <w:left w:w="100" w:type="dxa"/>
+              <w:bottom w:w="90" w:type="dxa"/>
+              <w:right w:w="100" w:type="dxa"/>
+            </w:tcMar>
+          </w:tcPr>
+          <w:p>
+            <w:r>
+              <w:rPr>
+                <w:color w:val="000000"/>
+                <w:sz w:val="19"/>
+              </w:rPr>
+              <w:t>All-pairs</w:t>
+            </w:r>
+          </w:p>
+        </w:tc>
+      </w:tr>
+      <w:tr>
+        <w:trPr>
+          <w:cantSplit/>
+        </w:trPr>
+        <w:tc>
+          <w:tcPr>
+            <w:tcW w:w="1603" w:type="pct"/>
+            <w:tcMar>
+              <w:top w:w="90" w:type="dxa"/>
+              <w:left w:w="100" w:type="dxa"/>
+              <w:bottom w:w="90" w:type="dxa"/>
+              <w:right w:w="100" w:type="dxa"/>
+            </w:tcMar>
+          </w:tcPr>
+          <w:p>
+            <w:r>
+              <w:rPr>
+                <w:color w:val="000000"/>
+                <w:sz w:val="19"/>
+              </w:rPr>
+              <w:t>Time</w:t>
+            </w:r>
+          </w:p>
+        </w:tc>
+        <w:tc>
+          <w:tcPr>
+            <w:tcW w:w="1795" w:type="pct"/>
+            <w:tcMar>
+              <w:top w:w="90" w:type="dxa"/>
+              <w:left w:w="100" w:type="dxa"/>
+              <w:bottom w:w="90" w:type="dxa"/>
+              <w:right w:w="100" w:type="dxa"/>
+            </w:tcMar>
+          </w:tcPr>
+          <w:p>
+            <w:r>
+              <w:rPr>
+                <w:color w:val="000000"/>
+                <w:sz w:val="19"/>
+              </w:rPr>
+              <w:t>O((V+E) log V) per query</w:t>
+            </w:r>
+          </w:p>
+        </w:tc>
+        <w:tc>
+          <w:tcPr>
+            <w:tcW w:w="1603" w:type="pct"/>
+            <w:tcMar>
+              <w:top w:w="90" w:type="dxa"/>
+              <w:left w:w="100" w:type="dxa"/>
+              <w:bottom w:w="90" w:type="dxa"/>
+              <w:right w:w="100" w:type="dxa"/>
+            </w:tcMar>
+          </w:tcPr>
+          <w:p>
+            <w:r>
+              <w:rPr>
+                <w:color w:val="000000"/>
+                <w:sz w:val="19"/>
+              </w:rPr>
+              <w:t>O(V^3)</w:t>
+            </w:r>
+          </w:p>
+        </w:tc>
+      </w:tr>
+      <w:tr>
+        <w:trPr>
+          <w:cantSplit/>
+        </w:trPr>
+        <w:tc>
+          <w:tcPr>
+            <w:tcW w:w="1603" w:type="pct"/>
+            <w:tcMar>
+              <w:top w:w="90" w:type="dxa"/>
+              <w:left w:w="100" w:type="dxa"/>
+              <w:bottom w:w="90" w:type="dxa"/>
+              <w:right w:w="100" w:type="dxa"/>
+            </w:tcMar>
+          </w:tcPr>
+          <w:p>
+            <w:r>
+              <w:rPr>
+                <w:color w:val="000000"/>
+                <w:sz w:val="19"/>
+              </w:rPr>
+              <w:t>Space</w:t>
+            </w:r>
+          </w:p>
+        </w:tc>
+        <w:tc>
+          <w:tcPr>
+            <w:tcW w:w="1795" w:type="pct"/>
+            <w:tcMar>
+              <w:top w:w="90" w:type="dxa"/>
+              <w:left w:w="100" w:type="dxa"/>
+              <w:bottom w:w="90" w:type="dxa"/>
+              <w:right w:w="100" w:type="dxa"/>
+            </w:tcMar>
+          </w:tcPr>
+          <w:p>
+            <w:r>
+              <w:rPr>
+                <w:color w:val="000000"/>
+                <w:sz w:val="19"/>
+              </w:rPr>
+              <w:t>O(V+E) graph + O(V) working</w:t>
+            </w:r>
+          </w:p>
+        </w:tc>
+        <w:tc>
+          <w:tcPr>
+            <w:tcW w:w="1603" w:type="pct"/>
+            <w:tcMar>
+              <w:top w:w="90" w:type="dxa"/>
+              <w:left w:w="100" w:type="dxa"/>
+              <w:bottom w:w="90" w:type="dxa"/>
+              <w:right w:w="100" w:type="dxa"/>
+            </w:tcMar>
+          </w:tcPr>
+          <w:p>
+            <w:r>
+              <w:rPr>
+                <w:color w:val="000000"/>
+                <w:sz w:val="19"/>
+              </w:rPr>
+              <w:t>O(V^2) matrix</w:t>
+            </w:r>
+          </w:p>
+        </w:tc>
+      </w:tr>
+      <w:tr>
+        <w:trPr>
+          <w:cantSplit/>
+        </w:trPr>
+        <w:tc>
+          <w:tcPr>
+            <w:tcW w:w="1603" w:type="pct"/>
+            <w:tcMar>
+              <w:top w:w="90" w:type="dxa"/>
+              <w:left w:w="100" w:type="dxa"/>
+              <w:bottom w:w="90" w:type="dxa"/>
+              <w:right w:w="100" w:type="dxa"/>
+            </w:tcMar>
+          </w:tcPr>
+          <w:p>
+            <w:r>
+              <w:rPr>
+                <w:color w:val="000000"/>
+                <w:sz w:val="19"/>
+              </w:rPr>
+              <w:t>Sparse graph</w:t>
+            </w:r>
+          </w:p>
+        </w:tc>
+        <w:tc>
+          <w:tcPr>
+            <w:tcW w:w="1795" w:type="pct"/>
+            <w:tcMar>
+              <w:top w:w="90" w:type="dxa"/>
+              <w:left w:w="100" w:type="dxa"/>
+              <w:bottom w:w="90" w:type="dxa"/>
+              <w:right w:w="100" w:type="dxa"/>
+            </w:tcMar>
+          </w:tcPr>
+          <w:p>
+            <w:r>
+              <w:rPr>
+                <w:color w:val="000000"/>
+                <w:sz w:val="19"/>
+              </w:rPr>
+              <w:t>Uses only existing edges</w:t>
+            </w:r>
+          </w:p>
+        </w:tc>
+        <w:tc>
+          <w:tcPr>
+            <w:tcW w:w="1603" w:type="pct"/>
+            <w:tcMar>
+              <w:top w:w="90" w:type="dxa"/>
+              <w:left w:w="100" w:type="dxa"/>
+              <w:bottom w:w="90" w:type="dxa"/>
+              <w:right w:w="100" w:type="dxa"/>
+            </w:tcMar>
+          </w:tcPr>
+          <w:p>
+            <w:r>
+              <w:rPr>
+                <w:color w:val="000000"/>
+                <w:sz w:val="19"/>
+              </w:rPr>
+              <w:t>Ignores sparsity</w:t>
+            </w:r>
+          </w:p>
+        </w:tc>
+      </w:tr>
+      <w:tr>
+        <w:trPr>
+          <w:cantSplit/>
+        </w:trPr>
+        <w:tc>
+          <w:tcPr>
+            <w:tcW w:w="1603" w:type="pct"/>
+            <w:tcMar>
+              <w:top w:w="90" w:type="dxa"/>
+              <w:left w:w="100" w:type="dxa"/>
+              <w:bottom w:w="90" w:type="dxa"/>
+              <w:right w:w="100" w:type="dxa"/>
+            </w:tcMar>
+          </w:tcPr>
+          <w:p>
+            <w:r>
+              <w:rPr>
+                <w:color w:val="000000"/>
+                <w:sz w:val="19"/>
+              </w:rPr>
+              <w:t>Road update</w:t>
+            </w:r>
+          </w:p>
+        </w:tc>
+        <w:tc>
+          <w:tcPr>
+            <w:tcW w:w="1795" w:type="pct"/>
+            <w:tcMar>
+              <w:top w:w="90" w:type="dxa"/>
+              <w:left w:w="100" w:type="dxa"/>
+              <w:bottom w:w="90" w:type="dxa"/>
+              <w:right w:w="100" w:type="dxa"/>
+            </w:tcMar>
+          </w:tcPr>
+          <w:p>
+            <w:r>
+              <w:rPr>
+                <w:color w:val="000000"/>
+                <w:sz w:val="19"/>
+              </w:rPr>
+              <w:t>Next query reads the new graph</w:t>
+            </w:r>
+          </w:p>
+        </w:tc>
+        <w:tc>
+          <w:tcPr>
+            <w:tcW w:w="1603" w:type="pct"/>
+            <w:tcMar>
+              <w:top w:w="90" w:type="dxa"/>
+              <w:left w:w="100" w:type="dxa"/>
+              <w:bottom w:w="90" w:type="dxa"/>
+              <w:right w:w="100" w:type="dxa"/>
+            </w:tcMar>
+          </w:tcPr>
+          <w:p>
+            <w:r>
+              <w:rPr>
+                <w:color w:val="000000"/>
+                <w:sz w:val="19"/>
+              </w:rPr>
+              <w:t>Matrix becomes stale</w:t>
+            </w:r>
+          </w:p>
+        </w:tc>
+      </w:tr>
+      <w:tr>
+        <w:trPr>
+          <w:cantSplit/>
+        </w:trPr>
+        <w:tc>
+          <w:tcPr>
+            <w:tcW w:w="1603" w:type="pct"/>
+            <w:tcMar>
+              <w:top w:w="90" w:type="dxa"/>
+              <w:left w:w="100" w:type="dxa"/>
+              <w:bottom w:w="90" w:type="dxa"/>
+              <w:right w:w="100" w:type="dxa"/>
+            </w:tcMar>
+          </w:tcPr>
+          <w:p>
+            <w:r>
+              <w:rPr>
+                <w:color w:val="000000"/>
+                <w:sz w:val="19"/>
+              </w:rPr>
+              <w:t>Repeated query</w:t>
+            </w:r>
+          </w:p>
+        </w:tc>
+        <w:tc>
+          <w:tcPr>
+            <w:tcW w:w="1795" w:type="pct"/>
+            <w:tcMar>
+              <w:top w:w="90" w:type="dxa"/>
+              <w:left w:w="100" w:type="dxa"/>
+              <w:bottom w:w="90" w:type="dxa"/>
+              <w:right w:w="100" w:type="dxa"/>
+            </w:tcMar>
+          </w:tcPr>
+          <w:p>
+            <w:r>
+              <w:rPr>
+                <w:color w:val="000000"/>
+                <w:sz w:val="19"/>
+              </w:rPr>
+              <w:t>Average O(1) cache hit</w:t>
+            </w:r>
+          </w:p>
+        </w:tc>
+        <w:tc>
+          <w:tcPr>
+            <w:tcW w:w="1603" w:type="pct"/>
+            <w:tcMar>
+              <w:top w:w="90" w:type="dxa"/>
+              <w:left w:w="100" w:type="dxa"/>
+              <w:bottom w:w="90" w:type="dxa"/>
+              <w:right w:w="100" w:type="dxa"/>
+            </w:tcMar>
+          </w:tcPr>
+          <w:p>
+            <w:r>
+              <w:rPr>
+                <w:color w:val="000000"/>
+                <w:sz w:val="19"/>
+              </w:rPr>
+              <w:t>O(1) only after costly preprocessing</w:t>
+            </w:r>
+          </w:p>
+        </w:tc>
+      </w:tr>
+      <w:tr>
+        <w:trPr>
+          <w:cantSplit/>
+        </w:trPr>
+        <w:tc>
+          <w:tcPr>
+            <w:tcW w:w="1603" w:type="pct"/>
+            <w:tcMar>
+              <w:top w:w="90" w:type="dxa"/>
+              <w:left w:w="100" w:type="dxa"/>
+              <w:bottom w:w="90" w:type="dxa"/>
+              <w:right w:w="100" w:type="dxa"/>
+            </w:tcMar>
+          </w:tcPr>
+          <w:p>
+            <w:r>
+              <w:rPr>
+                <w:color w:val="000000"/>
+                <w:sz w:val="19"/>
+              </w:rPr>
+              <w:t>Decision</w:t>
+            </w:r>
+          </w:p>
+        </w:tc>
+        <w:tc>
+          <w:tcPr>
+            <w:tcW w:w="1795" w:type="pct"/>
+            <w:tcMar>
+              <w:top w:w="90" w:type="dxa"/>
+              <w:left w:w="100" w:type="dxa"/>
+              <w:bottom w:w="90" w:type="dxa"/>
+              <w:right w:w="100" w:type="dxa"/>
+            </w:tcMar>
+          </w:tcPr>
+          <w:p>
+            <w:r>
+              <w:rPr>
+                <w:color w:val="000000"/>
+                <w:sz w:val="19"/>
+              </w:rPr>
+              <w:t>Selected</w:t>
+            </w:r>
+          </w:p>
+        </w:tc>
+        <w:tc>
+          <w:tcPr>
+            <w:tcW w:w="1603" w:type="pct"/>
+            <w:tcMar>
+              <w:top w:w="90" w:type="dxa"/>
+              <w:left w:w="100" w:type="dxa"/>
+              <w:bottom w:w="90" w:type="dxa"/>
+              <w:right w:w="100" w:type="dxa"/>
+            </w:tcMar>
+          </w:tcPr>
+          <w:p>
+            <w:r>
+              <w:rPr>
+                <w:color w:val="000000"/>
+                <w:sz w:val="19"/>
+              </w:rPr>
+              <w:t>Unsuitable at full scale</w:t>
+            </w:r>
+          </w:p>
+        </w:tc>
+      </w:tr>
+    </w:tbl>
+    <w:p>
+      <w:pPr>
+        <w:spacing w:after="40" w:line="360" w:lineRule="auto"/>
+        <w:rPr>
+          <w:sz w:val="24"/>
+        </w:rPr>
+      </w:pPr>
+    </w:p>
+    <w:p>
+      <w:pPr>
+        <w:spacing w:after="120" w:line="360" w:lineRule="auto"/>
+        <w:ind w:firstLine="360"/>
+        <w:rPr>
+          <w:sz w:val="24"/>
+        </w:rPr>
+      </w:pPr>
+      <w:r>
+        <w:rPr>
+          <w:color w:val="000000"/>
+          <w:sz w:val="24"/>
+        </w:rPr>
+        <w:t>At V = 8,200, Floyd-Warshall requires approximately 5.5 x 10^11 updates and about 67.2 million distance cells. Its O(V^3) computation would also need to be repeated after important road changes. Dijkstra is therefore the appropriate choice for this sparse, dynamic network.</w:t>
+      </w:r>
+    </w:p>
+    <w:p>
+      <w:pPr>
+        <w:keepNext/>
+        <w:spacing w:after="100" w:line="360" w:lineRule="auto"/>
+        <w:rPr>
+          <w:b/>
+          <w:color w:val="000000"/>
+          <w:sz w:val="28"/>
+        </w:rPr>
+      </w:pPr>
+      <w:r>
+        <w:rPr>
+          <w:b/>
+          <w:color w:val="000000"/>
+          <w:sz w:val="28"/>
+        </w:rPr>
+        <w:t>6.2 Selected Design and Trade-offs</w:t>
+      </w:r>
+    </w:p>
+    <w:p>
+      <w:pPr>
+        <w:spacing w:after="100" w:line="360" w:lineRule="auto"/>
+        <w:rPr>
+          <w:color w:val="000000"/>
+          <w:sz w:val="24"/>
+        </w:rPr>
+      </w:pPr>
+      <w:r>
+        <w:rPr>
+          <w:color w:val="000000"/>
+          <w:sz w:val="24"/>
+        </w:rPr>
+        <w:t>The final design combines the HashMap adjacency list, min-heap Dijkstra, HashSet processed tracker and versioned route cache because this combination satisfies every stated constraint with measured evidence: O(V+E) storage for the sparse network, O((V+E) log V) queries that average 3.91 ms against the 200 ms budget with a 7.000 ms worst case, immediate and correct behaviour under road changes, and O(1) average answers for repeated queries.</w:t>
+      </w:r>
+    </w:p>
+    <w:p>
+      <w:pPr>
+        <w:spacing w:after="100" w:line="360" w:lineRule="auto"/>
+        <w:rPr>
+          <w:color w:val="000000"/>
+          <w:sz w:val="24"/>
+        </w:rPr>
+      </w:pPr>
+      <w:r>
+        <w:rPr>
+          <w:color w:val="000000"/>
+          <w:sz w:val="24"/>
+        </w:rPr>
+        <w:t>The accepted trade-offs are deliberate: global cache invalidation is simple and always correct but not selective; the evaluation uses deterministic synthetic data rather than real map data; the prototype is single-threaded; each road carries one scalar cost instead of separate safety and distance criteria; and clock() timing has roughly 1 ms resolution, so fast operations are timed in batches.</w:t>
+      </w:r>
+    </w:p>
+    <w:p>
+      <w:pPr>
+        <w:keepNext/>
+        <w:spacing w:after="100" w:line="360" w:lineRule="auto"/>
+      </w:pPr>
+      <w:r>
+        <w:rPr>
+          <w:b/>
+          <w:color w:val="000000"/>
+          <w:sz w:val="28"/>
+        </w:rPr>
+        <w:t>7. Broader Considerations</w:t>
+      </w:r>
+    </w:p>
+    <w:p>
+      <w:pPr>
+        <w:pStyle w:val="ListParagraph"/>
+        <w:keepNext/>
+        <w:spacing w:after="60" w:line="360" w:lineRule="auto"/>
+        <w:ind w:left="403" w:hanging="259"/>
+        <w:rPr>
+          <w:rFonts w:ascii="Times New Roman" w:eastAsia="Times New Roman" w:hAnsi="Times New Roman" w:cs="Times New Roman"/>
+          <w:b/>
+          <w:color w:val="000000"/>
+          <w:sz w:val="24"/>
+        </w:rPr>
+      </w:pPr>
+      <w:r>
+        <w:rPr>
+          <w:rFonts w:ascii="Times New Roman" w:eastAsia="Times New Roman" w:hAnsi="Times New Roman" w:cs="Times New Roman"/>
+          <w:b/>
+          <w:color w:val="000000"/>
+          <w:sz w:val="24"/>
+        </w:rPr>
+        <w:t>Sustainability</w:t>
+      </w:r>
+    </w:p>
+    <w:p>
+      <w:pPr>
+        <w:pStyle w:val="ListParagraph"/>
+        <w:spacing w:after="60" w:line="360" w:lineRule="auto"/>
+        <w:ind w:left="403" w:hanging="259"/>
+        <w:rPr>
+          <w:rFonts w:ascii="Times New Roman" w:hAnsi="Times New Roman" w:cs="Times New Roman"/>
+          <w:sz w:val="24"/>
+        </w:rPr>
+      </w:pPr>
+      <w:r>
+        <w:rPr>
+          <w:rFonts w:ascii="Times New Roman" w:eastAsia="Times New Roman" w:hAnsi="Times New Roman" w:cs="Times New Roman"/>
+          <w:color w:val="000000"/>
+          <w:sz w:val="24"/>
+        </w:rPr>
+        <w:t>•</w:t>
+      </w:r>
+      <w:r>
+        <w:rPr>
+          <w:rFonts w:ascii="Times New Roman" w:eastAsia="Times New Roman" w:hAnsi="Times New Roman" w:cs="Times New Roman"/>
+          <w:color w:val="000000"/>
+          <w:sz w:val="24"/>
+        </w:rPr>
+        <w:tab/>
+        <w:t>SDG 9 - Industry, Innovation and Infrastructure: the system is resilient infrastructure software that remains responsive as road conditions change.</w:t>
+      </w:r>
+    </w:p>
+    <w:p>
+      <w:pPr>
+        <w:pStyle w:val="ListParagraph"/>
+        <w:spacing w:after="60" w:line="360" w:lineRule="auto"/>
+        <w:ind w:left="403" w:hanging="259"/>
+        <w:rPr>
+          <w:rFonts w:ascii="Times New Roman" w:hAnsi="Times New Roman" w:cs="Times New Roman"/>
+          <w:sz w:val="24"/>
+        </w:rPr>
+      </w:pPr>
+      <w:r>
+        <w:rPr>
+          <w:rFonts w:ascii="Times New Roman" w:eastAsia="Times New Roman" w:hAnsi="Times New Roman" w:cs="Times New Roman"/>
+          <w:color w:val="000000"/>
+          <w:sz w:val="24"/>
+        </w:rPr>
+        <w:t>•</w:t>
+      </w:r>
+      <w:r>
+        <w:rPr>
+          <w:rFonts w:ascii="Times New Roman" w:eastAsia="Times New Roman" w:hAnsi="Times New Roman" w:cs="Times New Roman"/>
+          <w:color w:val="000000"/>
+          <w:sz w:val="24"/>
+        </w:rPr>
+        <w:tab/>
+      </w:r>
+      <w:r>
+        <w:rPr>
+          <w:rFonts w:ascii="Times New Roman" w:eastAsia="Times New Roman" w:hAnsi="Times New Roman" w:cs="Times New Roman"/>
+          <w:b/>
+          <w:color w:val="000000"/>
+          <w:sz w:val="24"/>
+        </w:rPr>
+        <w:t>SDG 11:</w:t>
+      </w:r>
+      <w:r>
+        <w:rPr>
+          <w:rFonts w:ascii="Times New Roman" w:eastAsia="Times New Roman" w:hAnsi="Times New Roman" w:cs="Times New Roman"/>
+          <w:color w:val="000000"/>
+          <w:sz w:val="24"/>
+        </w:rPr>
+        <w:t xml:space="preserve"> This project connects to safer city planning because it shows how an evacuation system can reroute people when roads are blocked and can identify areas that become unreachable.</w:t>
+      </w:r>
+    </w:p>
+    <w:p>
+      <w:pPr>
+        <w:pStyle w:val="ListParagraph"/>
+        <w:spacing w:after="60" w:line="360" w:lineRule="auto"/>
+        <w:ind w:left="403" w:hanging="259"/>
+        <w:rPr>
+          <w:rFonts w:ascii="Times New Roman" w:hAnsi="Times New Roman" w:cs="Times New Roman"/>
+          <w:sz w:val="24"/>
+        </w:rPr>
+      </w:pPr>
+      <w:r>
+        <w:rPr>
+          <w:rFonts w:ascii="Times New Roman" w:eastAsia="Times New Roman" w:hAnsi="Times New Roman" w:cs="Times New Roman"/>
+          <w:color w:val="000000"/>
+          <w:sz w:val="24"/>
+        </w:rPr>
+        <w:t>•</w:t>
+      </w:r>
+      <w:r>
+        <w:rPr>
+          <w:rFonts w:ascii="Times New Roman" w:eastAsia="Times New Roman" w:hAnsi="Times New Roman" w:cs="Times New Roman"/>
+          <w:color w:val="000000"/>
+          <w:sz w:val="24"/>
+        </w:rPr>
+        <w:tab/>
+        <w:t>SDG 13 - Climate Action: adaptive routing is a practical response to road failures caused by floods, storms, fires and other climate-related emergencies.</w:t>
+      </w:r>
+    </w:p>
     <w:p>
       <w:pPr>
         <w:keepNext/>
@@ -9296,16 +9576,16 @@
         <w:rPr>
           <w:b/>
           <w:color w:val="000000"/>
-          <w:sz w:val="28"/>
+          <w:sz w:val="24"/>
         </w:rPr>
       </w:pPr>
       <w:r>
         <w:rPr>
           <w:b/>
           <w:color w:val="000000"/>
-          <w:sz w:val="28"/>
-        </w:rPr>
-        <w:t>Conclusion</w:t>
+          <w:sz w:val="24"/>
+        </w:rPr>
+        <w:t>Society</w:t>
       </w:r>
     </w:p>
     <w:p>
@@ -9322,41 +9602,7 @@
           <w:color w:val="000000"/>
           <w:sz w:val="24"/>
         </w:rPr>
-        <w:t>The proposed solution models the city as a HashMap-based adjacency list and answers evacuation queries with a binary min-heap Dijkstra, a HashSet of finalized intersections and a version-stamped route cache, implemented as modular C.</w:t>
-      </w:r>
-    </w:p>
-    <w:p>
-      <w:pPr>
-        <w:spacing w:line="360" w:lineRule="auto"/>
-        <w:ind w:left="720"/>
-        <w:rPr>
-          <w:color w:val="000000"/>
-          <w:sz w:val="24"/>
-        </w:rPr>
-      </w:pPr>
-      <w:r>
-        <w:rPr>
-          <w:color w:val="000000"/>
-          <w:sz w:val="24"/>
-        </w:rPr>
-        <w:t>The major findings are that all 16 functional tests pass, an uncached query on the 8,200-intersection / 21,000-road city averages about 3.91 ms with a worst case of 7.000 ms, a cached hit averages about 0.00003 ms, and blocking 6,300 roads still leaves 8,026 of 8,200 intersections reachable while 174 become isolated and route costs rise by +3 to +175.</w:t>
-      </w:r>
-    </w:p>
-    <w:p>
-      <w:pPr>
-        <w:spacing w:line="360" w:lineRule="auto"/>
-        <w:ind w:left="720"/>
-        <w:rPr>
-          <w:color w:val="000000"/>
-          <w:sz w:val="24"/>
-        </w:rPr>
-      </w:pPr>
-      <w:r>
-        <w:rPr>
-          <w:color w:val="000000"/>
-          <w:sz w:val="24"/>
-        </w:rPr>
-        <w:t>Every stated requirement is achieved, as summarised in the traceability table above. The main limitations are the single scalar road cost, global cache invalidation, a single-threaded design, roughly 1 ms clock resolution and evaluation on synthetic data only. Possible improvements include an A* or bidirectional search, finer-grained cache invalidation, multi-criteria routing and importing real road-map data.</w:t>
+        <w:t>Safer evacuation planning benefits residents directly: the system keeps finding workable routes as conditions change and identifies neighbourhoods that become unreachable so that responders can act on them.</w:t>
       </w:r>
     </w:p>
     <w:p>
@@ -9367,16 +9613,16 @@
         <w:rPr>
           <w:b/>
           <w:color w:val="000000"/>
-          <w:sz w:val="28"/>
+          <w:sz w:val="24"/>
         </w:rPr>
       </w:pPr>
       <w:r>
         <w:rPr>
           <w:b/>
           <w:color w:val="000000"/>
-          <w:sz w:val="28"/>
-        </w:rPr>
-        <w:t>References / Sources and Tools</w:t>
+          <w:sz w:val="24"/>
+        </w:rPr>
+        <w:t>Safety</w:t>
       </w:r>
     </w:p>
     <w:p>
@@ -9393,24 +9639,27 @@
           <w:color w:val="000000"/>
           <w:sz w:val="24"/>
         </w:rPr>
-        <w:t>1. CSA0312 assignment problem statement and assessment rubric (course handout).</w:t>
-      </w:r>
-    </w:p>
-    <w:p>
-      <w:pPr>
+        <w:t>Blocked roads are excluded from routing immediately, and an unreachable destination is reported explicitly instead of returning invalid guidance.</w:t>
+      </w:r>
+    </w:p>
+    <w:p>
+      <w:pPr>
+        <w:keepNext/>
         <w:spacing w:line="360" w:lineRule="auto"/>
         <w:ind w:left="720"/>
         <w:rPr>
-          <w:color w:val="000000"/>
-          <w:sz w:val="24"/>
-        </w:rPr>
-      </w:pPr>
-      <w:r>
-        <w:rPr>
-          <w:color w:val="000000"/>
-          <w:sz w:val="24"/>
-        </w:rPr>
-        <w:t>2. C standard library concepts used for structures, pointers, arrays and dynamic memory management.</w:t>
+          <w:b/>
+          <w:color w:val="000000"/>
+          <w:sz w:val="24"/>
+        </w:rPr>
+      </w:pPr>
+      <w:r>
+        <w:rPr>
+          <w:b/>
+          <w:color w:val="000000"/>
+          <w:sz w:val="24"/>
+        </w:rPr>
+        <w:t>Professional responsibility</w:t>
       </w:r>
     </w:p>
     <w:p>
@@ -9427,14 +9676,252 @@
           <w:color w:val="000000"/>
           <w:sz w:val="24"/>
         </w:rPr>
-        <w:t>3. GCC compiler and the Windows Command Prompt as the build and execution environment.</w:t>
-      </w:r>
-    </w:p>
-    <w:p>
-      <w:pPr>
+        <w:t>The limitations of this prototype are stated openly, and the synthetic-data evaluation is presented as such rather than as real-world validation.</w:t>
+      </w:r>
+    </w:p>
+    <w:p>
+      <w:pPr>
+        <w:keepNext/>
         <w:spacing w:line="360" w:lineRule="auto"/>
         <w:ind w:left="720"/>
         <w:rPr>
+          <w:b/>
+          <w:color w:val="000000"/>
+          <w:sz w:val="28"/>
+        </w:rPr>
+      </w:pPr>
+      <w:r>
+        <w:rPr>
+          <w:b/>
+          <w:color w:val="000000"/>
+          <w:sz w:val="28"/>
+        </w:rPr>
+        <w:t>8. Conclusion</w:t>
+      </w:r>
+    </w:p>
+    <w:p>
+      <w:pPr>
+        <w:spacing w:line="360" w:lineRule="auto"/>
+        <w:ind w:left="720"/>
+        <w:rPr>
+          <w:color w:val="000000"/>
+          <w:sz w:val="24"/>
+        </w:rPr>
+      </w:pPr>
+      <w:r>
+        <w:rPr>
+          <w:color w:val="000000"/>
+          <w:sz w:val="24"/>
+        </w:rPr>
+        <w:t>The proposed solution models the city as a HashMap-based adjacency list and answers evacuation queries with a binary min-heap Dijkstra, a HashSet of finalized intersections and a version-stamped route cache, implemented as modular C.</w:t>
+      </w:r>
+    </w:p>
+    <w:p>
+      <w:pPr>
+        <w:spacing w:line="360" w:lineRule="auto"/>
+        <w:ind w:left="720"/>
+        <w:rPr>
+          <w:color w:val="000000"/>
+          <w:sz w:val="24"/>
+        </w:rPr>
+      </w:pPr>
+      <w:r>
+        <w:rPr>
+          <w:color w:val="000000"/>
+          <w:sz w:val="24"/>
+        </w:rPr>
+        <w:t>The major findings are that all 16 functional tests pass, an uncached query on the 8,200-intersection / 21,000-road city averages about 3.91 ms with a worst case of 7.000 ms, a cached hit averages about 0.00003 ms, and blocking 6,300 roads still leaves 8,026 of 8,200 intersections reachable while 174 become isolated and route costs rise by +3 to +175.</w:t>
+      </w:r>
+    </w:p>
+    <w:p>
+      <w:pPr>
+        <w:spacing w:line="360" w:lineRule="auto"/>
+        <w:ind w:left="720"/>
+        <w:rPr>
+          <w:color w:val="000000"/>
+          <w:sz w:val="24"/>
+        </w:rPr>
+      </w:pPr>
+      <w:r>
+        <w:rPr>
+          <w:color w:val="000000"/>
+          <w:sz w:val="24"/>
+        </w:rPr>
+        <w:t>Every stated requirement is achieved, as summarised in the traceability table above. The main limitations are the single scalar road cost, global cache invalidation, a single-threaded design, roughly 1 ms clock resolution and evaluation on synthetic data only. Possible improvements include an A* or bidirectional search, finer-grained cache invalidation, multi-criteria routing and importing real road-map data.</w:t>
+      </w:r>
+    </w:p>
+    <w:p>
+      <w:pPr>
+        <w:keepNext/>
+        <w:spacing w:after="100" w:line="360" w:lineRule="auto"/>
+      </w:pPr>
+      <w:r>
+        <w:rPr>
+          <w:b/>
+          <w:color w:val="000000"/>
+          <w:sz w:val="28"/>
+        </w:rPr>
+        <w:t>9. Student Reflection</w:t>
+      </w:r>
+    </w:p>
+    <w:p>
+      <w:pPr>
+        <w:spacing w:after="120" w:line="360" w:lineRule="auto"/>
+        <w:ind w:firstLine="360"/>
+        <w:rPr>
+          <w:sz w:val="24"/>
+        </w:rPr>
+      </w:pPr>
+      <w:r>
+        <w:rPr>
+          <w:color w:val="000000"/>
+          <w:sz w:val="24"/>
+        </w:rPr>
+        <w:t>The implementation demonstrates that the supporting ADTs determine whether Dijkstra scales in practice. The adjacency list avoids matrix waste, the binary heap avoids O(V) frontier scans, the HashSet prevents repeated processing, and the version-stamped cache makes invalidation reliable. Keeping blocked roads as inactive records makes blocking and reopening symmetric and prevents data loss.</w:t>
+      </w:r>
+    </w:p>
+    <w:p>
+      <w:pPr>
+        <w:spacing w:after="120" w:line="360" w:lineRule="auto"/>
+        <w:ind w:firstLine="360"/>
+        <w:rPr>
+          <w:sz w:val="24"/>
+        </w:rPr>
+      </w:pPr>
+      <w:r>
+        <w:rPr>
+          <w:color w:val="000000"/>
+          <w:sz w:val="24"/>
+        </w:rPr>
+        <w:t>I analysed the implementation as a dynamic shortest-path system rather than as a static map. The key design decision was selecting a HashMap-based adjacency list because the city is sparse: storing 21,000 logical roads is substantially more suitable than reserving an adjacency matrix for every possible pair of 8,200 intersections. I also traced how every road update changes Graph.version, making an older cached route stale and forcing a fresh Dijkstra computation when needed.</w:t>
+      </w:r>
+    </w:p>
+    <w:p>
+      <w:pPr>
+        <w:spacing w:after="120" w:line="360" w:lineRule="auto"/>
+        <w:ind w:firstLine="360"/>
+        <w:rPr>
+          <w:sz w:val="24"/>
+        </w:rPr>
+      </w:pPr>
+      <w:r>
+        <w:rPr>
+          <w:color w:val="000000"/>
+          <w:sz w:val="24"/>
+        </w:rPr>
+        <w:t>The observed outputs support the design decisions. The test run confirms validation, route reconstruction, cache invalidation and cyclic-graph handling. The benchmark confirms that the binary heap keeps route searches far below the 200 ms requirement. Finally, the 30% road-failure result shows a realistic trade-off: selected evacuation centres remain reachable, while disconnected intersections are explicitly reported instead of producing an incorrect route.</w:t>
+      </w:r>
+    </w:p>
+    <w:p>
+      <w:pPr>
+        <w:spacing w:line="360" w:lineRule="auto"/>
+        <w:ind w:firstLine="360"/>
+        <w:rPr>
+          <w:color w:val="000000"/>
+          <w:sz w:val="24"/>
+        </w:rPr>
+      </w:pPr>
+      <w:r>
+        <w:rPr>
+          <w:color w:val="000000"/>
+          <w:sz w:val="24"/>
+        </w:rPr>
+        <w:t>Beyond what was directly taught in the classroom, I learned that the choice of data structure decides real performance: the sparse adjacency list and the heap's decrease-key operation are what make Dijkstra practical at this scale, the HashSet is what makes cyclic networks safe to traverse, and version stamping is what keeps cached answers honest after the graph changes. I also learned to validate algorithmic claims with functional tests and measured benchmarks instead of relying on theory alone.</w:t>
+      </w:r>
+    </w:p>
+    <w:p>
+      <w:pPr>
+        <w:spacing w:line="360" w:lineRule="auto"/>
+        <w:ind w:firstLine="360"/>
+        <w:rPr>
+          <w:color w:val="000000"/>
+          <w:sz w:val="24"/>
+        </w:rPr>
+      </w:pPr>
+      <w:r>
+        <w:rPr>
+          <w:color w:val="000000"/>
+          <w:sz w:val="24"/>
+        </w:rPr>
+        <w:t>If I were given additional time and resources, I would import real road-map data, make cache invalidation finer-grained, add an A* or bidirectional search, support multi-criteria safety and distance routing, and adopt a higher-resolution timing method, because each of these directly addresses a limitation I observed while building and measuring this system.</w:t>
+      </w:r>
+    </w:p>
+    <w:p>
+      <w:pPr>
+        <w:keepNext/>
+        <w:spacing w:line="360" w:lineRule="auto"/>
+        <w:ind w:left="720"/>
+        <w:rPr>
+          <w:b/>
+          <w:color w:val="000000"/>
+          <w:sz w:val="28"/>
+        </w:rPr>
+      </w:pPr>
+      <w:r>
+        <w:rPr>
+          <w:b/>
+          <w:color w:val="000000"/>
+          <w:sz w:val="28"/>
+        </w:rPr>
+        <w:t>10. References</w:t>
+      </w:r>
+    </w:p>
+    <w:p>
+      <w:pPr>
+        <w:spacing w:line="360" w:lineRule="auto"/>
+        <w:ind w:left="720"/>
+        <w:rPr>
+          <w:color w:val="000000"/>
+          <w:sz w:val="24"/>
+        </w:rPr>
+      </w:pPr>
+      <w:r>
+        <w:rPr>
+          <w:color w:val="000000"/>
+          <w:sz w:val="24"/>
+        </w:rPr>
+        <w:t>1. CSA0312 assignment problem statement and assessment rubric (course handout).</w:t>
+      </w:r>
+    </w:p>
+    <w:p>
+      <w:pPr>
+        <w:spacing w:line="360" w:lineRule="auto"/>
+        <w:ind w:left="720"/>
+        <w:rPr>
+          <w:color w:val="000000"/>
+          <w:sz w:val="24"/>
+        </w:rPr>
+      </w:pPr>
+      <w:r>
+        <w:rPr>
+          <w:color w:val="000000"/>
+          <w:sz w:val="24"/>
+        </w:rPr>
+        <w:t>2. C standard library concepts used for structures, pointers, arrays and dynamic memory management.</w:t>
+      </w:r>
+    </w:p>
+    <w:p>
+      <w:pPr>
+        <w:spacing w:line="360" w:lineRule="auto"/>
+        <w:ind w:left="720"/>
+        <w:rPr>
+          <w:color w:val="000000"/>
+          <w:sz w:val="24"/>
+        </w:rPr>
+      </w:pPr>
+      <w:r>
+        <w:rPr>
+          <w:color w:val="000000"/>
+          <w:sz w:val="24"/>
+        </w:rPr>
+        <w:t>3. GCC compiler and the Windows Command Prompt as the build and execution environment.</w:t>
+      </w:r>
+    </w:p>
+    <w:p>
+      <w:pPr>
+        <w:spacing w:line="360" w:lineRule="auto"/>
+        <w:ind w:left="720"/>
+        <w:rPr>
           <w:color w:val="000000"/>
           <w:sz w:val="24"/>
         </w:rPr>
@@ -9445,6 +9932,23 @@
           <w:sz w:val="24"/>
         </w:rPr>
         <w:t>4. GitHub repository and version control: https://github.com/athisayaprema2007-hue/CSA0312-Intelligent-Evacuation-Routing-System</w:t>
+      </w:r>
+    </w:p>
+    <w:p>
+      <w:pPr>
+        <w:spacing w:line="360" w:lineRule="auto"/>
+        <w:ind w:left="720"/>
+        <w:rPr>
+          <w:color w:val="000000"/>
+          <w:sz w:val="24"/>
+        </w:rPr>
+      </w:pPr>
+      <w:r>
+        <w:rPr>
+          <w:color w:val="000000"/>
+          <w:sz w:val="24"/>
+        </w:rPr>
+        <w:t>5. AI-assisted tools: ChatGPT and Claude were used for drafting, organization, formatting and review support. Technical results, test outputs and benchmark values reported in this assignment were verified through execution of the submitted program.</w:t>
       </w:r>
     </w:p>
     <w:p>
@@ -9484,7 +9988,6 @@
           <w:color w:val="000000"/>
           <w:sz w:val="24"/>
         </w:rPr>
-        <w:lastRenderedPageBreak/>
         <w:t>Assessment</w:t>
       </w:r>
       <w:r>
